--- a/eden-brief/ЖК_EDEN_информационная_справка.docx
+++ b/eden-brief/ЖК_EDEN_информационная_справка.docx
@@ -1656,7 +1656,7 @@
           <w:sz w:val="15"/>
           <w:szCs w:val="15"/>
         </w:rPr>
-        <w:t xml:space="preserve">Проект продаётся закрыто: публичной рекламной кампании нет, прайс-лист застройщик не публикует, объявлений на Циан и Яндекс Недвижимости нет. Единственная опубликованная ценовая цифра — старт продаж «от 1,1 млрд ₽ за резиденцию площадью около 250 кв. м». Всё, что в справке посчитано из неё, помечено словом «расчёт».</w:t>
+        <w:t xml:space="preserve">Сам EDEN продаётся закрыто: публичной рекламной кампании нет, прайс-лист застройщик не публикует, объявлений на площадках нет. Единственная опубликованная ценовая цифра — старт продаж «от 1,1 млрд ₽ за резиденцию площадью около 250 кв. м», и всё, что посчитано из неё, помечено словом «расчёт». Зато по пяти соседним клубным домам данные полные: 70 квартир из выгрузок Циан от 17.08.2026.</w:t>
       </w:r>
     </w:p>
     <w:p>
@@ -1705,7 +1705,7 @@
       <w:r>
         <w:drawing>
           <wp:inline distT="0" distB="0" distL="0" distR="0">
-            <wp:extent cx="6124575" cy="3324225"/>
+            <wp:extent cx="6124575" cy="3724275"/>
             <wp:effectExtent t="0" r="0" b="0" l="0"/>
             <wp:docPr id="1" name="" descr="" title=""/>
             <wp:cNvGraphicFramePr>
@@ -1730,7 +1730,7 @@
                   <pic:spPr bwMode="auto">
                     <a:xfrm>
                       <a:off x="0" y="0"/>
-                      <a:ext cx="6124575" cy="3324225"/>
+                      <a:ext cx="6124575" cy="3724275"/>
                     </a:xfrm>
                     <a:prstGeom prst="rect">
                       <a:avLst/>
@@ -1759,7 +1759,7 @@
           <w:sz w:val="15"/>
           <w:szCs w:val="15"/>
         </w:rPr>
-        <w:t xml:space="preserve">Дом стоит между Большой Никитской и Воздвиженкой, в 200–250 метрах от Александровского сада и станции «Арбатская». До Кремля — около 900 метров. Источники расходятся в оценке пешей доступности метро: от 2 до 6 минут.</w:t>
+        <w:t xml:space="preserve">Все пять конкурентов стоят в пределах восьмисот метров от EDEN — это один и тот же кусок города вокруг «Арбатской» и Воздвиженки. Цена метра в подписях — из выгрузок Циан от 17.08.2026, у EDEN — расчёт по старту продаж. «Stella di Mosca» (Б. Никитская, 9/15) в таблицах участвует, но на карту не нанесена: координаты дома подтвердить не удалось.</w:t>
       </w:r>
     </w:p>
     <w:p>
@@ -2850,7 +2850,2210 @@
           <w:sz w:val="19"/>
           <w:szCs w:val="19"/>
         </w:rPr>
-        <w:t xml:space="preserve">Прайс-листа нет, поэтому отталкиваемся от единственной опубликованной цифры: старт продаж «от 1,1 млрд ₽ за резиденцию площадью около 250 кв. м». Делим одно на другое — получаем 4,4 млн ₽ за метр. Это и есть тот уровень, с которым дальше сравниваем рынок.</w:t>
+        <w:t xml:space="preserve">Прайс-листа у EDEN нет, поэтому отталкиваемся от единственной опубликованной цифры: старт продаж «от 1,1 млрд ₽ за резиденцию площадью около 250 кв. м». Делим одно на другое — получаем 4,4 млн ₽ за метр. А вот по конкурентам данные полные: пять клубных домов в пешей доступности, 70 квартир после схлопывания дублей.</w:t>
+      </w:r>
+    </w:p>
+    <w:tbl>
+      <w:tblPr>
+        <w:tblW w:type="dxa" w:w="10788"/>
+        <w:tblBorders>
+          <w:top w:val="single" w:color="auto" w:sz="4"/>
+          <w:left w:val="single" w:color="auto" w:sz="4"/>
+          <w:bottom w:val="single" w:color="auto" w:sz="4"/>
+          <w:right w:val="single" w:color="auto" w:sz="4"/>
+          <w:insideH w:val="single" w:color="auto" w:sz="4"/>
+          <w:insideV w:val="single" w:color="auto" w:sz="4"/>
+        </w:tblBorders>
+      </w:tblPr>
+      <w:tblGrid>
+        <w:gridCol w:w="1900"/>
+        <w:gridCol w:w="1900"/>
+        <w:gridCol w:w="850"/>
+        <w:gridCol w:w="1100"/>
+        <w:gridCol w:w="1200"/>
+        <w:gridCol w:w="1150"/>
+        <w:gridCol w:w="1500"/>
+        <w:gridCol w:w="1188"/>
+      </w:tblGrid>
+      <w:tr>
+        <w:trPr>
+          <w:tblHeader/>
+        </w:trPr>
+        <w:tc>
+          <w:tcPr>
+            <w:tcW w:type="dxa" w:w="1900"/>
+            <w:tcBorders>
+              <w:top w:val="single" w:color="1F2A44" w:sz="4"/>
+              <w:left w:val="none" w:color="auto" w:sz="0"/>
+              <w:bottom w:val="single" w:color="D9D4CB" w:sz="4"/>
+              <w:right w:val="none" w:color="auto" w:sz="0"/>
+            </w:tcBorders>
+            <w:shd w:fill="1F2A44" w:color="auto" w:val="clear"/>
+            <w:tcMar>
+              <w:top w:type="dxa" w:w="52"/>
+              <w:left w:type="dxa" w:w="100"/>
+              <w:bottom w:type="dxa" w:w="52"/>
+              <w:right w:type="dxa" w:w="100"/>
+            </w:tcMar>
+            <w:vAlign w:val="center"/>
+          </w:tcPr>
+          <w:p>
+            <w:pPr>
+              <w:spacing w:after="0" w:line="240" w:lineRule="auto"/>
+              <w:jc w:val="left"/>
+            </w:pPr>
+            <w:r>
+              <w:rPr>
+                <w:rFonts w:ascii="Arial" w:cs="Arial" w:eastAsia="Arial" w:hAnsi="Arial"/>
+                <w:b/>
+                <w:bCs/>
+                <w:i w:val="false"/>
+                <w:iCs w:val="false"/>
+                <w:color w:val="FFFFFF"/>
+                <w:sz w:val="16"/>
+                <w:szCs w:val="16"/>
+              </w:rPr>
+              <w:t xml:space="preserve">Проект</w:t>
+            </w:r>
+          </w:p>
+        </w:tc>
+        <w:tc>
+          <w:tcPr>
+            <w:tcW w:type="dxa" w:w="1900"/>
+            <w:tcBorders>
+              <w:top w:val="single" w:color="1F2A44" w:sz="4"/>
+              <w:left w:val="none" w:color="auto" w:sz="0"/>
+              <w:bottom w:val="single" w:color="D9D4CB" w:sz="4"/>
+              <w:right w:val="none" w:color="auto" w:sz="0"/>
+            </w:tcBorders>
+            <w:shd w:fill="1F2A44" w:color="auto" w:val="clear"/>
+            <w:tcMar>
+              <w:top w:type="dxa" w:w="52"/>
+              <w:left w:type="dxa" w:w="100"/>
+              <w:bottom w:type="dxa" w:w="52"/>
+              <w:right w:type="dxa" w:w="100"/>
+            </w:tcMar>
+            <w:vAlign w:val="center"/>
+          </w:tcPr>
+          <w:p>
+            <w:pPr>
+              <w:spacing w:after="0" w:line="240" w:lineRule="auto"/>
+              <w:jc w:val="center"/>
+            </w:pPr>
+            <w:r>
+              <w:rPr>
+                <w:rFonts w:ascii="Arial" w:cs="Arial" w:eastAsia="Arial" w:hAnsi="Arial"/>
+                <w:b/>
+                <w:bCs/>
+                <w:i w:val="false"/>
+                <w:iCs w:val="false"/>
+                <w:color w:val="FFFFFF"/>
+                <w:sz w:val="16"/>
+                <w:szCs w:val="16"/>
+              </w:rPr>
+              <w:t xml:space="preserve">Адрес</w:t>
+            </w:r>
+          </w:p>
+        </w:tc>
+        <w:tc>
+          <w:tcPr>
+            <w:tcW w:type="dxa" w:w="850"/>
+            <w:tcBorders>
+              <w:top w:val="single" w:color="1F2A44" w:sz="4"/>
+              <w:left w:val="none" w:color="auto" w:sz="0"/>
+              <w:bottom w:val="single" w:color="D9D4CB" w:sz="4"/>
+              <w:right w:val="none" w:color="auto" w:sz="0"/>
+            </w:tcBorders>
+            <w:shd w:fill="1F2A44" w:color="auto" w:val="clear"/>
+            <w:tcMar>
+              <w:top w:type="dxa" w:w="52"/>
+              <w:left w:type="dxa" w:w="100"/>
+              <w:bottom w:type="dxa" w:w="52"/>
+              <w:right w:type="dxa" w:w="100"/>
+            </w:tcMar>
+            <w:vAlign w:val="center"/>
+          </w:tcPr>
+          <w:p>
+            <w:pPr>
+              <w:spacing w:after="0" w:line="240" w:lineRule="auto"/>
+              <w:jc w:val="center"/>
+            </w:pPr>
+            <w:r>
+              <w:rPr>
+                <w:rFonts w:ascii="Arial" w:cs="Arial" w:eastAsia="Arial" w:hAnsi="Arial"/>
+                <w:b/>
+                <w:bCs/>
+                <w:i w:val="false"/>
+                <w:iCs w:val="false"/>
+                <w:color w:val="FFFFFF"/>
+                <w:sz w:val="16"/>
+                <w:szCs w:val="16"/>
+              </w:rPr>
+              <w:t xml:space="preserve">Квартир</w:t>
+            </w:r>
+          </w:p>
+        </w:tc>
+        <w:tc>
+          <w:tcPr>
+            <w:tcW w:type="dxa" w:w="1100"/>
+            <w:tcBorders>
+              <w:top w:val="single" w:color="1F2A44" w:sz="4"/>
+              <w:left w:val="none" w:color="auto" w:sz="0"/>
+              <w:bottom w:val="single" w:color="D9D4CB" w:sz="4"/>
+              <w:right w:val="none" w:color="auto" w:sz="0"/>
+            </w:tcBorders>
+            <w:shd w:fill="1F2A44" w:color="auto" w:val="clear"/>
+            <w:tcMar>
+              <w:top w:type="dxa" w:w="52"/>
+              <w:left w:type="dxa" w:w="100"/>
+              <w:bottom w:type="dxa" w:w="52"/>
+              <w:right w:type="dxa" w:w="100"/>
+            </w:tcMar>
+            <w:vAlign w:val="center"/>
+          </w:tcPr>
+          <w:p>
+            <w:pPr>
+              <w:spacing w:after="0" w:line="240" w:lineRule="auto"/>
+              <w:jc w:val="center"/>
+            </w:pPr>
+            <w:r>
+              <w:rPr>
+                <w:rFonts w:ascii="Arial" w:cs="Arial" w:eastAsia="Arial" w:hAnsi="Arial"/>
+                <w:b/>
+                <w:bCs/>
+                <w:i w:val="false"/>
+                <w:iCs w:val="false"/>
+                <w:color w:val="FFFFFF"/>
+                <w:sz w:val="16"/>
+                <w:szCs w:val="16"/>
+              </w:rPr>
+              <w:t xml:space="preserve">Площади,
+м²</w:t>
+            </w:r>
+          </w:p>
+        </w:tc>
+        <w:tc>
+          <w:tcPr>
+            <w:tcW w:type="dxa" w:w="1200"/>
+            <w:tcBorders>
+              <w:top w:val="single" w:color="1F2A44" w:sz="4"/>
+              <w:left w:val="none" w:color="auto" w:sz="0"/>
+              <w:bottom w:val="single" w:color="D9D4CB" w:sz="4"/>
+              <w:right w:val="none" w:color="auto" w:sz="0"/>
+            </w:tcBorders>
+            <w:shd w:fill="1F2A44" w:color="auto" w:val="clear"/>
+            <w:tcMar>
+              <w:top w:type="dxa" w:w="52"/>
+              <w:left w:type="dxa" w:w="100"/>
+              <w:bottom w:type="dxa" w:w="52"/>
+              <w:right w:type="dxa" w:w="100"/>
+            </w:tcMar>
+            <w:vAlign w:val="center"/>
+          </w:tcPr>
+          <w:p>
+            <w:pPr>
+              <w:spacing w:after="0" w:line="240" w:lineRule="auto"/>
+              <w:jc w:val="center"/>
+            </w:pPr>
+            <w:r>
+              <w:rPr>
+                <w:rFonts w:ascii="Arial" w:cs="Arial" w:eastAsia="Arial" w:hAnsi="Arial"/>
+                <w:b/>
+                <w:bCs/>
+                <w:i w:val="false"/>
+                <w:iCs w:val="false"/>
+                <w:color w:val="FFFFFF"/>
+                <w:sz w:val="16"/>
+                <w:szCs w:val="16"/>
+              </w:rPr>
+              <w:t xml:space="preserve">Цены,
+млн ₽</w:t>
+            </w:r>
+          </w:p>
+        </w:tc>
+        <w:tc>
+          <w:tcPr>
+            <w:tcW w:type="dxa" w:w="1150"/>
+            <w:tcBorders>
+              <w:top w:val="single" w:color="1F2A44" w:sz="4"/>
+              <w:left w:val="none" w:color="auto" w:sz="0"/>
+              <w:bottom w:val="single" w:color="D9D4CB" w:sz="4"/>
+              <w:right w:val="none" w:color="auto" w:sz="0"/>
+            </w:tcBorders>
+            <w:shd w:fill="1F2A44" w:color="auto" w:val="clear"/>
+            <w:tcMar>
+              <w:top w:type="dxa" w:w="52"/>
+              <w:left w:type="dxa" w:w="100"/>
+              <w:bottom w:type="dxa" w:w="52"/>
+              <w:right w:type="dxa" w:w="100"/>
+            </w:tcMar>
+            <w:vAlign w:val="center"/>
+          </w:tcPr>
+          <w:p>
+            <w:pPr>
+              <w:spacing w:after="0" w:line="240" w:lineRule="auto"/>
+              <w:jc w:val="center"/>
+            </w:pPr>
+            <w:r>
+              <w:rPr>
+                <w:rFonts w:ascii="Arial" w:cs="Arial" w:eastAsia="Arial" w:hAnsi="Arial"/>
+                <w:b/>
+                <w:bCs/>
+                <w:i w:val="false"/>
+                <w:iCs w:val="false"/>
+                <w:color w:val="FFFFFF"/>
+                <w:sz w:val="16"/>
+                <w:szCs w:val="16"/>
+              </w:rPr>
+              <w:t xml:space="preserve">Цена за м²,
+₽</w:t>
+            </w:r>
+          </w:p>
+        </w:tc>
+        <w:tc>
+          <w:tcPr>
+            <w:tcW w:type="dxa" w:w="1500"/>
+            <w:tcBorders>
+              <w:top w:val="single" w:color="1F2A44" w:sz="4"/>
+              <w:left w:val="none" w:color="auto" w:sz="0"/>
+              <w:bottom w:val="single" w:color="D9D4CB" w:sz="4"/>
+              <w:right w:val="none" w:color="auto" w:sz="0"/>
+            </w:tcBorders>
+            <w:shd w:fill="1F2A44" w:color="auto" w:val="clear"/>
+            <w:tcMar>
+              <w:top w:type="dxa" w:w="52"/>
+              <w:left w:type="dxa" w:w="100"/>
+              <w:bottom w:type="dxa" w:w="52"/>
+              <w:right w:type="dxa" w:w="100"/>
+            </w:tcMar>
+            <w:vAlign w:val="center"/>
+          </w:tcPr>
+          <w:p>
+            <w:pPr>
+              <w:spacing w:after="0" w:line="240" w:lineRule="auto"/>
+              <w:jc w:val="center"/>
+            </w:pPr>
+            <w:r>
+              <w:rPr>
+                <w:rFonts w:ascii="Arial" w:cs="Arial" w:eastAsia="Arial" w:hAnsi="Arial"/>
+                <w:b/>
+                <w:bCs/>
+                <w:i w:val="false"/>
+                <w:iCs w:val="false"/>
+                <w:color w:val="FFFFFF"/>
+                <w:sz w:val="16"/>
+                <w:szCs w:val="16"/>
+              </w:rPr>
+              <w:t xml:space="preserve">Отделка</w:t>
+            </w:r>
+          </w:p>
+        </w:tc>
+        <w:tc>
+          <w:tcPr>
+            <w:tcW w:type="dxa" w:w="1188"/>
+            <w:tcBorders>
+              <w:top w:val="single" w:color="1F2A44" w:sz="4"/>
+              <w:left w:val="none" w:color="auto" w:sz="0"/>
+              <w:bottom w:val="single" w:color="D9D4CB" w:sz="4"/>
+              <w:right w:val="none" w:color="auto" w:sz="0"/>
+            </w:tcBorders>
+            <w:shd w:fill="1F2A44" w:color="auto" w:val="clear"/>
+            <w:tcMar>
+              <w:top w:type="dxa" w:w="52"/>
+              <w:left w:type="dxa" w:w="100"/>
+              <w:bottom w:type="dxa" w:w="52"/>
+              <w:right w:type="dxa" w:w="100"/>
+            </w:tcMar>
+            <w:vAlign w:val="center"/>
+          </w:tcPr>
+          <w:p>
+            <w:pPr>
+              <w:spacing w:after="0" w:line="240" w:lineRule="auto"/>
+              <w:jc w:val="center"/>
+            </w:pPr>
+            <w:r>
+              <w:rPr>
+                <w:rFonts w:ascii="Arial" w:cs="Arial" w:eastAsia="Arial" w:hAnsi="Arial"/>
+                <w:b/>
+                <w:bCs/>
+                <w:i w:val="false"/>
+                <w:iCs w:val="false"/>
+                <w:color w:val="FFFFFF"/>
+                <w:sz w:val="16"/>
+                <w:szCs w:val="16"/>
+              </w:rPr>
+              <w:t xml:space="preserve">Метр «под
+ключ», ₽</w:t>
+            </w:r>
+          </w:p>
+        </w:tc>
+      </w:tr>
+      <w:tr>
+        <w:tc>
+          <w:tcPr>
+            <w:tcW w:type="dxa" w:w="1900"/>
+            <w:tcBorders>
+              <w:top w:val="single" w:color="D9D4CB" w:sz="4"/>
+              <w:left w:val="none" w:color="auto" w:sz="0"/>
+              <w:bottom w:val="single" w:color="D9D4CB" w:sz="4"/>
+              <w:right w:val="none" w:color="auto" w:sz="0"/>
+            </w:tcBorders>
+            <w:tcMar>
+              <w:top w:type="dxa" w:w="52"/>
+              <w:left w:type="dxa" w:w="100"/>
+              <w:bottom w:type="dxa" w:w="52"/>
+              <w:right w:type="dxa" w:w="100"/>
+            </w:tcMar>
+            <w:vAlign w:val="center"/>
+          </w:tcPr>
+          <w:p>
+            <w:pPr>
+              <w:spacing w:after="0" w:line="240" w:lineRule="auto"/>
+              <w:jc w:val="left"/>
+            </w:pPr>
+            <w:r>
+              <w:rPr>
+                <w:rFonts w:ascii="Arial" w:cs="Arial" w:eastAsia="Arial" w:hAnsi="Arial"/>
+                <w:b/>
+                <w:bCs/>
+                <w:i w:val="false"/>
+                <w:iCs w:val="false"/>
+                <w:color w:val="2A2E38"/>
+                <w:sz w:val="17"/>
+                <w:szCs w:val="17"/>
+              </w:rPr>
+              <w:t xml:space="preserve">▶ EDEN Private Residence</w:t>
+            </w:r>
+          </w:p>
+        </w:tc>
+        <w:tc>
+          <w:tcPr>
+            <w:tcW w:type="dxa" w:w="1900"/>
+            <w:tcBorders>
+              <w:top w:val="single" w:color="D9D4CB" w:sz="4"/>
+              <w:left w:val="none" w:color="auto" w:sz="0"/>
+              <w:bottom w:val="single" w:color="D9D4CB" w:sz="4"/>
+              <w:right w:val="none" w:color="auto" w:sz="0"/>
+            </w:tcBorders>
+            <w:tcMar>
+              <w:top w:type="dxa" w:w="52"/>
+              <w:left w:type="dxa" w:w="100"/>
+              <w:bottom w:type="dxa" w:w="52"/>
+              <w:right w:type="dxa" w:w="100"/>
+            </w:tcMar>
+            <w:vAlign w:val="center"/>
+          </w:tcPr>
+          <w:p>
+            <w:pPr>
+              <w:spacing w:after="0" w:line="240" w:lineRule="auto"/>
+              <w:jc w:val="left"/>
+            </w:pPr>
+            <w:r>
+              <w:rPr>
+                <w:rFonts w:ascii="Arial" w:cs="Arial" w:eastAsia="Arial" w:hAnsi="Arial"/>
+                <w:b w:val="false"/>
+                <w:bCs w:val="false"/>
+                <w:i w:val="false"/>
+                <w:iCs w:val="false"/>
+                <w:color w:val="2A2E38"/>
+                <w:sz w:val="17"/>
+                <w:szCs w:val="17"/>
+              </w:rPr>
+              <w:t xml:space="preserve">Н. Кисловский пер., 7</w:t>
+            </w:r>
+          </w:p>
+        </w:tc>
+        <w:tc>
+          <w:tcPr>
+            <w:tcW w:type="dxa" w:w="850"/>
+            <w:tcBorders>
+              <w:top w:val="single" w:color="D9D4CB" w:sz="4"/>
+              <w:left w:val="none" w:color="auto" w:sz="0"/>
+              <w:bottom w:val="single" w:color="D9D4CB" w:sz="4"/>
+              <w:right w:val="none" w:color="auto" w:sz="0"/>
+            </w:tcBorders>
+            <w:tcMar>
+              <w:top w:type="dxa" w:w="52"/>
+              <w:left w:type="dxa" w:w="100"/>
+              <w:bottom w:type="dxa" w:w="52"/>
+              <w:right w:type="dxa" w:w="100"/>
+            </w:tcMar>
+            <w:vAlign w:val="center"/>
+          </w:tcPr>
+          <w:p>
+            <w:pPr>
+              <w:spacing w:after="0" w:line="240" w:lineRule="auto"/>
+              <w:jc w:val="center"/>
+            </w:pPr>
+            <w:r>
+              <w:rPr>
+                <w:rFonts w:ascii="Arial" w:cs="Arial" w:eastAsia="Arial" w:hAnsi="Arial"/>
+                <w:b w:val="false"/>
+                <w:bCs w:val="false"/>
+                <w:i w:val="false"/>
+                <w:iCs w:val="false"/>
+                <w:color w:val="2A2E38"/>
+                <w:sz w:val="17"/>
+                <w:szCs w:val="17"/>
+              </w:rPr>
+              <w:t xml:space="preserve">22</w:t>
+            </w:r>
+          </w:p>
+        </w:tc>
+        <w:tc>
+          <w:tcPr>
+            <w:tcW w:type="dxa" w:w="1100"/>
+            <w:tcBorders>
+              <w:top w:val="single" w:color="D9D4CB" w:sz="4"/>
+              <w:left w:val="none" w:color="auto" w:sz="0"/>
+              <w:bottom w:val="single" w:color="D9D4CB" w:sz="4"/>
+              <w:right w:val="none" w:color="auto" w:sz="0"/>
+            </w:tcBorders>
+            <w:tcMar>
+              <w:top w:type="dxa" w:w="52"/>
+              <w:left w:type="dxa" w:w="100"/>
+              <w:bottom w:type="dxa" w:w="52"/>
+              <w:right w:type="dxa" w:w="100"/>
+            </w:tcMar>
+            <w:vAlign w:val="center"/>
+          </w:tcPr>
+          <w:p>
+            <w:pPr>
+              <w:spacing w:after="0" w:line="240" w:lineRule="auto"/>
+              <w:jc w:val="center"/>
+            </w:pPr>
+            <w:r>
+              <w:rPr>
+                <w:rFonts w:ascii="Arial" w:cs="Arial" w:eastAsia="Arial" w:hAnsi="Arial"/>
+                <w:b w:val="false"/>
+                <w:bCs w:val="false"/>
+                <w:i w:val="false"/>
+                <w:iCs w:val="false"/>
+                <w:color w:val="2A2E38"/>
+                <w:sz w:val="17"/>
+                <w:szCs w:val="17"/>
+              </w:rPr>
+              <w:t xml:space="preserve">107,3–410,6</w:t>
+            </w:r>
+          </w:p>
+        </w:tc>
+        <w:tc>
+          <w:tcPr>
+            <w:tcW w:type="dxa" w:w="1200"/>
+            <w:tcBorders>
+              <w:top w:val="single" w:color="D9D4CB" w:sz="4"/>
+              <w:left w:val="none" w:color="auto" w:sz="0"/>
+              <w:bottom w:val="single" w:color="D9D4CB" w:sz="4"/>
+              <w:right w:val="none" w:color="auto" w:sz="0"/>
+            </w:tcBorders>
+            <w:tcMar>
+              <w:top w:type="dxa" w:w="52"/>
+              <w:left w:type="dxa" w:w="100"/>
+              <w:bottom w:type="dxa" w:w="52"/>
+              <w:right w:type="dxa" w:w="100"/>
+            </w:tcMar>
+            <w:vAlign w:val="center"/>
+          </w:tcPr>
+          <w:p>
+            <w:pPr>
+              <w:spacing w:after="0" w:line="240" w:lineRule="auto"/>
+              <w:jc w:val="center"/>
+            </w:pPr>
+            <w:r>
+              <w:rPr>
+                <w:rFonts w:ascii="Arial" w:cs="Arial" w:eastAsia="Arial" w:hAnsi="Arial"/>
+                <w:b w:val="false"/>
+                <w:bCs w:val="false"/>
+                <w:i w:val="false"/>
+                <w:iCs w:val="false"/>
+                <w:color w:val="2A2E38"/>
+                <w:sz w:val="17"/>
+                <w:szCs w:val="17"/>
+              </w:rPr>
+              <w:t xml:space="preserve">≈ 470–1 807</w:t>
+            </w:r>
+          </w:p>
+        </w:tc>
+        <w:tc>
+          <w:tcPr>
+            <w:tcW w:type="dxa" w:w="1150"/>
+            <w:tcBorders>
+              <w:top w:val="single" w:color="D9D4CB" w:sz="4"/>
+              <w:left w:val="none" w:color="auto" w:sz="0"/>
+              <w:bottom w:val="single" w:color="D9D4CB" w:sz="4"/>
+              <w:right w:val="none" w:color="auto" w:sz="0"/>
+            </w:tcBorders>
+            <w:tcMar>
+              <w:top w:type="dxa" w:w="52"/>
+              <w:left w:type="dxa" w:w="100"/>
+              <w:bottom w:type="dxa" w:w="52"/>
+              <w:right w:type="dxa" w:w="100"/>
+            </w:tcMar>
+            <w:vAlign w:val="center"/>
+          </w:tcPr>
+          <w:p>
+            <w:pPr>
+              <w:spacing w:after="0" w:line="240" w:lineRule="auto"/>
+              <w:jc w:val="center"/>
+            </w:pPr>
+            <w:r>
+              <w:rPr>
+                <w:rFonts w:ascii="Arial" w:cs="Arial" w:eastAsia="Arial" w:hAnsi="Arial"/>
+                <w:b w:val="false"/>
+                <w:bCs w:val="false"/>
+                <w:i w:val="false"/>
+                <w:iCs w:val="false"/>
+                <w:color w:val="2A2E38"/>
+                <w:sz w:val="17"/>
+                <w:szCs w:val="17"/>
+              </w:rPr>
+              <w:t xml:space="preserve">≈ 4 400 000</w:t>
+            </w:r>
+          </w:p>
+        </w:tc>
+        <w:tc>
+          <w:tcPr>
+            <w:tcW w:type="dxa" w:w="1500"/>
+            <w:tcBorders>
+              <w:top w:val="single" w:color="D9D4CB" w:sz="4"/>
+              <w:left w:val="none" w:color="auto" w:sz="0"/>
+              <w:bottom w:val="single" w:color="D9D4CB" w:sz="4"/>
+              <w:right w:val="none" w:color="auto" w:sz="0"/>
+            </w:tcBorders>
+            <w:tcMar>
+              <w:top w:type="dxa" w:w="52"/>
+              <w:left w:type="dxa" w:w="100"/>
+              <w:bottom w:type="dxa" w:w="52"/>
+              <w:right w:type="dxa" w:w="100"/>
+            </w:tcMar>
+            <w:vAlign w:val="center"/>
+          </w:tcPr>
+          <w:p>
+            <w:pPr>
+              <w:spacing w:after="0" w:line="240" w:lineRule="auto"/>
+              <w:jc w:val="left"/>
+            </w:pPr>
+            <w:r>
+              <w:rPr>
+                <w:rFonts w:ascii="Arial" w:cs="Arial" w:eastAsia="Arial" w:hAnsi="Arial"/>
+                <w:b w:val="false"/>
+                <w:bCs w:val="false"/>
+                <w:i w:val="false"/>
+                <w:iCs w:val="false"/>
+                <w:color w:val="2A2E38"/>
+                <w:sz w:val="17"/>
+                <w:szCs w:val="17"/>
+              </w:rPr>
+              <w:t xml:space="preserve">всё без отделки</w:t>
+            </w:r>
+          </w:p>
+        </w:tc>
+        <w:tc>
+          <w:tcPr>
+            <w:tcW w:type="dxa" w:w="1188"/>
+            <w:tcBorders>
+              <w:top w:val="single" w:color="D9D4CB" w:sz="4"/>
+              <w:left w:val="none" w:color="auto" w:sz="0"/>
+              <w:bottom w:val="single" w:color="D9D4CB" w:sz="4"/>
+              <w:right w:val="none" w:color="auto" w:sz="0"/>
+            </w:tcBorders>
+            <w:tcMar>
+              <w:top w:type="dxa" w:w="52"/>
+              <w:left w:type="dxa" w:w="100"/>
+              <w:bottom w:type="dxa" w:w="52"/>
+              <w:right w:type="dxa" w:w="100"/>
+            </w:tcMar>
+            <w:vAlign w:val="center"/>
+          </w:tcPr>
+          <w:p>
+            <w:pPr>
+              <w:spacing w:after="0" w:line="240" w:lineRule="auto"/>
+              <w:jc w:val="center"/>
+            </w:pPr>
+            <w:r>
+              <w:rPr>
+                <w:rFonts w:ascii="Arial" w:cs="Arial" w:eastAsia="Arial" w:hAnsi="Arial"/>
+                <w:b w:val="false"/>
+                <w:bCs w:val="false"/>
+                <w:i w:val="false"/>
+                <w:iCs w:val="false"/>
+                <w:color w:val="2A2E38"/>
+                <w:sz w:val="17"/>
+                <w:szCs w:val="17"/>
+              </w:rPr>
+              <w:t xml:space="preserve">≈ 5 150 000</w:t>
+            </w:r>
+          </w:p>
+        </w:tc>
+      </w:tr>
+      <w:tr>
+        <w:tc>
+          <w:tcPr>
+            <w:tcW w:type="dxa" w:w="1900"/>
+            <w:tcBorders>
+              <w:top w:val="single" w:color="D9D4CB" w:sz="4"/>
+              <w:left w:val="none" w:color="auto" w:sz="0"/>
+              <w:bottom w:val="single" w:color="D9D4CB" w:sz="4"/>
+              <w:right w:val="none" w:color="auto" w:sz="0"/>
+            </w:tcBorders>
+            <w:shd w:fill="FBFAF8" w:color="auto" w:val="clear"/>
+            <w:tcMar>
+              <w:top w:type="dxa" w:w="52"/>
+              <w:left w:type="dxa" w:w="100"/>
+              <w:bottom w:type="dxa" w:w="52"/>
+              <w:right w:type="dxa" w:w="100"/>
+            </w:tcMar>
+            <w:vAlign w:val="center"/>
+          </w:tcPr>
+          <w:p>
+            <w:pPr>
+              <w:spacing w:after="0" w:line="240" w:lineRule="auto"/>
+              <w:jc w:val="left"/>
+            </w:pPr>
+            <w:r>
+              <w:rPr>
+                <w:rFonts w:ascii="Arial" w:cs="Arial" w:eastAsia="Arial" w:hAnsi="Arial"/>
+                <w:b/>
+                <w:bCs/>
+                <w:i w:val="false"/>
+                <w:iCs w:val="false"/>
+                <w:color w:val="2A2E38"/>
+                <w:sz w:val="17"/>
+                <w:szCs w:val="17"/>
+              </w:rPr>
+              <w:t xml:space="preserve">Stella di Mosca</w:t>
+            </w:r>
+          </w:p>
+        </w:tc>
+        <w:tc>
+          <w:tcPr>
+            <w:tcW w:type="dxa" w:w="1900"/>
+            <w:tcBorders>
+              <w:top w:val="single" w:color="D9D4CB" w:sz="4"/>
+              <w:left w:val="none" w:color="auto" w:sz="0"/>
+              <w:bottom w:val="single" w:color="D9D4CB" w:sz="4"/>
+              <w:right w:val="none" w:color="auto" w:sz="0"/>
+            </w:tcBorders>
+            <w:shd w:fill="FBFAF8" w:color="auto" w:val="clear"/>
+            <w:tcMar>
+              <w:top w:type="dxa" w:w="52"/>
+              <w:left w:type="dxa" w:w="100"/>
+              <w:bottom w:type="dxa" w:w="52"/>
+              <w:right w:type="dxa" w:w="100"/>
+            </w:tcMar>
+            <w:vAlign w:val="center"/>
+          </w:tcPr>
+          <w:p>
+            <w:pPr>
+              <w:spacing w:after="0" w:line="240" w:lineRule="auto"/>
+              <w:jc w:val="left"/>
+            </w:pPr>
+            <w:r>
+              <w:rPr>
+                <w:rFonts w:ascii="Arial" w:cs="Arial" w:eastAsia="Arial" w:hAnsi="Arial"/>
+                <w:b w:val="false"/>
+                <w:bCs w:val="false"/>
+                <w:i w:val="false"/>
+                <w:iCs w:val="false"/>
+                <w:color w:val="2A2E38"/>
+                <w:sz w:val="17"/>
+                <w:szCs w:val="17"/>
+              </w:rPr>
+              <w:t xml:space="preserve">Б. Никитская, 9/15</w:t>
+            </w:r>
+          </w:p>
+        </w:tc>
+        <w:tc>
+          <w:tcPr>
+            <w:tcW w:type="dxa" w:w="850"/>
+            <w:tcBorders>
+              <w:top w:val="single" w:color="D9D4CB" w:sz="4"/>
+              <w:left w:val="none" w:color="auto" w:sz="0"/>
+              <w:bottom w:val="single" w:color="D9D4CB" w:sz="4"/>
+              <w:right w:val="none" w:color="auto" w:sz="0"/>
+            </w:tcBorders>
+            <w:shd w:fill="FBFAF8" w:color="auto" w:val="clear"/>
+            <w:tcMar>
+              <w:top w:type="dxa" w:w="52"/>
+              <w:left w:type="dxa" w:w="100"/>
+              <w:bottom w:type="dxa" w:w="52"/>
+              <w:right w:type="dxa" w:w="100"/>
+            </w:tcMar>
+            <w:vAlign w:val="center"/>
+          </w:tcPr>
+          <w:p>
+            <w:pPr>
+              <w:spacing w:after="0" w:line="240" w:lineRule="auto"/>
+              <w:jc w:val="center"/>
+            </w:pPr>
+            <w:r>
+              <w:rPr>
+                <w:rFonts w:ascii="Arial" w:cs="Arial" w:eastAsia="Arial" w:hAnsi="Arial"/>
+                <w:b w:val="false"/>
+                <w:bCs w:val="false"/>
+                <w:i w:val="false"/>
+                <w:iCs w:val="false"/>
+                <w:color w:val="2A2E38"/>
+                <w:sz w:val="17"/>
+                <w:szCs w:val="17"/>
+              </w:rPr>
+              <w:t xml:space="preserve">3</w:t>
+            </w:r>
+          </w:p>
+        </w:tc>
+        <w:tc>
+          <w:tcPr>
+            <w:tcW w:type="dxa" w:w="1100"/>
+            <w:tcBorders>
+              <w:top w:val="single" w:color="D9D4CB" w:sz="4"/>
+              <w:left w:val="none" w:color="auto" w:sz="0"/>
+              <w:bottom w:val="single" w:color="D9D4CB" w:sz="4"/>
+              <w:right w:val="none" w:color="auto" w:sz="0"/>
+            </w:tcBorders>
+            <w:shd w:fill="FBFAF8" w:color="auto" w:val="clear"/>
+            <w:tcMar>
+              <w:top w:type="dxa" w:w="52"/>
+              <w:left w:type="dxa" w:w="100"/>
+              <w:bottom w:type="dxa" w:w="52"/>
+              <w:right w:type="dxa" w:w="100"/>
+            </w:tcMar>
+            <w:vAlign w:val="center"/>
+          </w:tcPr>
+          <w:p>
+            <w:pPr>
+              <w:spacing w:after="0" w:line="240" w:lineRule="auto"/>
+              <w:jc w:val="center"/>
+            </w:pPr>
+            <w:r>
+              <w:rPr>
+                <w:rFonts w:ascii="Arial" w:cs="Arial" w:eastAsia="Arial" w:hAnsi="Arial"/>
+                <w:b w:val="false"/>
+                <w:bCs w:val="false"/>
+                <w:i w:val="false"/>
+                <w:iCs w:val="false"/>
+                <w:color w:val="2A2E38"/>
+                <w:sz w:val="17"/>
+                <w:szCs w:val="17"/>
+              </w:rPr>
+              <w:t xml:space="preserve">107,7–198,1</w:t>
+            </w:r>
+          </w:p>
+        </w:tc>
+        <w:tc>
+          <w:tcPr>
+            <w:tcW w:type="dxa" w:w="1200"/>
+            <w:tcBorders>
+              <w:top w:val="single" w:color="D9D4CB" w:sz="4"/>
+              <w:left w:val="none" w:color="auto" w:sz="0"/>
+              <w:bottom w:val="single" w:color="D9D4CB" w:sz="4"/>
+              <w:right w:val="none" w:color="auto" w:sz="0"/>
+            </w:tcBorders>
+            <w:shd w:fill="FBFAF8" w:color="auto" w:val="clear"/>
+            <w:tcMar>
+              <w:top w:type="dxa" w:w="52"/>
+              <w:left w:type="dxa" w:w="100"/>
+              <w:bottom w:type="dxa" w:w="52"/>
+              <w:right w:type="dxa" w:w="100"/>
+            </w:tcMar>
+            <w:vAlign w:val="center"/>
+          </w:tcPr>
+          <w:p>
+            <w:pPr>
+              <w:spacing w:after="0" w:line="240" w:lineRule="auto"/>
+              <w:jc w:val="center"/>
+            </w:pPr>
+            <w:r>
+              <w:rPr>
+                <w:rFonts w:ascii="Arial" w:cs="Arial" w:eastAsia="Arial" w:hAnsi="Arial"/>
+                <w:b w:val="false"/>
+                <w:bCs w:val="false"/>
+                <w:i w:val="false"/>
+                <w:iCs w:val="false"/>
+                <w:color w:val="2A2E38"/>
+                <w:sz w:val="17"/>
+                <w:szCs w:val="17"/>
+              </w:rPr>
+              <w:t xml:space="preserve">350,0–1072,7</w:t>
+            </w:r>
+          </w:p>
+        </w:tc>
+        <w:tc>
+          <w:tcPr>
+            <w:tcW w:type="dxa" w:w="1150"/>
+            <w:tcBorders>
+              <w:top w:val="single" w:color="D9D4CB" w:sz="4"/>
+              <w:left w:val="none" w:color="auto" w:sz="0"/>
+              <w:bottom w:val="single" w:color="D9D4CB" w:sz="4"/>
+              <w:right w:val="none" w:color="auto" w:sz="0"/>
+            </w:tcBorders>
+            <w:shd w:fill="FBFAF8" w:color="auto" w:val="clear"/>
+            <w:tcMar>
+              <w:top w:type="dxa" w:w="52"/>
+              <w:left w:type="dxa" w:w="100"/>
+              <w:bottom w:type="dxa" w:w="52"/>
+              <w:right w:type="dxa" w:w="100"/>
+            </w:tcMar>
+            <w:vAlign w:val="center"/>
+          </w:tcPr>
+          <w:p>
+            <w:pPr>
+              <w:spacing w:after="0" w:line="240" w:lineRule="auto"/>
+              <w:jc w:val="center"/>
+            </w:pPr>
+            <w:r>
+              <w:rPr>
+                <w:rFonts w:ascii="Arial" w:cs="Arial" w:eastAsia="Arial" w:hAnsi="Arial"/>
+                <w:b w:val="false"/>
+                <w:bCs w:val="false"/>
+                <w:i w:val="false"/>
+                <w:iCs w:val="false"/>
+                <w:color w:val="2A2E38"/>
+                <w:sz w:val="17"/>
+                <w:szCs w:val="17"/>
+              </w:rPr>
+              <w:t xml:space="preserve">4 283 845</w:t>
+            </w:r>
+          </w:p>
+        </w:tc>
+        <w:tc>
+          <w:tcPr>
+            <w:tcW w:type="dxa" w:w="1500"/>
+            <w:tcBorders>
+              <w:top w:val="single" w:color="D9D4CB" w:sz="4"/>
+              <w:left w:val="none" w:color="auto" w:sz="0"/>
+              <w:bottom w:val="single" w:color="D9D4CB" w:sz="4"/>
+              <w:right w:val="none" w:color="auto" w:sz="0"/>
+            </w:tcBorders>
+            <w:shd w:fill="FBFAF8" w:color="auto" w:val="clear"/>
+            <w:tcMar>
+              <w:top w:type="dxa" w:w="52"/>
+              <w:left w:type="dxa" w:w="100"/>
+              <w:bottom w:type="dxa" w:w="52"/>
+              <w:right w:type="dxa" w:w="100"/>
+            </w:tcMar>
+            <w:vAlign w:val="center"/>
+          </w:tcPr>
+          <w:p>
+            <w:pPr>
+              <w:spacing w:after="0" w:line="240" w:lineRule="auto"/>
+              <w:jc w:val="left"/>
+            </w:pPr>
+            <w:r>
+              <w:rPr>
+                <w:rFonts w:ascii="Arial" w:cs="Arial" w:eastAsia="Arial" w:hAnsi="Arial"/>
+                <w:b w:val="false"/>
+                <w:bCs w:val="false"/>
+                <w:i w:val="false"/>
+                <w:iCs w:val="false"/>
+                <w:color w:val="2A2E38"/>
+                <w:sz w:val="17"/>
+                <w:szCs w:val="17"/>
+              </w:rPr>
+              <w:t xml:space="preserve">всё с отделкой</w:t>
+            </w:r>
+          </w:p>
+        </w:tc>
+        <w:tc>
+          <w:tcPr>
+            <w:tcW w:type="dxa" w:w="1188"/>
+            <w:tcBorders>
+              <w:top w:val="single" w:color="D9D4CB" w:sz="4"/>
+              <w:left w:val="none" w:color="auto" w:sz="0"/>
+              <w:bottom w:val="single" w:color="D9D4CB" w:sz="4"/>
+              <w:right w:val="none" w:color="auto" w:sz="0"/>
+            </w:tcBorders>
+            <w:shd w:fill="FBFAF8" w:color="auto" w:val="clear"/>
+            <w:tcMar>
+              <w:top w:type="dxa" w:w="52"/>
+              <w:left w:type="dxa" w:w="100"/>
+              <w:bottom w:type="dxa" w:w="52"/>
+              <w:right w:type="dxa" w:w="100"/>
+            </w:tcMar>
+            <w:vAlign w:val="center"/>
+          </w:tcPr>
+          <w:p>
+            <w:pPr>
+              <w:spacing w:after="0" w:line="240" w:lineRule="auto"/>
+              <w:jc w:val="center"/>
+            </w:pPr>
+            <w:r>
+              <w:rPr>
+                <w:rFonts w:ascii="Arial" w:cs="Arial" w:eastAsia="Arial" w:hAnsi="Arial"/>
+                <w:b w:val="false"/>
+                <w:bCs w:val="false"/>
+                <w:i w:val="false"/>
+                <w:iCs w:val="false"/>
+                <w:color w:val="2A2E38"/>
+                <w:sz w:val="17"/>
+                <w:szCs w:val="17"/>
+              </w:rPr>
+              <w:t xml:space="preserve">4 283 845</w:t>
+            </w:r>
+          </w:p>
+        </w:tc>
+      </w:tr>
+      <w:tr>
+        <w:tc>
+          <w:tcPr>
+            <w:tcW w:type="dxa" w:w="1900"/>
+            <w:tcBorders>
+              <w:top w:val="single" w:color="D9D4CB" w:sz="4"/>
+              <w:left w:val="none" w:color="auto" w:sz="0"/>
+              <w:bottom w:val="single" w:color="D9D4CB" w:sz="4"/>
+              <w:right w:val="none" w:color="auto" w:sz="0"/>
+            </w:tcBorders>
+            <w:tcMar>
+              <w:top w:type="dxa" w:w="52"/>
+              <w:left w:type="dxa" w:w="100"/>
+              <w:bottom w:type="dxa" w:w="52"/>
+              <w:right w:type="dxa" w:w="100"/>
+            </w:tcMar>
+            <w:vAlign w:val="center"/>
+          </w:tcPr>
+          <w:p>
+            <w:pPr>
+              <w:spacing w:after="0" w:line="240" w:lineRule="auto"/>
+              <w:jc w:val="left"/>
+            </w:pPr>
+            <w:r>
+              <w:rPr>
+                <w:rFonts w:ascii="Arial" w:cs="Arial" w:eastAsia="Arial" w:hAnsi="Arial"/>
+                <w:b/>
+                <w:bCs/>
+                <w:i w:val="false"/>
+                <w:iCs w:val="false"/>
+                <w:color w:val="2A2E38"/>
+                <w:sz w:val="17"/>
+                <w:szCs w:val="17"/>
+              </w:rPr>
+              <w:t xml:space="preserve">Turandot Residences</w:t>
+            </w:r>
+          </w:p>
+        </w:tc>
+        <w:tc>
+          <w:tcPr>
+            <w:tcW w:type="dxa" w:w="1900"/>
+            <w:tcBorders>
+              <w:top w:val="single" w:color="D9D4CB" w:sz="4"/>
+              <w:left w:val="none" w:color="auto" w:sz="0"/>
+              <w:bottom w:val="single" w:color="D9D4CB" w:sz="4"/>
+              <w:right w:val="none" w:color="auto" w:sz="0"/>
+            </w:tcBorders>
+            <w:tcMar>
+              <w:top w:type="dxa" w:w="52"/>
+              <w:left w:type="dxa" w:w="100"/>
+              <w:bottom w:type="dxa" w:w="52"/>
+              <w:right w:type="dxa" w:w="100"/>
+            </w:tcMar>
+            <w:vAlign w:val="center"/>
+          </w:tcPr>
+          <w:p>
+            <w:pPr>
+              <w:spacing w:after="0" w:line="240" w:lineRule="auto"/>
+              <w:jc w:val="left"/>
+            </w:pPr>
+            <w:r>
+              <w:rPr>
+                <w:rFonts w:ascii="Arial" w:cs="Arial" w:eastAsia="Arial" w:hAnsi="Arial"/>
+                <w:b w:val="false"/>
+                <w:bCs w:val="false"/>
+                <w:i w:val="false"/>
+                <w:iCs w:val="false"/>
+                <w:color w:val="2A2E38"/>
+                <w:sz w:val="17"/>
+                <w:szCs w:val="17"/>
+              </w:rPr>
+              <w:t xml:space="preserve">ул. Арбат, 24</w:t>
+            </w:r>
+          </w:p>
+        </w:tc>
+        <w:tc>
+          <w:tcPr>
+            <w:tcW w:type="dxa" w:w="850"/>
+            <w:tcBorders>
+              <w:top w:val="single" w:color="D9D4CB" w:sz="4"/>
+              <w:left w:val="none" w:color="auto" w:sz="0"/>
+              <w:bottom w:val="single" w:color="D9D4CB" w:sz="4"/>
+              <w:right w:val="none" w:color="auto" w:sz="0"/>
+            </w:tcBorders>
+            <w:tcMar>
+              <w:top w:type="dxa" w:w="52"/>
+              <w:left w:type="dxa" w:w="100"/>
+              <w:bottom w:type="dxa" w:w="52"/>
+              <w:right w:type="dxa" w:w="100"/>
+            </w:tcMar>
+            <w:vAlign w:val="center"/>
+          </w:tcPr>
+          <w:p>
+            <w:pPr>
+              <w:spacing w:after="0" w:line="240" w:lineRule="auto"/>
+              <w:jc w:val="center"/>
+            </w:pPr>
+            <w:r>
+              <w:rPr>
+                <w:rFonts w:ascii="Arial" w:cs="Arial" w:eastAsia="Arial" w:hAnsi="Arial"/>
+                <w:b w:val="false"/>
+                <w:bCs w:val="false"/>
+                <w:i w:val="false"/>
+                <w:iCs w:val="false"/>
+                <w:color w:val="2A2E38"/>
+                <w:sz w:val="17"/>
+                <w:szCs w:val="17"/>
+              </w:rPr>
+              <w:t xml:space="preserve">8</w:t>
+            </w:r>
+          </w:p>
+        </w:tc>
+        <w:tc>
+          <w:tcPr>
+            <w:tcW w:type="dxa" w:w="1100"/>
+            <w:tcBorders>
+              <w:top w:val="single" w:color="D9D4CB" w:sz="4"/>
+              <w:left w:val="none" w:color="auto" w:sz="0"/>
+              <w:bottom w:val="single" w:color="D9D4CB" w:sz="4"/>
+              <w:right w:val="none" w:color="auto" w:sz="0"/>
+            </w:tcBorders>
+            <w:tcMar>
+              <w:top w:type="dxa" w:w="52"/>
+              <w:left w:type="dxa" w:w="100"/>
+              <w:bottom w:type="dxa" w:w="52"/>
+              <w:right w:type="dxa" w:w="100"/>
+            </w:tcMar>
+            <w:vAlign w:val="center"/>
+          </w:tcPr>
+          <w:p>
+            <w:pPr>
+              <w:spacing w:after="0" w:line="240" w:lineRule="auto"/>
+              <w:jc w:val="center"/>
+            </w:pPr>
+            <w:r>
+              <w:rPr>
+                <w:rFonts w:ascii="Arial" w:cs="Arial" w:eastAsia="Arial" w:hAnsi="Arial"/>
+                <w:b w:val="false"/>
+                <w:bCs w:val="false"/>
+                <w:i w:val="false"/>
+                <w:iCs w:val="false"/>
+                <w:color w:val="2A2E38"/>
+                <w:sz w:val="17"/>
+                <w:szCs w:val="17"/>
+              </w:rPr>
+              <w:t xml:space="preserve">110,8–324,9</w:t>
+            </w:r>
+          </w:p>
+        </w:tc>
+        <w:tc>
+          <w:tcPr>
+            <w:tcW w:type="dxa" w:w="1200"/>
+            <w:tcBorders>
+              <w:top w:val="single" w:color="D9D4CB" w:sz="4"/>
+              <w:left w:val="none" w:color="auto" w:sz="0"/>
+              <w:bottom w:val="single" w:color="D9D4CB" w:sz="4"/>
+              <w:right w:val="none" w:color="auto" w:sz="0"/>
+            </w:tcBorders>
+            <w:tcMar>
+              <w:top w:type="dxa" w:w="52"/>
+              <w:left w:type="dxa" w:w="100"/>
+              <w:bottom w:type="dxa" w:w="52"/>
+              <w:right w:type="dxa" w:w="100"/>
+            </w:tcMar>
+            <w:vAlign w:val="center"/>
+          </w:tcPr>
+          <w:p>
+            <w:pPr>
+              <w:spacing w:after="0" w:line="240" w:lineRule="auto"/>
+              <w:jc w:val="center"/>
+            </w:pPr>
+            <w:r>
+              <w:rPr>
+                <w:rFonts w:ascii="Arial" w:cs="Arial" w:eastAsia="Arial" w:hAnsi="Arial"/>
+                <w:b w:val="false"/>
+                <w:bCs w:val="false"/>
+                <w:i w:val="false"/>
+                <w:iCs w:val="false"/>
+                <w:color w:val="2A2E38"/>
+                <w:sz w:val="17"/>
+                <w:szCs w:val="17"/>
+              </w:rPr>
+              <w:t xml:space="preserve">92,0–420,0</w:t>
+            </w:r>
+          </w:p>
+        </w:tc>
+        <w:tc>
+          <w:tcPr>
+            <w:tcW w:type="dxa" w:w="1150"/>
+            <w:tcBorders>
+              <w:top w:val="single" w:color="D9D4CB" w:sz="4"/>
+              <w:left w:val="none" w:color="auto" w:sz="0"/>
+              <w:bottom w:val="single" w:color="D9D4CB" w:sz="4"/>
+              <w:right w:val="none" w:color="auto" w:sz="0"/>
+            </w:tcBorders>
+            <w:tcMar>
+              <w:top w:type="dxa" w:w="52"/>
+              <w:left w:type="dxa" w:w="100"/>
+              <w:bottom w:type="dxa" w:w="52"/>
+              <w:right w:type="dxa" w:w="100"/>
+            </w:tcMar>
+            <w:vAlign w:val="center"/>
+          </w:tcPr>
+          <w:p>
+            <w:pPr>
+              <w:spacing w:after="0" w:line="240" w:lineRule="auto"/>
+              <w:jc w:val="center"/>
+            </w:pPr>
+            <w:r>
+              <w:rPr>
+                <w:rFonts w:ascii="Arial" w:cs="Arial" w:eastAsia="Arial" w:hAnsi="Arial"/>
+                <w:b w:val="false"/>
+                <w:bCs w:val="false"/>
+                <w:i w:val="false"/>
+                <w:iCs w:val="false"/>
+                <w:color w:val="2A2E38"/>
+                <w:sz w:val="17"/>
+                <w:szCs w:val="17"/>
+              </w:rPr>
+              <w:t xml:space="preserve">1 380 790</w:t>
+            </w:r>
+          </w:p>
+        </w:tc>
+        <w:tc>
+          <w:tcPr>
+            <w:tcW w:type="dxa" w:w="1500"/>
+            <w:tcBorders>
+              <w:top w:val="single" w:color="D9D4CB" w:sz="4"/>
+              <w:left w:val="none" w:color="auto" w:sz="0"/>
+              <w:bottom w:val="single" w:color="D9D4CB" w:sz="4"/>
+              <w:right w:val="none" w:color="auto" w:sz="0"/>
+            </w:tcBorders>
+            <w:tcMar>
+              <w:top w:type="dxa" w:w="52"/>
+              <w:left w:type="dxa" w:w="100"/>
+              <w:bottom w:type="dxa" w:w="52"/>
+              <w:right w:type="dxa" w:w="100"/>
+            </w:tcMar>
+            <w:vAlign w:val="center"/>
+          </w:tcPr>
+          <w:p>
+            <w:pPr>
+              <w:spacing w:after="0" w:line="240" w:lineRule="auto"/>
+              <w:jc w:val="left"/>
+            </w:pPr>
+            <w:r>
+              <w:rPr>
+                <w:rFonts w:ascii="Arial" w:cs="Arial" w:eastAsia="Arial" w:hAnsi="Arial"/>
+                <w:b w:val="false"/>
+                <w:bCs w:val="false"/>
+                <w:i w:val="false"/>
+                <w:iCs w:val="false"/>
+                <w:color w:val="2A2E38"/>
+                <w:sz w:val="17"/>
+                <w:szCs w:val="17"/>
+              </w:rPr>
+              <w:t xml:space="preserve">1 с отделкой, 7 без</w:t>
+            </w:r>
+          </w:p>
+        </w:tc>
+        <w:tc>
+          <w:tcPr>
+            <w:tcW w:type="dxa" w:w="1188"/>
+            <w:tcBorders>
+              <w:top w:val="single" w:color="D9D4CB" w:sz="4"/>
+              <w:left w:val="none" w:color="auto" w:sz="0"/>
+              <w:bottom w:val="single" w:color="D9D4CB" w:sz="4"/>
+              <w:right w:val="none" w:color="auto" w:sz="0"/>
+            </w:tcBorders>
+            <w:tcMar>
+              <w:top w:type="dxa" w:w="52"/>
+              <w:left w:type="dxa" w:w="100"/>
+              <w:bottom w:type="dxa" w:w="52"/>
+              <w:right w:type="dxa" w:w="100"/>
+            </w:tcMar>
+            <w:vAlign w:val="center"/>
+          </w:tcPr>
+          <w:p>
+            <w:pPr>
+              <w:spacing w:after="0" w:line="240" w:lineRule="auto"/>
+              <w:jc w:val="center"/>
+            </w:pPr>
+            <w:r>
+              <w:rPr>
+                <w:rFonts w:ascii="Arial" w:cs="Arial" w:eastAsia="Arial" w:hAnsi="Arial"/>
+                <w:b w:val="false"/>
+                <w:bCs w:val="false"/>
+                <w:i w:val="false"/>
+                <w:iCs w:val="false"/>
+                <w:color w:val="2A2E38"/>
+                <w:sz w:val="17"/>
+                <w:szCs w:val="17"/>
+              </w:rPr>
+              <w:t xml:space="preserve">2 037 040</w:t>
+            </w:r>
+          </w:p>
+        </w:tc>
+      </w:tr>
+      <w:tr>
+        <w:tc>
+          <w:tcPr>
+            <w:tcW w:type="dxa" w:w="1900"/>
+            <w:tcBorders>
+              <w:top w:val="single" w:color="D9D4CB" w:sz="4"/>
+              <w:left w:val="none" w:color="auto" w:sz="0"/>
+              <w:bottom w:val="single" w:color="D9D4CB" w:sz="4"/>
+              <w:right w:val="none" w:color="auto" w:sz="0"/>
+            </w:tcBorders>
+            <w:shd w:fill="FBFAF8" w:color="auto" w:val="clear"/>
+            <w:tcMar>
+              <w:top w:type="dxa" w:w="52"/>
+              <w:left w:type="dxa" w:w="100"/>
+              <w:bottom w:type="dxa" w:w="52"/>
+              <w:right w:type="dxa" w:w="100"/>
+            </w:tcMar>
+            <w:vAlign w:val="center"/>
+          </w:tcPr>
+          <w:p>
+            <w:pPr>
+              <w:spacing w:after="0" w:line="240" w:lineRule="auto"/>
+              <w:jc w:val="left"/>
+            </w:pPr>
+            <w:r>
+              <w:rPr>
+                <w:rFonts w:ascii="Arial" w:cs="Arial" w:eastAsia="Arial" w:hAnsi="Arial"/>
+                <w:b/>
+                <w:bCs/>
+                <w:i w:val="false"/>
+                <w:iCs w:val="false"/>
+                <w:color w:val="2A2E38"/>
+                <w:sz w:val="17"/>
+                <w:szCs w:val="17"/>
+              </w:rPr>
+              <w:t xml:space="preserve">Никитский-6</w:t>
+            </w:r>
+          </w:p>
+        </w:tc>
+        <w:tc>
+          <w:tcPr>
+            <w:tcW w:type="dxa" w:w="1900"/>
+            <w:tcBorders>
+              <w:top w:val="single" w:color="D9D4CB" w:sz="4"/>
+              <w:left w:val="none" w:color="auto" w:sz="0"/>
+              <w:bottom w:val="single" w:color="D9D4CB" w:sz="4"/>
+              <w:right w:val="none" w:color="auto" w:sz="0"/>
+            </w:tcBorders>
+            <w:shd w:fill="FBFAF8" w:color="auto" w:val="clear"/>
+            <w:tcMar>
+              <w:top w:type="dxa" w:w="52"/>
+              <w:left w:type="dxa" w:w="100"/>
+              <w:bottom w:type="dxa" w:w="52"/>
+              <w:right w:type="dxa" w:w="100"/>
+            </w:tcMar>
+            <w:vAlign w:val="center"/>
+          </w:tcPr>
+          <w:p>
+            <w:pPr>
+              <w:spacing w:after="0" w:line="240" w:lineRule="auto"/>
+              <w:jc w:val="left"/>
+            </w:pPr>
+            <w:r>
+              <w:rPr>
+                <w:rFonts w:ascii="Arial" w:cs="Arial" w:eastAsia="Arial" w:hAnsi="Arial"/>
+                <w:b w:val="false"/>
+                <w:bCs w:val="false"/>
+                <w:i w:val="false"/>
+                <w:iCs w:val="false"/>
+                <w:color w:val="2A2E38"/>
+                <w:sz w:val="17"/>
+                <w:szCs w:val="17"/>
+              </w:rPr>
+              <w:t xml:space="preserve">Никитский б-р, 6/20</w:t>
+            </w:r>
+          </w:p>
+        </w:tc>
+        <w:tc>
+          <w:tcPr>
+            <w:tcW w:type="dxa" w:w="850"/>
+            <w:tcBorders>
+              <w:top w:val="single" w:color="D9D4CB" w:sz="4"/>
+              <w:left w:val="none" w:color="auto" w:sz="0"/>
+              <w:bottom w:val="single" w:color="D9D4CB" w:sz="4"/>
+              <w:right w:val="none" w:color="auto" w:sz="0"/>
+            </w:tcBorders>
+            <w:shd w:fill="FBFAF8" w:color="auto" w:val="clear"/>
+            <w:tcMar>
+              <w:top w:type="dxa" w:w="52"/>
+              <w:left w:type="dxa" w:w="100"/>
+              <w:bottom w:type="dxa" w:w="52"/>
+              <w:right w:type="dxa" w:w="100"/>
+            </w:tcMar>
+            <w:vAlign w:val="center"/>
+          </w:tcPr>
+          <w:p>
+            <w:pPr>
+              <w:spacing w:after="0" w:line="240" w:lineRule="auto"/>
+              <w:jc w:val="center"/>
+            </w:pPr>
+            <w:r>
+              <w:rPr>
+                <w:rFonts w:ascii="Arial" w:cs="Arial" w:eastAsia="Arial" w:hAnsi="Arial"/>
+                <w:b w:val="false"/>
+                <w:bCs w:val="false"/>
+                <w:i w:val="false"/>
+                <w:iCs w:val="false"/>
+                <w:color w:val="2A2E38"/>
+                <w:sz w:val="17"/>
+                <w:szCs w:val="17"/>
+              </w:rPr>
+              <w:t xml:space="preserve">16</w:t>
+            </w:r>
+          </w:p>
+        </w:tc>
+        <w:tc>
+          <w:tcPr>
+            <w:tcW w:type="dxa" w:w="1100"/>
+            <w:tcBorders>
+              <w:top w:val="single" w:color="D9D4CB" w:sz="4"/>
+              <w:left w:val="none" w:color="auto" w:sz="0"/>
+              <w:bottom w:val="single" w:color="D9D4CB" w:sz="4"/>
+              <w:right w:val="none" w:color="auto" w:sz="0"/>
+            </w:tcBorders>
+            <w:shd w:fill="FBFAF8" w:color="auto" w:val="clear"/>
+            <w:tcMar>
+              <w:top w:type="dxa" w:w="52"/>
+              <w:left w:type="dxa" w:w="100"/>
+              <w:bottom w:type="dxa" w:w="52"/>
+              <w:right w:type="dxa" w:w="100"/>
+            </w:tcMar>
+            <w:vAlign w:val="center"/>
+          </w:tcPr>
+          <w:p>
+            <w:pPr>
+              <w:spacing w:after="0" w:line="240" w:lineRule="auto"/>
+              <w:jc w:val="center"/>
+            </w:pPr>
+            <w:r>
+              <w:rPr>
+                <w:rFonts w:ascii="Arial" w:cs="Arial" w:eastAsia="Arial" w:hAnsi="Arial"/>
+                <w:b w:val="false"/>
+                <w:bCs w:val="false"/>
+                <w:i w:val="false"/>
+                <w:iCs w:val="false"/>
+                <w:color w:val="2A2E38"/>
+                <w:sz w:val="17"/>
+                <w:szCs w:val="17"/>
+              </w:rPr>
+              <w:t xml:space="preserve">100,5–276,3</w:t>
+            </w:r>
+          </w:p>
+        </w:tc>
+        <w:tc>
+          <w:tcPr>
+            <w:tcW w:type="dxa" w:w="1200"/>
+            <w:tcBorders>
+              <w:top w:val="single" w:color="D9D4CB" w:sz="4"/>
+              <w:left w:val="none" w:color="auto" w:sz="0"/>
+              <w:bottom w:val="single" w:color="D9D4CB" w:sz="4"/>
+              <w:right w:val="none" w:color="auto" w:sz="0"/>
+            </w:tcBorders>
+            <w:shd w:fill="FBFAF8" w:color="auto" w:val="clear"/>
+            <w:tcMar>
+              <w:top w:type="dxa" w:w="52"/>
+              <w:left w:type="dxa" w:w="100"/>
+              <w:bottom w:type="dxa" w:w="52"/>
+              <w:right w:type="dxa" w:w="100"/>
+            </w:tcMar>
+            <w:vAlign w:val="center"/>
+          </w:tcPr>
+          <w:p>
+            <w:pPr>
+              <w:spacing w:after="0" w:line="240" w:lineRule="auto"/>
+              <w:jc w:val="center"/>
+            </w:pPr>
+            <w:r>
+              <w:rPr>
+                <w:rFonts w:ascii="Arial" w:cs="Arial" w:eastAsia="Arial" w:hAnsi="Arial"/>
+                <w:b w:val="false"/>
+                <w:bCs w:val="false"/>
+                <w:i w:val="false"/>
+                <w:iCs w:val="false"/>
+                <w:color w:val="2A2E38"/>
+                <w:sz w:val="17"/>
+                <w:szCs w:val="17"/>
+              </w:rPr>
+              <w:t xml:space="preserve">281,3–869,0</w:t>
+            </w:r>
+          </w:p>
+        </w:tc>
+        <w:tc>
+          <w:tcPr>
+            <w:tcW w:type="dxa" w:w="1150"/>
+            <w:tcBorders>
+              <w:top w:val="single" w:color="D9D4CB" w:sz="4"/>
+              <w:left w:val="none" w:color="auto" w:sz="0"/>
+              <w:bottom w:val="single" w:color="D9D4CB" w:sz="4"/>
+              <w:right w:val="none" w:color="auto" w:sz="0"/>
+            </w:tcBorders>
+            <w:shd w:fill="FBFAF8" w:color="auto" w:val="clear"/>
+            <w:tcMar>
+              <w:top w:type="dxa" w:w="52"/>
+              <w:left w:type="dxa" w:w="100"/>
+              <w:bottom w:type="dxa" w:w="52"/>
+              <w:right w:type="dxa" w:w="100"/>
+            </w:tcMar>
+            <w:vAlign w:val="center"/>
+          </w:tcPr>
+          <w:p>
+            <w:pPr>
+              <w:spacing w:after="0" w:line="240" w:lineRule="auto"/>
+              <w:jc w:val="center"/>
+            </w:pPr>
+            <w:r>
+              <w:rPr>
+                <w:rFonts w:ascii="Arial" w:cs="Arial" w:eastAsia="Arial" w:hAnsi="Arial"/>
+                <w:b w:val="false"/>
+                <w:bCs w:val="false"/>
+                <w:i w:val="false"/>
+                <w:iCs w:val="false"/>
+                <w:color w:val="2A2E38"/>
+                <w:sz w:val="17"/>
+                <w:szCs w:val="17"/>
+              </w:rPr>
+              <w:t xml:space="preserve">3 194 829</w:t>
+            </w:r>
+          </w:p>
+        </w:tc>
+        <w:tc>
+          <w:tcPr>
+            <w:tcW w:type="dxa" w:w="1500"/>
+            <w:tcBorders>
+              <w:top w:val="single" w:color="D9D4CB" w:sz="4"/>
+              <w:left w:val="none" w:color="auto" w:sz="0"/>
+              <w:bottom w:val="single" w:color="D9D4CB" w:sz="4"/>
+              <w:right w:val="none" w:color="auto" w:sz="0"/>
+            </w:tcBorders>
+            <w:shd w:fill="FBFAF8" w:color="auto" w:val="clear"/>
+            <w:tcMar>
+              <w:top w:type="dxa" w:w="52"/>
+              <w:left w:type="dxa" w:w="100"/>
+              <w:bottom w:type="dxa" w:w="52"/>
+              <w:right w:type="dxa" w:w="100"/>
+            </w:tcMar>
+            <w:vAlign w:val="center"/>
+          </w:tcPr>
+          <w:p>
+            <w:pPr>
+              <w:spacing w:after="0" w:line="240" w:lineRule="auto"/>
+              <w:jc w:val="left"/>
+            </w:pPr>
+            <w:r>
+              <w:rPr>
+                <w:rFonts w:ascii="Arial" w:cs="Arial" w:eastAsia="Arial" w:hAnsi="Arial"/>
+                <w:b w:val="false"/>
+                <w:bCs w:val="false"/>
+                <w:i w:val="false"/>
+                <w:iCs w:val="false"/>
+                <w:color w:val="2A2E38"/>
+                <w:sz w:val="17"/>
+                <w:szCs w:val="17"/>
+              </w:rPr>
+              <w:t xml:space="preserve">всё с отделкой</w:t>
+            </w:r>
+          </w:p>
+        </w:tc>
+        <w:tc>
+          <w:tcPr>
+            <w:tcW w:type="dxa" w:w="1188"/>
+            <w:tcBorders>
+              <w:top w:val="single" w:color="D9D4CB" w:sz="4"/>
+              <w:left w:val="none" w:color="auto" w:sz="0"/>
+              <w:bottom w:val="single" w:color="D9D4CB" w:sz="4"/>
+              <w:right w:val="none" w:color="auto" w:sz="0"/>
+            </w:tcBorders>
+            <w:shd w:fill="FBFAF8" w:color="auto" w:val="clear"/>
+            <w:tcMar>
+              <w:top w:type="dxa" w:w="52"/>
+              <w:left w:type="dxa" w:w="100"/>
+              <w:bottom w:type="dxa" w:w="52"/>
+              <w:right w:type="dxa" w:w="100"/>
+            </w:tcMar>
+            <w:vAlign w:val="center"/>
+          </w:tcPr>
+          <w:p>
+            <w:pPr>
+              <w:spacing w:after="0" w:line="240" w:lineRule="auto"/>
+              <w:jc w:val="center"/>
+            </w:pPr>
+            <w:r>
+              <w:rPr>
+                <w:rFonts w:ascii="Arial" w:cs="Arial" w:eastAsia="Arial" w:hAnsi="Arial"/>
+                <w:b w:val="false"/>
+                <w:bCs w:val="false"/>
+                <w:i w:val="false"/>
+                <w:iCs w:val="false"/>
+                <w:color w:val="2A2E38"/>
+                <w:sz w:val="17"/>
+                <w:szCs w:val="17"/>
+              </w:rPr>
+              <w:t xml:space="preserve">3 194 829</w:t>
+            </w:r>
+          </w:p>
+        </w:tc>
+      </w:tr>
+      <w:tr>
+        <w:tc>
+          <w:tcPr>
+            <w:tcW w:type="dxa" w:w="1900"/>
+            <w:tcBorders>
+              <w:top w:val="single" w:color="D9D4CB" w:sz="4"/>
+              <w:left w:val="none" w:color="auto" w:sz="0"/>
+              <w:bottom w:val="single" w:color="D9D4CB" w:sz="4"/>
+              <w:right w:val="none" w:color="auto" w:sz="0"/>
+            </w:tcBorders>
+            <w:tcMar>
+              <w:top w:type="dxa" w:w="52"/>
+              <w:left w:type="dxa" w:w="100"/>
+              <w:bottom w:type="dxa" w:w="52"/>
+              <w:right w:type="dxa" w:w="100"/>
+            </w:tcMar>
+            <w:vAlign w:val="center"/>
+          </w:tcPr>
+          <w:p>
+            <w:pPr>
+              <w:spacing w:after="0" w:line="240" w:lineRule="auto"/>
+              <w:jc w:val="left"/>
+            </w:pPr>
+            <w:r>
+              <w:rPr>
+                <w:rFonts w:ascii="Arial" w:cs="Arial" w:eastAsia="Arial" w:hAnsi="Arial"/>
+                <w:b/>
+                <w:bCs/>
+                <w:i w:val="false"/>
+                <w:iCs w:val="false"/>
+                <w:color w:val="2A2E38"/>
+                <w:sz w:val="17"/>
+                <w:szCs w:val="17"/>
+              </w:rPr>
+              <w:t xml:space="preserve">Фамильный дом Люче</w:t>
+            </w:r>
+          </w:p>
+        </w:tc>
+        <w:tc>
+          <w:tcPr>
+            <w:tcW w:type="dxa" w:w="1900"/>
+            <w:tcBorders>
+              <w:top w:val="single" w:color="D9D4CB" w:sz="4"/>
+              <w:left w:val="none" w:color="auto" w:sz="0"/>
+              <w:bottom w:val="single" w:color="D9D4CB" w:sz="4"/>
+              <w:right w:val="none" w:color="auto" w:sz="0"/>
+            </w:tcBorders>
+            <w:tcMar>
+              <w:top w:type="dxa" w:w="52"/>
+              <w:left w:type="dxa" w:w="100"/>
+              <w:bottom w:type="dxa" w:w="52"/>
+              <w:right w:type="dxa" w:w="100"/>
+            </w:tcMar>
+            <w:vAlign w:val="center"/>
+          </w:tcPr>
+          <w:p>
+            <w:pPr>
+              <w:spacing w:after="0" w:line="240" w:lineRule="auto"/>
+              <w:jc w:val="left"/>
+            </w:pPr>
+            <w:r>
+              <w:rPr>
+                <w:rFonts w:ascii="Arial" w:cs="Arial" w:eastAsia="Arial" w:hAnsi="Arial"/>
+                <w:b w:val="false"/>
+                <w:bCs w:val="false"/>
+                <w:i w:val="false"/>
+                <w:iCs w:val="false"/>
+                <w:color w:val="2A2E38"/>
+                <w:sz w:val="17"/>
+                <w:szCs w:val="17"/>
+              </w:rPr>
+              <w:t xml:space="preserve">Крестовоздвиженский пер., 4</w:t>
+            </w:r>
+          </w:p>
+        </w:tc>
+        <w:tc>
+          <w:tcPr>
+            <w:tcW w:type="dxa" w:w="850"/>
+            <w:tcBorders>
+              <w:top w:val="single" w:color="D9D4CB" w:sz="4"/>
+              <w:left w:val="none" w:color="auto" w:sz="0"/>
+              <w:bottom w:val="single" w:color="D9D4CB" w:sz="4"/>
+              <w:right w:val="none" w:color="auto" w:sz="0"/>
+            </w:tcBorders>
+            <w:tcMar>
+              <w:top w:type="dxa" w:w="52"/>
+              <w:left w:type="dxa" w:w="100"/>
+              <w:bottom w:type="dxa" w:w="52"/>
+              <w:right w:type="dxa" w:w="100"/>
+            </w:tcMar>
+            <w:vAlign w:val="center"/>
+          </w:tcPr>
+          <w:p>
+            <w:pPr>
+              <w:spacing w:after="0" w:line="240" w:lineRule="auto"/>
+              <w:jc w:val="center"/>
+            </w:pPr>
+            <w:r>
+              <w:rPr>
+                <w:rFonts w:ascii="Arial" w:cs="Arial" w:eastAsia="Arial" w:hAnsi="Arial"/>
+                <w:b w:val="false"/>
+                <w:bCs w:val="false"/>
+                <w:i w:val="false"/>
+                <w:iCs w:val="false"/>
+                <w:color w:val="2A2E38"/>
+                <w:sz w:val="17"/>
+                <w:szCs w:val="17"/>
+              </w:rPr>
+              <w:t xml:space="preserve">26</w:t>
+            </w:r>
+          </w:p>
+        </w:tc>
+        <w:tc>
+          <w:tcPr>
+            <w:tcW w:type="dxa" w:w="1100"/>
+            <w:tcBorders>
+              <w:top w:val="single" w:color="D9D4CB" w:sz="4"/>
+              <w:left w:val="none" w:color="auto" w:sz="0"/>
+              <w:bottom w:val="single" w:color="D9D4CB" w:sz="4"/>
+              <w:right w:val="none" w:color="auto" w:sz="0"/>
+            </w:tcBorders>
+            <w:tcMar>
+              <w:top w:type="dxa" w:w="52"/>
+              <w:left w:type="dxa" w:w="100"/>
+              <w:bottom w:type="dxa" w:w="52"/>
+              <w:right w:type="dxa" w:w="100"/>
+            </w:tcMar>
+            <w:vAlign w:val="center"/>
+          </w:tcPr>
+          <w:p>
+            <w:pPr>
+              <w:spacing w:after="0" w:line="240" w:lineRule="auto"/>
+              <w:jc w:val="center"/>
+            </w:pPr>
+            <w:r>
+              <w:rPr>
+                <w:rFonts w:ascii="Arial" w:cs="Arial" w:eastAsia="Arial" w:hAnsi="Arial"/>
+                <w:b w:val="false"/>
+                <w:bCs w:val="false"/>
+                <w:i w:val="false"/>
+                <w:iCs w:val="false"/>
+                <w:color w:val="2A2E38"/>
+                <w:sz w:val="17"/>
+                <w:szCs w:val="17"/>
+              </w:rPr>
+              <w:t xml:space="preserve">96,6–358,9</w:t>
+            </w:r>
+          </w:p>
+        </w:tc>
+        <w:tc>
+          <w:tcPr>
+            <w:tcW w:type="dxa" w:w="1200"/>
+            <w:tcBorders>
+              <w:top w:val="single" w:color="D9D4CB" w:sz="4"/>
+              <w:left w:val="none" w:color="auto" w:sz="0"/>
+              <w:bottom w:val="single" w:color="D9D4CB" w:sz="4"/>
+              <w:right w:val="none" w:color="auto" w:sz="0"/>
+            </w:tcBorders>
+            <w:tcMar>
+              <w:top w:type="dxa" w:w="52"/>
+              <w:left w:type="dxa" w:w="100"/>
+              <w:bottom w:type="dxa" w:w="52"/>
+              <w:right w:type="dxa" w:w="100"/>
+            </w:tcMar>
+            <w:vAlign w:val="center"/>
+          </w:tcPr>
+          <w:p>
+            <w:pPr>
+              <w:spacing w:after="0" w:line="240" w:lineRule="auto"/>
+              <w:jc w:val="center"/>
+            </w:pPr>
+            <w:r>
+              <w:rPr>
+                <w:rFonts w:ascii="Arial" w:cs="Arial" w:eastAsia="Arial" w:hAnsi="Arial"/>
+                <w:b w:val="false"/>
+                <w:bCs w:val="false"/>
+                <w:i w:val="false"/>
+                <w:iCs w:val="false"/>
+                <w:color w:val="2A2E38"/>
+                <w:sz w:val="17"/>
+                <w:szCs w:val="17"/>
+              </w:rPr>
+              <w:t xml:space="preserve">270,5–2153,7</w:t>
+            </w:r>
+          </w:p>
+        </w:tc>
+        <w:tc>
+          <w:tcPr>
+            <w:tcW w:type="dxa" w:w="1150"/>
+            <w:tcBorders>
+              <w:top w:val="single" w:color="D9D4CB" w:sz="4"/>
+              <w:left w:val="none" w:color="auto" w:sz="0"/>
+              <w:bottom w:val="single" w:color="D9D4CB" w:sz="4"/>
+              <w:right w:val="none" w:color="auto" w:sz="0"/>
+            </w:tcBorders>
+            <w:tcMar>
+              <w:top w:type="dxa" w:w="52"/>
+              <w:left w:type="dxa" w:w="100"/>
+              <w:bottom w:type="dxa" w:w="52"/>
+              <w:right w:type="dxa" w:w="100"/>
+            </w:tcMar>
+            <w:vAlign w:val="center"/>
+          </w:tcPr>
+          <w:p>
+            <w:pPr>
+              <w:spacing w:after="0" w:line="240" w:lineRule="auto"/>
+              <w:jc w:val="center"/>
+            </w:pPr>
+            <w:r>
+              <w:rPr>
+                <w:rFonts w:ascii="Arial" w:cs="Arial" w:eastAsia="Arial" w:hAnsi="Arial"/>
+                <w:b w:val="false"/>
+                <w:bCs w:val="false"/>
+                <w:i w:val="false"/>
+                <w:iCs w:val="false"/>
+                <w:color w:val="2A2E38"/>
+                <w:sz w:val="17"/>
+                <w:szCs w:val="17"/>
+              </w:rPr>
+              <w:t xml:space="preserve">2 935 276</w:t>
+            </w:r>
+          </w:p>
+        </w:tc>
+        <w:tc>
+          <w:tcPr>
+            <w:tcW w:type="dxa" w:w="1500"/>
+            <w:tcBorders>
+              <w:top w:val="single" w:color="D9D4CB" w:sz="4"/>
+              <w:left w:val="none" w:color="auto" w:sz="0"/>
+              <w:bottom w:val="single" w:color="D9D4CB" w:sz="4"/>
+              <w:right w:val="none" w:color="auto" w:sz="0"/>
+            </w:tcBorders>
+            <w:tcMar>
+              <w:top w:type="dxa" w:w="52"/>
+              <w:left w:type="dxa" w:w="100"/>
+              <w:bottom w:type="dxa" w:w="52"/>
+              <w:right w:type="dxa" w:w="100"/>
+            </w:tcMar>
+            <w:vAlign w:val="center"/>
+          </w:tcPr>
+          <w:p>
+            <w:pPr>
+              <w:spacing w:after="0" w:line="240" w:lineRule="auto"/>
+              <w:jc w:val="left"/>
+            </w:pPr>
+            <w:r>
+              <w:rPr>
+                <w:rFonts w:ascii="Arial" w:cs="Arial" w:eastAsia="Arial" w:hAnsi="Arial"/>
+                <w:b w:val="false"/>
+                <w:bCs w:val="false"/>
+                <w:i w:val="false"/>
+                <w:iCs w:val="false"/>
+                <w:color w:val="2A2E38"/>
+                <w:sz w:val="17"/>
+                <w:szCs w:val="17"/>
+              </w:rPr>
+              <w:t xml:space="preserve">25 с отделкой, 1 без</w:t>
+            </w:r>
+          </w:p>
+        </w:tc>
+        <w:tc>
+          <w:tcPr>
+            <w:tcW w:type="dxa" w:w="1188"/>
+            <w:tcBorders>
+              <w:top w:val="single" w:color="D9D4CB" w:sz="4"/>
+              <w:left w:val="none" w:color="auto" w:sz="0"/>
+              <w:bottom w:val="single" w:color="D9D4CB" w:sz="4"/>
+              <w:right w:val="none" w:color="auto" w:sz="0"/>
+            </w:tcBorders>
+            <w:tcMar>
+              <w:top w:type="dxa" w:w="52"/>
+              <w:left w:type="dxa" w:w="100"/>
+              <w:bottom w:type="dxa" w:w="52"/>
+              <w:right w:type="dxa" w:w="100"/>
+            </w:tcMar>
+            <w:vAlign w:val="center"/>
+          </w:tcPr>
+          <w:p>
+            <w:pPr>
+              <w:spacing w:after="0" w:line="240" w:lineRule="auto"/>
+              <w:jc w:val="center"/>
+            </w:pPr>
+            <w:r>
+              <w:rPr>
+                <w:rFonts w:ascii="Arial" w:cs="Arial" w:eastAsia="Arial" w:hAnsi="Arial"/>
+                <w:b w:val="false"/>
+                <w:bCs w:val="false"/>
+                <w:i w:val="false"/>
+                <w:iCs w:val="false"/>
+                <w:color w:val="2A2E38"/>
+                <w:sz w:val="17"/>
+                <w:szCs w:val="17"/>
+              </w:rPr>
+              <w:t xml:space="preserve">2 964 122</w:t>
+            </w:r>
+          </w:p>
+        </w:tc>
+      </w:tr>
+      <w:tr>
+        <w:tc>
+          <w:tcPr>
+            <w:tcW w:type="dxa" w:w="1900"/>
+            <w:tcBorders>
+              <w:top w:val="single" w:color="D9D4CB" w:sz="4"/>
+              <w:left w:val="none" w:color="auto" w:sz="0"/>
+              <w:bottom w:val="single" w:color="D9D4CB" w:sz="4"/>
+              <w:right w:val="none" w:color="auto" w:sz="0"/>
+            </w:tcBorders>
+            <w:shd w:fill="FBFAF8" w:color="auto" w:val="clear"/>
+            <w:tcMar>
+              <w:top w:type="dxa" w:w="52"/>
+              <w:left w:type="dxa" w:w="100"/>
+              <w:bottom w:type="dxa" w:w="52"/>
+              <w:right w:type="dxa" w:w="100"/>
+            </w:tcMar>
+            <w:vAlign w:val="center"/>
+          </w:tcPr>
+          <w:p>
+            <w:pPr>
+              <w:spacing w:after="0" w:line="240" w:lineRule="auto"/>
+              <w:jc w:val="left"/>
+            </w:pPr>
+            <w:r>
+              <w:rPr>
+                <w:rFonts w:ascii="Arial" w:cs="Arial" w:eastAsia="Arial" w:hAnsi="Arial"/>
+                <w:b/>
+                <w:bCs/>
+                <w:i w:val="false"/>
+                <w:iCs w:val="false"/>
+                <w:color w:val="2A2E38"/>
+                <w:sz w:val="17"/>
+                <w:szCs w:val="17"/>
+              </w:rPr>
+              <w:t xml:space="preserve">Кло 17 (Clos 17)</w:t>
+            </w:r>
+          </w:p>
+        </w:tc>
+        <w:tc>
+          <w:tcPr>
+            <w:tcW w:type="dxa" w:w="1900"/>
+            <w:tcBorders>
+              <w:top w:val="single" w:color="D9D4CB" w:sz="4"/>
+              <w:left w:val="none" w:color="auto" w:sz="0"/>
+              <w:bottom w:val="single" w:color="D9D4CB" w:sz="4"/>
+              <w:right w:val="none" w:color="auto" w:sz="0"/>
+            </w:tcBorders>
+            <w:shd w:fill="FBFAF8" w:color="auto" w:val="clear"/>
+            <w:tcMar>
+              <w:top w:type="dxa" w:w="52"/>
+              <w:left w:type="dxa" w:w="100"/>
+              <w:bottom w:type="dxa" w:w="52"/>
+              <w:right w:type="dxa" w:w="100"/>
+            </w:tcMar>
+            <w:vAlign w:val="center"/>
+          </w:tcPr>
+          <w:p>
+            <w:pPr>
+              <w:spacing w:after="0" w:line="240" w:lineRule="auto"/>
+              <w:jc w:val="left"/>
+            </w:pPr>
+            <w:r>
+              <w:rPr>
+                <w:rFonts w:ascii="Arial" w:cs="Arial" w:eastAsia="Arial" w:hAnsi="Arial"/>
+                <w:b w:val="false"/>
+                <w:bCs w:val="false"/>
+                <w:i w:val="false"/>
+                <w:iCs w:val="false"/>
+                <w:color w:val="2A2E38"/>
+                <w:sz w:val="17"/>
+                <w:szCs w:val="17"/>
+              </w:rPr>
+              <w:t xml:space="preserve">Староваганьковский пер., 17</w:t>
+            </w:r>
+          </w:p>
+        </w:tc>
+        <w:tc>
+          <w:tcPr>
+            <w:tcW w:type="dxa" w:w="850"/>
+            <w:tcBorders>
+              <w:top w:val="single" w:color="D9D4CB" w:sz="4"/>
+              <w:left w:val="none" w:color="auto" w:sz="0"/>
+              <w:bottom w:val="single" w:color="D9D4CB" w:sz="4"/>
+              <w:right w:val="none" w:color="auto" w:sz="0"/>
+            </w:tcBorders>
+            <w:shd w:fill="FBFAF8" w:color="auto" w:val="clear"/>
+            <w:tcMar>
+              <w:top w:type="dxa" w:w="52"/>
+              <w:left w:type="dxa" w:w="100"/>
+              <w:bottom w:type="dxa" w:w="52"/>
+              <w:right w:type="dxa" w:w="100"/>
+            </w:tcMar>
+            <w:vAlign w:val="center"/>
+          </w:tcPr>
+          <w:p>
+            <w:pPr>
+              <w:spacing w:after="0" w:line="240" w:lineRule="auto"/>
+              <w:jc w:val="center"/>
+            </w:pPr>
+            <w:r>
+              <w:rPr>
+                <w:rFonts w:ascii="Arial" w:cs="Arial" w:eastAsia="Arial" w:hAnsi="Arial"/>
+                <w:b w:val="false"/>
+                <w:bCs w:val="false"/>
+                <w:i w:val="false"/>
+                <w:iCs w:val="false"/>
+                <w:color w:val="2A2E38"/>
+                <w:sz w:val="17"/>
+                <w:szCs w:val="17"/>
+              </w:rPr>
+              <w:t xml:space="preserve">17</w:t>
+            </w:r>
+          </w:p>
+        </w:tc>
+        <w:tc>
+          <w:tcPr>
+            <w:tcW w:type="dxa" w:w="1100"/>
+            <w:tcBorders>
+              <w:top w:val="single" w:color="D9D4CB" w:sz="4"/>
+              <w:left w:val="none" w:color="auto" w:sz="0"/>
+              <w:bottom w:val="single" w:color="D9D4CB" w:sz="4"/>
+              <w:right w:val="none" w:color="auto" w:sz="0"/>
+            </w:tcBorders>
+            <w:shd w:fill="FBFAF8" w:color="auto" w:val="clear"/>
+            <w:tcMar>
+              <w:top w:type="dxa" w:w="52"/>
+              <w:left w:type="dxa" w:w="100"/>
+              <w:bottom w:type="dxa" w:w="52"/>
+              <w:right w:type="dxa" w:w="100"/>
+            </w:tcMar>
+            <w:vAlign w:val="center"/>
+          </w:tcPr>
+          <w:p>
+            <w:pPr>
+              <w:spacing w:after="0" w:line="240" w:lineRule="auto"/>
+              <w:jc w:val="center"/>
+            </w:pPr>
+            <w:r>
+              <w:rPr>
+                <w:rFonts w:ascii="Arial" w:cs="Arial" w:eastAsia="Arial" w:hAnsi="Arial"/>
+                <w:b w:val="false"/>
+                <w:bCs w:val="false"/>
+                <w:i w:val="false"/>
+                <w:iCs w:val="false"/>
+                <w:color w:val="2A2E38"/>
+                <w:sz w:val="17"/>
+                <w:szCs w:val="17"/>
+              </w:rPr>
+              <w:t xml:space="preserve">82,7–219,9</w:t>
+            </w:r>
+          </w:p>
+        </w:tc>
+        <w:tc>
+          <w:tcPr>
+            <w:tcW w:type="dxa" w:w="1200"/>
+            <w:tcBorders>
+              <w:top w:val="single" w:color="D9D4CB" w:sz="4"/>
+              <w:left w:val="none" w:color="auto" w:sz="0"/>
+              <w:bottom w:val="single" w:color="D9D4CB" w:sz="4"/>
+              <w:right w:val="none" w:color="auto" w:sz="0"/>
+            </w:tcBorders>
+            <w:shd w:fill="FBFAF8" w:color="auto" w:val="clear"/>
+            <w:tcMar>
+              <w:top w:type="dxa" w:w="52"/>
+              <w:left w:type="dxa" w:w="100"/>
+              <w:bottom w:type="dxa" w:w="52"/>
+              <w:right w:type="dxa" w:w="100"/>
+            </w:tcMar>
+            <w:vAlign w:val="center"/>
+          </w:tcPr>
+          <w:p>
+            <w:pPr>
+              <w:spacing w:after="0" w:line="240" w:lineRule="auto"/>
+              <w:jc w:val="center"/>
+            </w:pPr>
+            <w:r>
+              <w:rPr>
+                <w:rFonts w:ascii="Arial" w:cs="Arial" w:eastAsia="Arial" w:hAnsi="Arial"/>
+                <w:b w:val="false"/>
+                <w:bCs w:val="false"/>
+                <w:i w:val="false"/>
+                <w:iCs w:val="false"/>
+                <w:color w:val="2A2E38"/>
+                <w:sz w:val="17"/>
+                <w:szCs w:val="17"/>
+              </w:rPr>
+              <w:t xml:space="preserve">227,5–659,7</w:t>
+            </w:r>
+          </w:p>
+        </w:tc>
+        <w:tc>
+          <w:tcPr>
+            <w:tcW w:type="dxa" w:w="1150"/>
+            <w:tcBorders>
+              <w:top w:val="single" w:color="D9D4CB" w:sz="4"/>
+              <w:left w:val="none" w:color="auto" w:sz="0"/>
+              <w:bottom w:val="single" w:color="D9D4CB" w:sz="4"/>
+              <w:right w:val="none" w:color="auto" w:sz="0"/>
+            </w:tcBorders>
+            <w:shd w:fill="FBFAF8" w:color="auto" w:val="clear"/>
+            <w:tcMar>
+              <w:top w:type="dxa" w:w="52"/>
+              <w:left w:type="dxa" w:w="100"/>
+              <w:bottom w:type="dxa" w:w="52"/>
+              <w:right w:type="dxa" w:w="100"/>
+            </w:tcMar>
+            <w:vAlign w:val="center"/>
+          </w:tcPr>
+          <w:p>
+            <w:pPr>
+              <w:spacing w:after="0" w:line="240" w:lineRule="auto"/>
+              <w:jc w:val="center"/>
+            </w:pPr>
+            <w:r>
+              <w:rPr>
+                <w:rFonts w:ascii="Arial" w:cs="Arial" w:eastAsia="Arial" w:hAnsi="Arial"/>
+                <w:b w:val="false"/>
+                <w:bCs w:val="false"/>
+                <w:i w:val="false"/>
+                <w:iCs w:val="false"/>
+                <w:color w:val="2A2E38"/>
+                <w:sz w:val="17"/>
+                <w:szCs w:val="17"/>
+              </w:rPr>
+              <w:t xml:space="preserve">2 627 192</w:t>
+            </w:r>
+          </w:p>
+        </w:tc>
+        <w:tc>
+          <w:tcPr>
+            <w:tcW w:type="dxa" w:w="1500"/>
+            <w:tcBorders>
+              <w:top w:val="single" w:color="D9D4CB" w:sz="4"/>
+              <w:left w:val="none" w:color="auto" w:sz="0"/>
+              <w:bottom w:val="single" w:color="D9D4CB" w:sz="4"/>
+              <w:right w:val="none" w:color="auto" w:sz="0"/>
+            </w:tcBorders>
+            <w:shd w:fill="FBFAF8" w:color="auto" w:val="clear"/>
+            <w:tcMar>
+              <w:top w:type="dxa" w:w="52"/>
+              <w:left w:type="dxa" w:w="100"/>
+              <w:bottom w:type="dxa" w:w="52"/>
+              <w:right w:type="dxa" w:w="100"/>
+            </w:tcMar>
+            <w:vAlign w:val="center"/>
+          </w:tcPr>
+          <w:p>
+            <w:pPr>
+              <w:spacing w:after="0" w:line="240" w:lineRule="auto"/>
+              <w:jc w:val="left"/>
+            </w:pPr>
+            <w:r>
+              <w:rPr>
+                <w:rFonts w:ascii="Arial" w:cs="Arial" w:eastAsia="Arial" w:hAnsi="Arial"/>
+                <w:b w:val="false"/>
+                <w:bCs w:val="false"/>
+                <w:i w:val="false"/>
+                <w:iCs w:val="false"/>
+                <w:color w:val="2A2E38"/>
+                <w:sz w:val="17"/>
+                <w:szCs w:val="17"/>
+              </w:rPr>
+              <w:t xml:space="preserve">всё без отделки</w:t>
+            </w:r>
+          </w:p>
+        </w:tc>
+        <w:tc>
+          <w:tcPr>
+            <w:tcW w:type="dxa" w:w="1188"/>
+            <w:tcBorders>
+              <w:top w:val="single" w:color="D9D4CB" w:sz="4"/>
+              <w:left w:val="none" w:color="auto" w:sz="0"/>
+              <w:bottom w:val="single" w:color="D9D4CB" w:sz="4"/>
+              <w:right w:val="none" w:color="auto" w:sz="0"/>
+            </w:tcBorders>
+            <w:shd w:fill="FBFAF8" w:color="auto" w:val="clear"/>
+            <w:tcMar>
+              <w:top w:type="dxa" w:w="52"/>
+              <w:left w:type="dxa" w:w="100"/>
+              <w:bottom w:type="dxa" w:w="52"/>
+              <w:right w:type="dxa" w:w="100"/>
+            </w:tcMar>
+            <w:vAlign w:val="center"/>
+          </w:tcPr>
+          <w:p>
+            <w:pPr>
+              <w:spacing w:after="0" w:line="240" w:lineRule="auto"/>
+              <w:jc w:val="center"/>
+            </w:pPr>
+            <w:r>
+              <w:rPr>
+                <w:rFonts w:ascii="Arial" w:cs="Arial" w:eastAsia="Arial" w:hAnsi="Arial"/>
+                <w:b w:val="false"/>
+                <w:bCs w:val="false"/>
+                <w:i w:val="false"/>
+                <w:iCs w:val="false"/>
+                <w:color w:val="2A2E38"/>
+                <w:sz w:val="17"/>
+                <w:szCs w:val="17"/>
+              </w:rPr>
+              <w:t xml:space="preserve">3 377 192</w:t>
+            </w:r>
+          </w:p>
+        </w:tc>
+      </w:tr>
+    </w:tbl>
+    <w:p>
+      <w:pPr>
+        <w:spacing w:after="30"/>
+      </w:pPr>
+      <w:r>
+        <w:rPr>
+          <w:rFonts w:ascii="Arial" w:cs="Arial" w:eastAsia="Arial" w:hAnsi="Arial"/>
+          <w:b w:val="false"/>
+          <w:bCs w:val="false"/>
+          <w:i w:val="false"/>
+          <w:iCs w:val="false"/>
+          <w:color w:val="2A2E38"/>
+          <w:sz w:val="19"/>
+          <w:szCs w:val="19"/>
+        </w:rPr>
+        <w:t xml:space="preserve"/>
+      </w:r>
+    </w:p>
+    <w:p>
+      <w:pPr>
+        <w:spacing w:after="60" w:line="230" w:lineRule="auto"/>
+        <w:ind w:right="1560"/>
+      </w:pPr>
+      <w:r>
+        <w:rPr>
+          <w:rFonts w:ascii="Arial" w:cs="Arial" w:eastAsia="Arial" w:hAnsi="Arial"/>
+          <w:b w:val="false"/>
+          <w:bCs w:val="false"/>
+          <w:i w:val="false"/>
+          <w:iCs w:val="false"/>
+          <w:color w:val="70788A"/>
+          <w:sz w:val="15"/>
+          <w:szCs w:val="15"/>
+        </w:rPr>
+        <w:t xml:space="preserve">Последняя колонка приводит всё к одному состоянию — квартире, в которую можно заехать. Там, где квартиры продаются без отделки, к цене метра добавлено 750 тыс. ₽ — столько стоит отделка де-люкс уровня в центре. Где часть квартир с отделкой, а часть без, доплата добавлена пропорционально. Циан, выгрузки от 17.08.2026.</w:t>
+      </w:r>
+    </w:p>
+    <w:p>
+      <w:pPr>
+        <w:spacing w:after="40"/>
+      </w:pPr>
+      <w:r>
+        <w:rPr>
+          <w:rFonts w:ascii="Arial" w:cs="Arial" w:eastAsia="Arial" w:hAnsi="Arial"/>
+          <w:b w:val="false"/>
+          <w:bCs w:val="false"/>
+          <w:i w:val="false"/>
+          <w:iCs w:val="false"/>
+          <w:color w:val="2A2E38"/>
+          <w:sz w:val="19"/>
+          <w:szCs w:val="19"/>
+        </w:rPr>
+        <w:t xml:space="preserve"/>
       </w:r>
     </w:p>
     <w:p>
@@ -2861,7 +5064,7 @@
       <w:r>
         <w:drawing>
           <wp:inline distT="0" distB="0" distL="0" distR="0">
-            <wp:extent cx="6124575" cy="3067050"/>
+            <wp:extent cx="6124575" cy="2714625"/>
             <wp:effectExtent t="0" r="0" b="0" l="0"/>
             <wp:docPr id="1" name="" descr="" title=""/>
             <wp:cNvGraphicFramePr>
@@ -2886,7 +5089,7 @@
                   <pic:spPr bwMode="auto">
                     <a:xfrm>
                       <a:off x="0" y="0"/>
-                      <a:ext cx="6124575" cy="3067050"/>
+                      <a:ext cx="6124575" cy="2714625"/>
                     </a:xfrm>
                     <a:prstGeom prst="rect">
                       <a:avLst/>
@@ -2915,7 +5118,7 @@
           <w:sz w:val="16"/>
           <w:szCs w:val="16"/>
         </w:rPr>
-        <w:t xml:space="preserve">Красный столбик — расчёт по старту продаж, остальные — опубликованные цены предложения NF Group.</w:t>
+        <w:t xml:space="preserve">Синее — цена метра сейчас, бронзовое — доплата за отделку. Красный — расчёт по EDEN.</w:t>
       </w:r>
     </w:p>
     <w:p>
@@ -2965,7 +5168,7 @@
           <w:sz w:val="19"/>
           <w:szCs w:val="19"/>
         </w:rPr>
-        <w:t xml:space="preserve">EDEN дороже своего района на 39 %. </w:t>
+        <w:t xml:space="preserve">EDEN дороже 67 квартир из 70. </w:t>
       </w:r>
       <w:r>
         <w:rPr>
@@ -2978,7 +5181,7 @@
           <w:sz w:val="19"/>
           <w:szCs w:val="19"/>
         </w:rPr>
-        <w:t xml:space="preserve">Средняя цена предложения на Арбате — 3 169 тыс. ₽ за метр, у EDEN получается около 4 400 тыс. То есть дом продаётся не по цене района, а по цене отдельной категории.</w:t>
+        <w:t xml:space="preserve">Только три лота во всей подборке имеют более дорогой метр, и все три — штучные: 358,9 м² в «Люче» по 6,0 млн ₽ и два верхних этажа в «Никитском-6». Средняя по конкурентам — 2 772 тыс. ₽ за метр, у EDEN расчётные 4 400 тыс.: это на 59 % выше.</w:t>
       </w:r>
     </w:p>
     <w:p>
@@ -3010,7 +5213,7 @@
           <w:sz w:val="19"/>
           <w:szCs w:val="19"/>
         </w:rPr>
-        <w:t xml:space="preserve">И дороже среднего по всему классу делюкс на 36 %. </w:t>
+        <w:t xml:space="preserve">Самый честный аналог — «Кло 17» на Староваганьковском. </w:t>
       </w:r>
       <w:r>
         <w:rPr>
@@ -3023,7 +5226,7 @@
           <w:sz w:val="19"/>
           <w:szCs w:val="19"/>
         </w:rPr>
-        <w:t xml:space="preserve">Средняя цена делюкс-предложения по Москве на июнь 2026 — 3 242 тыс. ₽ за метр. EDEN идёт ближе к Остоженке и Пречистенке (4 798 тыс.) — самому дорогому адресу города.</w:t>
+        <w:t xml:space="preserve">Тот же формат клубного дома в центре, те же 17 квартир без отделки от застройщика, тот же продукт. Метр там стоит 2 627 тыс. ₽, то есть EDEN дороже на 67 %. С учётом отделки у обоих: 5 150 против 3 377 тыс. ₽ — разрыв 52 %.</w:t>
       </w:r>
     </w:p>
     <w:p>
@@ -3055,7 +5258,20 @@
           <w:sz w:val="19"/>
           <w:szCs w:val="19"/>
         </w:rPr>
-        <w:t xml:space="preserve">В деньгах это выглядит так: самая маленькая квартира 107,3 м² — около 470 млн ₽, самая большая 410,6 м² — около 1,8 млрд ₽, средняя резиденция — примерно 1,24 млрд ₽. Весь дом целиком — порядка 27 млрд ₽.</w:t>
+        <w:t xml:space="preserve">Ближайший по цене — «Stella di Mosca» за 4 284 тыс. ₽ за метр, но это другой товар. </w:t>
+      </w:r>
+      <w:r>
+        <w:rPr>
+          <w:rFonts w:ascii="Arial" w:cs="Arial" w:eastAsia="Arial" w:hAnsi="Arial"/>
+          <w:b/>
+          <w:bCs/>
+          <w:i w:val="false"/>
+          <w:iCs w:val="false"/>
+          <w:color w:val="2A2E38"/>
+          <w:sz w:val="19"/>
+          <w:szCs w:val="19"/>
+        </w:rPr>
+        <w:t xml:space="preserve">Три лота на вторичном рынке, дом уже построен, квартиры с готовым дизайнерским ремонтом. EDEN при сопоставимой цене метра — котлован без отделки со сдачей через три года.</w:t>
       </w:r>
     </w:p>
     <w:p>
@@ -3087,7 +5303,26 @@
           <w:sz w:val="19"/>
           <w:szCs w:val="19"/>
         </w:rPr>
-        <w:t xml:space="preserve">Ипотека в проекте не работает. </w:t>
+        <w:t xml:space="preserve">В деньгах по EDEN: самая маленькая резиденция 107,3 м² — около 470 млн ₽, самая большая 410,6 м² — около 1,8 млрд ₽, средняя — примерно 1,24 млрд ₽. Весь дом целиком — порядка 27 млрд ₽.</w:t>
+      </w:r>
+    </w:p>
+    <w:p>
+      <w:pPr>
+        <w:spacing w:after="58" w:line="252" w:lineRule="auto"/>
+        <w:ind w:left="170" w:right="1560" w:hanging="170"/>
+      </w:pPr>
+      <w:r>
+        <w:rPr>
+          <w:rFonts w:ascii="Arial" w:cs="Arial" w:eastAsia="Arial" w:hAnsi="Arial"/>
+          <w:b/>
+          <w:bCs/>
+          <w:i w:val="false"/>
+          <w:iCs w:val="false"/>
+          <w:color w:val="A9762F"/>
+          <w:sz w:val="19"/>
+          <w:szCs w:val="19"/>
+        </w:rPr>
+        <w:t xml:space="preserve">—   </w:t>
       </w:r>
       <w:r>
         <w:rPr>
@@ -3100,7 +5335,3195 @@
           <w:sz w:val="19"/>
           <w:szCs w:val="19"/>
         </w:rPr>
+        <w:t xml:space="preserve">Ипотека в проекте не работает. </w:t>
+      </w:r>
+      <w:r>
+        <w:rPr>
+          <w:rFonts w:ascii="Arial" w:cs="Arial" w:eastAsia="Arial" w:hAnsi="Arial"/>
+          <w:b w:val="false"/>
+          <w:bCs w:val="false"/>
+          <w:i w:val="false"/>
+          <w:iCs w:val="false"/>
+          <w:color w:val="2A2E38"/>
+          <w:sz w:val="19"/>
+          <w:szCs w:val="19"/>
+        </w:rPr>
         <w:t xml:space="preserve">Порталы указывают, что ипотечные и военные программы по дому недоступны. Для сегмента это обычное дело: сделки идут за собственные средства, и круг покупателей ограничен наличием живых денег, а не кредитоспособностью.</w:t>
+      </w:r>
+    </w:p>
+    <w:p>
+      <w:pPr>
+        <w:keepNext/>
+        <w:keepLines/>
+        <w:spacing w:after="110" w:before="170"/>
+      </w:pPr>
+      <w:r>
+        <w:rPr>
+          <w:rFonts w:ascii="Georgia" w:cs="Georgia" w:eastAsia="Georgia" w:hAnsi="Georgia"/>
+          <w:b/>
+          <w:bCs/>
+          <w:i w:val="false"/>
+          <w:iCs w:val="false"/>
+          <w:color w:val="1F2A44"/>
+          <w:sz w:val="24"/>
+          <w:szCs w:val="24"/>
+        </w:rPr>
+        <w:t xml:space="preserve">Что покупают за сопоставимые деньги</w:t>
+      </w:r>
+    </w:p>
+    <w:p>
+      <w:pPr>
+        <w:spacing w:after="170" w:line="258" w:lineRule="auto"/>
+        <w:ind w:right="1560"/>
+      </w:pPr>
+      <w:r>
+        <w:rPr>
+          <w:rFonts w:ascii="Arial" w:cs="Arial" w:eastAsia="Arial" w:hAnsi="Arial"/>
+          <w:b w:val="false"/>
+          <w:bCs w:val="false"/>
+          <w:i w:val="false"/>
+          <w:iCs w:val="false"/>
+          <w:color w:val="2A2E38"/>
+          <w:sz w:val="19"/>
+          <w:szCs w:val="19"/>
+        </w:rPr>
+        <w:t xml:space="preserve">Двенадцать самых дорогих квартир формата EDEN — от 200 до 420 м² — из тех же пяти домов. Это то, что покупатель видит рядом.</w:t>
+      </w:r>
+    </w:p>
+    <w:tbl>
+      <w:tblPr>
+        <w:tblW w:type="dxa" w:w="9638"/>
+        <w:tblBorders>
+          <w:top w:val="single" w:color="auto" w:sz="4"/>
+          <w:left w:val="single" w:color="auto" w:sz="4"/>
+          <w:bottom w:val="single" w:color="auto" w:sz="4"/>
+          <w:right w:val="single" w:color="auto" w:sz="4"/>
+          <w:insideH w:val="single" w:color="auto" w:sz="4"/>
+          <w:insideV w:val="single" w:color="auto" w:sz="4"/>
+        </w:tblBorders>
+      </w:tblPr>
+      <w:tblGrid>
+        <w:gridCol w:w="2100"/>
+        <w:gridCol w:w="1900"/>
+        <w:gridCol w:w="1900"/>
+        <w:gridCol w:w="1100"/>
+        <w:gridCol w:w="1500"/>
+        <w:gridCol w:w="1138"/>
+      </w:tblGrid>
+      <w:tr>
+        <w:trPr>
+          <w:tblHeader/>
+        </w:trPr>
+        <w:tc>
+          <w:tcPr>
+            <w:tcW w:type="dxa" w:w="2100"/>
+            <w:tcBorders>
+              <w:top w:val="single" w:color="1F2A44" w:sz="4"/>
+              <w:left w:val="none" w:color="auto" w:sz="0"/>
+              <w:bottom w:val="single" w:color="D9D4CB" w:sz="4"/>
+              <w:right w:val="none" w:color="auto" w:sz="0"/>
+            </w:tcBorders>
+            <w:shd w:fill="1F2A44" w:color="auto" w:val="clear"/>
+            <w:tcMar>
+              <w:top w:type="dxa" w:w="52"/>
+              <w:left w:type="dxa" w:w="100"/>
+              <w:bottom w:type="dxa" w:w="52"/>
+              <w:right w:type="dxa" w:w="100"/>
+            </w:tcMar>
+            <w:vAlign w:val="center"/>
+          </w:tcPr>
+          <w:p>
+            <w:pPr>
+              <w:spacing w:after="0" w:line="240" w:lineRule="auto"/>
+              <w:jc w:val="left"/>
+            </w:pPr>
+            <w:r>
+              <w:rPr>
+                <w:rFonts w:ascii="Arial" w:cs="Arial" w:eastAsia="Arial" w:hAnsi="Arial"/>
+                <w:b/>
+                <w:bCs/>
+                <w:i w:val="false"/>
+                <w:iCs w:val="false"/>
+                <w:color w:val="FFFFFF"/>
+                <w:sz w:val="16"/>
+                <w:szCs w:val="16"/>
+              </w:rPr>
+              <w:t xml:space="preserve">Проект</w:t>
+            </w:r>
+          </w:p>
+        </w:tc>
+        <w:tc>
+          <w:tcPr>
+            <w:tcW w:type="dxa" w:w="1900"/>
+            <w:tcBorders>
+              <w:top w:val="single" w:color="1F2A44" w:sz="4"/>
+              <w:left w:val="none" w:color="auto" w:sz="0"/>
+              <w:bottom w:val="single" w:color="D9D4CB" w:sz="4"/>
+              <w:right w:val="none" w:color="auto" w:sz="0"/>
+            </w:tcBorders>
+            <w:shd w:fill="1F2A44" w:color="auto" w:val="clear"/>
+            <w:tcMar>
+              <w:top w:type="dxa" w:w="52"/>
+              <w:left w:type="dxa" w:w="100"/>
+              <w:bottom w:type="dxa" w:w="52"/>
+              <w:right w:type="dxa" w:w="100"/>
+            </w:tcMar>
+            <w:vAlign w:val="center"/>
+          </w:tcPr>
+          <w:p>
+            <w:pPr>
+              <w:spacing w:after="0" w:line="240" w:lineRule="auto"/>
+              <w:jc w:val="center"/>
+            </w:pPr>
+            <w:r>
+              <w:rPr>
+                <w:rFonts w:ascii="Arial" w:cs="Arial" w:eastAsia="Arial" w:hAnsi="Arial"/>
+                <w:b/>
+                <w:bCs/>
+                <w:i w:val="false"/>
+                <w:iCs w:val="false"/>
+                <w:color w:val="FFFFFF"/>
+                <w:sz w:val="16"/>
+                <w:szCs w:val="16"/>
+              </w:rPr>
+              <w:t xml:space="preserve">Квартира</w:t>
+            </w:r>
+          </w:p>
+        </w:tc>
+        <w:tc>
+          <w:tcPr>
+            <w:tcW w:type="dxa" w:w="1900"/>
+            <w:tcBorders>
+              <w:top w:val="single" w:color="1F2A44" w:sz="4"/>
+              <w:left w:val="none" w:color="auto" w:sz="0"/>
+              <w:bottom w:val="single" w:color="D9D4CB" w:sz="4"/>
+              <w:right w:val="none" w:color="auto" w:sz="0"/>
+            </w:tcBorders>
+            <w:shd w:fill="1F2A44" w:color="auto" w:val="clear"/>
+            <w:tcMar>
+              <w:top w:type="dxa" w:w="52"/>
+              <w:left w:type="dxa" w:w="100"/>
+              <w:bottom w:type="dxa" w:w="52"/>
+              <w:right w:type="dxa" w:w="100"/>
+            </w:tcMar>
+            <w:vAlign w:val="center"/>
+          </w:tcPr>
+          <w:p>
+            <w:pPr>
+              <w:spacing w:after="0" w:line="240" w:lineRule="auto"/>
+              <w:jc w:val="center"/>
+            </w:pPr>
+            <w:r>
+              <w:rPr>
+                <w:rFonts w:ascii="Arial" w:cs="Arial" w:eastAsia="Arial" w:hAnsi="Arial"/>
+                <w:b/>
+                <w:bCs/>
+                <w:i w:val="false"/>
+                <w:iCs w:val="false"/>
+                <w:color w:val="FFFFFF"/>
+                <w:sz w:val="16"/>
+                <w:szCs w:val="16"/>
+              </w:rPr>
+              <w:t xml:space="preserve">Отделка</w:t>
+            </w:r>
+          </w:p>
+        </w:tc>
+        <w:tc>
+          <w:tcPr>
+            <w:tcW w:type="dxa" w:w="1100"/>
+            <w:tcBorders>
+              <w:top w:val="single" w:color="1F2A44" w:sz="4"/>
+              <w:left w:val="none" w:color="auto" w:sz="0"/>
+              <w:bottom w:val="single" w:color="D9D4CB" w:sz="4"/>
+              <w:right w:val="none" w:color="auto" w:sz="0"/>
+            </w:tcBorders>
+            <w:shd w:fill="1F2A44" w:color="auto" w:val="clear"/>
+            <w:tcMar>
+              <w:top w:type="dxa" w:w="52"/>
+              <w:left w:type="dxa" w:w="100"/>
+              <w:bottom w:type="dxa" w:w="52"/>
+              <w:right w:type="dxa" w:w="100"/>
+            </w:tcMar>
+            <w:vAlign w:val="center"/>
+          </w:tcPr>
+          <w:p>
+            <w:pPr>
+              <w:spacing w:after="0" w:line="240" w:lineRule="auto"/>
+              <w:jc w:val="center"/>
+            </w:pPr>
+            <w:r>
+              <w:rPr>
+                <w:rFonts w:ascii="Arial" w:cs="Arial" w:eastAsia="Arial" w:hAnsi="Arial"/>
+                <w:b/>
+                <w:bCs/>
+                <w:i w:val="false"/>
+                <w:iCs w:val="false"/>
+                <w:color w:val="FFFFFF"/>
+                <w:sz w:val="16"/>
+                <w:szCs w:val="16"/>
+              </w:rPr>
+              <w:t xml:space="preserve">Цена,
+млн ₽</w:t>
+            </w:r>
+          </w:p>
+        </w:tc>
+        <w:tc>
+          <w:tcPr>
+            <w:tcW w:type="dxa" w:w="1500"/>
+            <w:tcBorders>
+              <w:top w:val="single" w:color="1F2A44" w:sz="4"/>
+              <w:left w:val="none" w:color="auto" w:sz="0"/>
+              <w:bottom w:val="single" w:color="D9D4CB" w:sz="4"/>
+              <w:right w:val="none" w:color="auto" w:sz="0"/>
+            </w:tcBorders>
+            <w:shd w:fill="1F2A44" w:color="auto" w:val="clear"/>
+            <w:tcMar>
+              <w:top w:type="dxa" w:w="52"/>
+              <w:left w:type="dxa" w:w="100"/>
+              <w:bottom w:type="dxa" w:w="52"/>
+              <w:right w:type="dxa" w:w="100"/>
+            </w:tcMar>
+            <w:vAlign w:val="center"/>
+          </w:tcPr>
+          <w:p>
+            <w:pPr>
+              <w:spacing w:after="0" w:line="240" w:lineRule="auto"/>
+              <w:jc w:val="center"/>
+            </w:pPr>
+            <w:r>
+              <w:rPr>
+                <w:rFonts w:ascii="Arial" w:cs="Arial" w:eastAsia="Arial" w:hAnsi="Arial"/>
+                <w:b/>
+                <w:bCs/>
+                <w:i w:val="false"/>
+                <w:iCs w:val="false"/>
+                <w:color w:val="FFFFFF"/>
+                <w:sz w:val="16"/>
+                <w:szCs w:val="16"/>
+              </w:rPr>
+              <w:t xml:space="preserve">Метр «под
+ключ», ₽</w:t>
+            </w:r>
+          </w:p>
+        </w:tc>
+        <w:tc>
+          <w:tcPr>
+            <w:tcW w:type="dxa" w:w="1138"/>
+            <w:tcBorders>
+              <w:top w:val="single" w:color="1F2A44" w:sz="4"/>
+              <w:left w:val="none" w:color="auto" w:sz="0"/>
+              <w:bottom w:val="single" w:color="D9D4CB" w:sz="4"/>
+              <w:right w:val="none" w:color="auto" w:sz="0"/>
+            </w:tcBorders>
+            <w:shd w:fill="1F2A44" w:color="auto" w:val="clear"/>
+            <w:tcMar>
+              <w:top w:type="dxa" w:w="52"/>
+              <w:left w:type="dxa" w:w="100"/>
+              <w:bottom w:type="dxa" w:w="52"/>
+              <w:right w:type="dxa" w:w="100"/>
+            </w:tcMar>
+            <w:vAlign w:val="center"/>
+          </w:tcPr>
+          <w:p>
+            <w:pPr>
+              <w:spacing w:after="0" w:line="240" w:lineRule="auto"/>
+              <w:jc w:val="center"/>
+            </w:pPr>
+            <w:r>
+              <w:rPr>
+                <w:rFonts w:ascii="Arial" w:cs="Arial" w:eastAsia="Arial" w:hAnsi="Arial"/>
+                <w:b/>
+                <w:bCs/>
+                <w:i w:val="false"/>
+                <w:iCs w:val="false"/>
+                <w:color w:val="FFFFFF"/>
+                <w:sz w:val="16"/>
+                <w:szCs w:val="16"/>
+              </w:rPr>
+              <w:t xml:space="preserve">Ссылка</w:t>
+            </w:r>
+          </w:p>
+        </w:tc>
+      </w:tr>
+      <w:tr>
+        <w:tc>
+          <w:tcPr>
+            <w:tcW w:type="dxa" w:w="2100"/>
+            <w:tcBorders>
+              <w:top w:val="single" w:color="D9D4CB" w:sz="4"/>
+              <w:left w:val="none" w:color="auto" w:sz="0"/>
+              <w:bottom w:val="single" w:color="D9D4CB" w:sz="4"/>
+              <w:right w:val="none" w:color="auto" w:sz="0"/>
+            </w:tcBorders>
+            <w:tcMar>
+              <w:top w:type="dxa" w:w="52"/>
+              <w:left w:type="dxa" w:w="100"/>
+              <w:bottom w:type="dxa" w:w="52"/>
+              <w:right w:type="dxa" w:w="100"/>
+            </w:tcMar>
+            <w:vAlign w:val="center"/>
+          </w:tcPr>
+          <w:p>
+            <w:pPr>
+              <w:spacing w:after="0" w:line="240" w:lineRule="auto"/>
+              <w:jc w:val="left"/>
+            </w:pPr>
+            <w:r>
+              <w:rPr>
+                <w:rFonts w:ascii="Arial" w:cs="Arial" w:eastAsia="Arial" w:hAnsi="Arial"/>
+                <w:b/>
+                <w:bCs/>
+                <w:i w:val="false"/>
+                <w:iCs w:val="false"/>
+                <w:color w:val="2A2E38"/>
+                <w:sz w:val="17"/>
+                <w:szCs w:val="17"/>
+              </w:rPr>
+              <w:t xml:space="preserve">Фамильный дом Люче</w:t>
+            </w:r>
+          </w:p>
+        </w:tc>
+        <w:tc>
+          <w:tcPr>
+            <w:tcW w:type="dxa" w:w="1900"/>
+            <w:tcBorders>
+              <w:top w:val="single" w:color="D9D4CB" w:sz="4"/>
+              <w:left w:val="none" w:color="auto" w:sz="0"/>
+              <w:bottom w:val="single" w:color="D9D4CB" w:sz="4"/>
+              <w:right w:val="none" w:color="auto" w:sz="0"/>
+            </w:tcBorders>
+            <w:tcMar>
+              <w:top w:type="dxa" w:w="52"/>
+              <w:left w:type="dxa" w:w="100"/>
+              <w:bottom w:type="dxa" w:w="52"/>
+              <w:right w:type="dxa" w:w="100"/>
+            </w:tcMar>
+            <w:vAlign w:val="center"/>
+          </w:tcPr>
+          <w:p>
+            <w:pPr>
+              <w:spacing w:after="0" w:line="240" w:lineRule="auto"/>
+              <w:jc w:val="center"/>
+            </w:pPr>
+            <w:r>
+              <w:rPr>
+                <w:rFonts w:ascii="Arial" w:cs="Arial" w:eastAsia="Arial" w:hAnsi="Arial"/>
+                <w:b w:val="false"/>
+                <w:bCs w:val="false"/>
+                <w:i w:val="false"/>
+                <w:iCs w:val="false"/>
+                <w:color w:val="2A2E38"/>
+                <w:sz w:val="17"/>
+                <w:szCs w:val="17"/>
+              </w:rPr>
+              <w:t xml:space="preserve">358,9 м², эт. 6/7</w:t>
+            </w:r>
+          </w:p>
+        </w:tc>
+        <w:tc>
+          <w:tcPr>
+            <w:tcW w:type="dxa" w:w="1900"/>
+            <w:tcBorders>
+              <w:top w:val="single" w:color="D9D4CB" w:sz="4"/>
+              <w:left w:val="none" w:color="auto" w:sz="0"/>
+              <w:bottom w:val="single" w:color="D9D4CB" w:sz="4"/>
+              <w:right w:val="none" w:color="auto" w:sz="0"/>
+            </w:tcBorders>
+            <w:tcMar>
+              <w:top w:type="dxa" w:w="52"/>
+              <w:left w:type="dxa" w:w="100"/>
+              <w:bottom w:type="dxa" w:w="52"/>
+              <w:right w:type="dxa" w:w="100"/>
+            </w:tcMar>
+            <w:vAlign w:val="center"/>
+          </w:tcPr>
+          <w:p>
+            <w:pPr>
+              <w:spacing w:after="0" w:line="240" w:lineRule="auto"/>
+              <w:jc w:val="left"/>
+            </w:pPr>
+            <w:r>
+              <w:rPr>
+                <w:rFonts w:ascii="Arial" w:cs="Arial" w:eastAsia="Arial" w:hAnsi="Arial"/>
+                <w:b w:val="false"/>
+                <w:bCs w:val="false"/>
+                <w:i w:val="false"/>
+                <w:iCs w:val="false"/>
+                <w:color w:val="2A2E38"/>
+                <w:sz w:val="17"/>
+                <w:szCs w:val="17"/>
+              </w:rPr>
+              <w:t xml:space="preserve">без отделки</w:t>
+            </w:r>
+          </w:p>
+        </w:tc>
+        <w:tc>
+          <w:tcPr>
+            <w:tcW w:type="dxa" w:w="1100"/>
+            <w:tcBorders>
+              <w:top w:val="single" w:color="D9D4CB" w:sz="4"/>
+              <w:left w:val="none" w:color="auto" w:sz="0"/>
+              <w:bottom w:val="single" w:color="D9D4CB" w:sz="4"/>
+              <w:right w:val="none" w:color="auto" w:sz="0"/>
+            </w:tcBorders>
+            <w:tcMar>
+              <w:top w:type="dxa" w:w="52"/>
+              <w:left w:type="dxa" w:w="100"/>
+              <w:bottom w:type="dxa" w:w="52"/>
+              <w:right w:type="dxa" w:w="100"/>
+            </w:tcMar>
+            <w:vAlign w:val="center"/>
+          </w:tcPr>
+          <w:p>
+            <w:pPr>
+              <w:spacing w:after="0" w:line="240" w:lineRule="auto"/>
+              <w:jc w:val="center"/>
+            </w:pPr>
+            <w:r>
+              <w:rPr>
+                <w:rFonts w:ascii="Arial" w:cs="Arial" w:eastAsia="Arial" w:hAnsi="Arial"/>
+                <w:b w:val="false"/>
+                <w:bCs w:val="false"/>
+                <w:i w:val="false"/>
+                <w:iCs w:val="false"/>
+                <w:color w:val="2A2E38"/>
+                <w:sz w:val="17"/>
+                <w:szCs w:val="17"/>
+              </w:rPr>
+              <w:t xml:space="preserve">2153,7</w:t>
+            </w:r>
+          </w:p>
+        </w:tc>
+        <w:tc>
+          <w:tcPr>
+            <w:tcW w:type="dxa" w:w="1500"/>
+            <w:tcBorders>
+              <w:top w:val="single" w:color="D9D4CB" w:sz="4"/>
+              <w:left w:val="none" w:color="auto" w:sz="0"/>
+              <w:bottom w:val="single" w:color="D9D4CB" w:sz="4"/>
+              <w:right w:val="none" w:color="auto" w:sz="0"/>
+            </w:tcBorders>
+            <w:tcMar>
+              <w:top w:type="dxa" w:w="52"/>
+              <w:left w:type="dxa" w:w="100"/>
+              <w:bottom w:type="dxa" w:w="52"/>
+              <w:right w:type="dxa" w:w="100"/>
+            </w:tcMar>
+            <w:vAlign w:val="center"/>
+          </w:tcPr>
+          <w:p>
+            <w:pPr>
+              <w:spacing w:after="0" w:line="240" w:lineRule="auto"/>
+              <w:jc w:val="center"/>
+            </w:pPr>
+            <w:r>
+              <w:rPr>
+                <w:rFonts w:ascii="Arial" w:cs="Arial" w:eastAsia="Arial" w:hAnsi="Arial"/>
+                <w:b w:val="false"/>
+                <w:bCs w:val="false"/>
+                <w:i w:val="false"/>
+                <w:iCs w:val="false"/>
+                <w:color w:val="2A2E38"/>
+                <w:sz w:val="17"/>
+                <w:szCs w:val="17"/>
+              </w:rPr>
+              <w:t xml:space="preserve">6 750 000</w:t>
+            </w:r>
+          </w:p>
+        </w:tc>
+        <w:tc>
+          <w:tcPr>
+            <w:tcW w:type="dxa" w:w="1138"/>
+            <w:tcBorders>
+              <w:top w:val="single" w:color="D9D4CB" w:sz="4"/>
+              <w:left w:val="none" w:color="auto" w:sz="0"/>
+              <w:bottom w:val="single" w:color="D9D4CB" w:sz="4"/>
+              <w:right w:val="none" w:color="auto" w:sz="0"/>
+            </w:tcBorders>
+            <w:tcMar>
+              <w:top w:type="dxa" w:w="52"/>
+              <w:left w:type="dxa" w:w="100"/>
+              <w:bottom w:type="dxa" w:w="52"/>
+              <w:right w:type="dxa" w:w="100"/>
+            </w:tcMar>
+            <w:vAlign w:val="center"/>
+          </w:tcPr>
+          <w:p>
+            <w:pPr>
+              <w:spacing w:after="0" w:line="240" w:lineRule="auto"/>
+              <w:jc w:val="center"/>
+            </w:pPr>
+            <w:hyperlink w:history="1" r:id="rIdw2rwrwcaqrtk6ergzydr0">
+              <w:r>
+                <w:rPr>
+                  <w:rFonts w:ascii="Arial" w:cs="Arial" w:eastAsia="Arial" w:hAnsi="Arial"/>
+                  <w:b w:val="false"/>
+                  <w:bCs w:val="false"/>
+                  <w:i w:val="false"/>
+                  <w:iCs w:val="false"/>
+                  <w:color w:val="2C5FA8"/>
+                  <w:sz w:val="17"/>
+                  <w:szCs w:val="17"/>
+                </w:rPr>
+                <w:t xml:space="preserve">Циан →</w:t>
+              </w:r>
+            </w:hyperlink>
+          </w:p>
+        </w:tc>
+      </w:tr>
+      <w:tr>
+        <w:tc>
+          <w:tcPr>
+            <w:tcW w:type="dxa" w:w="2100"/>
+            <w:tcBorders>
+              <w:top w:val="single" w:color="D9D4CB" w:sz="4"/>
+              <w:left w:val="none" w:color="auto" w:sz="0"/>
+              <w:bottom w:val="single" w:color="D9D4CB" w:sz="4"/>
+              <w:right w:val="none" w:color="auto" w:sz="0"/>
+            </w:tcBorders>
+            <w:shd w:fill="FBFAF8" w:color="auto" w:val="clear"/>
+            <w:tcMar>
+              <w:top w:type="dxa" w:w="52"/>
+              <w:left w:type="dxa" w:w="100"/>
+              <w:bottom w:type="dxa" w:w="52"/>
+              <w:right w:type="dxa" w:w="100"/>
+            </w:tcMar>
+            <w:vAlign w:val="center"/>
+          </w:tcPr>
+          <w:p>
+            <w:pPr>
+              <w:spacing w:after="0" w:line="240" w:lineRule="auto"/>
+              <w:jc w:val="left"/>
+            </w:pPr>
+            <w:r>
+              <w:rPr>
+                <w:rFonts w:ascii="Arial" w:cs="Arial" w:eastAsia="Arial" w:hAnsi="Arial"/>
+                <w:b/>
+                <w:bCs/>
+                <w:i w:val="false"/>
+                <w:iCs w:val="false"/>
+                <w:color w:val="2A2E38"/>
+                <w:sz w:val="17"/>
+                <w:szCs w:val="17"/>
+              </w:rPr>
+              <w:t xml:space="preserve">Фамильный дом Люче</w:t>
+            </w:r>
+          </w:p>
+        </w:tc>
+        <w:tc>
+          <w:tcPr>
+            <w:tcW w:type="dxa" w:w="1900"/>
+            <w:tcBorders>
+              <w:top w:val="single" w:color="D9D4CB" w:sz="4"/>
+              <w:left w:val="none" w:color="auto" w:sz="0"/>
+              <w:bottom w:val="single" w:color="D9D4CB" w:sz="4"/>
+              <w:right w:val="none" w:color="auto" w:sz="0"/>
+            </w:tcBorders>
+            <w:shd w:fill="FBFAF8" w:color="auto" w:val="clear"/>
+            <w:tcMar>
+              <w:top w:type="dxa" w:w="52"/>
+              <w:left w:type="dxa" w:w="100"/>
+              <w:bottom w:type="dxa" w:w="52"/>
+              <w:right w:type="dxa" w:w="100"/>
+            </w:tcMar>
+            <w:vAlign w:val="center"/>
+          </w:tcPr>
+          <w:p>
+            <w:pPr>
+              <w:spacing w:after="0" w:line="240" w:lineRule="auto"/>
+              <w:jc w:val="center"/>
+            </w:pPr>
+            <w:r>
+              <w:rPr>
+                <w:rFonts w:ascii="Arial" w:cs="Arial" w:eastAsia="Arial" w:hAnsi="Arial"/>
+                <w:b w:val="false"/>
+                <w:bCs w:val="false"/>
+                <w:i w:val="false"/>
+                <w:iCs w:val="false"/>
+                <w:color w:val="2A2E38"/>
+                <w:sz w:val="17"/>
+                <w:szCs w:val="17"/>
+              </w:rPr>
+              <w:t xml:space="preserve">268,2 м², эт. 5/7</w:t>
+            </w:r>
+          </w:p>
+        </w:tc>
+        <w:tc>
+          <w:tcPr>
+            <w:tcW w:type="dxa" w:w="1900"/>
+            <w:tcBorders>
+              <w:top w:val="single" w:color="D9D4CB" w:sz="4"/>
+              <w:left w:val="none" w:color="auto" w:sz="0"/>
+              <w:bottom w:val="single" w:color="D9D4CB" w:sz="4"/>
+              <w:right w:val="none" w:color="auto" w:sz="0"/>
+            </w:tcBorders>
+            <w:shd w:fill="FBFAF8" w:color="auto" w:val="clear"/>
+            <w:tcMar>
+              <w:top w:type="dxa" w:w="52"/>
+              <w:left w:type="dxa" w:w="100"/>
+              <w:bottom w:type="dxa" w:w="52"/>
+              <w:right w:type="dxa" w:w="100"/>
+            </w:tcMar>
+            <w:vAlign w:val="center"/>
+          </w:tcPr>
+          <w:p>
+            <w:pPr>
+              <w:spacing w:after="0" w:line="240" w:lineRule="auto"/>
+              <w:jc w:val="left"/>
+            </w:pPr>
+            <w:r>
+              <w:rPr>
+                <w:rFonts w:ascii="Arial" w:cs="Arial" w:eastAsia="Arial" w:hAnsi="Arial"/>
+                <w:b w:val="false"/>
+                <w:bCs w:val="false"/>
+                <w:i w:val="false"/>
+                <w:iCs w:val="false"/>
+                <w:color w:val="2A2E38"/>
+                <w:sz w:val="17"/>
+                <w:szCs w:val="17"/>
+              </w:rPr>
+              <w:t xml:space="preserve">дизайнерский</w:t>
+            </w:r>
+          </w:p>
+        </w:tc>
+        <w:tc>
+          <w:tcPr>
+            <w:tcW w:type="dxa" w:w="1100"/>
+            <w:tcBorders>
+              <w:top w:val="single" w:color="D9D4CB" w:sz="4"/>
+              <w:left w:val="none" w:color="auto" w:sz="0"/>
+              <w:bottom w:val="single" w:color="D9D4CB" w:sz="4"/>
+              <w:right w:val="none" w:color="auto" w:sz="0"/>
+            </w:tcBorders>
+            <w:shd w:fill="FBFAF8" w:color="auto" w:val="clear"/>
+            <w:tcMar>
+              <w:top w:type="dxa" w:w="52"/>
+              <w:left w:type="dxa" w:w="100"/>
+              <w:bottom w:type="dxa" w:w="52"/>
+              <w:right w:type="dxa" w:w="100"/>
+            </w:tcMar>
+            <w:vAlign w:val="center"/>
+          </w:tcPr>
+          <w:p>
+            <w:pPr>
+              <w:spacing w:after="0" w:line="240" w:lineRule="auto"/>
+              <w:jc w:val="center"/>
+            </w:pPr>
+            <w:r>
+              <w:rPr>
+                <w:rFonts w:ascii="Arial" w:cs="Arial" w:eastAsia="Arial" w:hAnsi="Arial"/>
+                <w:b w:val="false"/>
+                <w:bCs w:val="false"/>
+                <w:i w:val="false"/>
+                <w:iCs w:val="false"/>
+                <w:color w:val="2A2E38"/>
+                <w:sz w:val="17"/>
+                <w:szCs w:val="17"/>
+              </w:rPr>
+              <w:t xml:space="preserve">871,7</w:t>
+            </w:r>
+          </w:p>
+        </w:tc>
+        <w:tc>
+          <w:tcPr>
+            <w:tcW w:type="dxa" w:w="1500"/>
+            <w:tcBorders>
+              <w:top w:val="single" w:color="D9D4CB" w:sz="4"/>
+              <w:left w:val="none" w:color="auto" w:sz="0"/>
+              <w:bottom w:val="single" w:color="D9D4CB" w:sz="4"/>
+              <w:right w:val="none" w:color="auto" w:sz="0"/>
+            </w:tcBorders>
+            <w:shd w:fill="FBFAF8" w:color="auto" w:val="clear"/>
+            <w:tcMar>
+              <w:top w:type="dxa" w:w="52"/>
+              <w:left w:type="dxa" w:w="100"/>
+              <w:bottom w:type="dxa" w:w="52"/>
+              <w:right w:type="dxa" w:w="100"/>
+            </w:tcMar>
+            <w:vAlign w:val="center"/>
+          </w:tcPr>
+          <w:p>
+            <w:pPr>
+              <w:spacing w:after="0" w:line="240" w:lineRule="auto"/>
+              <w:jc w:val="center"/>
+            </w:pPr>
+            <w:r>
+              <w:rPr>
+                <w:rFonts w:ascii="Arial" w:cs="Arial" w:eastAsia="Arial" w:hAnsi="Arial"/>
+                <w:b w:val="false"/>
+                <w:bCs w:val="false"/>
+                <w:i w:val="false"/>
+                <w:iCs w:val="false"/>
+                <w:color w:val="2A2E38"/>
+                <w:sz w:val="17"/>
+                <w:szCs w:val="17"/>
+              </w:rPr>
+              <w:t xml:space="preserve">3 250 000</w:t>
+            </w:r>
+          </w:p>
+        </w:tc>
+        <w:tc>
+          <w:tcPr>
+            <w:tcW w:type="dxa" w:w="1138"/>
+            <w:tcBorders>
+              <w:top w:val="single" w:color="D9D4CB" w:sz="4"/>
+              <w:left w:val="none" w:color="auto" w:sz="0"/>
+              <w:bottom w:val="single" w:color="D9D4CB" w:sz="4"/>
+              <w:right w:val="none" w:color="auto" w:sz="0"/>
+            </w:tcBorders>
+            <w:shd w:fill="FBFAF8" w:color="auto" w:val="clear"/>
+            <w:tcMar>
+              <w:top w:type="dxa" w:w="52"/>
+              <w:left w:type="dxa" w:w="100"/>
+              <w:bottom w:type="dxa" w:w="52"/>
+              <w:right w:type="dxa" w:w="100"/>
+            </w:tcMar>
+            <w:vAlign w:val="center"/>
+          </w:tcPr>
+          <w:p>
+            <w:pPr>
+              <w:spacing w:after="0" w:line="240" w:lineRule="auto"/>
+              <w:jc w:val="center"/>
+            </w:pPr>
+            <w:hyperlink w:history="1" r:id="rIdarsj9q8_lyhdru83zx6fr">
+              <w:r>
+                <w:rPr>
+                  <w:rFonts w:ascii="Arial" w:cs="Arial" w:eastAsia="Arial" w:hAnsi="Arial"/>
+                  <w:b w:val="false"/>
+                  <w:bCs w:val="false"/>
+                  <w:i w:val="false"/>
+                  <w:iCs w:val="false"/>
+                  <w:color w:val="2C5FA8"/>
+                  <w:sz w:val="17"/>
+                  <w:szCs w:val="17"/>
+                </w:rPr>
+                <w:t xml:space="preserve">Циан →</w:t>
+              </w:r>
+            </w:hyperlink>
+          </w:p>
+        </w:tc>
+      </w:tr>
+      <w:tr>
+        <w:tc>
+          <w:tcPr>
+            <w:tcW w:type="dxa" w:w="2100"/>
+            <w:tcBorders>
+              <w:top w:val="single" w:color="D9D4CB" w:sz="4"/>
+              <w:left w:val="none" w:color="auto" w:sz="0"/>
+              <w:bottom w:val="single" w:color="D9D4CB" w:sz="4"/>
+              <w:right w:val="none" w:color="auto" w:sz="0"/>
+            </w:tcBorders>
+            <w:tcMar>
+              <w:top w:type="dxa" w:w="52"/>
+              <w:left w:type="dxa" w:w="100"/>
+              <w:bottom w:type="dxa" w:w="52"/>
+              <w:right w:type="dxa" w:w="100"/>
+            </w:tcMar>
+            <w:vAlign w:val="center"/>
+          </w:tcPr>
+          <w:p>
+            <w:pPr>
+              <w:spacing w:after="0" w:line="240" w:lineRule="auto"/>
+              <w:jc w:val="left"/>
+            </w:pPr>
+            <w:r>
+              <w:rPr>
+                <w:rFonts w:ascii="Arial" w:cs="Arial" w:eastAsia="Arial" w:hAnsi="Arial"/>
+                <w:b/>
+                <w:bCs/>
+                <w:i w:val="false"/>
+                <w:iCs w:val="false"/>
+                <w:color w:val="2A2E38"/>
+                <w:sz w:val="17"/>
+                <w:szCs w:val="17"/>
+              </w:rPr>
+              <w:t xml:space="preserve">Никитский-6</w:t>
+            </w:r>
+          </w:p>
+        </w:tc>
+        <w:tc>
+          <w:tcPr>
+            <w:tcW w:type="dxa" w:w="1900"/>
+            <w:tcBorders>
+              <w:top w:val="single" w:color="D9D4CB" w:sz="4"/>
+              <w:left w:val="none" w:color="auto" w:sz="0"/>
+              <w:bottom w:val="single" w:color="D9D4CB" w:sz="4"/>
+              <w:right w:val="none" w:color="auto" w:sz="0"/>
+            </w:tcBorders>
+            <w:tcMar>
+              <w:top w:type="dxa" w:w="52"/>
+              <w:left w:type="dxa" w:w="100"/>
+              <w:bottom w:type="dxa" w:w="52"/>
+              <w:right w:type="dxa" w:w="100"/>
+            </w:tcMar>
+            <w:vAlign w:val="center"/>
+          </w:tcPr>
+          <w:p>
+            <w:pPr>
+              <w:spacing w:after="0" w:line="240" w:lineRule="auto"/>
+              <w:jc w:val="center"/>
+            </w:pPr>
+            <w:r>
+              <w:rPr>
+                <w:rFonts w:ascii="Arial" w:cs="Arial" w:eastAsia="Arial" w:hAnsi="Arial"/>
+                <w:b w:val="false"/>
+                <w:bCs w:val="false"/>
+                <w:i w:val="false"/>
+                <w:iCs w:val="false"/>
+                <w:color w:val="2A2E38"/>
+                <w:sz w:val="17"/>
+                <w:szCs w:val="17"/>
+              </w:rPr>
+              <w:t xml:space="preserve">254,1 м², эт. 4/8</w:t>
+            </w:r>
+          </w:p>
+        </w:tc>
+        <w:tc>
+          <w:tcPr>
+            <w:tcW w:type="dxa" w:w="1900"/>
+            <w:tcBorders>
+              <w:top w:val="single" w:color="D9D4CB" w:sz="4"/>
+              <w:left w:val="none" w:color="auto" w:sz="0"/>
+              <w:bottom w:val="single" w:color="D9D4CB" w:sz="4"/>
+              <w:right w:val="none" w:color="auto" w:sz="0"/>
+            </w:tcBorders>
+            <w:tcMar>
+              <w:top w:type="dxa" w:w="52"/>
+              <w:left w:type="dxa" w:w="100"/>
+              <w:bottom w:type="dxa" w:w="52"/>
+              <w:right w:type="dxa" w:w="100"/>
+            </w:tcMar>
+            <w:vAlign w:val="center"/>
+          </w:tcPr>
+          <w:p>
+            <w:pPr>
+              <w:spacing w:after="0" w:line="240" w:lineRule="auto"/>
+              <w:jc w:val="left"/>
+            </w:pPr>
+            <w:r>
+              <w:rPr>
+                <w:rFonts w:ascii="Arial" w:cs="Arial" w:eastAsia="Arial" w:hAnsi="Arial"/>
+                <w:b w:val="false"/>
+                <w:bCs w:val="false"/>
+                <w:i w:val="false"/>
+                <w:iCs w:val="false"/>
+                <w:color w:val="2A2E38"/>
+                <w:sz w:val="17"/>
+                <w:szCs w:val="17"/>
+              </w:rPr>
+              <w:t xml:space="preserve">чистовая</w:t>
+            </w:r>
+          </w:p>
+        </w:tc>
+        <w:tc>
+          <w:tcPr>
+            <w:tcW w:type="dxa" w:w="1100"/>
+            <w:tcBorders>
+              <w:top w:val="single" w:color="D9D4CB" w:sz="4"/>
+              <w:left w:val="none" w:color="auto" w:sz="0"/>
+              <w:bottom w:val="single" w:color="D9D4CB" w:sz="4"/>
+              <w:right w:val="none" w:color="auto" w:sz="0"/>
+            </w:tcBorders>
+            <w:tcMar>
+              <w:top w:type="dxa" w:w="52"/>
+              <w:left w:type="dxa" w:w="100"/>
+              <w:bottom w:type="dxa" w:w="52"/>
+              <w:right w:type="dxa" w:w="100"/>
+            </w:tcMar>
+            <w:vAlign w:val="center"/>
+          </w:tcPr>
+          <w:p>
+            <w:pPr>
+              <w:spacing w:after="0" w:line="240" w:lineRule="auto"/>
+              <w:jc w:val="center"/>
+            </w:pPr>
+            <w:r>
+              <w:rPr>
+                <w:rFonts w:ascii="Arial" w:cs="Arial" w:eastAsia="Arial" w:hAnsi="Arial"/>
+                <w:b w:val="false"/>
+                <w:bCs w:val="false"/>
+                <w:i w:val="false"/>
+                <w:iCs w:val="false"/>
+                <w:color w:val="2A2E38"/>
+                <w:sz w:val="17"/>
+                <w:szCs w:val="17"/>
+              </w:rPr>
+              <w:t xml:space="preserve">869,0</w:t>
+            </w:r>
+          </w:p>
+        </w:tc>
+        <w:tc>
+          <w:tcPr>
+            <w:tcW w:type="dxa" w:w="1500"/>
+            <w:tcBorders>
+              <w:top w:val="single" w:color="D9D4CB" w:sz="4"/>
+              <w:left w:val="none" w:color="auto" w:sz="0"/>
+              <w:bottom w:val="single" w:color="D9D4CB" w:sz="4"/>
+              <w:right w:val="none" w:color="auto" w:sz="0"/>
+            </w:tcBorders>
+            <w:tcMar>
+              <w:top w:type="dxa" w:w="52"/>
+              <w:left w:type="dxa" w:w="100"/>
+              <w:bottom w:type="dxa" w:w="52"/>
+              <w:right w:type="dxa" w:w="100"/>
+            </w:tcMar>
+            <w:vAlign w:val="center"/>
+          </w:tcPr>
+          <w:p>
+            <w:pPr>
+              <w:spacing w:after="0" w:line="240" w:lineRule="auto"/>
+              <w:jc w:val="center"/>
+            </w:pPr>
+            <w:r>
+              <w:rPr>
+                <w:rFonts w:ascii="Arial" w:cs="Arial" w:eastAsia="Arial" w:hAnsi="Arial"/>
+                <w:b w:val="false"/>
+                <w:bCs w:val="false"/>
+                <w:i w:val="false"/>
+                <w:iCs w:val="false"/>
+                <w:color w:val="2A2E38"/>
+                <w:sz w:val="17"/>
+                <w:szCs w:val="17"/>
+              </w:rPr>
+              <w:t xml:space="preserve">3 420 000</w:t>
+            </w:r>
+          </w:p>
+        </w:tc>
+        <w:tc>
+          <w:tcPr>
+            <w:tcW w:type="dxa" w:w="1138"/>
+            <w:tcBorders>
+              <w:top w:val="single" w:color="D9D4CB" w:sz="4"/>
+              <w:left w:val="none" w:color="auto" w:sz="0"/>
+              <w:bottom w:val="single" w:color="D9D4CB" w:sz="4"/>
+              <w:right w:val="none" w:color="auto" w:sz="0"/>
+            </w:tcBorders>
+            <w:tcMar>
+              <w:top w:type="dxa" w:w="52"/>
+              <w:left w:type="dxa" w:w="100"/>
+              <w:bottom w:type="dxa" w:w="52"/>
+              <w:right w:type="dxa" w:w="100"/>
+            </w:tcMar>
+            <w:vAlign w:val="center"/>
+          </w:tcPr>
+          <w:p>
+            <w:pPr>
+              <w:spacing w:after="0" w:line="240" w:lineRule="auto"/>
+              <w:jc w:val="center"/>
+            </w:pPr>
+            <w:hyperlink w:history="1" r:id="rIdhicubocd8onl-7eatjyku">
+              <w:r>
+                <w:rPr>
+                  <w:rFonts w:ascii="Arial" w:cs="Arial" w:eastAsia="Arial" w:hAnsi="Arial"/>
+                  <w:b w:val="false"/>
+                  <w:bCs w:val="false"/>
+                  <w:i w:val="false"/>
+                  <w:iCs w:val="false"/>
+                  <w:color w:val="2C5FA8"/>
+                  <w:sz w:val="17"/>
+                  <w:szCs w:val="17"/>
+                </w:rPr>
+                <w:t xml:space="preserve">Циан →</w:t>
+              </w:r>
+            </w:hyperlink>
+          </w:p>
+        </w:tc>
+      </w:tr>
+      <w:tr>
+        <w:tc>
+          <w:tcPr>
+            <w:tcW w:type="dxa" w:w="2100"/>
+            <w:tcBorders>
+              <w:top w:val="single" w:color="D9D4CB" w:sz="4"/>
+              <w:left w:val="none" w:color="auto" w:sz="0"/>
+              <w:bottom w:val="single" w:color="D9D4CB" w:sz="4"/>
+              <w:right w:val="none" w:color="auto" w:sz="0"/>
+            </w:tcBorders>
+            <w:shd w:fill="FBFAF8" w:color="auto" w:val="clear"/>
+            <w:tcMar>
+              <w:top w:type="dxa" w:w="52"/>
+              <w:left w:type="dxa" w:w="100"/>
+              <w:bottom w:type="dxa" w:w="52"/>
+              <w:right w:type="dxa" w:w="100"/>
+            </w:tcMar>
+            <w:vAlign w:val="center"/>
+          </w:tcPr>
+          <w:p>
+            <w:pPr>
+              <w:spacing w:after="0" w:line="240" w:lineRule="auto"/>
+              <w:jc w:val="left"/>
+            </w:pPr>
+            <w:r>
+              <w:rPr>
+                <w:rFonts w:ascii="Arial" w:cs="Arial" w:eastAsia="Arial" w:hAnsi="Arial"/>
+                <w:b/>
+                <w:bCs/>
+                <w:i w:val="false"/>
+                <w:iCs w:val="false"/>
+                <w:color w:val="2A2E38"/>
+                <w:sz w:val="17"/>
+                <w:szCs w:val="17"/>
+              </w:rPr>
+              <w:t xml:space="preserve">Никитский-6</w:t>
+            </w:r>
+          </w:p>
+        </w:tc>
+        <w:tc>
+          <w:tcPr>
+            <w:tcW w:type="dxa" w:w="1900"/>
+            <w:tcBorders>
+              <w:top w:val="single" w:color="D9D4CB" w:sz="4"/>
+              <w:left w:val="none" w:color="auto" w:sz="0"/>
+              <w:bottom w:val="single" w:color="D9D4CB" w:sz="4"/>
+              <w:right w:val="none" w:color="auto" w:sz="0"/>
+            </w:tcBorders>
+            <w:shd w:fill="FBFAF8" w:color="auto" w:val="clear"/>
+            <w:tcMar>
+              <w:top w:type="dxa" w:w="52"/>
+              <w:left w:type="dxa" w:w="100"/>
+              <w:bottom w:type="dxa" w:w="52"/>
+              <w:right w:type="dxa" w:w="100"/>
+            </w:tcMar>
+            <w:vAlign w:val="center"/>
+          </w:tcPr>
+          <w:p>
+            <w:pPr>
+              <w:spacing w:after="0" w:line="240" w:lineRule="auto"/>
+              <w:jc w:val="center"/>
+            </w:pPr>
+            <w:r>
+              <w:rPr>
+                <w:rFonts w:ascii="Arial" w:cs="Arial" w:eastAsia="Arial" w:hAnsi="Arial"/>
+                <w:b w:val="false"/>
+                <w:bCs w:val="false"/>
+                <w:i w:val="false"/>
+                <w:iCs w:val="false"/>
+                <w:color w:val="2A2E38"/>
+                <w:sz w:val="17"/>
+                <w:szCs w:val="17"/>
+              </w:rPr>
+              <w:t xml:space="preserve">209,6 м², эт. 5/8</w:t>
+            </w:r>
+          </w:p>
+        </w:tc>
+        <w:tc>
+          <w:tcPr>
+            <w:tcW w:type="dxa" w:w="1900"/>
+            <w:tcBorders>
+              <w:top w:val="single" w:color="D9D4CB" w:sz="4"/>
+              <w:left w:val="none" w:color="auto" w:sz="0"/>
+              <w:bottom w:val="single" w:color="D9D4CB" w:sz="4"/>
+              <w:right w:val="none" w:color="auto" w:sz="0"/>
+            </w:tcBorders>
+            <w:shd w:fill="FBFAF8" w:color="auto" w:val="clear"/>
+            <w:tcMar>
+              <w:top w:type="dxa" w:w="52"/>
+              <w:left w:type="dxa" w:w="100"/>
+              <w:bottom w:type="dxa" w:w="52"/>
+              <w:right w:type="dxa" w:w="100"/>
+            </w:tcMar>
+            <w:vAlign w:val="center"/>
+          </w:tcPr>
+          <w:p>
+            <w:pPr>
+              <w:spacing w:after="0" w:line="240" w:lineRule="auto"/>
+              <w:jc w:val="left"/>
+            </w:pPr>
+            <w:r>
+              <w:rPr>
+                <w:rFonts w:ascii="Arial" w:cs="Arial" w:eastAsia="Arial" w:hAnsi="Arial"/>
+                <w:b w:val="false"/>
+                <w:bCs w:val="false"/>
+                <w:i w:val="false"/>
+                <w:iCs w:val="false"/>
+                <w:color w:val="2A2E38"/>
+                <w:sz w:val="17"/>
+                <w:szCs w:val="17"/>
+              </w:rPr>
+              <w:t xml:space="preserve">чистовая</w:t>
+            </w:r>
+          </w:p>
+        </w:tc>
+        <w:tc>
+          <w:tcPr>
+            <w:tcW w:type="dxa" w:w="1100"/>
+            <w:tcBorders>
+              <w:top w:val="single" w:color="D9D4CB" w:sz="4"/>
+              <w:left w:val="none" w:color="auto" w:sz="0"/>
+              <w:bottom w:val="single" w:color="D9D4CB" w:sz="4"/>
+              <w:right w:val="none" w:color="auto" w:sz="0"/>
+            </w:tcBorders>
+            <w:shd w:fill="FBFAF8" w:color="auto" w:val="clear"/>
+            <w:tcMar>
+              <w:top w:type="dxa" w:w="52"/>
+              <w:left w:type="dxa" w:w="100"/>
+              <w:bottom w:type="dxa" w:w="52"/>
+              <w:right w:type="dxa" w:w="100"/>
+            </w:tcMar>
+            <w:vAlign w:val="center"/>
+          </w:tcPr>
+          <w:p>
+            <w:pPr>
+              <w:spacing w:after="0" w:line="240" w:lineRule="auto"/>
+              <w:jc w:val="center"/>
+            </w:pPr>
+            <w:r>
+              <w:rPr>
+                <w:rFonts w:ascii="Arial" w:cs="Arial" w:eastAsia="Arial" w:hAnsi="Arial"/>
+                <w:b w:val="false"/>
+                <w:bCs w:val="false"/>
+                <w:i w:val="false"/>
+                <w:iCs w:val="false"/>
+                <w:color w:val="2A2E38"/>
+                <w:sz w:val="17"/>
+                <w:szCs w:val="17"/>
+              </w:rPr>
+              <w:t xml:space="preserve">830,0</w:t>
+            </w:r>
+          </w:p>
+        </w:tc>
+        <w:tc>
+          <w:tcPr>
+            <w:tcW w:type="dxa" w:w="1500"/>
+            <w:tcBorders>
+              <w:top w:val="single" w:color="D9D4CB" w:sz="4"/>
+              <w:left w:val="none" w:color="auto" w:sz="0"/>
+              <w:bottom w:val="single" w:color="D9D4CB" w:sz="4"/>
+              <w:right w:val="none" w:color="auto" w:sz="0"/>
+            </w:tcBorders>
+            <w:shd w:fill="FBFAF8" w:color="auto" w:val="clear"/>
+            <w:tcMar>
+              <w:top w:type="dxa" w:w="52"/>
+              <w:left w:type="dxa" w:w="100"/>
+              <w:bottom w:type="dxa" w:w="52"/>
+              <w:right w:type="dxa" w:w="100"/>
+            </w:tcMar>
+            <w:vAlign w:val="center"/>
+          </w:tcPr>
+          <w:p>
+            <w:pPr>
+              <w:spacing w:after="0" w:line="240" w:lineRule="auto"/>
+              <w:jc w:val="center"/>
+            </w:pPr>
+            <w:r>
+              <w:rPr>
+                <w:rFonts w:ascii="Arial" w:cs="Arial" w:eastAsia="Arial" w:hAnsi="Arial"/>
+                <w:b w:val="false"/>
+                <w:bCs w:val="false"/>
+                <w:i w:val="false"/>
+                <w:iCs w:val="false"/>
+                <w:color w:val="2A2E38"/>
+                <w:sz w:val="17"/>
+                <w:szCs w:val="17"/>
+              </w:rPr>
+              <w:t xml:space="preserve">3 960 000</w:t>
+            </w:r>
+          </w:p>
+        </w:tc>
+        <w:tc>
+          <w:tcPr>
+            <w:tcW w:type="dxa" w:w="1138"/>
+            <w:tcBorders>
+              <w:top w:val="single" w:color="D9D4CB" w:sz="4"/>
+              <w:left w:val="none" w:color="auto" w:sz="0"/>
+              <w:bottom w:val="single" w:color="D9D4CB" w:sz="4"/>
+              <w:right w:val="none" w:color="auto" w:sz="0"/>
+            </w:tcBorders>
+            <w:shd w:fill="FBFAF8" w:color="auto" w:val="clear"/>
+            <w:tcMar>
+              <w:top w:type="dxa" w:w="52"/>
+              <w:left w:type="dxa" w:w="100"/>
+              <w:bottom w:type="dxa" w:w="52"/>
+              <w:right w:type="dxa" w:w="100"/>
+            </w:tcMar>
+            <w:vAlign w:val="center"/>
+          </w:tcPr>
+          <w:p>
+            <w:pPr>
+              <w:spacing w:after="0" w:line="240" w:lineRule="auto"/>
+              <w:jc w:val="center"/>
+            </w:pPr>
+            <w:hyperlink w:history="1" r:id="rIdvt1elcqvkrproclj-2wmy">
+              <w:r>
+                <w:rPr>
+                  <w:rFonts w:ascii="Arial" w:cs="Arial" w:eastAsia="Arial" w:hAnsi="Arial"/>
+                  <w:b w:val="false"/>
+                  <w:bCs w:val="false"/>
+                  <w:i w:val="false"/>
+                  <w:iCs w:val="false"/>
+                  <w:color w:val="2C5FA8"/>
+                  <w:sz w:val="17"/>
+                  <w:szCs w:val="17"/>
+                </w:rPr>
+                <w:t xml:space="preserve">Циан →</w:t>
+              </w:r>
+            </w:hyperlink>
+          </w:p>
+        </w:tc>
+      </w:tr>
+      <w:tr>
+        <w:tc>
+          <w:tcPr>
+            <w:tcW w:type="dxa" w:w="2100"/>
+            <w:tcBorders>
+              <w:top w:val="single" w:color="D9D4CB" w:sz="4"/>
+              <w:left w:val="none" w:color="auto" w:sz="0"/>
+              <w:bottom w:val="single" w:color="D9D4CB" w:sz="4"/>
+              <w:right w:val="none" w:color="auto" w:sz="0"/>
+            </w:tcBorders>
+            <w:tcMar>
+              <w:top w:type="dxa" w:w="52"/>
+              <w:left w:type="dxa" w:w="100"/>
+              <w:bottom w:type="dxa" w:w="52"/>
+              <w:right w:type="dxa" w:w="100"/>
+            </w:tcMar>
+            <w:vAlign w:val="center"/>
+          </w:tcPr>
+          <w:p>
+            <w:pPr>
+              <w:spacing w:after="0" w:line="240" w:lineRule="auto"/>
+              <w:jc w:val="left"/>
+            </w:pPr>
+            <w:r>
+              <w:rPr>
+                <w:rFonts w:ascii="Arial" w:cs="Arial" w:eastAsia="Arial" w:hAnsi="Arial"/>
+                <w:b/>
+                <w:bCs/>
+                <w:i w:val="false"/>
+                <w:iCs w:val="false"/>
+                <w:color w:val="2A2E38"/>
+                <w:sz w:val="17"/>
+                <w:szCs w:val="17"/>
+              </w:rPr>
+              <w:t xml:space="preserve">Фамильный дом Люче</w:t>
+            </w:r>
+          </w:p>
+        </w:tc>
+        <w:tc>
+          <w:tcPr>
+            <w:tcW w:type="dxa" w:w="1900"/>
+            <w:tcBorders>
+              <w:top w:val="single" w:color="D9D4CB" w:sz="4"/>
+              <w:left w:val="none" w:color="auto" w:sz="0"/>
+              <w:bottom w:val="single" w:color="D9D4CB" w:sz="4"/>
+              <w:right w:val="none" w:color="auto" w:sz="0"/>
+            </w:tcBorders>
+            <w:tcMar>
+              <w:top w:type="dxa" w:w="52"/>
+              <w:left w:type="dxa" w:w="100"/>
+              <w:bottom w:type="dxa" w:w="52"/>
+              <w:right w:type="dxa" w:w="100"/>
+            </w:tcMar>
+            <w:vAlign w:val="center"/>
+          </w:tcPr>
+          <w:p>
+            <w:pPr>
+              <w:spacing w:after="0" w:line="240" w:lineRule="auto"/>
+              <w:jc w:val="center"/>
+            </w:pPr>
+            <w:r>
+              <w:rPr>
+                <w:rFonts w:ascii="Arial" w:cs="Arial" w:eastAsia="Arial" w:hAnsi="Arial"/>
+                <w:b w:val="false"/>
+                <w:bCs w:val="false"/>
+                <w:i w:val="false"/>
+                <w:iCs w:val="false"/>
+                <w:color w:val="2A2E38"/>
+                <w:sz w:val="17"/>
+                <w:szCs w:val="17"/>
+              </w:rPr>
+              <w:t xml:space="preserve">262,8 м², эт. 5/7</w:t>
+            </w:r>
+          </w:p>
+        </w:tc>
+        <w:tc>
+          <w:tcPr>
+            <w:tcW w:type="dxa" w:w="1900"/>
+            <w:tcBorders>
+              <w:top w:val="single" w:color="D9D4CB" w:sz="4"/>
+              <w:left w:val="none" w:color="auto" w:sz="0"/>
+              <w:bottom w:val="single" w:color="D9D4CB" w:sz="4"/>
+              <w:right w:val="none" w:color="auto" w:sz="0"/>
+            </w:tcBorders>
+            <w:tcMar>
+              <w:top w:type="dxa" w:w="52"/>
+              <w:left w:type="dxa" w:w="100"/>
+              <w:bottom w:type="dxa" w:w="52"/>
+              <w:right w:type="dxa" w:w="100"/>
+            </w:tcMar>
+            <w:vAlign w:val="center"/>
+          </w:tcPr>
+          <w:p>
+            <w:pPr>
+              <w:spacing w:after="0" w:line="240" w:lineRule="auto"/>
+              <w:jc w:val="left"/>
+            </w:pPr>
+            <w:r>
+              <w:rPr>
+                <w:rFonts w:ascii="Arial" w:cs="Arial" w:eastAsia="Arial" w:hAnsi="Arial"/>
+                <w:b w:val="false"/>
+                <w:bCs w:val="false"/>
+                <w:i w:val="false"/>
+                <w:iCs w:val="false"/>
+                <w:color w:val="2A2E38"/>
+                <w:sz w:val="17"/>
+                <w:szCs w:val="17"/>
+              </w:rPr>
+              <w:t xml:space="preserve">дизайнерский</w:t>
+            </w:r>
+          </w:p>
+        </w:tc>
+        <w:tc>
+          <w:tcPr>
+            <w:tcW w:type="dxa" w:w="1100"/>
+            <w:tcBorders>
+              <w:top w:val="single" w:color="D9D4CB" w:sz="4"/>
+              <w:left w:val="none" w:color="auto" w:sz="0"/>
+              <w:bottom w:val="single" w:color="D9D4CB" w:sz="4"/>
+              <w:right w:val="none" w:color="auto" w:sz="0"/>
+            </w:tcBorders>
+            <w:tcMar>
+              <w:top w:type="dxa" w:w="52"/>
+              <w:left w:type="dxa" w:w="100"/>
+              <w:bottom w:type="dxa" w:w="52"/>
+              <w:right w:type="dxa" w:w="100"/>
+            </w:tcMar>
+            <w:vAlign w:val="center"/>
+          </w:tcPr>
+          <w:p>
+            <w:pPr>
+              <w:spacing w:after="0" w:line="240" w:lineRule="auto"/>
+              <w:jc w:val="center"/>
+            </w:pPr>
+            <w:r>
+              <w:rPr>
+                <w:rFonts w:ascii="Arial" w:cs="Arial" w:eastAsia="Arial" w:hAnsi="Arial"/>
+                <w:b w:val="false"/>
+                <w:bCs w:val="false"/>
+                <w:i w:val="false"/>
+                <w:iCs w:val="false"/>
+                <w:color w:val="2A2E38"/>
+                <w:sz w:val="17"/>
+                <w:szCs w:val="17"/>
+              </w:rPr>
+              <w:t xml:space="preserve">788,3</w:t>
+            </w:r>
+          </w:p>
+        </w:tc>
+        <w:tc>
+          <w:tcPr>
+            <w:tcW w:type="dxa" w:w="1500"/>
+            <w:tcBorders>
+              <w:top w:val="single" w:color="D9D4CB" w:sz="4"/>
+              <w:left w:val="none" w:color="auto" w:sz="0"/>
+              <w:bottom w:val="single" w:color="D9D4CB" w:sz="4"/>
+              <w:right w:val="none" w:color="auto" w:sz="0"/>
+            </w:tcBorders>
+            <w:tcMar>
+              <w:top w:type="dxa" w:w="52"/>
+              <w:left w:type="dxa" w:w="100"/>
+              <w:bottom w:type="dxa" w:w="52"/>
+              <w:right w:type="dxa" w:w="100"/>
+            </w:tcMar>
+            <w:vAlign w:val="center"/>
+          </w:tcPr>
+          <w:p>
+            <w:pPr>
+              <w:spacing w:after="0" w:line="240" w:lineRule="auto"/>
+              <w:jc w:val="center"/>
+            </w:pPr>
+            <w:r>
+              <w:rPr>
+                <w:rFonts w:ascii="Arial" w:cs="Arial" w:eastAsia="Arial" w:hAnsi="Arial"/>
+                <w:b w:val="false"/>
+                <w:bCs w:val="false"/>
+                <w:i w:val="false"/>
+                <w:iCs w:val="false"/>
+                <w:color w:val="2A2E38"/>
+                <w:sz w:val="17"/>
+                <w:szCs w:val="17"/>
+              </w:rPr>
+              <w:t xml:space="preserve">3 000 000</w:t>
+            </w:r>
+          </w:p>
+        </w:tc>
+        <w:tc>
+          <w:tcPr>
+            <w:tcW w:type="dxa" w:w="1138"/>
+            <w:tcBorders>
+              <w:top w:val="single" w:color="D9D4CB" w:sz="4"/>
+              <w:left w:val="none" w:color="auto" w:sz="0"/>
+              <w:bottom w:val="single" w:color="D9D4CB" w:sz="4"/>
+              <w:right w:val="none" w:color="auto" w:sz="0"/>
+            </w:tcBorders>
+            <w:tcMar>
+              <w:top w:type="dxa" w:w="52"/>
+              <w:left w:type="dxa" w:w="100"/>
+              <w:bottom w:type="dxa" w:w="52"/>
+              <w:right w:type="dxa" w:w="100"/>
+            </w:tcMar>
+            <w:vAlign w:val="center"/>
+          </w:tcPr>
+          <w:p>
+            <w:pPr>
+              <w:spacing w:after="0" w:line="240" w:lineRule="auto"/>
+              <w:jc w:val="center"/>
+            </w:pPr>
+            <w:hyperlink w:history="1" r:id="rId5rjnskloephjyifxvycys">
+              <w:r>
+                <w:rPr>
+                  <w:rFonts w:ascii="Arial" w:cs="Arial" w:eastAsia="Arial" w:hAnsi="Arial"/>
+                  <w:b w:val="false"/>
+                  <w:bCs w:val="false"/>
+                  <w:i w:val="false"/>
+                  <w:iCs w:val="false"/>
+                  <w:color w:val="2C5FA8"/>
+                  <w:sz w:val="17"/>
+                  <w:szCs w:val="17"/>
+                </w:rPr>
+                <w:t xml:space="preserve">Циан →</w:t>
+              </w:r>
+            </w:hyperlink>
+          </w:p>
+        </w:tc>
+      </w:tr>
+      <w:tr>
+        <w:tc>
+          <w:tcPr>
+            <w:tcW w:type="dxa" w:w="2100"/>
+            <w:tcBorders>
+              <w:top w:val="single" w:color="D9D4CB" w:sz="4"/>
+              <w:left w:val="none" w:color="auto" w:sz="0"/>
+              <w:bottom w:val="single" w:color="D9D4CB" w:sz="4"/>
+              <w:right w:val="none" w:color="auto" w:sz="0"/>
+            </w:tcBorders>
+            <w:shd w:fill="FBFAF8" w:color="auto" w:val="clear"/>
+            <w:tcMar>
+              <w:top w:type="dxa" w:w="52"/>
+              <w:left w:type="dxa" w:w="100"/>
+              <w:bottom w:type="dxa" w:w="52"/>
+              <w:right w:type="dxa" w:w="100"/>
+            </w:tcMar>
+            <w:vAlign w:val="center"/>
+          </w:tcPr>
+          <w:p>
+            <w:pPr>
+              <w:spacing w:after="0" w:line="240" w:lineRule="auto"/>
+              <w:jc w:val="left"/>
+            </w:pPr>
+            <w:r>
+              <w:rPr>
+                <w:rFonts w:ascii="Arial" w:cs="Arial" w:eastAsia="Arial" w:hAnsi="Arial"/>
+                <w:b/>
+                <w:bCs/>
+                <w:i w:val="false"/>
+                <w:iCs w:val="false"/>
+                <w:color w:val="2A2E38"/>
+                <w:sz w:val="17"/>
+                <w:szCs w:val="17"/>
+              </w:rPr>
+              <w:t xml:space="preserve">Никитский-6</w:t>
+            </w:r>
+          </w:p>
+        </w:tc>
+        <w:tc>
+          <w:tcPr>
+            <w:tcW w:type="dxa" w:w="1900"/>
+            <w:tcBorders>
+              <w:top w:val="single" w:color="D9D4CB" w:sz="4"/>
+              <w:left w:val="none" w:color="auto" w:sz="0"/>
+              <w:bottom w:val="single" w:color="D9D4CB" w:sz="4"/>
+              <w:right w:val="none" w:color="auto" w:sz="0"/>
+            </w:tcBorders>
+            <w:shd w:fill="FBFAF8" w:color="auto" w:val="clear"/>
+            <w:tcMar>
+              <w:top w:type="dxa" w:w="52"/>
+              <w:left w:type="dxa" w:w="100"/>
+              <w:bottom w:type="dxa" w:w="52"/>
+              <w:right w:type="dxa" w:w="100"/>
+            </w:tcMar>
+            <w:vAlign w:val="center"/>
+          </w:tcPr>
+          <w:p>
+            <w:pPr>
+              <w:spacing w:after="0" w:line="240" w:lineRule="auto"/>
+              <w:jc w:val="center"/>
+            </w:pPr>
+            <w:r>
+              <w:rPr>
+                <w:rFonts w:ascii="Arial" w:cs="Arial" w:eastAsia="Arial" w:hAnsi="Arial"/>
+                <w:b w:val="false"/>
+                <w:bCs w:val="false"/>
+                <w:i w:val="false"/>
+                <w:iCs w:val="false"/>
+                <w:color w:val="2A2E38"/>
+                <w:sz w:val="17"/>
+                <w:szCs w:val="17"/>
+              </w:rPr>
+              <w:t xml:space="preserve">209,5 м², эт. 4/8</w:t>
+            </w:r>
+          </w:p>
+        </w:tc>
+        <w:tc>
+          <w:tcPr>
+            <w:tcW w:type="dxa" w:w="1900"/>
+            <w:tcBorders>
+              <w:top w:val="single" w:color="D9D4CB" w:sz="4"/>
+              <w:left w:val="none" w:color="auto" w:sz="0"/>
+              <w:bottom w:val="single" w:color="D9D4CB" w:sz="4"/>
+              <w:right w:val="none" w:color="auto" w:sz="0"/>
+            </w:tcBorders>
+            <w:shd w:fill="FBFAF8" w:color="auto" w:val="clear"/>
+            <w:tcMar>
+              <w:top w:type="dxa" w:w="52"/>
+              <w:left w:type="dxa" w:w="100"/>
+              <w:bottom w:type="dxa" w:w="52"/>
+              <w:right w:type="dxa" w:w="100"/>
+            </w:tcMar>
+            <w:vAlign w:val="center"/>
+          </w:tcPr>
+          <w:p>
+            <w:pPr>
+              <w:spacing w:after="0" w:line="240" w:lineRule="auto"/>
+              <w:jc w:val="left"/>
+            </w:pPr>
+            <w:r>
+              <w:rPr>
+                <w:rFonts w:ascii="Arial" w:cs="Arial" w:eastAsia="Arial" w:hAnsi="Arial"/>
+                <w:b w:val="false"/>
+                <w:bCs w:val="false"/>
+                <w:i w:val="false"/>
+                <w:iCs w:val="false"/>
+                <w:color w:val="2A2E38"/>
+                <w:sz w:val="17"/>
+                <w:szCs w:val="17"/>
+              </w:rPr>
+              <w:t xml:space="preserve">чистовая</w:t>
+            </w:r>
+          </w:p>
+        </w:tc>
+        <w:tc>
+          <w:tcPr>
+            <w:tcW w:type="dxa" w:w="1100"/>
+            <w:tcBorders>
+              <w:top w:val="single" w:color="D9D4CB" w:sz="4"/>
+              <w:left w:val="none" w:color="auto" w:sz="0"/>
+              <w:bottom w:val="single" w:color="D9D4CB" w:sz="4"/>
+              <w:right w:val="none" w:color="auto" w:sz="0"/>
+            </w:tcBorders>
+            <w:shd w:fill="FBFAF8" w:color="auto" w:val="clear"/>
+            <w:tcMar>
+              <w:top w:type="dxa" w:w="52"/>
+              <w:left w:type="dxa" w:w="100"/>
+              <w:bottom w:type="dxa" w:w="52"/>
+              <w:right w:type="dxa" w:w="100"/>
+            </w:tcMar>
+            <w:vAlign w:val="center"/>
+          </w:tcPr>
+          <w:p>
+            <w:pPr>
+              <w:spacing w:after="0" w:line="240" w:lineRule="auto"/>
+              <w:jc w:val="center"/>
+            </w:pPr>
+            <w:r>
+              <w:rPr>
+                <w:rFonts w:ascii="Arial" w:cs="Arial" w:eastAsia="Arial" w:hAnsi="Arial"/>
+                <w:b w:val="false"/>
+                <w:bCs w:val="false"/>
+                <w:i w:val="false"/>
+                <w:iCs w:val="false"/>
+                <w:color w:val="2A2E38"/>
+                <w:sz w:val="17"/>
+                <w:szCs w:val="17"/>
+              </w:rPr>
+              <w:t xml:space="preserve">779,3</w:t>
+            </w:r>
+          </w:p>
+        </w:tc>
+        <w:tc>
+          <w:tcPr>
+            <w:tcW w:type="dxa" w:w="1500"/>
+            <w:tcBorders>
+              <w:top w:val="single" w:color="D9D4CB" w:sz="4"/>
+              <w:left w:val="none" w:color="auto" w:sz="0"/>
+              <w:bottom w:val="single" w:color="D9D4CB" w:sz="4"/>
+              <w:right w:val="none" w:color="auto" w:sz="0"/>
+            </w:tcBorders>
+            <w:shd w:fill="FBFAF8" w:color="auto" w:val="clear"/>
+            <w:tcMar>
+              <w:top w:type="dxa" w:w="52"/>
+              <w:left w:type="dxa" w:w="100"/>
+              <w:bottom w:type="dxa" w:w="52"/>
+              <w:right w:type="dxa" w:w="100"/>
+            </w:tcMar>
+            <w:vAlign w:val="center"/>
+          </w:tcPr>
+          <w:p>
+            <w:pPr>
+              <w:spacing w:after="0" w:line="240" w:lineRule="auto"/>
+              <w:jc w:val="center"/>
+            </w:pPr>
+            <w:r>
+              <w:rPr>
+                <w:rFonts w:ascii="Arial" w:cs="Arial" w:eastAsia="Arial" w:hAnsi="Arial"/>
+                <w:b w:val="false"/>
+                <w:bCs w:val="false"/>
+                <w:i w:val="false"/>
+                <w:iCs w:val="false"/>
+                <w:color w:val="2A2E38"/>
+                <w:sz w:val="17"/>
+                <w:szCs w:val="17"/>
+              </w:rPr>
+              <w:t xml:space="preserve">3 720 000</w:t>
+            </w:r>
+          </w:p>
+        </w:tc>
+        <w:tc>
+          <w:tcPr>
+            <w:tcW w:type="dxa" w:w="1138"/>
+            <w:tcBorders>
+              <w:top w:val="single" w:color="D9D4CB" w:sz="4"/>
+              <w:left w:val="none" w:color="auto" w:sz="0"/>
+              <w:bottom w:val="single" w:color="D9D4CB" w:sz="4"/>
+              <w:right w:val="none" w:color="auto" w:sz="0"/>
+            </w:tcBorders>
+            <w:shd w:fill="FBFAF8" w:color="auto" w:val="clear"/>
+            <w:tcMar>
+              <w:top w:type="dxa" w:w="52"/>
+              <w:left w:type="dxa" w:w="100"/>
+              <w:bottom w:type="dxa" w:w="52"/>
+              <w:right w:type="dxa" w:w="100"/>
+            </w:tcMar>
+            <w:vAlign w:val="center"/>
+          </w:tcPr>
+          <w:p>
+            <w:pPr>
+              <w:spacing w:after="0" w:line="240" w:lineRule="auto"/>
+              <w:jc w:val="center"/>
+            </w:pPr>
+            <w:hyperlink w:history="1" r:id="rIdsbfajf1ms2tbqps1bpcqm">
+              <w:r>
+                <w:rPr>
+                  <w:rFonts w:ascii="Arial" w:cs="Arial" w:eastAsia="Arial" w:hAnsi="Arial"/>
+                  <w:b w:val="false"/>
+                  <w:bCs w:val="false"/>
+                  <w:i w:val="false"/>
+                  <w:iCs w:val="false"/>
+                  <w:color w:val="2C5FA8"/>
+                  <w:sz w:val="17"/>
+                  <w:szCs w:val="17"/>
+                </w:rPr>
+                <w:t xml:space="preserve">Циан →</w:t>
+              </w:r>
+            </w:hyperlink>
+          </w:p>
+        </w:tc>
+      </w:tr>
+      <w:tr>
+        <w:tc>
+          <w:tcPr>
+            <w:tcW w:type="dxa" w:w="2100"/>
+            <w:tcBorders>
+              <w:top w:val="single" w:color="D9D4CB" w:sz="4"/>
+              <w:left w:val="none" w:color="auto" w:sz="0"/>
+              <w:bottom w:val="single" w:color="D9D4CB" w:sz="4"/>
+              <w:right w:val="none" w:color="auto" w:sz="0"/>
+            </w:tcBorders>
+            <w:tcMar>
+              <w:top w:type="dxa" w:w="52"/>
+              <w:left w:type="dxa" w:w="100"/>
+              <w:bottom w:type="dxa" w:w="52"/>
+              <w:right w:type="dxa" w:w="100"/>
+            </w:tcMar>
+            <w:vAlign w:val="center"/>
+          </w:tcPr>
+          <w:p>
+            <w:pPr>
+              <w:spacing w:after="0" w:line="240" w:lineRule="auto"/>
+              <w:jc w:val="left"/>
+            </w:pPr>
+            <w:r>
+              <w:rPr>
+                <w:rFonts w:ascii="Arial" w:cs="Arial" w:eastAsia="Arial" w:hAnsi="Arial"/>
+                <w:b/>
+                <w:bCs/>
+                <w:i w:val="false"/>
+                <w:iCs w:val="false"/>
+                <w:color w:val="2A2E38"/>
+                <w:sz w:val="17"/>
+                <w:szCs w:val="17"/>
+              </w:rPr>
+              <w:t xml:space="preserve">Фамильный дом Люче</w:t>
+            </w:r>
+          </w:p>
+        </w:tc>
+        <w:tc>
+          <w:tcPr>
+            <w:tcW w:type="dxa" w:w="1900"/>
+            <w:tcBorders>
+              <w:top w:val="single" w:color="D9D4CB" w:sz="4"/>
+              <w:left w:val="none" w:color="auto" w:sz="0"/>
+              <w:bottom w:val="single" w:color="D9D4CB" w:sz="4"/>
+              <w:right w:val="none" w:color="auto" w:sz="0"/>
+            </w:tcBorders>
+            <w:tcMar>
+              <w:top w:type="dxa" w:w="52"/>
+              <w:left w:type="dxa" w:w="100"/>
+              <w:bottom w:type="dxa" w:w="52"/>
+              <w:right w:type="dxa" w:w="100"/>
+            </w:tcMar>
+            <w:vAlign w:val="center"/>
+          </w:tcPr>
+          <w:p>
+            <w:pPr>
+              <w:spacing w:after="0" w:line="240" w:lineRule="auto"/>
+              <w:jc w:val="center"/>
+            </w:pPr>
+            <w:r>
+              <w:rPr>
+                <w:rFonts w:ascii="Arial" w:cs="Arial" w:eastAsia="Arial" w:hAnsi="Arial"/>
+                <w:b w:val="false"/>
+                <w:bCs w:val="false"/>
+                <w:i w:val="false"/>
+                <w:iCs w:val="false"/>
+                <w:color w:val="2A2E38"/>
+                <w:sz w:val="17"/>
+                <w:szCs w:val="17"/>
+              </w:rPr>
+              <w:t xml:space="preserve">296,1 м², эт. 3/7</w:t>
+            </w:r>
+          </w:p>
+        </w:tc>
+        <w:tc>
+          <w:tcPr>
+            <w:tcW w:type="dxa" w:w="1900"/>
+            <w:tcBorders>
+              <w:top w:val="single" w:color="D9D4CB" w:sz="4"/>
+              <w:left w:val="none" w:color="auto" w:sz="0"/>
+              <w:bottom w:val="single" w:color="D9D4CB" w:sz="4"/>
+              <w:right w:val="none" w:color="auto" w:sz="0"/>
+            </w:tcBorders>
+            <w:tcMar>
+              <w:top w:type="dxa" w:w="52"/>
+              <w:left w:type="dxa" w:w="100"/>
+              <w:bottom w:type="dxa" w:w="52"/>
+              <w:right w:type="dxa" w:w="100"/>
+            </w:tcMar>
+            <w:vAlign w:val="center"/>
+          </w:tcPr>
+          <w:p>
+            <w:pPr>
+              <w:spacing w:after="0" w:line="240" w:lineRule="auto"/>
+              <w:jc w:val="left"/>
+            </w:pPr>
+            <w:r>
+              <w:rPr>
+                <w:rFonts w:ascii="Arial" w:cs="Arial" w:eastAsia="Arial" w:hAnsi="Arial"/>
+                <w:b w:val="false"/>
+                <w:bCs w:val="false"/>
+                <w:i w:val="false"/>
+                <w:iCs w:val="false"/>
+                <w:color w:val="2A2E38"/>
+                <w:sz w:val="17"/>
+                <w:szCs w:val="17"/>
+              </w:rPr>
+              <w:t xml:space="preserve">дизайнерский</w:t>
+            </w:r>
+          </w:p>
+        </w:tc>
+        <w:tc>
+          <w:tcPr>
+            <w:tcW w:type="dxa" w:w="1100"/>
+            <w:tcBorders>
+              <w:top w:val="single" w:color="D9D4CB" w:sz="4"/>
+              <w:left w:val="none" w:color="auto" w:sz="0"/>
+              <w:bottom w:val="single" w:color="D9D4CB" w:sz="4"/>
+              <w:right w:val="none" w:color="auto" w:sz="0"/>
+            </w:tcBorders>
+            <w:tcMar>
+              <w:top w:type="dxa" w:w="52"/>
+              <w:left w:type="dxa" w:w="100"/>
+              <w:bottom w:type="dxa" w:w="52"/>
+              <w:right w:type="dxa" w:w="100"/>
+            </w:tcMar>
+            <w:vAlign w:val="center"/>
+          </w:tcPr>
+          <w:p>
+            <w:pPr>
+              <w:spacing w:after="0" w:line="240" w:lineRule="auto"/>
+              <w:jc w:val="center"/>
+            </w:pPr>
+            <w:r>
+              <w:rPr>
+                <w:rFonts w:ascii="Arial" w:cs="Arial" w:eastAsia="Arial" w:hAnsi="Arial"/>
+                <w:b w:val="false"/>
+                <w:bCs w:val="false"/>
+                <w:i w:val="false"/>
+                <w:iCs w:val="false"/>
+                <w:color w:val="2A2E38"/>
+                <w:sz w:val="17"/>
+                <w:szCs w:val="17"/>
+              </w:rPr>
+              <w:t xml:space="preserve">755,1</w:t>
+            </w:r>
+          </w:p>
+        </w:tc>
+        <w:tc>
+          <w:tcPr>
+            <w:tcW w:type="dxa" w:w="1500"/>
+            <w:tcBorders>
+              <w:top w:val="single" w:color="D9D4CB" w:sz="4"/>
+              <w:left w:val="none" w:color="auto" w:sz="0"/>
+              <w:bottom w:val="single" w:color="D9D4CB" w:sz="4"/>
+              <w:right w:val="none" w:color="auto" w:sz="0"/>
+            </w:tcBorders>
+            <w:tcMar>
+              <w:top w:type="dxa" w:w="52"/>
+              <w:left w:type="dxa" w:w="100"/>
+              <w:bottom w:type="dxa" w:w="52"/>
+              <w:right w:type="dxa" w:w="100"/>
+            </w:tcMar>
+            <w:vAlign w:val="center"/>
+          </w:tcPr>
+          <w:p>
+            <w:pPr>
+              <w:spacing w:after="0" w:line="240" w:lineRule="auto"/>
+              <w:jc w:val="center"/>
+            </w:pPr>
+            <w:r>
+              <w:rPr>
+                <w:rFonts w:ascii="Arial" w:cs="Arial" w:eastAsia="Arial" w:hAnsi="Arial"/>
+                <w:b w:val="false"/>
+                <w:bCs w:val="false"/>
+                <w:i w:val="false"/>
+                <w:iCs w:val="false"/>
+                <w:color w:val="2A2E38"/>
+                <w:sz w:val="17"/>
+                <w:szCs w:val="17"/>
+              </w:rPr>
+              <w:t xml:space="preserve">2 550 000</w:t>
+            </w:r>
+          </w:p>
+        </w:tc>
+        <w:tc>
+          <w:tcPr>
+            <w:tcW w:type="dxa" w:w="1138"/>
+            <w:tcBorders>
+              <w:top w:val="single" w:color="D9D4CB" w:sz="4"/>
+              <w:left w:val="none" w:color="auto" w:sz="0"/>
+              <w:bottom w:val="single" w:color="D9D4CB" w:sz="4"/>
+              <w:right w:val="none" w:color="auto" w:sz="0"/>
+            </w:tcBorders>
+            <w:tcMar>
+              <w:top w:type="dxa" w:w="52"/>
+              <w:left w:type="dxa" w:w="100"/>
+              <w:bottom w:type="dxa" w:w="52"/>
+              <w:right w:type="dxa" w:w="100"/>
+            </w:tcMar>
+            <w:vAlign w:val="center"/>
+          </w:tcPr>
+          <w:p>
+            <w:pPr>
+              <w:spacing w:after="0" w:line="240" w:lineRule="auto"/>
+              <w:jc w:val="center"/>
+            </w:pPr>
+            <w:hyperlink w:history="1" r:id="rIdck2z5o-e8syi2zbhh3_kv">
+              <w:r>
+                <w:rPr>
+                  <w:rFonts w:ascii="Arial" w:cs="Arial" w:eastAsia="Arial" w:hAnsi="Arial"/>
+                  <w:b w:val="false"/>
+                  <w:bCs w:val="false"/>
+                  <w:i w:val="false"/>
+                  <w:iCs w:val="false"/>
+                  <w:color w:val="2C5FA8"/>
+                  <w:sz w:val="17"/>
+                  <w:szCs w:val="17"/>
+                </w:rPr>
+                <w:t xml:space="preserve">Циан →</w:t>
+              </w:r>
+            </w:hyperlink>
+          </w:p>
+        </w:tc>
+      </w:tr>
+      <w:tr>
+        <w:tc>
+          <w:tcPr>
+            <w:tcW w:type="dxa" w:w="2100"/>
+            <w:tcBorders>
+              <w:top w:val="single" w:color="D9D4CB" w:sz="4"/>
+              <w:left w:val="none" w:color="auto" w:sz="0"/>
+              <w:bottom w:val="single" w:color="D9D4CB" w:sz="4"/>
+              <w:right w:val="none" w:color="auto" w:sz="0"/>
+            </w:tcBorders>
+            <w:shd w:fill="FBFAF8" w:color="auto" w:val="clear"/>
+            <w:tcMar>
+              <w:top w:type="dxa" w:w="52"/>
+              <w:left w:type="dxa" w:w="100"/>
+              <w:bottom w:type="dxa" w:w="52"/>
+              <w:right w:type="dxa" w:w="100"/>
+            </w:tcMar>
+            <w:vAlign w:val="center"/>
+          </w:tcPr>
+          <w:p>
+            <w:pPr>
+              <w:spacing w:after="0" w:line="240" w:lineRule="auto"/>
+              <w:jc w:val="left"/>
+            </w:pPr>
+            <w:r>
+              <w:rPr>
+                <w:rFonts w:ascii="Arial" w:cs="Arial" w:eastAsia="Arial" w:hAnsi="Arial"/>
+                <w:b/>
+                <w:bCs/>
+                <w:i w:val="false"/>
+                <w:iCs w:val="false"/>
+                <w:color w:val="2A2E38"/>
+                <w:sz w:val="17"/>
+                <w:szCs w:val="17"/>
+              </w:rPr>
+              <w:t xml:space="preserve">Никитский-6</w:t>
+            </w:r>
+          </w:p>
+        </w:tc>
+        <w:tc>
+          <w:tcPr>
+            <w:tcW w:type="dxa" w:w="1900"/>
+            <w:tcBorders>
+              <w:top w:val="single" w:color="D9D4CB" w:sz="4"/>
+              <w:left w:val="none" w:color="auto" w:sz="0"/>
+              <w:bottom w:val="single" w:color="D9D4CB" w:sz="4"/>
+              <w:right w:val="none" w:color="auto" w:sz="0"/>
+            </w:tcBorders>
+            <w:shd w:fill="FBFAF8" w:color="auto" w:val="clear"/>
+            <w:tcMar>
+              <w:top w:type="dxa" w:w="52"/>
+              <w:left w:type="dxa" w:w="100"/>
+              <w:bottom w:type="dxa" w:w="52"/>
+              <w:right w:type="dxa" w:w="100"/>
+            </w:tcMar>
+            <w:vAlign w:val="center"/>
+          </w:tcPr>
+          <w:p>
+            <w:pPr>
+              <w:spacing w:after="0" w:line="240" w:lineRule="auto"/>
+              <w:jc w:val="center"/>
+            </w:pPr>
+            <w:r>
+              <w:rPr>
+                <w:rFonts w:ascii="Arial" w:cs="Arial" w:eastAsia="Arial" w:hAnsi="Arial"/>
+                <w:b w:val="false"/>
+                <w:bCs w:val="false"/>
+                <w:i w:val="false"/>
+                <w:iCs w:val="false"/>
+                <w:color w:val="2A2E38"/>
+                <w:sz w:val="17"/>
+                <w:szCs w:val="17"/>
+              </w:rPr>
+              <w:t xml:space="preserve">219,2 м², эт. 4/8</w:t>
+            </w:r>
+          </w:p>
+        </w:tc>
+        <w:tc>
+          <w:tcPr>
+            <w:tcW w:type="dxa" w:w="1900"/>
+            <w:tcBorders>
+              <w:top w:val="single" w:color="D9D4CB" w:sz="4"/>
+              <w:left w:val="none" w:color="auto" w:sz="0"/>
+              <w:bottom w:val="single" w:color="D9D4CB" w:sz="4"/>
+              <w:right w:val="none" w:color="auto" w:sz="0"/>
+            </w:tcBorders>
+            <w:shd w:fill="FBFAF8" w:color="auto" w:val="clear"/>
+            <w:tcMar>
+              <w:top w:type="dxa" w:w="52"/>
+              <w:left w:type="dxa" w:w="100"/>
+              <w:bottom w:type="dxa" w:w="52"/>
+              <w:right w:type="dxa" w:w="100"/>
+            </w:tcMar>
+            <w:vAlign w:val="center"/>
+          </w:tcPr>
+          <w:p>
+            <w:pPr>
+              <w:spacing w:after="0" w:line="240" w:lineRule="auto"/>
+              <w:jc w:val="left"/>
+            </w:pPr>
+            <w:r>
+              <w:rPr>
+                <w:rFonts w:ascii="Arial" w:cs="Arial" w:eastAsia="Arial" w:hAnsi="Arial"/>
+                <w:b w:val="false"/>
+                <w:bCs w:val="false"/>
+                <w:i w:val="false"/>
+                <w:iCs w:val="false"/>
+                <w:color w:val="2A2E38"/>
+                <w:sz w:val="17"/>
+                <w:szCs w:val="17"/>
+              </w:rPr>
+              <w:t xml:space="preserve">чистовая</w:t>
+            </w:r>
+          </w:p>
+        </w:tc>
+        <w:tc>
+          <w:tcPr>
+            <w:tcW w:type="dxa" w:w="1100"/>
+            <w:tcBorders>
+              <w:top w:val="single" w:color="D9D4CB" w:sz="4"/>
+              <w:left w:val="none" w:color="auto" w:sz="0"/>
+              <w:bottom w:val="single" w:color="D9D4CB" w:sz="4"/>
+              <w:right w:val="none" w:color="auto" w:sz="0"/>
+            </w:tcBorders>
+            <w:shd w:fill="FBFAF8" w:color="auto" w:val="clear"/>
+            <w:tcMar>
+              <w:top w:type="dxa" w:w="52"/>
+              <w:left w:type="dxa" w:w="100"/>
+              <w:bottom w:type="dxa" w:w="52"/>
+              <w:right w:type="dxa" w:w="100"/>
+            </w:tcMar>
+            <w:vAlign w:val="center"/>
+          </w:tcPr>
+          <w:p>
+            <w:pPr>
+              <w:spacing w:after="0" w:line="240" w:lineRule="auto"/>
+              <w:jc w:val="center"/>
+            </w:pPr>
+            <w:r>
+              <w:rPr>
+                <w:rFonts w:ascii="Arial" w:cs="Arial" w:eastAsia="Arial" w:hAnsi="Arial"/>
+                <w:b w:val="false"/>
+                <w:bCs w:val="false"/>
+                <w:i w:val="false"/>
+                <w:iCs w:val="false"/>
+                <w:color w:val="2A2E38"/>
+                <w:sz w:val="17"/>
+                <w:szCs w:val="17"/>
+              </w:rPr>
+              <w:t xml:space="preserve">754,3</w:t>
+            </w:r>
+          </w:p>
+        </w:tc>
+        <w:tc>
+          <w:tcPr>
+            <w:tcW w:type="dxa" w:w="1500"/>
+            <w:tcBorders>
+              <w:top w:val="single" w:color="D9D4CB" w:sz="4"/>
+              <w:left w:val="none" w:color="auto" w:sz="0"/>
+              <w:bottom w:val="single" w:color="D9D4CB" w:sz="4"/>
+              <w:right w:val="none" w:color="auto" w:sz="0"/>
+            </w:tcBorders>
+            <w:shd w:fill="FBFAF8" w:color="auto" w:val="clear"/>
+            <w:tcMar>
+              <w:top w:type="dxa" w:w="52"/>
+              <w:left w:type="dxa" w:w="100"/>
+              <w:bottom w:type="dxa" w:w="52"/>
+              <w:right w:type="dxa" w:w="100"/>
+            </w:tcMar>
+            <w:vAlign w:val="center"/>
+          </w:tcPr>
+          <w:p>
+            <w:pPr>
+              <w:spacing w:after="0" w:line="240" w:lineRule="auto"/>
+              <w:jc w:val="center"/>
+            </w:pPr>
+            <w:r>
+              <w:rPr>
+                <w:rFonts w:ascii="Arial" w:cs="Arial" w:eastAsia="Arial" w:hAnsi="Arial"/>
+                <w:b w:val="false"/>
+                <w:bCs w:val="false"/>
+                <w:i w:val="false"/>
+                <w:iCs w:val="false"/>
+                <w:color w:val="2A2E38"/>
+                <w:sz w:val="17"/>
+                <w:szCs w:val="17"/>
+              </w:rPr>
+              <w:t xml:space="preserve">3 441 000</w:t>
+            </w:r>
+          </w:p>
+        </w:tc>
+        <w:tc>
+          <w:tcPr>
+            <w:tcW w:type="dxa" w:w="1138"/>
+            <w:tcBorders>
+              <w:top w:val="single" w:color="D9D4CB" w:sz="4"/>
+              <w:left w:val="none" w:color="auto" w:sz="0"/>
+              <w:bottom w:val="single" w:color="D9D4CB" w:sz="4"/>
+              <w:right w:val="none" w:color="auto" w:sz="0"/>
+            </w:tcBorders>
+            <w:shd w:fill="FBFAF8" w:color="auto" w:val="clear"/>
+            <w:tcMar>
+              <w:top w:type="dxa" w:w="52"/>
+              <w:left w:type="dxa" w:w="100"/>
+              <w:bottom w:type="dxa" w:w="52"/>
+              <w:right w:type="dxa" w:w="100"/>
+            </w:tcMar>
+            <w:vAlign w:val="center"/>
+          </w:tcPr>
+          <w:p>
+            <w:pPr>
+              <w:spacing w:after="0" w:line="240" w:lineRule="auto"/>
+              <w:jc w:val="center"/>
+            </w:pPr>
+            <w:hyperlink w:history="1" r:id="rIdzvl20s94lwxeig2itkeft">
+              <w:r>
+                <w:rPr>
+                  <w:rFonts w:ascii="Arial" w:cs="Arial" w:eastAsia="Arial" w:hAnsi="Arial"/>
+                  <w:b w:val="false"/>
+                  <w:bCs w:val="false"/>
+                  <w:i w:val="false"/>
+                  <w:iCs w:val="false"/>
+                  <w:color w:val="2C5FA8"/>
+                  <w:sz w:val="17"/>
+                  <w:szCs w:val="17"/>
+                </w:rPr>
+                <w:t xml:space="preserve">Циан →</w:t>
+              </w:r>
+            </w:hyperlink>
+          </w:p>
+        </w:tc>
+      </w:tr>
+      <w:tr>
+        <w:tc>
+          <w:tcPr>
+            <w:tcW w:type="dxa" w:w="2100"/>
+            <w:tcBorders>
+              <w:top w:val="single" w:color="D9D4CB" w:sz="4"/>
+              <w:left w:val="none" w:color="auto" w:sz="0"/>
+              <w:bottom w:val="single" w:color="D9D4CB" w:sz="4"/>
+              <w:right w:val="none" w:color="auto" w:sz="0"/>
+            </w:tcBorders>
+            <w:tcMar>
+              <w:top w:type="dxa" w:w="52"/>
+              <w:left w:type="dxa" w:w="100"/>
+              <w:bottom w:type="dxa" w:w="52"/>
+              <w:right w:type="dxa" w:w="100"/>
+            </w:tcMar>
+            <w:vAlign w:val="center"/>
+          </w:tcPr>
+          <w:p>
+            <w:pPr>
+              <w:spacing w:after="0" w:line="240" w:lineRule="auto"/>
+              <w:jc w:val="left"/>
+            </w:pPr>
+            <w:r>
+              <w:rPr>
+                <w:rFonts w:ascii="Arial" w:cs="Arial" w:eastAsia="Arial" w:hAnsi="Arial"/>
+                <w:b/>
+                <w:bCs/>
+                <w:i w:val="false"/>
+                <w:iCs w:val="false"/>
+                <w:color w:val="2A2E38"/>
+                <w:sz w:val="17"/>
+                <w:szCs w:val="17"/>
+              </w:rPr>
+              <w:t xml:space="preserve">Никитский-6</w:t>
+            </w:r>
+          </w:p>
+        </w:tc>
+        <w:tc>
+          <w:tcPr>
+            <w:tcW w:type="dxa" w:w="1900"/>
+            <w:tcBorders>
+              <w:top w:val="single" w:color="D9D4CB" w:sz="4"/>
+              <w:left w:val="none" w:color="auto" w:sz="0"/>
+              <w:bottom w:val="single" w:color="D9D4CB" w:sz="4"/>
+              <w:right w:val="none" w:color="auto" w:sz="0"/>
+            </w:tcBorders>
+            <w:tcMar>
+              <w:top w:type="dxa" w:w="52"/>
+              <w:left w:type="dxa" w:w="100"/>
+              <w:bottom w:type="dxa" w:w="52"/>
+              <w:right w:type="dxa" w:w="100"/>
+            </w:tcMar>
+            <w:vAlign w:val="center"/>
+          </w:tcPr>
+          <w:p>
+            <w:pPr>
+              <w:spacing w:after="0" w:line="240" w:lineRule="auto"/>
+              <w:jc w:val="center"/>
+            </w:pPr>
+            <w:r>
+              <w:rPr>
+                <w:rFonts w:ascii="Arial" w:cs="Arial" w:eastAsia="Arial" w:hAnsi="Arial"/>
+                <w:b w:val="false"/>
+                <w:bCs w:val="false"/>
+                <w:i w:val="false"/>
+                <w:iCs w:val="false"/>
+                <w:color w:val="2A2E38"/>
+                <w:sz w:val="17"/>
+                <w:szCs w:val="17"/>
+              </w:rPr>
+              <w:t xml:space="preserve">276,3 м², эт. 3/8</w:t>
+            </w:r>
+          </w:p>
+        </w:tc>
+        <w:tc>
+          <w:tcPr>
+            <w:tcW w:type="dxa" w:w="1900"/>
+            <w:tcBorders>
+              <w:top w:val="single" w:color="D9D4CB" w:sz="4"/>
+              <w:left w:val="none" w:color="auto" w:sz="0"/>
+              <w:bottom w:val="single" w:color="D9D4CB" w:sz="4"/>
+              <w:right w:val="none" w:color="auto" w:sz="0"/>
+            </w:tcBorders>
+            <w:tcMar>
+              <w:top w:type="dxa" w:w="52"/>
+              <w:left w:type="dxa" w:w="100"/>
+              <w:bottom w:type="dxa" w:w="52"/>
+              <w:right w:type="dxa" w:w="100"/>
+            </w:tcMar>
+            <w:vAlign w:val="center"/>
+          </w:tcPr>
+          <w:p>
+            <w:pPr>
+              <w:spacing w:after="0" w:line="240" w:lineRule="auto"/>
+              <w:jc w:val="left"/>
+            </w:pPr>
+            <w:r>
+              <w:rPr>
+                <w:rFonts w:ascii="Arial" w:cs="Arial" w:eastAsia="Arial" w:hAnsi="Arial"/>
+                <w:b w:val="false"/>
+                <w:bCs w:val="false"/>
+                <w:i w:val="false"/>
+                <w:iCs w:val="false"/>
+                <w:color w:val="2A2E38"/>
+                <w:sz w:val="17"/>
+                <w:szCs w:val="17"/>
+              </w:rPr>
+              <w:t xml:space="preserve">чистовая</w:t>
+            </w:r>
+          </w:p>
+        </w:tc>
+        <w:tc>
+          <w:tcPr>
+            <w:tcW w:type="dxa" w:w="1100"/>
+            <w:tcBorders>
+              <w:top w:val="single" w:color="D9D4CB" w:sz="4"/>
+              <w:left w:val="none" w:color="auto" w:sz="0"/>
+              <w:bottom w:val="single" w:color="D9D4CB" w:sz="4"/>
+              <w:right w:val="none" w:color="auto" w:sz="0"/>
+            </w:tcBorders>
+            <w:tcMar>
+              <w:top w:type="dxa" w:w="52"/>
+              <w:left w:type="dxa" w:w="100"/>
+              <w:bottom w:type="dxa" w:w="52"/>
+              <w:right w:type="dxa" w:w="100"/>
+            </w:tcMar>
+            <w:vAlign w:val="center"/>
+          </w:tcPr>
+          <w:p>
+            <w:pPr>
+              <w:spacing w:after="0" w:line="240" w:lineRule="auto"/>
+              <w:jc w:val="center"/>
+            </w:pPr>
+            <w:r>
+              <w:rPr>
+                <w:rFonts w:ascii="Arial" w:cs="Arial" w:eastAsia="Arial" w:hAnsi="Arial"/>
+                <w:b w:val="false"/>
+                <w:bCs w:val="false"/>
+                <w:i w:val="false"/>
+                <w:iCs w:val="false"/>
+                <w:color w:val="2A2E38"/>
+                <w:sz w:val="17"/>
+                <w:szCs w:val="17"/>
+              </w:rPr>
+              <w:t xml:space="preserve">737,9</w:t>
+            </w:r>
+          </w:p>
+        </w:tc>
+        <w:tc>
+          <w:tcPr>
+            <w:tcW w:type="dxa" w:w="1500"/>
+            <w:tcBorders>
+              <w:top w:val="single" w:color="D9D4CB" w:sz="4"/>
+              <w:left w:val="none" w:color="auto" w:sz="0"/>
+              <w:bottom w:val="single" w:color="D9D4CB" w:sz="4"/>
+              <w:right w:val="none" w:color="auto" w:sz="0"/>
+            </w:tcBorders>
+            <w:tcMar>
+              <w:top w:type="dxa" w:w="52"/>
+              <w:left w:type="dxa" w:w="100"/>
+              <w:bottom w:type="dxa" w:w="52"/>
+              <w:right w:type="dxa" w:w="100"/>
+            </w:tcMar>
+            <w:vAlign w:val="center"/>
+          </w:tcPr>
+          <w:p>
+            <w:pPr>
+              <w:spacing w:after="0" w:line="240" w:lineRule="auto"/>
+              <w:jc w:val="center"/>
+            </w:pPr>
+            <w:r>
+              <w:rPr>
+                <w:rFonts w:ascii="Arial" w:cs="Arial" w:eastAsia="Arial" w:hAnsi="Arial"/>
+                <w:b w:val="false"/>
+                <w:bCs w:val="false"/>
+                <w:i w:val="false"/>
+                <w:iCs w:val="false"/>
+                <w:color w:val="2A2E38"/>
+                <w:sz w:val="17"/>
+                <w:szCs w:val="17"/>
+              </w:rPr>
+              <w:t xml:space="preserve">2 670 500</w:t>
+            </w:r>
+          </w:p>
+        </w:tc>
+        <w:tc>
+          <w:tcPr>
+            <w:tcW w:type="dxa" w:w="1138"/>
+            <w:tcBorders>
+              <w:top w:val="single" w:color="D9D4CB" w:sz="4"/>
+              <w:left w:val="none" w:color="auto" w:sz="0"/>
+              <w:bottom w:val="single" w:color="D9D4CB" w:sz="4"/>
+              <w:right w:val="none" w:color="auto" w:sz="0"/>
+            </w:tcBorders>
+            <w:tcMar>
+              <w:top w:type="dxa" w:w="52"/>
+              <w:left w:type="dxa" w:w="100"/>
+              <w:bottom w:type="dxa" w:w="52"/>
+              <w:right w:type="dxa" w:w="100"/>
+            </w:tcMar>
+            <w:vAlign w:val="center"/>
+          </w:tcPr>
+          <w:p>
+            <w:pPr>
+              <w:spacing w:after="0" w:line="240" w:lineRule="auto"/>
+              <w:jc w:val="center"/>
+            </w:pPr>
+            <w:hyperlink w:history="1" r:id="rId2xjhnsar6vb_2tct96yyx">
+              <w:r>
+                <w:rPr>
+                  <w:rFonts w:ascii="Arial" w:cs="Arial" w:eastAsia="Arial" w:hAnsi="Arial"/>
+                  <w:b w:val="false"/>
+                  <w:bCs w:val="false"/>
+                  <w:i w:val="false"/>
+                  <w:iCs w:val="false"/>
+                  <w:color w:val="2C5FA8"/>
+                  <w:sz w:val="17"/>
+                  <w:szCs w:val="17"/>
+                </w:rPr>
+                <w:t xml:space="preserve">Циан →</w:t>
+              </w:r>
+            </w:hyperlink>
+          </w:p>
+        </w:tc>
+      </w:tr>
+      <w:tr>
+        <w:tc>
+          <w:tcPr>
+            <w:tcW w:type="dxa" w:w="2100"/>
+            <w:tcBorders>
+              <w:top w:val="single" w:color="D9D4CB" w:sz="4"/>
+              <w:left w:val="none" w:color="auto" w:sz="0"/>
+              <w:bottom w:val="single" w:color="D9D4CB" w:sz="4"/>
+              <w:right w:val="none" w:color="auto" w:sz="0"/>
+            </w:tcBorders>
+            <w:shd w:fill="FBFAF8" w:color="auto" w:val="clear"/>
+            <w:tcMar>
+              <w:top w:type="dxa" w:w="52"/>
+              <w:left w:type="dxa" w:w="100"/>
+              <w:bottom w:type="dxa" w:w="52"/>
+              <w:right w:type="dxa" w:w="100"/>
+            </w:tcMar>
+            <w:vAlign w:val="center"/>
+          </w:tcPr>
+          <w:p>
+            <w:pPr>
+              <w:spacing w:after="0" w:line="240" w:lineRule="auto"/>
+              <w:jc w:val="left"/>
+            </w:pPr>
+            <w:r>
+              <w:rPr>
+                <w:rFonts w:ascii="Arial" w:cs="Arial" w:eastAsia="Arial" w:hAnsi="Arial"/>
+                <w:b/>
+                <w:bCs/>
+                <w:i w:val="false"/>
+                <w:iCs w:val="false"/>
+                <w:color w:val="2A2E38"/>
+                <w:sz w:val="17"/>
+                <w:szCs w:val="17"/>
+              </w:rPr>
+              <w:t xml:space="preserve">Фамильный дом Люче</w:t>
+            </w:r>
+          </w:p>
+        </w:tc>
+        <w:tc>
+          <w:tcPr>
+            <w:tcW w:type="dxa" w:w="1900"/>
+            <w:tcBorders>
+              <w:top w:val="single" w:color="D9D4CB" w:sz="4"/>
+              <w:left w:val="none" w:color="auto" w:sz="0"/>
+              <w:bottom w:val="single" w:color="D9D4CB" w:sz="4"/>
+              <w:right w:val="none" w:color="auto" w:sz="0"/>
+            </w:tcBorders>
+            <w:shd w:fill="FBFAF8" w:color="auto" w:val="clear"/>
+            <w:tcMar>
+              <w:top w:type="dxa" w:w="52"/>
+              <w:left w:type="dxa" w:w="100"/>
+              <w:bottom w:type="dxa" w:w="52"/>
+              <w:right w:type="dxa" w:w="100"/>
+            </w:tcMar>
+            <w:vAlign w:val="center"/>
+          </w:tcPr>
+          <w:p>
+            <w:pPr>
+              <w:spacing w:after="0" w:line="240" w:lineRule="auto"/>
+              <w:jc w:val="center"/>
+            </w:pPr>
+            <w:r>
+              <w:rPr>
+                <w:rFonts w:ascii="Arial" w:cs="Arial" w:eastAsia="Arial" w:hAnsi="Arial"/>
+                <w:b w:val="false"/>
+                <w:bCs w:val="false"/>
+                <w:i w:val="false"/>
+                <w:iCs w:val="false"/>
+                <w:color w:val="2A2E38"/>
+                <w:sz w:val="17"/>
+                <w:szCs w:val="17"/>
+              </w:rPr>
+              <w:t xml:space="preserve">224,8 м², эт. 5/7</w:t>
+            </w:r>
+          </w:p>
+        </w:tc>
+        <w:tc>
+          <w:tcPr>
+            <w:tcW w:type="dxa" w:w="1900"/>
+            <w:tcBorders>
+              <w:top w:val="single" w:color="D9D4CB" w:sz="4"/>
+              <w:left w:val="none" w:color="auto" w:sz="0"/>
+              <w:bottom w:val="single" w:color="D9D4CB" w:sz="4"/>
+              <w:right w:val="none" w:color="auto" w:sz="0"/>
+            </w:tcBorders>
+            <w:shd w:fill="FBFAF8" w:color="auto" w:val="clear"/>
+            <w:tcMar>
+              <w:top w:type="dxa" w:w="52"/>
+              <w:left w:type="dxa" w:w="100"/>
+              <w:bottom w:type="dxa" w:w="52"/>
+              <w:right w:type="dxa" w:w="100"/>
+            </w:tcMar>
+            <w:vAlign w:val="center"/>
+          </w:tcPr>
+          <w:p>
+            <w:pPr>
+              <w:spacing w:after="0" w:line="240" w:lineRule="auto"/>
+              <w:jc w:val="left"/>
+            </w:pPr>
+            <w:r>
+              <w:rPr>
+                <w:rFonts w:ascii="Arial" w:cs="Arial" w:eastAsia="Arial" w:hAnsi="Arial"/>
+                <w:b w:val="false"/>
+                <w:bCs w:val="false"/>
+                <w:i w:val="false"/>
+                <w:iCs w:val="false"/>
+                <w:color w:val="2A2E38"/>
+                <w:sz w:val="17"/>
+                <w:szCs w:val="17"/>
+              </w:rPr>
+              <w:t xml:space="preserve">дизайнерский</w:t>
+            </w:r>
+          </w:p>
+        </w:tc>
+        <w:tc>
+          <w:tcPr>
+            <w:tcW w:type="dxa" w:w="1100"/>
+            <w:tcBorders>
+              <w:top w:val="single" w:color="D9D4CB" w:sz="4"/>
+              <w:left w:val="none" w:color="auto" w:sz="0"/>
+              <w:bottom w:val="single" w:color="D9D4CB" w:sz="4"/>
+              <w:right w:val="none" w:color="auto" w:sz="0"/>
+            </w:tcBorders>
+            <w:shd w:fill="FBFAF8" w:color="auto" w:val="clear"/>
+            <w:tcMar>
+              <w:top w:type="dxa" w:w="52"/>
+              <w:left w:type="dxa" w:w="100"/>
+              <w:bottom w:type="dxa" w:w="52"/>
+              <w:right w:type="dxa" w:w="100"/>
+            </w:tcMar>
+            <w:vAlign w:val="center"/>
+          </w:tcPr>
+          <w:p>
+            <w:pPr>
+              <w:spacing w:after="0" w:line="240" w:lineRule="auto"/>
+              <w:jc w:val="center"/>
+            </w:pPr>
+            <w:r>
+              <w:rPr>
+                <w:rFonts w:ascii="Arial" w:cs="Arial" w:eastAsia="Arial" w:hAnsi="Arial"/>
+                <w:b w:val="false"/>
+                <w:bCs w:val="false"/>
+                <w:i w:val="false"/>
+                <w:iCs w:val="false"/>
+                <w:color w:val="2A2E38"/>
+                <w:sz w:val="17"/>
+                <w:szCs w:val="17"/>
+              </w:rPr>
+              <w:t xml:space="preserve">674,2</w:t>
+            </w:r>
+          </w:p>
+        </w:tc>
+        <w:tc>
+          <w:tcPr>
+            <w:tcW w:type="dxa" w:w="1500"/>
+            <w:tcBorders>
+              <w:top w:val="single" w:color="D9D4CB" w:sz="4"/>
+              <w:left w:val="none" w:color="auto" w:sz="0"/>
+              <w:bottom w:val="single" w:color="D9D4CB" w:sz="4"/>
+              <w:right w:val="none" w:color="auto" w:sz="0"/>
+            </w:tcBorders>
+            <w:shd w:fill="FBFAF8" w:color="auto" w:val="clear"/>
+            <w:tcMar>
+              <w:top w:type="dxa" w:w="52"/>
+              <w:left w:type="dxa" w:w="100"/>
+              <w:bottom w:type="dxa" w:w="52"/>
+              <w:right w:type="dxa" w:w="100"/>
+            </w:tcMar>
+            <w:vAlign w:val="center"/>
+          </w:tcPr>
+          <w:p>
+            <w:pPr>
+              <w:spacing w:after="0" w:line="240" w:lineRule="auto"/>
+              <w:jc w:val="center"/>
+            </w:pPr>
+            <w:r>
+              <w:rPr>
+                <w:rFonts w:ascii="Arial" w:cs="Arial" w:eastAsia="Arial" w:hAnsi="Arial"/>
+                <w:b w:val="false"/>
+                <w:bCs w:val="false"/>
+                <w:i w:val="false"/>
+                <w:iCs w:val="false"/>
+                <w:color w:val="2A2E38"/>
+                <w:sz w:val="17"/>
+                <w:szCs w:val="17"/>
+              </w:rPr>
+              <w:t xml:space="preserve">3 000 000</w:t>
+            </w:r>
+          </w:p>
+        </w:tc>
+        <w:tc>
+          <w:tcPr>
+            <w:tcW w:type="dxa" w:w="1138"/>
+            <w:tcBorders>
+              <w:top w:val="single" w:color="D9D4CB" w:sz="4"/>
+              <w:left w:val="none" w:color="auto" w:sz="0"/>
+              <w:bottom w:val="single" w:color="D9D4CB" w:sz="4"/>
+              <w:right w:val="none" w:color="auto" w:sz="0"/>
+            </w:tcBorders>
+            <w:shd w:fill="FBFAF8" w:color="auto" w:val="clear"/>
+            <w:tcMar>
+              <w:top w:type="dxa" w:w="52"/>
+              <w:left w:type="dxa" w:w="100"/>
+              <w:bottom w:type="dxa" w:w="52"/>
+              <w:right w:type="dxa" w:w="100"/>
+            </w:tcMar>
+            <w:vAlign w:val="center"/>
+          </w:tcPr>
+          <w:p>
+            <w:pPr>
+              <w:spacing w:after="0" w:line="240" w:lineRule="auto"/>
+              <w:jc w:val="center"/>
+            </w:pPr>
+            <w:hyperlink w:history="1" r:id="rIdrjyi1q_t4z7bpzznlejc5">
+              <w:r>
+                <w:rPr>
+                  <w:rFonts w:ascii="Arial" w:cs="Arial" w:eastAsia="Arial" w:hAnsi="Arial"/>
+                  <w:b w:val="false"/>
+                  <w:bCs w:val="false"/>
+                  <w:i w:val="false"/>
+                  <w:iCs w:val="false"/>
+                  <w:color w:val="2C5FA8"/>
+                  <w:sz w:val="17"/>
+                  <w:szCs w:val="17"/>
+                </w:rPr>
+                <w:t xml:space="preserve">Циан →</w:t>
+              </w:r>
+            </w:hyperlink>
+          </w:p>
+        </w:tc>
+      </w:tr>
+      <w:tr>
+        <w:tc>
+          <w:tcPr>
+            <w:tcW w:type="dxa" w:w="2100"/>
+            <w:tcBorders>
+              <w:top w:val="single" w:color="D9D4CB" w:sz="4"/>
+              <w:left w:val="none" w:color="auto" w:sz="0"/>
+              <w:bottom w:val="single" w:color="D9D4CB" w:sz="4"/>
+              <w:right w:val="none" w:color="auto" w:sz="0"/>
+            </w:tcBorders>
+            <w:tcMar>
+              <w:top w:type="dxa" w:w="52"/>
+              <w:left w:type="dxa" w:w="100"/>
+              <w:bottom w:type="dxa" w:w="52"/>
+              <w:right w:type="dxa" w:w="100"/>
+            </w:tcMar>
+            <w:vAlign w:val="center"/>
+          </w:tcPr>
+          <w:p>
+            <w:pPr>
+              <w:spacing w:after="0" w:line="240" w:lineRule="auto"/>
+              <w:jc w:val="left"/>
+            </w:pPr>
+            <w:r>
+              <w:rPr>
+                <w:rFonts w:ascii="Arial" w:cs="Arial" w:eastAsia="Arial" w:hAnsi="Arial"/>
+                <w:b/>
+                <w:bCs/>
+                <w:i w:val="false"/>
+                <w:iCs w:val="false"/>
+                <w:color w:val="2A2E38"/>
+                <w:sz w:val="17"/>
+                <w:szCs w:val="17"/>
+              </w:rPr>
+              <w:t xml:space="preserve">Фамильный дом Люче</w:t>
+            </w:r>
+          </w:p>
+        </w:tc>
+        <w:tc>
+          <w:tcPr>
+            <w:tcW w:type="dxa" w:w="1900"/>
+            <w:tcBorders>
+              <w:top w:val="single" w:color="D9D4CB" w:sz="4"/>
+              <w:left w:val="none" w:color="auto" w:sz="0"/>
+              <w:bottom w:val="single" w:color="D9D4CB" w:sz="4"/>
+              <w:right w:val="none" w:color="auto" w:sz="0"/>
+            </w:tcBorders>
+            <w:tcMar>
+              <w:top w:type="dxa" w:w="52"/>
+              <w:left w:type="dxa" w:w="100"/>
+              <w:bottom w:type="dxa" w:w="52"/>
+              <w:right w:type="dxa" w:w="100"/>
+            </w:tcMar>
+            <w:vAlign w:val="center"/>
+          </w:tcPr>
+          <w:p>
+            <w:pPr>
+              <w:spacing w:after="0" w:line="240" w:lineRule="auto"/>
+              <w:jc w:val="center"/>
+            </w:pPr>
+            <w:r>
+              <w:rPr>
+                <w:rFonts w:ascii="Arial" w:cs="Arial" w:eastAsia="Arial" w:hAnsi="Arial"/>
+                <w:b w:val="false"/>
+                <w:bCs w:val="false"/>
+                <w:i w:val="false"/>
+                <w:iCs w:val="false"/>
+                <w:color w:val="2A2E38"/>
+                <w:sz w:val="17"/>
+                <w:szCs w:val="17"/>
+              </w:rPr>
+              <w:t xml:space="preserve">271,6 м², эт. 2/7</w:t>
+            </w:r>
+          </w:p>
+        </w:tc>
+        <w:tc>
+          <w:tcPr>
+            <w:tcW w:type="dxa" w:w="1900"/>
+            <w:tcBorders>
+              <w:top w:val="single" w:color="D9D4CB" w:sz="4"/>
+              <w:left w:val="none" w:color="auto" w:sz="0"/>
+              <w:bottom w:val="single" w:color="D9D4CB" w:sz="4"/>
+              <w:right w:val="none" w:color="auto" w:sz="0"/>
+            </w:tcBorders>
+            <w:tcMar>
+              <w:top w:type="dxa" w:w="52"/>
+              <w:left w:type="dxa" w:w="100"/>
+              <w:bottom w:type="dxa" w:w="52"/>
+              <w:right w:type="dxa" w:w="100"/>
+            </w:tcMar>
+            <w:vAlign w:val="center"/>
+          </w:tcPr>
+          <w:p>
+            <w:pPr>
+              <w:spacing w:after="0" w:line="240" w:lineRule="auto"/>
+              <w:jc w:val="left"/>
+            </w:pPr>
+            <w:r>
+              <w:rPr>
+                <w:rFonts w:ascii="Arial" w:cs="Arial" w:eastAsia="Arial" w:hAnsi="Arial"/>
+                <w:b w:val="false"/>
+                <w:bCs w:val="false"/>
+                <w:i w:val="false"/>
+                <w:iCs w:val="false"/>
+                <w:color w:val="2A2E38"/>
+                <w:sz w:val="17"/>
+                <w:szCs w:val="17"/>
+              </w:rPr>
+              <w:t xml:space="preserve">дизайнерский</w:t>
+            </w:r>
+          </w:p>
+        </w:tc>
+        <w:tc>
+          <w:tcPr>
+            <w:tcW w:type="dxa" w:w="1100"/>
+            <w:tcBorders>
+              <w:top w:val="single" w:color="D9D4CB" w:sz="4"/>
+              <w:left w:val="none" w:color="auto" w:sz="0"/>
+              <w:bottom w:val="single" w:color="D9D4CB" w:sz="4"/>
+              <w:right w:val="none" w:color="auto" w:sz="0"/>
+            </w:tcBorders>
+            <w:tcMar>
+              <w:top w:type="dxa" w:w="52"/>
+              <w:left w:type="dxa" w:w="100"/>
+              <w:bottom w:type="dxa" w:w="52"/>
+              <w:right w:type="dxa" w:w="100"/>
+            </w:tcMar>
+            <w:vAlign w:val="center"/>
+          </w:tcPr>
+          <w:p>
+            <w:pPr>
+              <w:spacing w:after="0" w:line="240" w:lineRule="auto"/>
+              <w:jc w:val="center"/>
+            </w:pPr>
+            <w:r>
+              <w:rPr>
+                <w:rFonts w:ascii="Arial" w:cs="Arial" w:eastAsia="Arial" w:hAnsi="Arial"/>
+                <w:b w:val="false"/>
+                <w:bCs w:val="false"/>
+                <w:i w:val="false"/>
+                <w:iCs w:val="false"/>
+                <w:color w:val="2A2E38"/>
+                <w:sz w:val="17"/>
+                <w:szCs w:val="17"/>
+              </w:rPr>
+              <w:t xml:space="preserve">665,4</w:t>
+            </w:r>
+          </w:p>
+        </w:tc>
+        <w:tc>
+          <w:tcPr>
+            <w:tcW w:type="dxa" w:w="1500"/>
+            <w:tcBorders>
+              <w:top w:val="single" w:color="D9D4CB" w:sz="4"/>
+              <w:left w:val="none" w:color="auto" w:sz="0"/>
+              <w:bottom w:val="single" w:color="D9D4CB" w:sz="4"/>
+              <w:right w:val="none" w:color="auto" w:sz="0"/>
+            </w:tcBorders>
+            <w:tcMar>
+              <w:top w:type="dxa" w:w="52"/>
+              <w:left w:type="dxa" w:w="100"/>
+              <w:bottom w:type="dxa" w:w="52"/>
+              <w:right w:type="dxa" w:w="100"/>
+            </w:tcMar>
+            <w:vAlign w:val="center"/>
+          </w:tcPr>
+          <w:p>
+            <w:pPr>
+              <w:spacing w:after="0" w:line="240" w:lineRule="auto"/>
+              <w:jc w:val="center"/>
+            </w:pPr>
+            <w:r>
+              <w:rPr>
+                <w:rFonts w:ascii="Arial" w:cs="Arial" w:eastAsia="Arial" w:hAnsi="Arial"/>
+                <w:b w:val="false"/>
+                <w:bCs w:val="false"/>
+                <w:i w:val="false"/>
+                <w:iCs w:val="false"/>
+                <w:color w:val="2A2E38"/>
+                <w:sz w:val="17"/>
+                <w:szCs w:val="17"/>
+              </w:rPr>
+              <w:t xml:space="preserve">2 450 000</w:t>
+            </w:r>
+          </w:p>
+        </w:tc>
+        <w:tc>
+          <w:tcPr>
+            <w:tcW w:type="dxa" w:w="1138"/>
+            <w:tcBorders>
+              <w:top w:val="single" w:color="D9D4CB" w:sz="4"/>
+              <w:left w:val="none" w:color="auto" w:sz="0"/>
+              <w:bottom w:val="single" w:color="D9D4CB" w:sz="4"/>
+              <w:right w:val="none" w:color="auto" w:sz="0"/>
+            </w:tcBorders>
+            <w:tcMar>
+              <w:top w:type="dxa" w:w="52"/>
+              <w:left w:type="dxa" w:w="100"/>
+              <w:bottom w:type="dxa" w:w="52"/>
+              <w:right w:type="dxa" w:w="100"/>
+            </w:tcMar>
+            <w:vAlign w:val="center"/>
+          </w:tcPr>
+          <w:p>
+            <w:pPr>
+              <w:spacing w:after="0" w:line="240" w:lineRule="auto"/>
+              <w:jc w:val="center"/>
+            </w:pPr>
+            <w:hyperlink w:history="1" r:id="rId4joteglkppkjlkaaogsmb">
+              <w:r>
+                <w:rPr>
+                  <w:rFonts w:ascii="Arial" w:cs="Arial" w:eastAsia="Arial" w:hAnsi="Arial"/>
+                  <w:b w:val="false"/>
+                  <w:bCs w:val="false"/>
+                  <w:i w:val="false"/>
+                  <w:iCs w:val="false"/>
+                  <w:color w:val="2C5FA8"/>
+                  <w:sz w:val="17"/>
+                  <w:szCs w:val="17"/>
+                </w:rPr>
+                <w:t xml:space="preserve">Циан →</w:t>
+              </w:r>
+            </w:hyperlink>
+          </w:p>
+        </w:tc>
+      </w:tr>
+      <w:tr>
+        <w:tc>
+          <w:tcPr>
+            <w:tcW w:type="dxa" w:w="2100"/>
+            <w:tcBorders>
+              <w:top w:val="single" w:color="D9D4CB" w:sz="4"/>
+              <w:left w:val="none" w:color="auto" w:sz="0"/>
+              <w:bottom w:val="single" w:color="D9D4CB" w:sz="4"/>
+              <w:right w:val="none" w:color="auto" w:sz="0"/>
+            </w:tcBorders>
+            <w:shd w:fill="FBFAF8" w:color="auto" w:val="clear"/>
+            <w:tcMar>
+              <w:top w:type="dxa" w:w="52"/>
+              <w:left w:type="dxa" w:w="100"/>
+              <w:bottom w:type="dxa" w:w="52"/>
+              <w:right w:type="dxa" w:w="100"/>
+            </w:tcMar>
+            <w:vAlign w:val="center"/>
+          </w:tcPr>
+          <w:p>
+            <w:pPr>
+              <w:spacing w:after="0" w:line="240" w:lineRule="auto"/>
+              <w:jc w:val="left"/>
+            </w:pPr>
+            <w:r>
+              <w:rPr>
+                <w:rFonts w:ascii="Arial" w:cs="Arial" w:eastAsia="Arial" w:hAnsi="Arial"/>
+                <w:b/>
+                <w:bCs/>
+                <w:i w:val="false"/>
+                <w:iCs w:val="false"/>
+                <w:color w:val="2A2E38"/>
+                <w:sz w:val="17"/>
+                <w:szCs w:val="17"/>
+              </w:rPr>
+              <w:t xml:space="preserve">Кло 17 (Clos 17)</w:t>
+            </w:r>
+          </w:p>
+        </w:tc>
+        <w:tc>
+          <w:tcPr>
+            <w:tcW w:type="dxa" w:w="1900"/>
+            <w:tcBorders>
+              <w:top w:val="single" w:color="D9D4CB" w:sz="4"/>
+              <w:left w:val="none" w:color="auto" w:sz="0"/>
+              <w:bottom w:val="single" w:color="D9D4CB" w:sz="4"/>
+              <w:right w:val="none" w:color="auto" w:sz="0"/>
+            </w:tcBorders>
+            <w:shd w:fill="FBFAF8" w:color="auto" w:val="clear"/>
+            <w:tcMar>
+              <w:top w:type="dxa" w:w="52"/>
+              <w:left w:type="dxa" w:w="100"/>
+              <w:bottom w:type="dxa" w:w="52"/>
+              <w:right w:type="dxa" w:w="100"/>
+            </w:tcMar>
+            <w:vAlign w:val="center"/>
+          </w:tcPr>
+          <w:p>
+            <w:pPr>
+              <w:spacing w:after="0" w:line="240" w:lineRule="auto"/>
+              <w:jc w:val="center"/>
+            </w:pPr>
+            <w:r>
+              <w:rPr>
+                <w:rFonts w:ascii="Arial" w:cs="Arial" w:eastAsia="Arial" w:hAnsi="Arial"/>
+                <w:b w:val="false"/>
+                <w:bCs w:val="false"/>
+                <w:i w:val="false"/>
+                <w:iCs w:val="false"/>
+                <w:color w:val="2A2E38"/>
+                <w:sz w:val="17"/>
+                <w:szCs w:val="17"/>
+              </w:rPr>
+              <w:t xml:space="preserve">219,9 м², эт. 5/7</w:t>
+            </w:r>
+          </w:p>
+        </w:tc>
+        <w:tc>
+          <w:tcPr>
+            <w:tcW w:type="dxa" w:w="1900"/>
+            <w:tcBorders>
+              <w:top w:val="single" w:color="D9D4CB" w:sz="4"/>
+              <w:left w:val="none" w:color="auto" w:sz="0"/>
+              <w:bottom w:val="single" w:color="D9D4CB" w:sz="4"/>
+              <w:right w:val="none" w:color="auto" w:sz="0"/>
+            </w:tcBorders>
+            <w:shd w:fill="FBFAF8" w:color="auto" w:val="clear"/>
+            <w:tcMar>
+              <w:top w:type="dxa" w:w="52"/>
+              <w:left w:type="dxa" w:w="100"/>
+              <w:bottom w:type="dxa" w:w="52"/>
+              <w:right w:type="dxa" w:w="100"/>
+            </w:tcMar>
+            <w:vAlign w:val="center"/>
+          </w:tcPr>
+          <w:p>
+            <w:pPr>
+              <w:spacing w:after="0" w:line="240" w:lineRule="auto"/>
+              <w:jc w:val="left"/>
+            </w:pPr>
+            <w:r>
+              <w:rPr>
+                <w:rFonts w:ascii="Arial" w:cs="Arial" w:eastAsia="Arial" w:hAnsi="Arial"/>
+                <w:b w:val="false"/>
+                <w:bCs w:val="false"/>
+                <w:i w:val="false"/>
+                <w:iCs w:val="false"/>
+                <w:color w:val="2A2E38"/>
+                <w:sz w:val="17"/>
+                <w:szCs w:val="17"/>
+              </w:rPr>
+              <w:t xml:space="preserve">без отделки</w:t>
+            </w:r>
+          </w:p>
+        </w:tc>
+        <w:tc>
+          <w:tcPr>
+            <w:tcW w:type="dxa" w:w="1100"/>
+            <w:tcBorders>
+              <w:top w:val="single" w:color="D9D4CB" w:sz="4"/>
+              <w:left w:val="none" w:color="auto" w:sz="0"/>
+              <w:bottom w:val="single" w:color="D9D4CB" w:sz="4"/>
+              <w:right w:val="none" w:color="auto" w:sz="0"/>
+            </w:tcBorders>
+            <w:shd w:fill="FBFAF8" w:color="auto" w:val="clear"/>
+            <w:tcMar>
+              <w:top w:type="dxa" w:w="52"/>
+              <w:left w:type="dxa" w:w="100"/>
+              <w:bottom w:type="dxa" w:w="52"/>
+              <w:right w:type="dxa" w:w="100"/>
+            </w:tcMar>
+            <w:vAlign w:val="center"/>
+          </w:tcPr>
+          <w:p>
+            <w:pPr>
+              <w:spacing w:after="0" w:line="240" w:lineRule="auto"/>
+              <w:jc w:val="center"/>
+            </w:pPr>
+            <w:r>
+              <w:rPr>
+                <w:rFonts w:ascii="Arial" w:cs="Arial" w:eastAsia="Arial" w:hAnsi="Arial"/>
+                <w:b w:val="false"/>
+                <w:bCs w:val="false"/>
+                <w:i w:val="false"/>
+                <w:iCs w:val="false"/>
+                <w:color w:val="2A2E38"/>
+                <w:sz w:val="17"/>
+                <w:szCs w:val="17"/>
+              </w:rPr>
+              <w:t xml:space="preserve">659,7</w:t>
+            </w:r>
+          </w:p>
+        </w:tc>
+        <w:tc>
+          <w:tcPr>
+            <w:tcW w:type="dxa" w:w="1500"/>
+            <w:tcBorders>
+              <w:top w:val="single" w:color="D9D4CB" w:sz="4"/>
+              <w:left w:val="none" w:color="auto" w:sz="0"/>
+              <w:bottom w:val="single" w:color="D9D4CB" w:sz="4"/>
+              <w:right w:val="none" w:color="auto" w:sz="0"/>
+            </w:tcBorders>
+            <w:shd w:fill="FBFAF8" w:color="auto" w:val="clear"/>
+            <w:tcMar>
+              <w:top w:type="dxa" w:w="52"/>
+              <w:left w:type="dxa" w:w="100"/>
+              <w:bottom w:type="dxa" w:w="52"/>
+              <w:right w:type="dxa" w:w="100"/>
+            </w:tcMar>
+            <w:vAlign w:val="center"/>
+          </w:tcPr>
+          <w:p>
+            <w:pPr>
+              <w:spacing w:after="0" w:line="240" w:lineRule="auto"/>
+              <w:jc w:val="center"/>
+            </w:pPr>
+            <w:r>
+              <w:rPr>
+                <w:rFonts w:ascii="Arial" w:cs="Arial" w:eastAsia="Arial" w:hAnsi="Arial"/>
+                <w:b w:val="false"/>
+                <w:bCs w:val="false"/>
+                <w:i w:val="false"/>
+                <w:iCs w:val="false"/>
+                <w:color w:val="2A2E38"/>
+                <w:sz w:val="17"/>
+                <w:szCs w:val="17"/>
+              </w:rPr>
+              <w:t xml:space="preserve">3 750 000</w:t>
+            </w:r>
+          </w:p>
+        </w:tc>
+        <w:tc>
+          <w:tcPr>
+            <w:tcW w:type="dxa" w:w="1138"/>
+            <w:tcBorders>
+              <w:top w:val="single" w:color="D9D4CB" w:sz="4"/>
+              <w:left w:val="none" w:color="auto" w:sz="0"/>
+              <w:bottom w:val="single" w:color="D9D4CB" w:sz="4"/>
+              <w:right w:val="none" w:color="auto" w:sz="0"/>
+            </w:tcBorders>
+            <w:shd w:fill="FBFAF8" w:color="auto" w:val="clear"/>
+            <w:tcMar>
+              <w:top w:type="dxa" w:w="52"/>
+              <w:left w:type="dxa" w:w="100"/>
+              <w:bottom w:type="dxa" w:w="52"/>
+              <w:right w:type="dxa" w:w="100"/>
+            </w:tcMar>
+            <w:vAlign w:val="center"/>
+          </w:tcPr>
+          <w:p>
+            <w:pPr>
+              <w:spacing w:after="0" w:line="240" w:lineRule="auto"/>
+              <w:jc w:val="center"/>
+            </w:pPr>
+            <w:hyperlink w:history="1" r:id="rIduk0huvp1kxwx4vxa_u5y_">
+              <w:r>
+                <w:rPr>
+                  <w:rFonts w:ascii="Arial" w:cs="Arial" w:eastAsia="Arial" w:hAnsi="Arial"/>
+                  <w:b w:val="false"/>
+                  <w:bCs w:val="false"/>
+                  <w:i w:val="false"/>
+                  <w:iCs w:val="false"/>
+                  <w:color w:val="2C5FA8"/>
+                  <w:sz w:val="17"/>
+                  <w:szCs w:val="17"/>
+                </w:rPr>
+                <w:t xml:space="preserve">Циан →</w:t>
+              </w:r>
+            </w:hyperlink>
+          </w:p>
+        </w:tc>
+      </w:tr>
+    </w:tbl>
+    <w:p>
+      <w:pPr>
+        <w:spacing w:after="30"/>
+      </w:pPr>
+      <w:r>
+        <w:rPr>
+          <w:rFonts w:ascii="Arial" w:cs="Arial" w:eastAsia="Arial" w:hAnsi="Arial"/>
+          <w:b w:val="false"/>
+          <w:bCs w:val="false"/>
+          <w:i w:val="false"/>
+          <w:iCs w:val="false"/>
+          <w:color w:val="2A2E38"/>
+          <w:sz w:val="19"/>
+          <w:szCs w:val="19"/>
+        </w:rPr>
+        <w:t xml:space="preserve"/>
+      </w:r>
+    </w:p>
+    <w:p>
+      <w:pPr>
+        <w:spacing w:after="60" w:line="230" w:lineRule="auto"/>
+        <w:ind w:right="1560"/>
+      </w:pPr>
+      <w:r>
+        <w:rPr>
+          <w:rFonts w:ascii="Arial" w:cs="Arial" w:eastAsia="Arial" w:hAnsi="Arial"/>
+          <w:b w:val="false"/>
+          <w:bCs w:val="false"/>
+          <w:i w:val="false"/>
+          <w:iCs w:val="false"/>
+          <w:color w:val="70788A"/>
+          <w:sz w:val="15"/>
+          <w:szCs w:val="15"/>
+        </w:rPr>
+        <w:t xml:space="preserve">Для квартир без отделки в последней колонке добавлены 750 тыс. ₽ за метр. Циан, 17.08.2026; ссылка ведёт на объявление.</w:t>
+      </w:r>
+    </w:p>
+    <w:p>
+      <w:pPr>
+        <w:spacing w:after="40"/>
+      </w:pPr>
+      <w:r>
+        <w:rPr>
+          <w:rFonts w:ascii="Arial" w:cs="Arial" w:eastAsia="Arial" w:hAnsi="Arial"/>
+          <w:b w:val="false"/>
+          <w:bCs w:val="false"/>
+          <w:i w:val="false"/>
+          <w:iCs w:val="false"/>
+          <w:color w:val="2A2E38"/>
+          <w:sz w:val="19"/>
+          <w:szCs w:val="19"/>
+        </w:rPr>
+        <w:t xml:space="preserve"/>
+      </w:r>
+    </w:p>
+    <w:p>
+      <w:pPr>
+        <w:spacing w:after="58" w:line="252" w:lineRule="auto"/>
+        <w:ind w:left="170" w:right="1560" w:hanging="170"/>
+      </w:pPr>
+      <w:r>
+        <w:rPr>
+          <w:rFonts w:ascii="Arial" w:cs="Arial" w:eastAsia="Arial" w:hAnsi="Arial"/>
+          <w:b/>
+          <w:bCs/>
+          <w:i w:val="false"/>
+          <w:iCs w:val="false"/>
+          <w:color w:val="A9762F"/>
+          <w:sz w:val="19"/>
+          <w:szCs w:val="19"/>
+        </w:rPr>
+        <w:t xml:space="preserve">—   </w:t>
+      </w:r>
+      <w:r>
+        <w:rPr>
+          <w:rFonts w:ascii="Arial" w:cs="Arial" w:eastAsia="Arial" w:hAnsi="Arial"/>
+          <w:b w:val="false"/>
+          <w:bCs w:val="false"/>
+          <w:i w:val="false"/>
+          <w:iCs w:val="false"/>
+          <w:color w:val="2A2E38"/>
+          <w:sz w:val="19"/>
+          <w:szCs w:val="19"/>
+        </w:rPr>
+        <w:t xml:space="preserve">Дороже миллиарда рублей во всей подборке — всего два лота из семидесяти. </w:t>
+      </w:r>
+      <w:r>
+        <w:rPr>
+          <w:rFonts w:ascii="Arial" w:cs="Arial" w:eastAsia="Arial" w:hAnsi="Arial"/>
+          <w:b/>
+          <w:bCs/>
+          <w:i w:val="false"/>
+          <w:iCs w:val="false"/>
+          <w:color w:val="2A2E38"/>
+          <w:sz w:val="19"/>
+          <w:szCs w:val="19"/>
+        </w:rPr>
+        <w:t xml:space="preserve">358,9 м² в «Фамильном доме Люче» за 2,15 млрд ₽ и 198,1 м² в «Stella di Mosca» за 1,07 млрд ₽. В EDEN же большинство из 22 резиденций по расчёту дороже миллиарда — то есть дом целиком встаёт в ту часть рынка, где сейчас стоят две квартиры.</w:t>
+      </w:r>
+    </w:p>
+    <w:p>
+      <w:pPr>
+        <w:spacing w:after="58" w:line="252" w:lineRule="auto"/>
+        <w:ind w:left="170" w:right="1560" w:hanging="170"/>
+      </w:pPr>
+      <w:r>
+        <w:rPr>
+          <w:rFonts w:ascii="Arial" w:cs="Arial" w:eastAsia="Arial" w:hAnsi="Arial"/>
+          <w:b/>
+          <w:bCs/>
+          <w:i w:val="false"/>
+          <w:iCs w:val="false"/>
+          <w:color w:val="A9762F"/>
+          <w:sz w:val="19"/>
+          <w:szCs w:val="19"/>
+        </w:rPr>
+        <w:t xml:space="preserve">—   </w:t>
+      </w:r>
+      <w:r>
+        <w:rPr>
+          <w:rFonts w:ascii="Arial" w:cs="Arial" w:eastAsia="Arial" w:hAnsi="Arial"/>
+          <w:b w:val="false"/>
+          <w:bCs w:val="false"/>
+          <w:i w:val="false"/>
+          <w:iCs w:val="false"/>
+          <w:color w:val="2A2E38"/>
+          <w:sz w:val="19"/>
+          <w:szCs w:val="19"/>
+        </w:rPr>
+        <w:t xml:space="preserve">Формат EDEN — квартиры от 200 м² — в подборке представлен неплохо: 26 лотов из 70. Так что дело не в том, что таких площадей нет рядом. Дело в цене, по которой они предлагаются.</w:t>
       </w:r>
     </w:p>
     <w:p>
@@ -5051,1915 +10474,6 @@
           <w:szCs w:val="19"/>
         </w:rPr>
         <w:t xml:space="preserve">Класс делюкс за первое полугодие 2026 года дал 110 сделок против 300 за весь 2025-й — падение на 35 % к прошлому году. Одновременно объём предложения вырос до 1 090 квартир, плюс 11 %. Спрос сжимается, предложение растёт — NF Group прямо называет это «рынком покупателя».</w:t>
-      </w:r>
-    </w:p>
-    <w:p>
-      <w:pPr>
-        <w:keepNext/>
-        <w:keepLines/>
-        <w:pBdr>
-          <w:bottom w:val="single" w:color="A9762F" w:sz="10" w:space="8"/>
-        </w:pBdr>
-        <w:spacing w:after="160"/>
-      </w:pPr>
-      <w:r>
-        <w:rPr>
-          <w:rFonts w:ascii="Georgia" w:cs="Georgia" w:eastAsia="Georgia" w:hAnsi="Georgia"/>
-          <w:b/>
-          <w:bCs/>
-          <w:i w:val="false"/>
-          <w:iCs w:val="false"/>
-          <w:color w:val="1F2A44"/>
-          <w:sz w:val="36"/>
-          <w:szCs w:val="36"/>
-        </w:rPr>
-        <w:t xml:space="preserve">Ближайшие конкуренты</w:t>
-      </w:r>
-    </w:p>
-    <w:p>
-      <w:pPr>
-        <w:spacing w:after="180" w:line="258" w:lineRule="auto"/>
-        <w:ind w:right="1560"/>
-      </w:pPr>
-      <w:r>
-        <w:rPr>
-          <w:rFonts w:ascii="Arial" w:cs="Arial" w:eastAsia="Arial" w:hAnsi="Arial"/>
-          <w:b w:val="false"/>
-          <w:bCs w:val="false"/>
-          <w:i w:val="false"/>
-          <w:iCs w:val="false"/>
-          <w:color w:val="2A2E38"/>
-          <w:sz w:val="19"/>
-          <w:szCs w:val="19"/>
-        </w:rPr>
-        <w:t xml:space="preserve">В пешей доступности от EDEN сейчас строятся и продаются два сопоставимых клубных дома. Оба сдаются в 2026 году, то есть на три года раньше.</w:t>
-      </w:r>
-    </w:p>
-    <w:tbl>
-      <w:tblPr>
-        <w:tblW w:type="dxa" w:w="10638"/>
-        <w:tblBorders>
-          <w:top w:val="single" w:color="auto" w:sz="4"/>
-          <w:left w:val="single" w:color="auto" w:sz="4"/>
-          <w:bottom w:val="single" w:color="auto" w:sz="4"/>
-          <w:right w:val="single" w:color="auto" w:sz="4"/>
-          <w:insideH w:val="single" w:color="auto" w:sz="4"/>
-          <w:insideV w:val="single" w:color="auto" w:sz="4"/>
-        </w:tblBorders>
-      </w:tblPr>
-      <w:tblGrid>
-        <w:gridCol w:w="1700"/>
-        <w:gridCol w:w="1350"/>
-        <w:gridCol w:w="800"/>
-        <w:gridCol w:w="1100"/>
-        <w:gridCol w:w="700"/>
-        <w:gridCol w:w="900"/>
-        <w:gridCol w:w="800"/>
-        <w:gridCol w:w="800"/>
-        <w:gridCol w:w="900"/>
-        <w:gridCol w:w="1000"/>
-        <w:gridCol w:w="588"/>
-      </w:tblGrid>
-      <w:tr>
-        <w:trPr>
-          <w:tblHeader/>
-        </w:trPr>
-        <w:tc>
-          <w:tcPr>
-            <w:tcW w:type="dxa" w:w="1700"/>
-            <w:tcBorders>
-              <w:top w:val="single" w:color="1F2A44" w:sz="4"/>
-              <w:left w:val="none" w:color="auto" w:sz="0"/>
-              <w:bottom w:val="single" w:color="D9D4CB" w:sz="4"/>
-              <w:right w:val="none" w:color="auto" w:sz="0"/>
-            </w:tcBorders>
-            <w:shd w:fill="1F2A44" w:color="auto" w:val="clear"/>
-            <w:tcMar>
-              <w:top w:type="dxa" w:w="52"/>
-              <w:left w:type="dxa" w:w="100"/>
-              <w:bottom w:type="dxa" w:w="52"/>
-              <w:right w:type="dxa" w:w="100"/>
-            </w:tcMar>
-            <w:vAlign w:val="center"/>
-          </w:tcPr>
-          <w:p>
-            <w:pPr>
-              <w:spacing w:after="0" w:line="240" w:lineRule="auto"/>
-              <w:jc w:val="left"/>
-            </w:pPr>
-            <w:r>
-              <w:rPr>
-                <w:rFonts w:ascii="Arial" w:cs="Arial" w:eastAsia="Arial" w:hAnsi="Arial"/>
-                <w:b/>
-                <w:bCs/>
-                <w:i w:val="false"/>
-                <w:iCs w:val="false"/>
-                <w:color w:val="FFFFFF"/>
-                <w:sz w:val="16"/>
-                <w:szCs w:val="16"/>
-              </w:rPr>
-              <w:t xml:space="preserve">Проект</w:t>
-            </w:r>
-          </w:p>
-        </w:tc>
-        <w:tc>
-          <w:tcPr>
-            <w:tcW w:type="dxa" w:w="1350"/>
-            <w:tcBorders>
-              <w:top w:val="single" w:color="1F2A44" w:sz="4"/>
-              <w:left w:val="none" w:color="auto" w:sz="0"/>
-              <w:bottom w:val="single" w:color="D9D4CB" w:sz="4"/>
-              <w:right w:val="none" w:color="auto" w:sz="0"/>
-            </w:tcBorders>
-            <w:shd w:fill="1F2A44" w:color="auto" w:val="clear"/>
-            <w:tcMar>
-              <w:top w:type="dxa" w:w="52"/>
-              <w:left w:type="dxa" w:w="100"/>
-              <w:bottom w:type="dxa" w:w="52"/>
-              <w:right w:type="dxa" w:w="100"/>
-            </w:tcMar>
-            <w:vAlign w:val="center"/>
-          </w:tcPr>
-          <w:p>
-            <w:pPr>
-              <w:spacing w:after="0" w:line="240" w:lineRule="auto"/>
-              <w:jc w:val="center"/>
-            </w:pPr>
-            <w:r>
-              <w:rPr>
-                <w:rFonts w:ascii="Arial" w:cs="Arial" w:eastAsia="Arial" w:hAnsi="Arial"/>
-                <w:b/>
-                <w:bCs/>
-                <w:i w:val="false"/>
-                <w:iCs w:val="false"/>
-                <w:color w:val="FFFFFF"/>
-                <w:sz w:val="16"/>
-                <w:szCs w:val="16"/>
-              </w:rPr>
-              <w:t xml:space="preserve">Адрес</w:t>
-            </w:r>
-          </w:p>
-        </w:tc>
-        <w:tc>
-          <w:tcPr>
-            <w:tcW w:type="dxa" w:w="800"/>
-            <w:tcBorders>
-              <w:top w:val="single" w:color="1F2A44" w:sz="4"/>
-              <w:left w:val="none" w:color="auto" w:sz="0"/>
-              <w:bottom w:val="single" w:color="D9D4CB" w:sz="4"/>
-              <w:right w:val="none" w:color="auto" w:sz="0"/>
-            </w:tcBorders>
-            <w:shd w:fill="1F2A44" w:color="auto" w:val="clear"/>
-            <w:tcMar>
-              <w:top w:type="dxa" w:w="52"/>
-              <w:left w:type="dxa" w:w="100"/>
-              <w:bottom w:type="dxa" w:w="52"/>
-              <w:right w:type="dxa" w:w="100"/>
-            </w:tcMar>
-            <w:vAlign w:val="center"/>
-          </w:tcPr>
-          <w:p>
-            <w:pPr>
-              <w:spacing w:after="0" w:line="240" w:lineRule="auto"/>
-              <w:jc w:val="center"/>
-            </w:pPr>
-            <w:r>
-              <w:rPr>
-                <w:rFonts w:ascii="Arial" w:cs="Arial" w:eastAsia="Arial" w:hAnsi="Arial"/>
-                <w:b/>
-                <w:bCs/>
-                <w:i w:val="false"/>
-                <w:iCs w:val="false"/>
-                <w:color w:val="FFFFFF"/>
-                <w:sz w:val="16"/>
-                <w:szCs w:val="16"/>
-              </w:rPr>
-              <w:t xml:space="preserve">Класс</w:t>
-            </w:r>
-          </w:p>
-        </w:tc>
-        <w:tc>
-          <w:tcPr>
-            <w:tcW w:type="dxa" w:w="1100"/>
-            <w:tcBorders>
-              <w:top w:val="single" w:color="1F2A44" w:sz="4"/>
-              <w:left w:val="none" w:color="auto" w:sz="0"/>
-              <w:bottom w:val="single" w:color="D9D4CB" w:sz="4"/>
-              <w:right w:val="none" w:color="auto" w:sz="0"/>
-            </w:tcBorders>
-            <w:shd w:fill="1F2A44" w:color="auto" w:val="clear"/>
-            <w:tcMar>
-              <w:top w:type="dxa" w:w="52"/>
-              <w:left w:type="dxa" w:w="100"/>
-              <w:bottom w:type="dxa" w:w="52"/>
-              <w:right w:type="dxa" w:w="100"/>
-            </w:tcMar>
-            <w:vAlign w:val="center"/>
-          </w:tcPr>
-          <w:p>
-            <w:pPr>
-              <w:spacing w:after="0" w:line="240" w:lineRule="auto"/>
-              <w:jc w:val="center"/>
-            </w:pPr>
-            <w:r>
-              <w:rPr>
-                <w:rFonts w:ascii="Arial" w:cs="Arial" w:eastAsia="Arial" w:hAnsi="Arial"/>
-                <w:b/>
-                <w:bCs/>
-                <w:i w:val="false"/>
-                <w:iCs w:val="false"/>
-                <w:color w:val="FFFFFF"/>
-                <w:sz w:val="16"/>
-                <w:szCs w:val="16"/>
-              </w:rPr>
-              <w:t xml:space="preserve">Квартир</w:t>
-            </w:r>
-          </w:p>
-        </w:tc>
-        <w:tc>
-          <w:tcPr>
-            <w:tcW w:type="dxa" w:w="700"/>
-            <w:tcBorders>
-              <w:top w:val="single" w:color="1F2A44" w:sz="4"/>
-              <w:left w:val="none" w:color="auto" w:sz="0"/>
-              <w:bottom w:val="single" w:color="D9D4CB" w:sz="4"/>
-              <w:right w:val="none" w:color="auto" w:sz="0"/>
-            </w:tcBorders>
-            <w:shd w:fill="1F2A44" w:color="auto" w:val="clear"/>
-            <w:tcMar>
-              <w:top w:type="dxa" w:w="52"/>
-              <w:left w:type="dxa" w:w="100"/>
-              <w:bottom w:type="dxa" w:w="52"/>
-              <w:right w:type="dxa" w:w="100"/>
-            </w:tcMar>
-            <w:vAlign w:val="center"/>
-          </w:tcPr>
-          <w:p>
-            <w:pPr>
-              <w:spacing w:after="0" w:line="240" w:lineRule="auto"/>
-              <w:jc w:val="center"/>
-            </w:pPr>
-            <w:r>
-              <w:rPr>
-                <w:rFonts w:ascii="Arial" w:cs="Arial" w:eastAsia="Arial" w:hAnsi="Arial"/>
-                <w:b/>
-                <w:bCs/>
-                <w:i w:val="false"/>
-                <w:iCs w:val="false"/>
-                <w:color w:val="FFFFFF"/>
-                <w:sz w:val="16"/>
-                <w:szCs w:val="16"/>
-              </w:rPr>
-              <w:t xml:space="preserve">Этажей</w:t>
-            </w:r>
-          </w:p>
-        </w:tc>
-        <w:tc>
-          <w:tcPr>
-            <w:tcW w:type="dxa" w:w="900"/>
-            <w:tcBorders>
-              <w:top w:val="single" w:color="1F2A44" w:sz="4"/>
-              <w:left w:val="none" w:color="auto" w:sz="0"/>
-              <w:bottom w:val="single" w:color="D9D4CB" w:sz="4"/>
-              <w:right w:val="none" w:color="auto" w:sz="0"/>
-            </w:tcBorders>
-            <w:shd w:fill="1F2A44" w:color="auto" w:val="clear"/>
-            <w:tcMar>
-              <w:top w:type="dxa" w:w="52"/>
-              <w:left w:type="dxa" w:w="100"/>
-              <w:bottom w:type="dxa" w:w="52"/>
-              <w:right w:type="dxa" w:w="100"/>
-            </w:tcMar>
-            <w:vAlign w:val="center"/>
-          </w:tcPr>
-          <w:p>
-            <w:pPr>
-              <w:spacing w:after="0" w:line="240" w:lineRule="auto"/>
-              <w:jc w:val="center"/>
-            </w:pPr>
-            <w:r>
-              <w:rPr>
-                <w:rFonts w:ascii="Arial" w:cs="Arial" w:eastAsia="Arial" w:hAnsi="Arial"/>
-                <w:b/>
-                <w:bCs/>
-                <w:i w:val="false"/>
-                <w:iCs w:val="false"/>
-                <w:color w:val="FFFFFF"/>
-                <w:sz w:val="16"/>
-                <w:szCs w:val="16"/>
-              </w:rPr>
-              <w:t xml:space="preserve">Сдача</w:t>
-            </w:r>
-          </w:p>
-        </w:tc>
-        <w:tc>
-          <w:tcPr>
-            <w:tcW w:type="dxa" w:w="800"/>
-            <w:tcBorders>
-              <w:top w:val="single" w:color="1F2A44" w:sz="4"/>
-              <w:left w:val="none" w:color="auto" w:sz="0"/>
-              <w:bottom w:val="single" w:color="D9D4CB" w:sz="4"/>
-              <w:right w:val="none" w:color="auto" w:sz="0"/>
-            </w:tcBorders>
-            <w:shd w:fill="1F2A44" w:color="auto" w:val="clear"/>
-            <w:tcMar>
-              <w:top w:type="dxa" w:w="52"/>
-              <w:left w:type="dxa" w:w="100"/>
-              <w:bottom w:type="dxa" w:w="52"/>
-              <w:right w:type="dxa" w:w="100"/>
-            </w:tcMar>
-            <w:vAlign w:val="center"/>
-          </w:tcPr>
-          <w:p>
-            <w:pPr>
-              <w:spacing w:after="0" w:line="240" w:lineRule="auto"/>
-              <w:jc w:val="center"/>
-            </w:pPr>
-            <w:r>
-              <w:rPr>
-                <w:rFonts w:ascii="Arial" w:cs="Arial" w:eastAsia="Arial" w:hAnsi="Arial"/>
-                <w:b/>
-                <w:bCs/>
-                <w:i w:val="false"/>
-                <w:iCs w:val="false"/>
-                <w:color w:val="FFFFFF"/>
-                <w:sz w:val="16"/>
-                <w:szCs w:val="16"/>
-              </w:rPr>
-              <w:t xml:space="preserve">Площади,
-м²</w:t>
-            </w:r>
-          </w:p>
-        </w:tc>
-        <w:tc>
-          <w:tcPr>
-            <w:tcW w:type="dxa" w:w="800"/>
-            <w:tcBorders>
-              <w:top w:val="single" w:color="1F2A44" w:sz="4"/>
-              <w:left w:val="none" w:color="auto" w:sz="0"/>
-              <w:bottom w:val="single" w:color="D9D4CB" w:sz="4"/>
-              <w:right w:val="none" w:color="auto" w:sz="0"/>
-            </w:tcBorders>
-            <w:shd w:fill="1F2A44" w:color="auto" w:val="clear"/>
-            <w:tcMar>
-              <w:top w:type="dxa" w:w="52"/>
-              <w:left w:type="dxa" w:w="100"/>
-              <w:bottom w:type="dxa" w:w="52"/>
-              <w:right w:type="dxa" w:w="100"/>
-            </w:tcMar>
-            <w:vAlign w:val="center"/>
-          </w:tcPr>
-          <w:p>
-            <w:pPr>
-              <w:spacing w:after="0" w:line="240" w:lineRule="auto"/>
-              <w:jc w:val="center"/>
-            </w:pPr>
-            <w:r>
-              <w:rPr>
-                <w:rFonts w:ascii="Arial" w:cs="Arial" w:eastAsia="Arial" w:hAnsi="Arial"/>
-                <w:b/>
-                <w:bCs/>
-                <w:i w:val="false"/>
-                <w:iCs w:val="false"/>
-                <w:color w:val="FFFFFF"/>
-                <w:sz w:val="16"/>
-                <w:szCs w:val="16"/>
-              </w:rPr>
-              <w:t xml:space="preserve">Цена,
-млн ₽</w:t>
-            </w:r>
-          </w:p>
-        </w:tc>
-        <w:tc>
-          <w:tcPr>
-            <w:tcW w:type="dxa" w:w="900"/>
-            <w:tcBorders>
-              <w:top w:val="single" w:color="1F2A44" w:sz="4"/>
-              <w:left w:val="none" w:color="auto" w:sz="0"/>
-              <w:bottom w:val="single" w:color="D9D4CB" w:sz="4"/>
-              <w:right w:val="none" w:color="auto" w:sz="0"/>
-            </w:tcBorders>
-            <w:shd w:fill="1F2A44" w:color="auto" w:val="clear"/>
-            <w:tcMar>
-              <w:top w:type="dxa" w:w="52"/>
-              <w:left w:type="dxa" w:w="100"/>
-              <w:bottom w:type="dxa" w:w="52"/>
-              <w:right w:type="dxa" w:w="100"/>
-            </w:tcMar>
-            <w:vAlign w:val="center"/>
-          </w:tcPr>
-          <w:p>
-            <w:pPr>
-              <w:spacing w:after="0" w:line="240" w:lineRule="auto"/>
-              <w:jc w:val="center"/>
-            </w:pPr>
-            <w:r>
-              <w:rPr>
-                <w:rFonts w:ascii="Arial" w:cs="Arial" w:eastAsia="Arial" w:hAnsi="Arial"/>
-                <w:b/>
-                <w:bCs/>
-                <w:i w:val="false"/>
-                <w:iCs w:val="false"/>
-                <w:color w:val="FFFFFF"/>
-                <w:sz w:val="16"/>
-                <w:szCs w:val="16"/>
-              </w:rPr>
-              <w:t xml:space="preserve">Цена за м²,
-тыс. ₽</w:t>
-            </w:r>
-          </w:p>
-        </w:tc>
-        <w:tc>
-          <w:tcPr>
-            <w:tcW w:type="dxa" w:w="1000"/>
-            <w:tcBorders>
-              <w:top w:val="single" w:color="1F2A44" w:sz="4"/>
-              <w:left w:val="none" w:color="auto" w:sz="0"/>
-              <w:bottom w:val="single" w:color="D9D4CB" w:sz="4"/>
-              <w:right w:val="none" w:color="auto" w:sz="0"/>
-            </w:tcBorders>
-            <w:shd w:fill="1F2A44" w:color="auto" w:val="clear"/>
-            <w:tcMar>
-              <w:top w:type="dxa" w:w="52"/>
-              <w:left w:type="dxa" w:w="100"/>
-              <w:bottom w:type="dxa" w:w="52"/>
-              <w:right w:type="dxa" w:w="100"/>
-            </w:tcMar>
-            <w:vAlign w:val="center"/>
-          </w:tcPr>
-          <w:p>
-            <w:pPr>
-              <w:spacing w:after="0" w:line="240" w:lineRule="auto"/>
-              <w:jc w:val="center"/>
-            </w:pPr>
-            <w:r>
-              <w:rPr>
-                <w:rFonts w:ascii="Arial" w:cs="Arial" w:eastAsia="Arial" w:hAnsi="Arial"/>
-                <w:b/>
-                <w:bCs/>
-                <w:i w:val="false"/>
-                <w:iCs w:val="false"/>
-                <w:color w:val="FFFFFF"/>
-                <w:sz w:val="16"/>
-                <w:szCs w:val="16"/>
-              </w:rPr>
-              <w:t xml:space="preserve">Отделка</w:t>
-            </w:r>
-          </w:p>
-        </w:tc>
-        <w:tc>
-          <w:tcPr>
-            <w:tcW w:type="dxa" w:w="588"/>
-            <w:tcBorders>
-              <w:top w:val="single" w:color="1F2A44" w:sz="4"/>
-              <w:left w:val="none" w:color="auto" w:sz="0"/>
-              <w:bottom w:val="single" w:color="D9D4CB" w:sz="4"/>
-              <w:right w:val="none" w:color="auto" w:sz="0"/>
-            </w:tcBorders>
-            <w:shd w:fill="1F2A44" w:color="auto" w:val="clear"/>
-            <w:tcMar>
-              <w:top w:type="dxa" w:w="52"/>
-              <w:left w:type="dxa" w:w="100"/>
-              <w:bottom w:type="dxa" w:w="52"/>
-              <w:right w:type="dxa" w:w="100"/>
-            </w:tcMar>
-            <w:vAlign w:val="center"/>
-          </w:tcPr>
-          <w:p>
-            <w:pPr>
-              <w:spacing w:after="0" w:line="240" w:lineRule="auto"/>
-              <w:jc w:val="center"/>
-            </w:pPr>
-            <w:r>
-              <w:rPr>
-                <w:rFonts w:ascii="Arial" w:cs="Arial" w:eastAsia="Arial" w:hAnsi="Arial"/>
-                <w:b/>
-                <w:bCs/>
-                <w:i w:val="false"/>
-                <w:iCs w:val="false"/>
-                <w:color w:val="FFFFFF"/>
-                <w:sz w:val="16"/>
-                <w:szCs w:val="16"/>
-              </w:rPr>
-              <w:t xml:space="preserve">Мест</w:t>
-            </w:r>
-          </w:p>
-        </w:tc>
-      </w:tr>
-      <w:tr>
-        <w:tc>
-          <w:tcPr>
-            <w:tcW w:type="dxa" w:w="1700"/>
-            <w:tcBorders>
-              <w:top w:val="single" w:color="D9D4CB" w:sz="4"/>
-              <w:left w:val="none" w:color="auto" w:sz="0"/>
-              <w:bottom w:val="single" w:color="D9D4CB" w:sz="4"/>
-              <w:right w:val="none" w:color="auto" w:sz="0"/>
-            </w:tcBorders>
-            <w:tcMar>
-              <w:top w:type="dxa" w:w="52"/>
-              <w:left w:type="dxa" w:w="100"/>
-              <w:bottom w:type="dxa" w:w="52"/>
-              <w:right w:type="dxa" w:w="100"/>
-            </w:tcMar>
-            <w:vAlign w:val="center"/>
-          </w:tcPr>
-          <w:p>
-            <w:pPr>
-              <w:spacing w:after="0" w:line="240" w:lineRule="auto"/>
-              <w:jc w:val="left"/>
-            </w:pPr>
-            <w:r>
-              <w:rPr>
-                <w:rFonts w:ascii="Arial" w:cs="Arial" w:eastAsia="Arial" w:hAnsi="Arial"/>
-                <w:b/>
-                <w:bCs/>
-                <w:i w:val="false"/>
-                <w:iCs w:val="false"/>
-                <w:color w:val="2A2E38"/>
-                <w:sz w:val="17"/>
-                <w:szCs w:val="17"/>
-              </w:rPr>
-              <w:t xml:space="preserve">▶ EDEN Private Residence</w:t>
-            </w:r>
-          </w:p>
-        </w:tc>
-        <w:tc>
-          <w:tcPr>
-            <w:tcW w:type="dxa" w:w="1350"/>
-            <w:tcBorders>
-              <w:top w:val="single" w:color="D9D4CB" w:sz="4"/>
-              <w:left w:val="none" w:color="auto" w:sz="0"/>
-              <w:bottom w:val="single" w:color="D9D4CB" w:sz="4"/>
-              <w:right w:val="none" w:color="auto" w:sz="0"/>
-            </w:tcBorders>
-            <w:tcMar>
-              <w:top w:type="dxa" w:w="52"/>
-              <w:left w:type="dxa" w:w="100"/>
-              <w:bottom w:type="dxa" w:w="52"/>
-              <w:right w:type="dxa" w:w="100"/>
-            </w:tcMar>
-            <w:vAlign w:val="center"/>
-          </w:tcPr>
-          <w:p>
-            <w:pPr>
-              <w:spacing w:after="0" w:line="240" w:lineRule="auto"/>
-              <w:jc w:val="left"/>
-            </w:pPr>
-            <w:r>
-              <w:rPr>
-                <w:rFonts w:ascii="Arial" w:cs="Arial" w:eastAsia="Arial" w:hAnsi="Arial"/>
-                <w:b w:val="false"/>
-                <w:bCs w:val="false"/>
-                <w:i w:val="false"/>
-                <w:iCs w:val="false"/>
-                <w:color w:val="2A2E38"/>
-                <w:sz w:val="17"/>
-                <w:szCs w:val="17"/>
-              </w:rPr>
-              <w:t xml:space="preserve">Н. Кисловский пер., 7</w:t>
-            </w:r>
-          </w:p>
-        </w:tc>
-        <w:tc>
-          <w:tcPr>
-            <w:tcW w:type="dxa" w:w="800"/>
-            <w:tcBorders>
-              <w:top w:val="single" w:color="D9D4CB" w:sz="4"/>
-              <w:left w:val="none" w:color="auto" w:sz="0"/>
-              <w:bottom w:val="single" w:color="D9D4CB" w:sz="4"/>
-              <w:right w:val="none" w:color="auto" w:sz="0"/>
-            </w:tcBorders>
-            <w:tcMar>
-              <w:top w:type="dxa" w:w="52"/>
-              <w:left w:type="dxa" w:w="100"/>
-              <w:bottom w:type="dxa" w:w="52"/>
-              <w:right w:type="dxa" w:w="100"/>
-            </w:tcMar>
-            <w:vAlign w:val="center"/>
-          </w:tcPr>
-          <w:p>
-            <w:pPr>
-              <w:spacing w:after="0" w:line="240" w:lineRule="auto"/>
-              <w:jc w:val="center"/>
-            </w:pPr>
-            <w:r>
-              <w:rPr>
-                <w:rFonts w:ascii="Arial" w:cs="Arial" w:eastAsia="Arial" w:hAnsi="Arial"/>
-                <w:b w:val="false"/>
-                <w:bCs w:val="false"/>
-                <w:i w:val="false"/>
-                <w:iCs w:val="false"/>
-                <w:color w:val="2A2E38"/>
-                <w:sz w:val="17"/>
-                <w:szCs w:val="17"/>
-              </w:rPr>
-              <w:t xml:space="preserve">де-люкс</w:t>
-            </w:r>
-          </w:p>
-        </w:tc>
-        <w:tc>
-          <w:tcPr>
-            <w:tcW w:type="dxa" w:w="1100"/>
-            <w:tcBorders>
-              <w:top w:val="single" w:color="D9D4CB" w:sz="4"/>
-              <w:left w:val="none" w:color="auto" w:sz="0"/>
-              <w:bottom w:val="single" w:color="D9D4CB" w:sz="4"/>
-              <w:right w:val="none" w:color="auto" w:sz="0"/>
-            </w:tcBorders>
-            <w:tcMar>
-              <w:top w:type="dxa" w:w="52"/>
-              <w:left w:type="dxa" w:w="100"/>
-              <w:bottom w:type="dxa" w:w="52"/>
-              <w:right w:type="dxa" w:w="100"/>
-            </w:tcMar>
-            <w:vAlign w:val="center"/>
-          </w:tcPr>
-          <w:p>
-            <w:pPr>
-              <w:spacing w:after="0" w:line="240" w:lineRule="auto"/>
-              <w:jc w:val="center"/>
-            </w:pPr>
-            <w:r>
-              <w:rPr>
-                <w:rFonts w:ascii="Arial" w:cs="Arial" w:eastAsia="Arial" w:hAnsi="Arial"/>
-                <w:b w:val="false"/>
-                <w:bCs w:val="false"/>
-                <w:i w:val="false"/>
-                <w:iCs w:val="false"/>
-                <w:color w:val="2A2E38"/>
-                <w:sz w:val="17"/>
-                <w:szCs w:val="17"/>
-              </w:rPr>
-              <w:t xml:space="preserve">22</w:t>
-            </w:r>
-          </w:p>
-        </w:tc>
-        <w:tc>
-          <w:tcPr>
-            <w:tcW w:type="dxa" w:w="700"/>
-            <w:tcBorders>
-              <w:top w:val="single" w:color="D9D4CB" w:sz="4"/>
-              <w:left w:val="none" w:color="auto" w:sz="0"/>
-              <w:bottom w:val="single" w:color="D9D4CB" w:sz="4"/>
-              <w:right w:val="none" w:color="auto" w:sz="0"/>
-            </w:tcBorders>
-            <w:tcMar>
-              <w:top w:type="dxa" w:w="52"/>
-              <w:left w:type="dxa" w:w="100"/>
-              <w:bottom w:type="dxa" w:w="52"/>
-              <w:right w:type="dxa" w:w="100"/>
-            </w:tcMar>
-            <w:vAlign w:val="center"/>
-          </w:tcPr>
-          <w:p>
-            <w:pPr>
-              <w:spacing w:after="0" w:line="240" w:lineRule="auto"/>
-              <w:jc w:val="center"/>
-            </w:pPr>
-            <w:r>
-              <w:rPr>
-                <w:rFonts w:ascii="Arial" w:cs="Arial" w:eastAsia="Arial" w:hAnsi="Arial"/>
-                <w:b w:val="false"/>
-                <w:bCs w:val="false"/>
-                <w:i w:val="false"/>
-                <w:iCs w:val="false"/>
-                <w:color w:val="2A2E38"/>
-                <w:sz w:val="17"/>
-                <w:szCs w:val="17"/>
-              </w:rPr>
-              <w:t xml:space="preserve">6–9</w:t>
-            </w:r>
-          </w:p>
-        </w:tc>
-        <w:tc>
-          <w:tcPr>
-            <w:tcW w:type="dxa" w:w="900"/>
-            <w:tcBorders>
-              <w:top w:val="single" w:color="D9D4CB" w:sz="4"/>
-              <w:left w:val="none" w:color="auto" w:sz="0"/>
-              <w:bottom w:val="single" w:color="D9D4CB" w:sz="4"/>
-              <w:right w:val="none" w:color="auto" w:sz="0"/>
-            </w:tcBorders>
-            <w:tcMar>
-              <w:top w:type="dxa" w:w="52"/>
-              <w:left w:type="dxa" w:w="100"/>
-              <w:bottom w:type="dxa" w:w="52"/>
-              <w:right w:type="dxa" w:w="100"/>
-            </w:tcMar>
-            <w:vAlign w:val="center"/>
-          </w:tcPr>
-          <w:p>
-            <w:pPr>
-              <w:spacing w:after="0" w:line="240" w:lineRule="auto"/>
-              <w:jc w:val="center"/>
-            </w:pPr>
-            <w:r>
-              <w:rPr>
-                <w:rFonts w:ascii="Arial" w:cs="Arial" w:eastAsia="Arial" w:hAnsi="Arial"/>
-                <w:b w:val="false"/>
-                <w:bCs w:val="false"/>
-                <w:i w:val="false"/>
-                <w:iCs w:val="false"/>
-                <w:color w:val="2A2E38"/>
-                <w:sz w:val="17"/>
-                <w:szCs w:val="17"/>
-              </w:rPr>
-              <w:t xml:space="preserve">III кв. 2029</w:t>
-            </w:r>
-          </w:p>
-        </w:tc>
-        <w:tc>
-          <w:tcPr>
-            <w:tcW w:type="dxa" w:w="800"/>
-            <w:tcBorders>
-              <w:top w:val="single" w:color="D9D4CB" w:sz="4"/>
-              <w:left w:val="none" w:color="auto" w:sz="0"/>
-              <w:bottom w:val="single" w:color="D9D4CB" w:sz="4"/>
-              <w:right w:val="none" w:color="auto" w:sz="0"/>
-            </w:tcBorders>
-            <w:tcMar>
-              <w:top w:type="dxa" w:w="52"/>
-              <w:left w:type="dxa" w:w="100"/>
-              <w:bottom w:type="dxa" w:w="52"/>
-              <w:right w:type="dxa" w:w="100"/>
-            </w:tcMar>
-            <w:vAlign w:val="center"/>
-          </w:tcPr>
-          <w:p>
-            <w:pPr>
-              <w:spacing w:after="0" w:line="240" w:lineRule="auto"/>
-              <w:jc w:val="center"/>
-            </w:pPr>
-            <w:r>
-              <w:rPr>
-                <w:rFonts w:ascii="Arial" w:cs="Arial" w:eastAsia="Arial" w:hAnsi="Arial"/>
-                <w:b w:val="false"/>
-                <w:bCs w:val="false"/>
-                <w:i w:val="false"/>
-                <w:iCs w:val="false"/>
-                <w:color w:val="2A2E38"/>
-                <w:sz w:val="17"/>
-                <w:szCs w:val="17"/>
-              </w:rPr>
-              <w:t xml:space="preserve">107 – 411</w:t>
-            </w:r>
-          </w:p>
-        </w:tc>
-        <w:tc>
-          <w:tcPr>
-            <w:tcW w:type="dxa" w:w="800"/>
-            <w:tcBorders>
-              <w:top w:val="single" w:color="D9D4CB" w:sz="4"/>
-              <w:left w:val="none" w:color="auto" w:sz="0"/>
-              <w:bottom w:val="single" w:color="D9D4CB" w:sz="4"/>
-              <w:right w:val="none" w:color="auto" w:sz="0"/>
-            </w:tcBorders>
-            <w:tcMar>
-              <w:top w:type="dxa" w:w="52"/>
-              <w:left w:type="dxa" w:w="100"/>
-              <w:bottom w:type="dxa" w:w="52"/>
-              <w:right w:type="dxa" w:w="100"/>
-            </w:tcMar>
-            <w:vAlign w:val="center"/>
-          </w:tcPr>
-          <w:p>
-            <w:pPr>
-              <w:spacing w:after="0" w:line="240" w:lineRule="auto"/>
-              <w:jc w:val="center"/>
-            </w:pPr>
-            <w:r>
-              <w:rPr>
-                <w:rFonts w:ascii="Arial" w:cs="Arial" w:eastAsia="Arial" w:hAnsi="Arial"/>
-                <w:b w:val="false"/>
-                <w:bCs w:val="false"/>
-                <w:i w:val="false"/>
-                <w:iCs w:val="false"/>
-                <w:color w:val="2A2E38"/>
-                <w:sz w:val="17"/>
-                <w:szCs w:val="17"/>
-              </w:rPr>
-              <w:t xml:space="preserve">от 1 100</w:t>
-            </w:r>
-          </w:p>
-        </w:tc>
-        <w:tc>
-          <w:tcPr>
-            <w:tcW w:type="dxa" w:w="900"/>
-            <w:tcBorders>
-              <w:top w:val="single" w:color="D9D4CB" w:sz="4"/>
-              <w:left w:val="none" w:color="auto" w:sz="0"/>
-              <w:bottom w:val="single" w:color="D9D4CB" w:sz="4"/>
-              <w:right w:val="none" w:color="auto" w:sz="0"/>
-            </w:tcBorders>
-            <w:tcMar>
-              <w:top w:type="dxa" w:w="52"/>
-              <w:left w:type="dxa" w:w="100"/>
-              <w:bottom w:type="dxa" w:w="52"/>
-              <w:right w:type="dxa" w:w="100"/>
-            </w:tcMar>
-            <w:vAlign w:val="center"/>
-          </w:tcPr>
-          <w:p>
-            <w:pPr>
-              <w:spacing w:after="0" w:line="240" w:lineRule="auto"/>
-              <w:jc w:val="center"/>
-            </w:pPr>
-            <w:r>
-              <w:rPr>
-                <w:rFonts w:ascii="Arial" w:cs="Arial" w:eastAsia="Arial" w:hAnsi="Arial"/>
-                <w:b w:val="false"/>
-                <w:bCs w:val="false"/>
-                <w:i w:val="false"/>
-                <w:iCs w:val="false"/>
-                <w:color w:val="2A2E38"/>
-                <w:sz w:val="17"/>
-                <w:szCs w:val="17"/>
-              </w:rPr>
-              <w:t xml:space="preserve">≈ 4 400</w:t>
-            </w:r>
-          </w:p>
-        </w:tc>
-        <w:tc>
-          <w:tcPr>
-            <w:tcW w:type="dxa" w:w="1000"/>
-            <w:tcBorders>
-              <w:top w:val="single" w:color="D9D4CB" w:sz="4"/>
-              <w:left w:val="none" w:color="auto" w:sz="0"/>
-              <w:bottom w:val="single" w:color="D9D4CB" w:sz="4"/>
-              <w:right w:val="none" w:color="auto" w:sz="0"/>
-            </w:tcBorders>
-            <w:tcMar>
-              <w:top w:type="dxa" w:w="52"/>
-              <w:left w:type="dxa" w:w="100"/>
-              <w:bottom w:type="dxa" w:w="52"/>
-              <w:right w:type="dxa" w:w="100"/>
-            </w:tcMar>
-            <w:vAlign w:val="center"/>
-          </w:tcPr>
-          <w:p>
-            <w:pPr>
-              <w:spacing w:after="0" w:line="240" w:lineRule="auto"/>
-              <w:jc w:val="center"/>
-            </w:pPr>
-            <w:r>
-              <w:rPr>
-                <w:rFonts w:ascii="Arial" w:cs="Arial" w:eastAsia="Arial" w:hAnsi="Arial"/>
-                <w:b w:val="false"/>
-                <w:bCs w:val="false"/>
-                <w:i w:val="false"/>
-                <w:iCs w:val="false"/>
-                <w:color w:val="2A2E38"/>
-                <w:sz w:val="17"/>
-                <w:szCs w:val="17"/>
-              </w:rPr>
-              <w:t xml:space="preserve">без отделки</w:t>
-            </w:r>
-          </w:p>
-        </w:tc>
-        <w:tc>
-          <w:tcPr>
-            <w:tcW w:type="dxa" w:w="588"/>
-            <w:tcBorders>
-              <w:top w:val="single" w:color="D9D4CB" w:sz="4"/>
-              <w:left w:val="none" w:color="auto" w:sz="0"/>
-              <w:bottom w:val="single" w:color="D9D4CB" w:sz="4"/>
-              <w:right w:val="none" w:color="auto" w:sz="0"/>
-            </w:tcBorders>
-            <w:tcMar>
-              <w:top w:type="dxa" w:w="52"/>
-              <w:left w:type="dxa" w:w="100"/>
-              <w:bottom w:type="dxa" w:w="52"/>
-              <w:right w:type="dxa" w:w="100"/>
-            </w:tcMar>
-            <w:vAlign w:val="center"/>
-          </w:tcPr>
-          <w:p>
-            <w:pPr>
-              <w:spacing w:after="0" w:line="240" w:lineRule="auto"/>
-              <w:jc w:val="center"/>
-            </w:pPr>
-            <w:r>
-              <w:rPr>
-                <w:rFonts w:ascii="Arial" w:cs="Arial" w:eastAsia="Arial" w:hAnsi="Arial"/>
-                <w:b w:val="false"/>
-                <w:bCs w:val="false"/>
-                <w:i w:val="false"/>
-                <w:iCs w:val="false"/>
-                <w:color w:val="2A2E38"/>
-                <w:sz w:val="17"/>
-                <w:szCs w:val="17"/>
-              </w:rPr>
-              <w:t xml:space="preserve">43</w:t>
-            </w:r>
-          </w:p>
-        </w:tc>
-      </w:tr>
-      <w:tr>
-        <w:tc>
-          <w:tcPr>
-            <w:tcW w:type="dxa" w:w="1700"/>
-            <w:tcBorders>
-              <w:top w:val="single" w:color="D9D4CB" w:sz="4"/>
-              <w:left w:val="none" w:color="auto" w:sz="0"/>
-              <w:bottom w:val="single" w:color="D9D4CB" w:sz="4"/>
-              <w:right w:val="none" w:color="auto" w:sz="0"/>
-            </w:tcBorders>
-            <w:shd w:fill="FBFAF8" w:color="auto" w:val="clear"/>
-            <w:tcMar>
-              <w:top w:type="dxa" w:w="52"/>
-              <w:left w:type="dxa" w:w="100"/>
-              <w:bottom w:type="dxa" w:w="52"/>
-              <w:right w:type="dxa" w:w="100"/>
-            </w:tcMar>
-            <w:vAlign w:val="center"/>
-          </w:tcPr>
-          <w:p>
-            <w:pPr>
-              <w:spacing w:after="0" w:line="240" w:lineRule="auto"/>
-              <w:jc w:val="left"/>
-            </w:pPr>
-            <w:r>
-              <w:rPr>
-                <w:rFonts w:ascii="Arial" w:cs="Arial" w:eastAsia="Arial" w:hAnsi="Arial"/>
-                <w:b/>
-                <w:bCs/>
-                <w:i w:val="false"/>
-                <w:iCs w:val="false"/>
-                <w:color w:val="2A2E38"/>
-                <w:sz w:val="17"/>
-                <w:szCs w:val="17"/>
-              </w:rPr>
-              <w:t xml:space="preserve">Клубный дом «Никитский 6»</w:t>
-            </w:r>
-          </w:p>
-        </w:tc>
-        <w:tc>
-          <w:tcPr>
-            <w:tcW w:type="dxa" w:w="1350"/>
-            <w:tcBorders>
-              <w:top w:val="single" w:color="D9D4CB" w:sz="4"/>
-              <w:left w:val="none" w:color="auto" w:sz="0"/>
-              <w:bottom w:val="single" w:color="D9D4CB" w:sz="4"/>
-              <w:right w:val="none" w:color="auto" w:sz="0"/>
-            </w:tcBorders>
-            <w:shd w:fill="FBFAF8" w:color="auto" w:val="clear"/>
-            <w:tcMar>
-              <w:top w:type="dxa" w:w="52"/>
-              <w:left w:type="dxa" w:w="100"/>
-              <w:bottom w:type="dxa" w:w="52"/>
-              <w:right w:type="dxa" w:w="100"/>
-            </w:tcMar>
-            <w:vAlign w:val="center"/>
-          </w:tcPr>
-          <w:p>
-            <w:pPr>
-              <w:spacing w:after="0" w:line="240" w:lineRule="auto"/>
-              <w:jc w:val="left"/>
-            </w:pPr>
-            <w:r>
-              <w:rPr>
-                <w:rFonts w:ascii="Arial" w:cs="Arial" w:eastAsia="Arial" w:hAnsi="Arial"/>
-                <w:b w:val="false"/>
-                <w:bCs w:val="false"/>
-                <w:i w:val="false"/>
-                <w:iCs w:val="false"/>
-                <w:color w:val="2A2E38"/>
-                <w:sz w:val="17"/>
-                <w:szCs w:val="17"/>
-              </w:rPr>
-              <w:t xml:space="preserve">Никитский б-р, 6/20</w:t>
-            </w:r>
-          </w:p>
-        </w:tc>
-        <w:tc>
-          <w:tcPr>
-            <w:tcW w:type="dxa" w:w="800"/>
-            <w:tcBorders>
-              <w:top w:val="single" w:color="D9D4CB" w:sz="4"/>
-              <w:left w:val="none" w:color="auto" w:sz="0"/>
-              <w:bottom w:val="single" w:color="D9D4CB" w:sz="4"/>
-              <w:right w:val="none" w:color="auto" w:sz="0"/>
-            </w:tcBorders>
-            <w:shd w:fill="FBFAF8" w:color="auto" w:val="clear"/>
-            <w:tcMar>
-              <w:top w:type="dxa" w:w="52"/>
-              <w:left w:type="dxa" w:w="100"/>
-              <w:bottom w:type="dxa" w:w="52"/>
-              <w:right w:type="dxa" w:w="100"/>
-            </w:tcMar>
-            <w:vAlign w:val="center"/>
-          </w:tcPr>
-          <w:p>
-            <w:pPr>
-              <w:spacing w:after="0" w:line="240" w:lineRule="auto"/>
-              <w:jc w:val="center"/>
-            </w:pPr>
-            <w:r>
-              <w:rPr>
-                <w:rFonts w:ascii="Arial" w:cs="Arial" w:eastAsia="Arial" w:hAnsi="Arial"/>
-                <w:b w:val="false"/>
-                <w:bCs w:val="false"/>
-                <w:i w:val="false"/>
-                <w:iCs w:val="false"/>
-                <w:color w:val="2A2E38"/>
-                <w:sz w:val="17"/>
-                <w:szCs w:val="17"/>
-              </w:rPr>
-              <w:t xml:space="preserve">де-люкс</w:t>
-            </w:r>
-          </w:p>
-        </w:tc>
-        <w:tc>
-          <w:tcPr>
-            <w:tcW w:type="dxa" w:w="1100"/>
-            <w:tcBorders>
-              <w:top w:val="single" w:color="D9D4CB" w:sz="4"/>
-              <w:left w:val="none" w:color="auto" w:sz="0"/>
-              <w:bottom w:val="single" w:color="D9D4CB" w:sz="4"/>
-              <w:right w:val="none" w:color="auto" w:sz="0"/>
-            </w:tcBorders>
-            <w:shd w:fill="FBFAF8" w:color="auto" w:val="clear"/>
-            <w:tcMar>
-              <w:top w:type="dxa" w:w="52"/>
-              <w:left w:type="dxa" w:w="100"/>
-              <w:bottom w:type="dxa" w:w="52"/>
-              <w:right w:type="dxa" w:w="100"/>
-            </w:tcMar>
-            <w:vAlign w:val="center"/>
-          </w:tcPr>
-          <w:p>
-            <w:pPr>
-              <w:spacing w:after="0" w:line="240" w:lineRule="auto"/>
-              <w:jc w:val="center"/>
-            </w:pPr>
-            <w:r>
-              <w:rPr>
-                <w:rFonts w:ascii="Arial" w:cs="Arial" w:eastAsia="Arial" w:hAnsi="Arial"/>
-                <w:b w:val="false"/>
-                <w:bCs w:val="false"/>
-                <w:i w:val="false"/>
-                <w:iCs w:val="false"/>
-                <w:color w:val="2A2E38"/>
-                <w:sz w:val="17"/>
-                <w:szCs w:val="17"/>
-              </w:rPr>
-              <w:t xml:space="preserve">57 + 4 пентхауса</w:t>
-            </w:r>
-          </w:p>
-        </w:tc>
-        <w:tc>
-          <w:tcPr>
-            <w:tcW w:type="dxa" w:w="700"/>
-            <w:tcBorders>
-              <w:top w:val="single" w:color="D9D4CB" w:sz="4"/>
-              <w:left w:val="none" w:color="auto" w:sz="0"/>
-              <w:bottom w:val="single" w:color="D9D4CB" w:sz="4"/>
-              <w:right w:val="none" w:color="auto" w:sz="0"/>
-            </w:tcBorders>
-            <w:shd w:fill="FBFAF8" w:color="auto" w:val="clear"/>
-            <w:tcMar>
-              <w:top w:type="dxa" w:w="52"/>
-              <w:left w:type="dxa" w:w="100"/>
-              <w:bottom w:type="dxa" w:w="52"/>
-              <w:right w:type="dxa" w:w="100"/>
-            </w:tcMar>
-            <w:vAlign w:val="center"/>
-          </w:tcPr>
-          <w:p>
-            <w:pPr>
-              <w:spacing w:after="0" w:line="240" w:lineRule="auto"/>
-              <w:jc w:val="center"/>
-            </w:pPr>
-            <w:r>
-              <w:rPr>
-                <w:rFonts w:ascii="Arial" w:cs="Arial" w:eastAsia="Arial" w:hAnsi="Arial"/>
-                <w:b w:val="false"/>
-                <w:bCs w:val="false"/>
-                <w:i w:val="false"/>
-                <w:iCs w:val="false"/>
-                <w:color w:val="2A2E38"/>
-                <w:sz w:val="17"/>
-                <w:szCs w:val="17"/>
-              </w:rPr>
-              <w:t xml:space="preserve">8</w:t>
-            </w:r>
-          </w:p>
-        </w:tc>
-        <w:tc>
-          <w:tcPr>
-            <w:tcW w:type="dxa" w:w="900"/>
-            <w:tcBorders>
-              <w:top w:val="single" w:color="D9D4CB" w:sz="4"/>
-              <w:left w:val="none" w:color="auto" w:sz="0"/>
-              <w:bottom w:val="single" w:color="D9D4CB" w:sz="4"/>
-              <w:right w:val="none" w:color="auto" w:sz="0"/>
-            </w:tcBorders>
-            <w:shd w:fill="FBFAF8" w:color="auto" w:val="clear"/>
-            <w:tcMar>
-              <w:top w:type="dxa" w:w="52"/>
-              <w:left w:type="dxa" w:w="100"/>
-              <w:bottom w:type="dxa" w:w="52"/>
-              <w:right w:type="dxa" w:w="100"/>
-            </w:tcMar>
-            <w:vAlign w:val="center"/>
-          </w:tcPr>
-          <w:p>
-            <w:pPr>
-              <w:spacing w:after="0" w:line="240" w:lineRule="auto"/>
-              <w:jc w:val="center"/>
-            </w:pPr>
-            <w:r>
-              <w:rPr>
-                <w:rFonts w:ascii="Arial" w:cs="Arial" w:eastAsia="Arial" w:hAnsi="Arial"/>
-                <w:b w:val="false"/>
-                <w:bCs w:val="false"/>
-                <w:i w:val="false"/>
-                <w:iCs w:val="false"/>
-                <w:color w:val="2A2E38"/>
-                <w:sz w:val="17"/>
-                <w:szCs w:val="17"/>
-              </w:rPr>
-              <w:t xml:space="preserve">IV кв. 2026</w:t>
-            </w:r>
-          </w:p>
-        </w:tc>
-        <w:tc>
-          <w:tcPr>
-            <w:tcW w:type="dxa" w:w="800"/>
-            <w:tcBorders>
-              <w:top w:val="single" w:color="D9D4CB" w:sz="4"/>
-              <w:left w:val="none" w:color="auto" w:sz="0"/>
-              <w:bottom w:val="single" w:color="D9D4CB" w:sz="4"/>
-              <w:right w:val="none" w:color="auto" w:sz="0"/>
-            </w:tcBorders>
-            <w:shd w:fill="FBFAF8" w:color="auto" w:val="clear"/>
-            <w:tcMar>
-              <w:top w:type="dxa" w:w="52"/>
-              <w:left w:type="dxa" w:w="100"/>
-              <w:bottom w:type="dxa" w:w="52"/>
-              <w:right w:type="dxa" w:w="100"/>
-            </w:tcMar>
-            <w:vAlign w:val="center"/>
-          </w:tcPr>
-          <w:p>
-            <w:pPr>
-              <w:spacing w:after="0" w:line="240" w:lineRule="auto"/>
-              <w:jc w:val="center"/>
-            </w:pPr>
-            <w:r>
-              <w:rPr>
-                <w:rFonts w:ascii="Arial" w:cs="Arial" w:eastAsia="Arial" w:hAnsi="Arial"/>
-                <w:b w:val="false"/>
-                <w:bCs w:val="false"/>
-                <w:i w:val="false"/>
-                <w:iCs w:val="false"/>
-                <w:color w:val="2A2E38"/>
-                <w:sz w:val="17"/>
-                <w:szCs w:val="17"/>
-              </w:rPr>
-              <w:t xml:space="preserve">90 – 539</w:t>
-            </w:r>
-          </w:p>
-        </w:tc>
-        <w:tc>
-          <w:tcPr>
-            <w:tcW w:type="dxa" w:w="800"/>
-            <w:tcBorders>
-              <w:top w:val="single" w:color="D9D4CB" w:sz="4"/>
-              <w:left w:val="none" w:color="auto" w:sz="0"/>
-              <w:bottom w:val="single" w:color="D9D4CB" w:sz="4"/>
-              <w:right w:val="none" w:color="auto" w:sz="0"/>
-            </w:tcBorders>
-            <w:shd w:fill="FBFAF8" w:color="auto" w:val="clear"/>
-            <w:tcMar>
-              <w:top w:type="dxa" w:w="52"/>
-              <w:left w:type="dxa" w:w="100"/>
-              <w:bottom w:type="dxa" w:w="52"/>
-              <w:right w:type="dxa" w:w="100"/>
-            </w:tcMar>
-            <w:vAlign w:val="center"/>
-          </w:tcPr>
-          <w:p>
-            <w:pPr>
-              <w:spacing w:after="0" w:line="240" w:lineRule="auto"/>
-              <w:jc w:val="center"/>
-            </w:pPr>
-            <w:r>
-              <w:rPr>
-                <w:rFonts w:ascii="Arial" w:cs="Arial" w:eastAsia="Arial" w:hAnsi="Arial"/>
-                <w:b w:val="false"/>
-                <w:bCs w:val="false"/>
-                <w:i w:val="false"/>
-                <w:iCs w:val="false"/>
-                <w:color w:val="2A2E38"/>
-                <w:sz w:val="17"/>
-                <w:szCs w:val="17"/>
-              </w:rPr>
-              <w:t xml:space="preserve">281 – 869</w:t>
-            </w:r>
-          </w:p>
-        </w:tc>
-        <w:tc>
-          <w:tcPr>
-            <w:tcW w:type="dxa" w:w="900"/>
-            <w:tcBorders>
-              <w:top w:val="single" w:color="D9D4CB" w:sz="4"/>
-              <w:left w:val="none" w:color="auto" w:sz="0"/>
-              <w:bottom w:val="single" w:color="D9D4CB" w:sz="4"/>
-              <w:right w:val="none" w:color="auto" w:sz="0"/>
-            </w:tcBorders>
-            <w:shd w:fill="FBFAF8" w:color="auto" w:val="clear"/>
-            <w:tcMar>
-              <w:top w:type="dxa" w:w="52"/>
-              <w:left w:type="dxa" w:w="100"/>
-              <w:bottom w:type="dxa" w:w="52"/>
-              <w:right w:type="dxa" w:w="100"/>
-            </w:tcMar>
-            <w:vAlign w:val="center"/>
-          </w:tcPr>
-          <w:p>
-            <w:pPr>
-              <w:spacing w:after="0" w:line="240" w:lineRule="auto"/>
-              <w:jc w:val="center"/>
-            </w:pPr>
-            <w:r>
-              <w:rPr>
-                <w:rFonts w:ascii="Arial" w:cs="Arial" w:eastAsia="Arial" w:hAnsi="Arial"/>
-                <w:b w:val="false"/>
-                <w:bCs w:val="false"/>
-                <w:i w:val="false"/>
-                <w:iCs w:val="false"/>
-                <w:color w:val="2A2E38"/>
-                <w:sz w:val="17"/>
-                <w:szCs w:val="17"/>
-              </w:rPr>
-              <w:t xml:space="preserve">2 460 – 3 150</w:t>
-            </w:r>
-          </w:p>
-        </w:tc>
-        <w:tc>
-          <w:tcPr>
-            <w:tcW w:type="dxa" w:w="1000"/>
-            <w:tcBorders>
-              <w:top w:val="single" w:color="D9D4CB" w:sz="4"/>
-              <w:left w:val="none" w:color="auto" w:sz="0"/>
-              <w:bottom w:val="single" w:color="D9D4CB" w:sz="4"/>
-              <w:right w:val="none" w:color="auto" w:sz="0"/>
-            </w:tcBorders>
-            <w:shd w:fill="FBFAF8" w:color="auto" w:val="clear"/>
-            <w:tcMar>
-              <w:top w:type="dxa" w:w="52"/>
-              <w:left w:type="dxa" w:w="100"/>
-              <w:bottom w:type="dxa" w:w="52"/>
-              <w:right w:type="dxa" w:w="100"/>
-            </w:tcMar>
-            <w:vAlign w:val="center"/>
-          </w:tcPr>
-          <w:p>
-            <w:pPr>
-              <w:spacing w:after="0" w:line="240" w:lineRule="auto"/>
-              <w:jc w:val="center"/>
-            </w:pPr>
-            <w:r>
-              <w:rPr>
-                <w:rFonts w:ascii="Arial" w:cs="Arial" w:eastAsia="Arial" w:hAnsi="Arial"/>
-                <w:b w:val="false"/>
-                <w:bCs w:val="false"/>
-                <w:i w:val="false"/>
-                <w:iCs w:val="false"/>
-                <w:color w:val="2A2E38"/>
-                <w:sz w:val="17"/>
-                <w:szCs w:val="17"/>
-              </w:rPr>
-              <w:t xml:space="preserve">дизайнерская</w:t>
-            </w:r>
-          </w:p>
-        </w:tc>
-        <w:tc>
-          <w:tcPr>
-            <w:tcW w:type="dxa" w:w="588"/>
-            <w:tcBorders>
-              <w:top w:val="single" w:color="D9D4CB" w:sz="4"/>
-              <w:left w:val="none" w:color="auto" w:sz="0"/>
-              <w:bottom w:val="single" w:color="D9D4CB" w:sz="4"/>
-              <w:right w:val="none" w:color="auto" w:sz="0"/>
-            </w:tcBorders>
-            <w:shd w:fill="FBFAF8" w:color="auto" w:val="clear"/>
-            <w:tcMar>
-              <w:top w:type="dxa" w:w="52"/>
-              <w:left w:type="dxa" w:w="100"/>
-              <w:bottom w:type="dxa" w:w="52"/>
-              <w:right w:type="dxa" w:w="100"/>
-            </w:tcMar>
-            <w:vAlign w:val="center"/>
-          </w:tcPr>
-          <w:p>
-            <w:pPr>
-              <w:spacing w:after="0" w:line="240" w:lineRule="auto"/>
-              <w:jc w:val="center"/>
-            </w:pPr>
-            <w:r>
-              <w:rPr>
-                <w:rFonts w:ascii="Arial" w:cs="Arial" w:eastAsia="Arial" w:hAnsi="Arial"/>
-                <w:b w:val="false"/>
-                <w:bCs w:val="false"/>
-                <w:i w:val="false"/>
-                <w:iCs w:val="false"/>
-                <w:color w:val="2A2E38"/>
-                <w:sz w:val="17"/>
-                <w:szCs w:val="17"/>
-              </w:rPr>
-              <w:t xml:space="preserve">135</w:t>
-            </w:r>
-          </w:p>
-        </w:tc>
-      </w:tr>
-      <w:tr>
-        <w:tc>
-          <w:tcPr>
-            <w:tcW w:type="dxa" w:w="1700"/>
-            <w:tcBorders>
-              <w:top w:val="single" w:color="D9D4CB" w:sz="4"/>
-              <w:left w:val="none" w:color="auto" w:sz="0"/>
-              <w:bottom w:val="single" w:color="D9D4CB" w:sz="4"/>
-              <w:right w:val="none" w:color="auto" w:sz="0"/>
-            </w:tcBorders>
-            <w:tcMar>
-              <w:top w:type="dxa" w:w="52"/>
-              <w:left w:type="dxa" w:w="100"/>
-              <w:bottom w:type="dxa" w:w="52"/>
-              <w:right w:type="dxa" w:w="100"/>
-            </w:tcMar>
-            <w:vAlign w:val="center"/>
-          </w:tcPr>
-          <w:p>
-            <w:pPr>
-              <w:spacing w:after="0" w:line="240" w:lineRule="auto"/>
-              <w:jc w:val="left"/>
-            </w:pPr>
-            <w:r>
-              <w:rPr>
-                <w:rFonts w:ascii="Arial" w:cs="Arial" w:eastAsia="Arial" w:hAnsi="Arial"/>
-                <w:b/>
-                <w:bCs/>
-                <w:i w:val="false"/>
-                <w:iCs w:val="false"/>
-                <w:color w:val="2A2E38"/>
-                <w:sz w:val="17"/>
-                <w:szCs w:val="17"/>
-              </w:rPr>
-              <w:t xml:space="preserve">«Большая Никитская, 16»</w:t>
-            </w:r>
-          </w:p>
-        </w:tc>
-        <w:tc>
-          <w:tcPr>
-            <w:tcW w:type="dxa" w:w="1350"/>
-            <w:tcBorders>
-              <w:top w:val="single" w:color="D9D4CB" w:sz="4"/>
-              <w:left w:val="none" w:color="auto" w:sz="0"/>
-              <w:bottom w:val="single" w:color="D9D4CB" w:sz="4"/>
-              <w:right w:val="none" w:color="auto" w:sz="0"/>
-            </w:tcBorders>
-            <w:tcMar>
-              <w:top w:type="dxa" w:w="52"/>
-              <w:left w:type="dxa" w:w="100"/>
-              <w:bottom w:type="dxa" w:w="52"/>
-              <w:right w:type="dxa" w:w="100"/>
-            </w:tcMar>
-            <w:vAlign w:val="center"/>
-          </w:tcPr>
-          <w:p>
-            <w:pPr>
-              <w:spacing w:after="0" w:line="240" w:lineRule="auto"/>
-              <w:jc w:val="left"/>
-            </w:pPr>
-            <w:r>
-              <w:rPr>
-                <w:rFonts w:ascii="Arial" w:cs="Arial" w:eastAsia="Arial" w:hAnsi="Arial"/>
-                <w:b w:val="false"/>
-                <w:bCs w:val="false"/>
-                <w:i w:val="false"/>
-                <w:iCs w:val="false"/>
-                <w:color w:val="2A2E38"/>
-                <w:sz w:val="17"/>
-                <w:szCs w:val="17"/>
-              </w:rPr>
-              <w:t xml:space="preserve">Б. Никитская, 16</w:t>
-            </w:r>
-          </w:p>
-        </w:tc>
-        <w:tc>
-          <w:tcPr>
-            <w:tcW w:type="dxa" w:w="800"/>
-            <w:tcBorders>
-              <w:top w:val="single" w:color="D9D4CB" w:sz="4"/>
-              <w:left w:val="none" w:color="auto" w:sz="0"/>
-              <w:bottom w:val="single" w:color="D9D4CB" w:sz="4"/>
-              <w:right w:val="none" w:color="auto" w:sz="0"/>
-            </w:tcBorders>
-            <w:tcMar>
-              <w:top w:type="dxa" w:w="52"/>
-              <w:left w:type="dxa" w:w="100"/>
-              <w:bottom w:type="dxa" w:w="52"/>
-              <w:right w:type="dxa" w:w="100"/>
-            </w:tcMar>
-            <w:vAlign w:val="center"/>
-          </w:tcPr>
-          <w:p>
-            <w:pPr>
-              <w:spacing w:after="0" w:line="240" w:lineRule="auto"/>
-              <w:jc w:val="center"/>
-            </w:pPr>
-            <w:r>
-              <w:rPr>
-                <w:rFonts w:ascii="Arial" w:cs="Arial" w:eastAsia="Arial" w:hAnsi="Arial"/>
-                <w:b w:val="false"/>
-                <w:bCs w:val="false"/>
-                <w:i w:val="false"/>
-                <w:iCs w:val="false"/>
-                <w:color w:val="2A2E38"/>
-                <w:sz w:val="17"/>
-                <w:szCs w:val="17"/>
-              </w:rPr>
-              <w:t xml:space="preserve">элит</w:t>
-            </w:r>
-          </w:p>
-        </w:tc>
-        <w:tc>
-          <w:tcPr>
-            <w:tcW w:type="dxa" w:w="1100"/>
-            <w:tcBorders>
-              <w:top w:val="single" w:color="D9D4CB" w:sz="4"/>
-              <w:left w:val="none" w:color="auto" w:sz="0"/>
-              <w:bottom w:val="single" w:color="D9D4CB" w:sz="4"/>
-              <w:right w:val="none" w:color="auto" w:sz="0"/>
-            </w:tcBorders>
-            <w:tcMar>
-              <w:top w:type="dxa" w:w="52"/>
-              <w:left w:type="dxa" w:w="100"/>
-              <w:bottom w:type="dxa" w:w="52"/>
-              <w:right w:type="dxa" w:w="100"/>
-            </w:tcMar>
-            <w:vAlign w:val="center"/>
-          </w:tcPr>
-          <w:p>
-            <w:pPr>
-              <w:spacing w:after="0" w:line="240" w:lineRule="auto"/>
-              <w:jc w:val="center"/>
-            </w:pPr>
-            <w:r>
-              <w:rPr>
-                <w:rFonts w:ascii="Arial" w:cs="Arial" w:eastAsia="Arial" w:hAnsi="Arial"/>
-                <w:b w:val="false"/>
-                <w:bCs w:val="false"/>
-                <w:i w:val="false"/>
-                <w:iCs w:val="false"/>
-                <w:color w:val="2A2E38"/>
-                <w:sz w:val="17"/>
-                <w:szCs w:val="17"/>
-              </w:rPr>
-              <w:t xml:space="preserve">4</w:t>
-            </w:r>
-          </w:p>
-        </w:tc>
-        <w:tc>
-          <w:tcPr>
-            <w:tcW w:type="dxa" w:w="700"/>
-            <w:tcBorders>
-              <w:top w:val="single" w:color="D9D4CB" w:sz="4"/>
-              <w:left w:val="none" w:color="auto" w:sz="0"/>
-              <w:bottom w:val="single" w:color="D9D4CB" w:sz="4"/>
-              <w:right w:val="none" w:color="auto" w:sz="0"/>
-            </w:tcBorders>
-            <w:tcMar>
-              <w:top w:type="dxa" w:w="52"/>
-              <w:left w:type="dxa" w:w="100"/>
-              <w:bottom w:type="dxa" w:w="52"/>
-              <w:right w:type="dxa" w:w="100"/>
-            </w:tcMar>
-            <w:vAlign w:val="center"/>
-          </w:tcPr>
-          <w:p>
-            <w:pPr>
-              <w:spacing w:after="0" w:line="240" w:lineRule="auto"/>
-              <w:jc w:val="center"/>
-            </w:pPr>
-            <w:r>
-              <w:rPr>
-                <w:rFonts w:ascii="Arial" w:cs="Arial" w:eastAsia="Arial" w:hAnsi="Arial"/>
-                <w:b w:val="false"/>
-                <w:bCs w:val="false"/>
-                <w:i w:val="false"/>
-                <w:iCs w:val="false"/>
-                <w:color w:val="2A2E38"/>
-                <w:sz w:val="17"/>
-                <w:szCs w:val="17"/>
-              </w:rPr>
-              <w:t xml:space="preserve">4</w:t>
-            </w:r>
-          </w:p>
-        </w:tc>
-        <w:tc>
-          <w:tcPr>
-            <w:tcW w:type="dxa" w:w="900"/>
-            <w:tcBorders>
-              <w:top w:val="single" w:color="D9D4CB" w:sz="4"/>
-              <w:left w:val="none" w:color="auto" w:sz="0"/>
-              <w:bottom w:val="single" w:color="D9D4CB" w:sz="4"/>
-              <w:right w:val="none" w:color="auto" w:sz="0"/>
-            </w:tcBorders>
-            <w:tcMar>
-              <w:top w:type="dxa" w:w="52"/>
-              <w:left w:type="dxa" w:w="100"/>
-              <w:bottom w:type="dxa" w:w="52"/>
-              <w:right w:type="dxa" w:w="100"/>
-            </w:tcMar>
-            <w:vAlign w:val="center"/>
-          </w:tcPr>
-          <w:p>
-            <w:pPr>
-              <w:spacing w:after="0" w:line="240" w:lineRule="auto"/>
-              <w:jc w:val="center"/>
-            </w:pPr>
-            <w:r>
-              <w:rPr>
-                <w:rFonts w:ascii="Arial" w:cs="Arial" w:eastAsia="Arial" w:hAnsi="Arial"/>
-                <w:b w:val="false"/>
-                <w:bCs w:val="false"/>
-                <w:i w:val="false"/>
-                <w:iCs w:val="false"/>
-                <w:color w:val="2A2E38"/>
-                <w:sz w:val="17"/>
-                <w:szCs w:val="17"/>
-              </w:rPr>
-              <w:t xml:space="preserve">III кв. 2026</w:t>
-            </w:r>
-          </w:p>
-        </w:tc>
-        <w:tc>
-          <w:tcPr>
-            <w:tcW w:type="dxa" w:w="800"/>
-            <w:tcBorders>
-              <w:top w:val="single" w:color="D9D4CB" w:sz="4"/>
-              <w:left w:val="none" w:color="auto" w:sz="0"/>
-              <w:bottom w:val="single" w:color="D9D4CB" w:sz="4"/>
-              <w:right w:val="none" w:color="auto" w:sz="0"/>
-            </w:tcBorders>
-            <w:tcMar>
-              <w:top w:type="dxa" w:w="52"/>
-              <w:left w:type="dxa" w:w="100"/>
-              <w:bottom w:type="dxa" w:w="52"/>
-              <w:right w:type="dxa" w:w="100"/>
-            </w:tcMar>
-            <w:vAlign w:val="center"/>
-          </w:tcPr>
-          <w:p>
-            <w:pPr>
-              <w:spacing w:after="0" w:line="240" w:lineRule="auto"/>
-              <w:jc w:val="center"/>
-            </w:pPr>
-            <w:r>
-              <w:rPr>
-                <w:rFonts w:ascii="Arial" w:cs="Arial" w:eastAsia="Arial" w:hAnsi="Arial"/>
-                <w:b w:val="false"/>
-                <w:bCs w:val="false"/>
-                <w:i w:val="false"/>
-                <w:iCs w:val="false"/>
-                <w:color w:val="2A2E38"/>
-                <w:sz w:val="17"/>
-                <w:szCs w:val="17"/>
-              </w:rPr>
-              <w:t xml:space="preserve">139 – 234</w:t>
-            </w:r>
-          </w:p>
-        </w:tc>
-        <w:tc>
-          <w:tcPr>
-            <w:tcW w:type="dxa" w:w="800"/>
-            <w:tcBorders>
-              <w:top w:val="single" w:color="D9D4CB" w:sz="4"/>
-              <w:left w:val="none" w:color="auto" w:sz="0"/>
-              <w:bottom w:val="single" w:color="D9D4CB" w:sz="4"/>
-              <w:right w:val="none" w:color="auto" w:sz="0"/>
-            </w:tcBorders>
-            <w:tcMar>
-              <w:top w:type="dxa" w:w="52"/>
-              <w:left w:type="dxa" w:w="100"/>
-              <w:bottom w:type="dxa" w:w="52"/>
-              <w:right w:type="dxa" w:w="100"/>
-            </w:tcMar>
-            <w:vAlign w:val="center"/>
-          </w:tcPr>
-          <w:p>
-            <w:pPr>
-              <w:spacing w:after="0" w:line="240" w:lineRule="auto"/>
-              <w:jc w:val="center"/>
-            </w:pPr>
-            <w:r>
-              <w:rPr>
-                <w:rFonts w:ascii="Arial" w:cs="Arial" w:eastAsia="Arial" w:hAnsi="Arial"/>
-                <w:b w:val="false"/>
-                <w:bCs w:val="false"/>
-                <w:i w:val="false"/>
-                <w:iCs w:val="false"/>
-                <w:color w:val="2A2E38"/>
-                <w:sz w:val="17"/>
-                <w:szCs w:val="17"/>
-              </w:rPr>
-              <w:t xml:space="preserve">не опубл.</w:t>
-            </w:r>
-          </w:p>
-        </w:tc>
-        <w:tc>
-          <w:tcPr>
-            <w:tcW w:type="dxa" w:w="900"/>
-            <w:tcBorders>
-              <w:top w:val="single" w:color="D9D4CB" w:sz="4"/>
-              <w:left w:val="none" w:color="auto" w:sz="0"/>
-              <w:bottom w:val="single" w:color="D9D4CB" w:sz="4"/>
-              <w:right w:val="none" w:color="auto" w:sz="0"/>
-            </w:tcBorders>
-            <w:tcMar>
-              <w:top w:type="dxa" w:w="52"/>
-              <w:left w:type="dxa" w:w="100"/>
-              <w:bottom w:type="dxa" w:w="52"/>
-              <w:right w:type="dxa" w:w="100"/>
-            </w:tcMar>
-            <w:vAlign w:val="center"/>
-          </w:tcPr>
-          <w:p>
-            <w:pPr>
-              <w:spacing w:after="0" w:line="240" w:lineRule="auto"/>
-              <w:jc w:val="center"/>
-            </w:pPr>
-            <w:r>
-              <w:rPr>
-                <w:rFonts w:ascii="Arial" w:cs="Arial" w:eastAsia="Arial" w:hAnsi="Arial"/>
-                <w:b w:val="false"/>
-                <w:bCs w:val="false"/>
-                <w:i w:val="false"/>
-                <w:iCs w:val="false"/>
-                <w:color w:val="2A2E38"/>
-                <w:sz w:val="17"/>
-                <w:szCs w:val="17"/>
-              </w:rPr>
-              <w:t xml:space="preserve">не опубл.</w:t>
-            </w:r>
-          </w:p>
-        </w:tc>
-        <w:tc>
-          <w:tcPr>
-            <w:tcW w:type="dxa" w:w="1000"/>
-            <w:tcBorders>
-              <w:top w:val="single" w:color="D9D4CB" w:sz="4"/>
-              <w:left w:val="none" w:color="auto" w:sz="0"/>
-              <w:bottom w:val="single" w:color="D9D4CB" w:sz="4"/>
-              <w:right w:val="none" w:color="auto" w:sz="0"/>
-            </w:tcBorders>
-            <w:tcMar>
-              <w:top w:type="dxa" w:w="52"/>
-              <w:left w:type="dxa" w:w="100"/>
-              <w:bottom w:type="dxa" w:w="52"/>
-              <w:right w:type="dxa" w:w="100"/>
-            </w:tcMar>
-            <w:vAlign w:val="center"/>
-          </w:tcPr>
-          <w:p>
-            <w:pPr>
-              <w:spacing w:after="0" w:line="240" w:lineRule="auto"/>
-              <w:jc w:val="center"/>
-            </w:pPr>
-            <w:r>
-              <w:rPr>
-                <w:rFonts w:ascii="Arial" w:cs="Arial" w:eastAsia="Arial" w:hAnsi="Arial"/>
-                <w:b w:val="false"/>
-                <w:bCs w:val="false"/>
-                <w:i w:val="false"/>
-                <w:iCs w:val="false"/>
-                <w:color w:val="2A2E38"/>
-                <w:sz w:val="17"/>
-                <w:szCs w:val="17"/>
-              </w:rPr>
-              <w:t xml:space="preserve">не опубл.</w:t>
-            </w:r>
-          </w:p>
-        </w:tc>
-        <w:tc>
-          <w:tcPr>
-            <w:tcW w:type="dxa" w:w="588"/>
-            <w:tcBorders>
-              <w:top w:val="single" w:color="D9D4CB" w:sz="4"/>
-              <w:left w:val="none" w:color="auto" w:sz="0"/>
-              <w:bottom w:val="single" w:color="D9D4CB" w:sz="4"/>
-              <w:right w:val="none" w:color="auto" w:sz="0"/>
-            </w:tcBorders>
-            <w:tcMar>
-              <w:top w:type="dxa" w:w="52"/>
-              <w:left w:type="dxa" w:w="100"/>
-              <w:bottom w:type="dxa" w:w="52"/>
-              <w:right w:type="dxa" w:w="100"/>
-            </w:tcMar>
-            <w:vAlign w:val="center"/>
-          </w:tcPr>
-          <w:p>
-            <w:pPr>
-              <w:spacing w:after="0" w:line="240" w:lineRule="auto"/>
-              <w:jc w:val="center"/>
-            </w:pPr>
-            <w:r>
-              <w:rPr>
-                <w:rFonts w:ascii="Arial" w:cs="Arial" w:eastAsia="Arial" w:hAnsi="Arial"/>
-                <w:b w:val="false"/>
-                <w:bCs w:val="false"/>
-                <w:i w:val="false"/>
-                <w:iCs w:val="false"/>
-                <w:color w:val="2A2E38"/>
-                <w:sz w:val="17"/>
-                <w:szCs w:val="17"/>
-              </w:rPr>
-              <w:t xml:space="preserve">есть</w:t>
-            </w:r>
-          </w:p>
-        </w:tc>
-      </w:tr>
-    </w:tbl>
-    <w:p>
-      <w:pPr>
-        <w:spacing w:after="30"/>
-      </w:pPr>
-      <w:r>
-        <w:rPr>
-          <w:rFonts w:ascii="Arial" w:cs="Arial" w:eastAsia="Arial" w:hAnsi="Arial"/>
-          <w:b w:val="false"/>
-          <w:bCs w:val="false"/>
-          <w:i w:val="false"/>
-          <w:iCs w:val="false"/>
-          <w:color w:val="2A2E38"/>
-          <w:sz w:val="19"/>
-          <w:szCs w:val="19"/>
-        </w:rPr>
-        <w:t xml:space="preserve"/>
-      </w:r>
-    </w:p>
-    <w:p>
-      <w:pPr>
-        <w:spacing w:after="60" w:line="230" w:lineRule="auto"/>
-        <w:ind w:right="1560"/>
-      </w:pPr>
-      <w:r>
-        <w:rPr>
-          <w:rFonts w:ascii="Arial" w:cs="Arial" w:eastAsia="Arial" w:hAnsi="Arial"/>
-          <w:b w:val="false"/>
-          <w:bCs w:val="false"/>
-          <w:i w:val="false"/>
-          <w:iCs w:val="false"/>
-          <w:color w:val="70788A"/>
-          <w:sz w:val="15"/>
-          <w:szCs w:val="15"/>
-        </w:rPr>
-        <w:t xml:space="preserve">«Никитский 6» — застройщик R4S, ООО СЗ «Третий Рим»: 57 квартир и 4 пентхауса, из них 32 в продаже, потолки 3,2 м (3,7 м в пентхаусах), дизайнерская отделка с кухней и сантехникой. «Большая Никитская, 16» — тот же R4S Group: реставрация доходного дома 1906 года, всего 4 квартиры, цены не публикуются.</w:t>
-      </w:r>
-    </w:p>
-    <w:p>
-      <w:pPr>
-        <w:spacing w:after="40"/>
-      </w:pPr>
-      <w:r>
-        <w:rPr>
-          <w:rFonts w:ascii="Arial" w:cs="Arial" w:eastAsia="Arial" w:hAnsi="Arial"/>
-          <w:b w:val="false"/>
-          <w:bCs w:val="false"/>
-          <w:i w:val="false"/>
-          <w:iCs w:val="false"/>
-          <w:color w:val="2A2E38"/>
-          <w:sz w:val="19"/>
-          <w:szCs w:val="19"/>
-        </w:rPr>
-        <w:t xml:space="preserve"/>
-      </w:r>
-    </w:p>
-    <w:p>
-      <w:pPr>
-        <w:spacing w:after="58" w:line="252" w:lineRule="auto"/>
-        <w:ind w:left="170" w:right="1560" w:hanging="170"/>
-      </w:pPr>
-      <w:r>
-        <w:rPr>
-          <w:rFonts w:ascii="Arial" w:cs="Arial" w:eastAsia="Arial" w:hAnsi="Arial"/>
-          <w:b/>
-          <w:bCs/>
-          <w:i w:val="false"/>
-          <w:iCs w:val="false"/>
-          <w:color w:val="A9762F"/>
-          <w:sz w:val="19"/>
-          <w:szCs w:val="19"/>
-        </w:rPr>
-        <w:t xml:space="preserve">—   </w:t>
-      </w:r>
-      <w:r>
-        <w:rPr>
-          <w:rFonts w:ascii="Arial" w:cs="Arial" w:eastAsia="Arial" w:hAnsi="Arial"/>
-          <w:b w:val="false"/>
-          <w:bCs w:val="false"/>
-          <w:i w:val="false"/>
-          <w:iCs w:val="false"/>
-          <w:color w:val="2A2E38"/>
-          <w:sz w:val="19"/>
-          <w:szCs w:val="19"/>
-        </w:rPr>
-        <w:t xml:space="preserve">По цене метра EDEN дороже ближайшего конкурента в полтора раза. </w:t>
-      </w:r>
-      <w:r>
-        <w:rPr>
-          <w:rFonts w:ascii="Arial" w:cs="Arial" w:eastAsia="Arial" w:hAnsi="Arial"/>
-          <w:b/>
-          <w:bCs/>
-          <w:i w:val="false"/>
-          <w:iCs w:val="false"/>
-          <w:color w:val="2A2E38"/>
-          <w:sz w:val="19"/>
-          <w:szCs w:val="19"/>
-        </w:rPr>
-        <w:t xml:space="preserve">«Никитский 6» в трёхстах метрах идёт по 2,46–3,15 млн ₽ за метр против расчётных 4,4 млн у EDEN. Разница объяснима только позиционированием: адрес, камерность и потолки против готовности и отделки.</w:t>
-      </w:r>
-    </w:p>
-    <w:p>
-      <w:pPr>
-        <w:spacing w:after="58" w:line="252" w:lineRule="auto"/>
-        <w:ind w:left="170" w:right="1560" w:hanging="170"/>
-      </w:pPr>
-      <w:r>
-        <w:rPr>
-          <w:rFonts w:ascii="Arial" w:cs="Arial" w:eastAsia="Arial" w:hAnsi="Arial"/>
-          <w:b/>
-          <w:bCs/>
-          <w:i w:val="false"/>
-          <w:iCs w:val="false"/>
-          <w:color w:val="A9762F"/>
-          <w:sz w:val="19"/>
-          <w:szCs w:val="19"/>
-        </w:rPr>
-        <w:t xml:space="preserve">—   </w:t>
-      </w:r>
-      <w:r>
-        <w:rPr>
-          <w:rFonts w:ascii="Arial" w:cs="Arial" w:eastAsia="Arial" w:hAnsi="Arial"/>
-          <w:b w:val="false"/>
-          <w:bCs w:val="false"/>
-          <w:i w:val="false"/>
-          <w:iCs w:val="false"/>
-          <w:color w:val="2A2E38"/>
-          <w:sz w:val="19"/>
-          <w:szCs w:val="19"/>
-        </w:rPr>
-        <w:t xml:space="preserve">Причём конкурент продаёт готовый продукт, а EDEN — котлован. </w:t>
-      </w:r>
-      <w:r>
-        <w:rPr>
-          <w:rFonts w:ascii="Arial" w:cs="Arial" w:eastAsia="Arial" w:hAnsi="Arial"/>
-          <w:b/>
-          <w:bCs/>
-          <w:i w:val="false"/>
-          <w:iCs w:val="false"/>
-          <w:color w:val="2A2E38"/>
-          <w:sz w:val="19"/>
-          <w:szCs w:val="19"/>
-        </w:rPr>
-        <w:t xml:space="preserve">«Никитский 6» сдаётся в IV квартале 2026 года и идёт с дизайнерской отделкой, укомплектованной кухней и сантехникой. EDEN сдаётся в III квартале 2029-го и без отделки: между покупкой и переездом — три года стройки плюс ремонт.</w:t>
-      </w:r>
-    </w:p>
-    <w:p>
-      <w:pPr>
-        <w:spacing w:after="58" w:line="252" w:lineRule="auto"/>
-        <w:ind w:left="170" w:right="1560" w:hanging="170"/>
-      </w:pPr>
-      <w:r>
-        <w:rPr>
-          <w:rFonts w:ascii="Arial" w:cs="Arial" w:eastAsia="Arial" w:hAnsi="Arial"/>
-          <w:b/>
-          <w:bCs/>
-          <w:i w:val="false"/>
-          <w:iCs w:val="false"/>
-          <w:color w:val="A9762F"/>
-          <w:sz w:val="19"/>
-          <w:szCs w:val="19"/>
-        </w:rPr>
-        <w:t xml:space="preserve">—   </w:t>
-      </w:r>
-      <w:r>
-        <w:rPr>
-          <w:rFonts w:ascii="Arial" w:cs="Arial" w:eastAsia="Arial" w:hAnsi="Arial"/>
-          <w:b w:val="false"/>
-          <w:bCs w:val="false"/>
-          <w:i w:val="false"/>
-          <w:iCs w:val="false"/>
-          <w:color w:val="2A2E38"/>
-          <w:sz w:val="19"/>
-          <w:szCs w:val="19"/>
-        </w:rPr>
-        <w:t xml:space="preserve">Прямых конкурентов в этом бюджете рядом почти нет: «Большая Никитская, 16» — это всего четыре квартиры в отреставрированном доме 1906 года, а других строящихся клубных домов такого уровня в Кисловских переулках на сегодня не заявлено. Так что конкуренция у EDEN не соседская, а общегородская — с Остоженкой, Пречистенкой и Патриаршими.</w:t>
       </w:r>
     </w:p>
     <w:p>
@@ -8175,7 +11689,7 @@
           <w:sz w:val="19"/>
           <w:szCs w:val="19"/>
         </w:rPr>
-        <w:t xml:space="preserve">Цена соответствует не району, а верхнему пределу города. </w:t>
+        <w:t xml:space="preserve">Цена выставлена выше всего, что продаётся рядом. </w:t>
       </w:r>
       <w:r>
         <w:rPr>
@@ -8188,7 +11702,7 @@
           <w:sz w:val="19"/>
           <w:szCs w:val="19"/>
         </w:rPr>
-        <w:t xml:space="preserve">Расчётные 4,4 млн ₽ за метр — это на 39 % выше средней по Арбату и на 36 % выше средней по классу делюкс; сопоставимо только с Остоженкой и Пречистенкой. Покупатель платит за адрес и камерность, а не за квадратные метры.</w:t>
+        <w:t xml:space="preserve">Расчётные 4,4 млн ₽ за метр дороже 67 квартир из 70 в пяти соседних клубных домах. Ближайший аналог по продукту — «Кло 17» без отделки — идёт по 2,63 млн ₽ за метр: EDEN дороже на 67 %. Единственный сопоставимый по цене «Stella di Mosca» — это готовый дом с дизайнерским ремонтом, а не котлован.</w:t>
       </w:r>
     </w:p>
     <w:p>
@@ -8220,7 +11734,7 @@
           <w:sz w:val="19"/>
           <w:szCs w:val="19"/>
         </w:rPr>
-        <w:t xml:space="preserve">Главный риск — не цена, а ёмкость спроса. </w:t>
+        <w:t xml:space="preserve">Главный риск — ёмкость спроса. </w:t>
       </w:r>
       <w:r>
         <w:rPr>
@@ -8233,7 +11747,7 @@
           <w:sz w:val="19"/>
           <w:szCs w:val="19"/>
         </w:rPr>
-        <w:t xml:space="preserve">Дому нужно продавать около семи резиденций в год дороже миллиарда рублей при том, что весь московский рынок таких сделок — 20–25 в год, а предложение в этом сегменте растёт быстрее спроса. Это означает длинный срок реализации, и он должен быть заложен в ожидания с самого начала.</w:t>
+        <w:t xml:space="preserve">Дому нужно продавать около семи резиденций в год дороже миллиарда рублей. Весь московский рынок таких сделок — 20–25 в год, а во всей соседней подборке из 70 квартир дороже миллиарда стоят ровно две. Предложение при этом растёт быстрее спроса. Это означает длинный срок реализации, и он должен быть в ожиданиях с самого начала.</w:t>
       </w:r>
     </w:p>
     <w:p>
@@ -8265,7 +11779,39 @@
           <w:sz w:val="19"/>
           <w:szCs w:val="19"/>
         </w:rPr>
-        <w:t xml:space="preserve">Сравнение с ближайшим конкурентом складывается не в пользу EDEN по деньгам и срокам. </w:t>
+        <w:t xml:space="preserve">Конкуренты дешевле и готовы раньше. </w:t>
+      </w:r>
+      <w:r>
+        <w:rPr>
+          <w:rFonts w:ascii="Arial" w:cs="Arial" w:eastAsia="Arial" w:hAnsi="Arial"/>
+          <w:b/>
+          <w:bCs/>
+          <w:i w:val="false"/>
+          <w:iCs w:val="false"/>
+          <w:color w:val="2A2E38"/>
+          <w:sz w:val="19"/>
+          <w:szCs w:val="19"/>
+        </w:rPr>
+        <w:t xml:space="preserve">«Никитский-6» в трёхстах метрах — 3,19 млн ₽ за метр с чистовой отделкой и сдачей в 2026 году. «Фамильный дом Люче» от MR Group в двухстах метрах — 2,94 млн ₽ с отделкой, 26 квартир в продаже. «Кло 17» — 2,63 млн ₽ без отделки. Все они предлагают тот же адресный уровень дешевле и с меньшим горизонтом ожидания.</w:t>
+      </w:r>
+    </w:p>
+    <w:p>
+      <w:pPr>
+        <w:spacing w:after="58" w:line="252" w:lineRule="auto"/>
+        <w:ind w:left="170" w:right="1560" w:hanging="170"/>
+      </w:pPr>
+      <w:r>
+        <w:rPr>
+          <w:rFonts w:ascii="Arial" w:cs="Arial" w:eastAsia="Arial" w:hAnsi="Arial"/>
+          <w:b/>
+          <w:bCs/>
+          <w:i w:val="false"/>
+          <w:iCs w:val="false"/>
+          <w:color w:val="A9762F"/>
+          <w:sz w:val="19"/>
+          <w:szCs w:val="19"/>
+        </w:rPr>
+        <w:t xml:space="preserve">—   </w:t>
       </w:r>
       <w:r>
         <w:rPr>
@@ -8278,38 +11824,6 @@
           <w:sz w:val="19"/>
           <w:szCs w:val="19"/>
         </w:rPr>
-        <w:t xml:space="preserve">«Никитский 6» в трёхстах метрах дешевле в полтора раза за метр, сдаётся на три года раньше и уже с отделкой. Аргументы EDEN лежат в другой плоскости: 22 квартиры против 61, потолки 4,2 против 3,2 метра и адрес.</w:t>
-      </w:r>
-    </w:p>
-    <w:p>
-      <w:pPr>
-        <w:spacing w:after="58" w:line="252" w:lineRule="auto"/>
-        <w:ind w:left="170" w:right="1560" w:hanging="170"/>
-      </w:pPr>
-      <w:r>
-        <w:rPr>
-          <w:rFonts w:ascii="Arial" w:cs="Arial" w:eastAsia="Arial" w:hAnsi="Arial"/>
-          <w:b/>
-          <w:bCs/>
-          <w:i w:val="false"/>
-          <w:iCs w:val="false"/>
-          <w:color w:val="A9762F"/>
-          <w:sz w:val="19"/>
-          <w:szCs w:val="19"/>
-        </w:rPr>
-        <w:t xml:space="preserve">—   </w:t>
-      </w:r>
-      <w:r>
-        <w:rPr>
-          <w:rFonts w:ascii="Arial" w:cs="Arial" w:eastAsia="Arial" w:hAnsi="Arial"/>
-          <w:b w:val="false"/>
-          <w:bCs w:val="false"/>
-          <w:i w:val="false"/>
-          <w:iCs w:val="false"/>
-          <w:color w:val="2A2E38"/>
-          <w:sz w:val="19"/>
-          <w:szCs w:val="19"/>
-        </w:rPr>
         <w:t xml:space="preserve">И главное ограничение самой справки. </w:t>
       </w:r>
       <w:r>
@@ -8323,7 +11837,7 @@
           <w:sz w:val="19"/>
           <w:szCs w:val="19"/>
         </w:rPr>
-        <w:t xml:space="preserve">Проект продаётся закрыто: поквартирного прайса нет, объявлений на площадках нет, публичной рекламы нет. Весь ценовой блок построен на одной опубликованной цифре старта продаж. Как только появится реальный прайс или первые сделки, расчёты нужно будет пересчитать.</w:t>
+        <w:t xml:space="preserve">Цены конкурентов взяты из выгрузок и достоверны. А вот цена самого EDEN построена на одной опубликованной цифре старта продаж: поквартирного прайса нет, объявлений на площадках нет. Как только появится реальный прайс или первые сделки, всё, помеченное словом «расчёт», нужно будет пересчитать.</w:t>
       </w:r>
     </w:p>
     <w:p>
@@ -8416,7 +11930,7 @@
         </w:rPr>
         <w:t xml:space="preserve">Официальные сайты проекта и застройщика — eden.moscow, sense.ru — </w:t>
       </w:r>
-      <w:hyperlink w:history="1" r:id="rIdtlt9kvvkgjl-tloqdz42b">
+      <w:hyperlink w:history="1" r:id="rIdlc8qkqpjyc3y_ujy9dqwb">
         <w:r>
           <w:rPr>
             <w:rFonts w:ascii="Arial" w:cs="Arial" w:eastAsia="Arial" w:hAnsi="Arial"/>
@@ -8463,7 +11977,7 @@
         </w:rPr>
         <w:t xml:space="preserve">Цена старта продаж («от 1,1 млрд ₽ за резиденцию площадью около 250 кв. м») и закрытый формат продаж — обзор рынка от 06.04.2026 — </w:t>
       </w:r>
-      <w:hyperlink w:history="1" r:id="rIdh5nxvf9omau78xgy8z306">
+      <w:hyperlink w:history="1" r:id="rIdxlbzpnxp83-g_e2uzsyfu">
         <w:r>
           <w:rPr>
             <w:rFonts w:ascii="Arial" w:cs="Arial" w:eastAsia="Arial" w:hAnsi="Arial"/>
@@ -8510,7 +12024,7 @@
         </w:rPr>
         <w:t xml:space="preserve">Параметры дома: площади, потолки, паркинг, лифты, участок, общая площадь — карточка проекта на «Элитное.ру» — </w:t>
       </w:r>
-      <w:hyperlink w:history="1" r:id="rIdux36x_fjbp4wzplszri5l">
+      <w:hyperlink w:history="1" r:id="rIdfff8v89yzwj55pznzfbbb">
         <w:r>
           <w:rPr>
             <w:rFonts w:ascii="Arial" w:cs="Arial" w:eastAsia="Arial" w:hAnsi="Arial"/>
@@ -8557,7 +12071,7 @@
         </w:rPr>
         <w:t xml:space="preserve">Состав квартир, срок сдачи, стадия строительства, отделка, эскроу — «Новострой-М» и «Новостроев» — </w:t>
       </w:r>
-      <w:hyperlink w:history="1" r:id="rIdsigoqgbkjjrxgmf4tl7ry">
+      <w:hyperlink w:history="1" r:id="rIdba1jqiugoerciquxqrsgp">
         <w:r>
           <w:rPr>
             <w:rFonts w:ascii="Arial" w:cs="Arial" w:eastAsia="Arial" w:hAnsi="Arial"/>
@@ -8604,7 +12118,7 @@
         </w:rPr>
         <w:t xml:space="preserve">Застройщик и проектная декларация — ЕРЗ.РФ, ООО СЗ «СЕНС.КИСЛОВСКИЙ» — </w:t>
       </w:r>
-      <w:hyperlink w:history="1" r:id="rId6ptbfp1tos_5wicbahu1p">
+      <w:hyperlink w:history="1" r:id="rIdwuxjzsx01p90ixo0hgf5o">
         <w:r>
           <w:rPr>
             <w:rFonts w:ascii="Arial" w:cs="Arial" w:eastAsia="Arial" w:hAnsi="Arial"/>
@@ -8651,7 +12165,7 @@
         </w:rPr>
         <w:t xml:space="preserve">Цены по элитным районам Москвы, число сделок и объём предложения в классе делюкс — NF Group, «Рынок элитной жилой недвижимости Москвы», отчёты за 2025 год и I полугодие 2026 — </w:t>
       </w:r>
-      <w:hyperlink w:history="1" r:id="rIdsec37quzkxsiobzrurt8o">
+      <w:hyperlink w:history="1" r:id="rIdxu8mkq-s2mbhqqwahif6t">
         <w:r>
           <w:rPr>
             <w:rFonts w:ascii="Arial" w:cs="Arial" w:eastAsia="Arial" w:hAnsi="Arial"/>
@@ -8698,7 +12212,7 @@
         </w:rPr>
         <w:t xml:space="preserve">Сделки дороже 1 млрд ₽ — Whitewill, Kalinka Ecosystem и Intermark (РБК Недвижимость) — </w:t>
       </w:r>
-      <w:hyperlink w:history="1" r:id="rIdcqe7uzb-7e0s0brhthhmu">
+      <w:hyperlink w:history="1" r:id="rId2bv9bjcpxmhssvmwaflq6">
         <w:r>
           <w:rPr>
             <w:rFonts w:ascii="Arial" w:cs="Arial" w:eastAsia="Arial" w:hAnsi="Arial"/>
@@ -8743,7 +12257,7 @@
           <w:sz w:val="16"/>
           <w:szCs w:val="16"/>
         </w:rPr>
-        <w:t xml:space="preserve">Конкуренты: «Никитский 6» — «Новострой-М»; «Большая Никитская, 16» — «Элитное.ру»</w:t>
+        <w:t xml:space="preserve">Цены конкурентов — выгрузки Циан от 17.08.2026 по пяти проектам: «Фамильный дом Люче» 26 лотов, «Кло 17» 17, «Никитский-6» 32 объявления на 16 лотов, Turandot Residences 8, Stella di Mosca 3. Всего 70 квартир после схлопывания дублей</w:t>
       </w:r>
     </w:p>
     <w:p>
@@ -8777,7 +12291,7 @@
         </w:rPr>
         <w:t xml:space="preserve">Координаты для карты сверены по карточкам проектов 02.08.2026. Картографическая основа — Яндекс Карты — </w:t>
       </w:r>
-      <w:hyperlink w:history="1" r:id="rId3ce-zwp1fqqpth1254kwo">
+      <w:hyperlink w:history="1" r:id="rIds9jvguzvixtsalg0ibjan">
         <w:r>
           <w:rPr>
             <w:rFonts w:ascii="Arial" w:cs="Arial" w:eastAsia="Arial" w:hAnsi="Arial"/>

--- a/eden-brief/ЖК_EDEN_информационная_справка.docx
+++ b/eden-brief/ЖК_EDEN_информационная_справка.docx
@@ -1783,6 +1783,430 @@
           <w:sz w:val="36"/>
           <w:szCs w:val="36"/>
         </w:rPr>
+        <w:t xml:space="preserve">Как будет выглядеть дом</w:t>
+      </w:r>
+    </w:p>
+    <w:p>
+      <w:pPr>
+        <w:spacing w:after="170" w:line="258" w:lineRule="auto"/>
+        <w:ind w:right="1560"/>
+      </w:pPr>
+      <w:r>
+        <w:rPr>
+          <w:rFonts w:ascii="Arial" w:cs="Arial" w:eastAsia="Arial" w:hAnsi="Arial"/>
+          <w:b w:val="false"/>
+          <w:bCs w:val="false"/>
+          <w:i w:val="false"/>
+          <w:iCs w:val="false"/>
+          <w:color w:val="2A2E38"/>
+          <w:sz w:val="19"/>
+          <w:szCs w:val="19"/>
+        </w:rPr>
+        <w:t xml:space="preserve">Официальной галереи застройщик не публикует, но визуализации проекта попали в отраслевые Telegram-каналы в 2024–2025 годах. Из них видно главное: светлый каменный фасад в классической стилистике, аркада по первому этажу, террасы на верхних уровнях и переменная этажность, которой дом подстраивается под соседей.</w:t>
+      </w:r>
+    </w:p>
+    <w:p>
+      <w:pPr>
+        <w:spacing w:after="40"/>
+        <w:jc w:val="center"/>
+      </w:pPr>
+      <w:r>
+        <w:drawing>
+          <wp:inline distT="0" distB="0" distL="0" distR="0">
+            <wp:extent cx="6124575" cy="4257675"/>
+            <wp:effectExtent t="0" r="0" b="0" l="0"/>
+            <wp:docPr id="1" name="" descr="" title=""/>
+            <wp:cNvGraphicFramePr>
+              <a:graphicFrameLocks xmlns:a="http://schemas.openxmlformats.org/drawingml/2006/main" noChangeAspect="1"/>
+            </wp:cNvGraphicFramePr>
+            <a:graphic xmlns:a="http://schemas.openxmlformats.org/drawingml/2006/main">
+              <a:graphicData uri="http://schemas.openxmlformats.org/drawingml/2006/picture">
+                <pic:pic xmlns:pic="http://schemas.openxmlformats.org/drawingml/2006/picture">
+                  <pic:nvPicPr>
+                    <pic:cNvPr id="0" name="" descr=""/>
+                    <pic:cNvPicPr>
+                      <a:picLocks noChangeAspect="1" noChangeArrowheads="1"/>
+                    </pic:cNvPicPr>
+                  </pic:nvPicPr>
+                  <pic:blipFill>
+                    <a:blip r:embed="rId9" cstate="none"/>
+                    <a:srcRect/>
+                    <a:stretch>
+                      <a:fillRect/>
+                    </a:stretch>
+                  </pic:blipFill>
+                  <pic:spPr bwMode="auto">
+                    <a:xfrm>
+                      <a:off x="0" y="0"/>
+                      <a:ext cx="6124575" cy="4257675"/>
+                    </a:xfrm>
+                    <a:prstGeom prst="rect">
+                      <a:avLst/>
+                    </a:prstGeom>
+                  </pic:spPr>
+                </pic:pic>
+              </a:graphicData>
+            </a:graphic>
+          </wp:inline>
+        </w:drawing>
+      </w:r>
+    </w:p>
+    <w:p>
+      <w:pPr>
+        <w:spacing w:after="220"/>
+        <w:ind w:right="1560"/>
+      </w:pPr>
+      <w:r>
+        <w:rPr>
+          <w:rFonts w:ascii="Arial" w:cs="Arial" w:eastAsia="Arial" w:hAnsi="Arial"/>
+          <w:b w:val="false"/>
+          <w:bCs w:val="false"/>
+          <w:i/>
+          <w:iCs/>
+          <w:color w:val="70788A"/>
+          <w:sz w:val="16"/>
+          <w:szCs w:val="16"/>
+        </w:rPr>
+        <w:t xml:space="preserve">Главный фасад: шесть этажей по улице, рустованный цоколь, террасы с озеленением наверху.</w:t>
+      </w:r>
+    </w:p>
+    <w:p>
+      <w:pPr>
+        <w:spacing w:after="46"/>
+      </w:pPr>
+      <w:r>
+        <w:rPr>
+          <w:rFonts w:ascii="Arial" w:cs="Arial" w:eastAsia="Arial" w:hAnsi="Arial"/>
+          <w:b w:val="false"/>
+          <w:bCs w:val="false"/>
+          <w:i w:val="false"/>
+          <w:iCs w:val="false"/>
+          <w:color w:val="2A2E38"/>
+          <w:sz w:val="19"/>
+          <w:szCs w:val="19"/>
+        </w:rPr>
+        <w:t xml:space="preserve"/>
+      </w:r>
+    </w:p>
+    <w:tbl>
+      <w:tblPr>
+        <w:tblW w:type="dxa" w:w="9520"/>
+        <w:tblBorders>
+          <w:top w:val="single" w:color="auto" w:sz="4"/>
+          <w:left w:val="single" w:color="auto" w:sz="4"/>
+          <w:bottom w:val="single" w:color="auto" w:sz="4"/>
+          <w:right w:val="single" w:color="auto" w:sz="4"/>
+          <w:insideH w:val="single" w:color="auto" w:sz="4"/>
+          <w:insideV w:val="single" w:color="auto" w:sz="4"/>
+        </w:tblBorders>
+      </w:tblPr>
+      <w:tblGrid>
+        <w:gridCol w:w="4760"/>
+        <w:gridCol w:w="4760"/>
+      </w:tblGrid>
+      <w:tr>
+        <w:tc>
+          <w:tcPr>
+            <w:tcW w:type="dxa" w:w="4760"/>
+            <w:tcBorders>
+              <w:top w:val="none" w:color="auto" w:sz="0"/>
+              <w:left w:val="none" w:color="auto" w:sz="0"/>
+              <w:bottom w:val="none" w:color="auto" w:sz="0"/>
+              <w:right w:val="none" w:color="auto" w:sz="0"/>
+            </w:tcBorders>
+            <w:tcMar>
+              <w:top w:type="dxa" w:w="0"/>
+              <w:left w:type="dxa" w:w="0"/>
+              <w:bottom w:type="dxa" w:w="0"/>
+              <w:right w:type="dxa" w:w="110"/>
+            </w:tcMar>
+          </w:tcPr>
+          <w:p>
+            <w:pPr>
+              <w:spacing w:after="60"/>
+            </w:pPr>
+            <w:r>
+              <w:drawing>
+                <wp:inline distT="0" distB="0" distL="0" distR="0">
+                  <wp:extent cx="2952750" cy="1657350"/>
+                  <wp:effectExtent t="0" r="0" b="0" l="0"/>
+                  <wp:docPr id="1" name="" descr="" title=""/>
+                  <wp:cNvGraphicFramePr>
+                    <a:graphicFrameLocks xmlns:a="http://schemas.openxmlformats.org/drawingml/2006/main" noChangeAspect="1"/>
+                  </wp:cNvGraphicFramePr>
+                  <a:graphic xmlns:a="http://schemas.openxmlformats.org/drawingml/2006/main">
+                    <a:graphicData uri="http://schemas.openxmlformats.org/drawingml/2006/picture">
+                      <pic:pic xmlns:pic="http://schemas.openxmlformats.org/drawingml/2006/picture">
+                        <pic:nvPicPr>
+                          <pic:cNvPr id="0" name="" descr=""/>
+                          <pic:cNvPicPr>
+                            <a:picLocks noChangeAspect="1" noChangeArrowheads="1"/>
+                          </pic:cNvPicPr>
+                        </pic:nvPicPr>
+                        <pic:blipFill>
+                          <a:blip r:embed="rId10" cstate="none"/>
+                          <a:srcRect/>
+                          <a:stretch>
+                            <a:fillRect/>
+                          </a:stretch>
+                        </pic:blipFill>
+                        <pic:spPr bwMode="auto">
+                          <a:xfrm>
+                            <a:off x="0" y="0"/>
+                            <a:ext cx="2952750" cy="1657350"/>
+                          </a:xfrm>
+                          <a:prstGeom prst="rect">
+                            <a:avLst/>
+                          </a:prstGeom>
+                        </pic:spPr>
+                      </pic:pic>
+                    </a:graphicData>
+                  </a:graphic>
+                </wp:inline>
+              </w:drawing>
+            </w:r>
+          </w:p>
+          <w:p>
+            <w:pPr>
+              <w:spacing w:after="0" w:line="220" w:lineRule="auto"/>
+            </w:pPr>
+            <w:r>
+              <w:rPr>
+                <w:rFonts w:ascii="Arial" w:cs="Arial" w:eastAsia="Arial" w:hAnsi="Arial"/>
+                <w:b w:val="false"/>
+                <w:bCs w:val="false"/>
+                <w:i/>
+                <w:iCs/>
+                <w:color w:val="70788A"/>
+                <w:sz w:val="15"/>
+                <w:szCs w:val="15"/>
+              </w:rPr>
+              <w:t xml:space="preserve">Угловой ракурс: аркада первого этажа и рустованный цоколь.</w:t>
+            </w:r>
+          </w:p>
+        </w:tc>
+        <w:tc>
+          <w:tcPr>
+            <w:tcW w:type="dxa" w:w="4760"/>
+            <w:tcBorders>
+              <w:top w:val="none" w:color="auto" w:sz="0"/>
+              <w:left w:val="none" w:color="auto" w:sz="0"/>
+              <w:bottom w:val="none" w:color="auto" w:sz="0"/>
+              <w:right w:val="none" w:color="auto" w:sz="0"/>
+            </w:tcBorders>
+            <w:tcMar>
+              <w:top w:type="dxa" w:w="0"/>
+              <w:left w:type="dxa" w:w="110"/>
+              <w:bottom w:type="dxa" w:w="0"/>
+              <w:right w:type="dxa" w:w="0"/>
+            </w:tcMar>
+          </w:tcPr>
+          <w:p>
+            <w:pPr>
+              <w:spacing w:after="60"/>
+            </w:pPr>
+            <w:r>
+              <w:drawing>
+                <wp:inline distT="0" distB="0" distL="0" distR="0">
+                  <wp:extent cx="2952750" cy="1657350"/>
+                  <wp:effectExtent t="0" r="0" b="0" l="0"/>
+                  <wp:docPr id="1" name="" descr="" title=""/>
+                  <wp:cNvGraphicFramePr>
+                    <a:graphicFrameLocks xmlns:a="http://schemas.openxmlformats.org/drawingml/2006/main" noChangeAspect="1"/>
+                  </wp:cNvGraphicFramePr>
+                  <a:graphic xmlns:a="http://schemas.openxmlformats.org/drawingml/2006/main">
+                    <a:graphicData uri="http://schemas.openxmlformats.org/drawingml/2006/picture">
+                      <pic:pic xmlns:pic="http://schemas.openxmlformats.org/drawingml/2006/picture">
+                        <pic:nvPicPr>
+                          <pic:cNvPr id="0" name="" descr=""/>
+                          <pic:cNvPicPr>
+                            <a:picLocks noChangeAspect="1" noChangeArrowheads="1"/>
+                          </pic:cNvPicPr>
+                        </pic:nvPicPr>
+                        <pic:blipFill>
+                          <a:blip r:embed="rId11" cstate="none"/>
+                          <a:srcRect/>
+                          <a:stretch>
+                            <a:fillRect/>
+                          </a:stretch>
+                        </pic:blipFill>
+                        <pic:spPr bwMode="auto">
+                          <a:xfrm>
+                            <a:off x="0" y="0"/>
+                            <a:ext cx="2952750" cy="1657350"/>
+                          </a:xfrm>
+                          <a:prstGeom prst="rect">
+                            <a:avLst/>
+                          </a:prstGeom>
+                        </pic:spPr>
+                      </pic:pic>
+                    </a:graphicData>
+                  </a:graphic>
+                </wp:inline>
+              </w:drawing>
+            </w:r>
+          </w:p>
+          <w:p>
+            <w:pPr>
+              <w:spacing w:after="0" w:line="220" w:lineRule="auto"/>
+            </w:pPr>
+            <w:r>
+              <w:rPr>
+                <w:rFonts w:ascii="Arial" w:cs="Arial" w:eastAsia="Arial" w:hAnsi="Arial"/>
+                <w:b w:val="false"/>
+                <w:bCs w:val="false"/>
+                <w:i/>
+                <w:iCs/>
+                <w:color w:val="70788A"/>
+                <w:sz w:val="15"/>
+                <w:szCs w:val="15"/>
+              </w:rPr>
+              <w:t xml:space="preserve">Вид с Воздвиженки — справа особняк Арсения Морозова.</w:t>
+            </w:r>
+          </w:p>
+        </w:tc>
+      </w:tr>
+    </w:tbl>
+    <w:p>
+      <w:pPr>
+        <w:spacing w:after="46"/>
+      </w:pPr>
+      <w:r>
+        <w:rPr>
+          <w:rFonts w:ascii="Arial" w:cs="Arial" w:eastAsia="Arial" w:hAnsi="Arial"/>
+          <w:b w:val="false"/>
+          <w:bCs w:val="false"/>
+          <w:i w:val="false"/>
+          <w:iCs w:val="false"/>
+          <w:color w:val="2A2E38"/>
+          <w:sz w:val="19"/>
+          <w:szCs w:val="19"/>
+        </w:rPr>
+        <w:t xml:space="preserve"/>
+      </w:r>
+    </w:p>
+    <w:p>
+      <w:pPr>
+        <w:spacing w:after="40"/>
+        <w:jc w:val="center"/>
+      </w:pPr>
+      <w:r>
+        <w:drawing>
+          <wp:inline distT="0" distB="0" distL="0" distR="0">
+            <wp:extent cx="6124575" cy="3848100"/>
+            <wp:effectExtent t="0" r="0" b="0" l="0"/>
+            <wp:docPr id="1" name="" descr="" title=""/>
+            <wp:cNvGraphicFramePr>
+              <a:graphicFrameLocks xmlns:a="http://schemas.openxmlformats.org/drawingml/2006/main" noChangeAspect="1"/>
+            </wp:cNvGraphicFramePr>
+            <a:graphic xmlns:a="http://schemas.openxmlformats.org/drawingml/2006/main">
+              <a:graphicData uri="http://schemas.openxmlformats.org/drawingml/2006/picture">
+                <pic:pic xmlns:pic="http://schemas.openxmlformats.org/drawingml/2006/picture">
+                  <pic:nvPicPr>
+                    <pic:cNvPr id="0" name="" descr=""/>
+                    <pic:cNvPicPr>
+                      <a:picLocks noChangeAspect="1" noChangeArrowheads="1"/>
+                    </pic:cNvPicPr>
+                  </pic:nvPicPr>
+                  <pic:blipFill>
+                    <a:blip r:embed="rId12" cstate="none"/>
+                    <a:srcRect/>
+                    <a:stretch>
+                      <a:fillRect/>
+                    </a:stretch>
+                  </pic:blipFill>
+                  <pic:spPr bwMode="auto">
+                    <a:xfrm>
+                      <a:off x="0" y="0"/>
+                      <a:ext cx="6124575" cy="3848100"/>
+                    </a:xfrm>
+                    <a:prstGeom prst="rect">
+                      <a:avLst/>
+                    </a:prstGeom>
+                  </pic:spPr>
+                </pic:pic>
+              </a:graphicData>
+            </a:graphic>
+          </wp:inline>
+        </w:drawing>
+      </w:r>
+    </w:p>
+    <w:p>
+      <w:pPr>
+        <w:spacing w:after="220"/>
+        <w:ind w:right="1560"/>
+      </w:pPr>
+      <w:r>
+        <w:rPr>
+          <w:rFonts w:ascii="Arial" w:cs="Arial" w:eastAsia="Arial" w:hAnsi="Arial"/>
+          <w:b w:val="false"/>
+          <w:bCs w:val="false"/>
+          <w:i/>
+          <w:iCs/>
+          <w:color w:val="70788A"/>
+          <w:sz w:val="16"/>
+          <w:szCs w:val="16"/>
+        </w:rPr>
+        <w:t xml:space="preserve">Вид из переулка: дом встраивается в историческую застройку Кисловской слободы.</w:t>
+      </w:r>
+    </w:p>
+    <w:p>
+      <w:pPr>
+        <w:spacing w:after="30"/>
+      </w:pPr>
+      <w:r>
+        <w:rPr>
+          <w:rFonts w:ascii="Arial" w:cs="Arial" w:eastAsia="Arial" w:hAnsi="Arial"/>
+          <w:b w:val="false"/>
+          <w:bCs w:val="false"/>
+          <w:i w:val="false"/>
+          <w:iCs w:val="false"/>
+          <w:color w:val="2A2E38"/>
+          <w:sz w:val="19"/>
+          <w:szCs w:val="19"/>
+        </w:rPr>
+        <w:t xml:space="preserve"/>
+      </w:r>
+    </w:p>
+    <w:p>
+      <w:pPr>
+        <w:spacing w:after="60" w:line="230" w:lineRule="auto"/>
+        <w:ind w:right="1560"/>
+      </w:pPr>
+      <w:r>
+        <w:rPr>
+          <w:rFonts w:ascii="Arial" w:cs="Arial" w:eastAsia="Arial" w:hAnsi="Arial"/>
+          <w:b w:val="false"/>
+          <w:bCs w:val="false"/>
+          <w:i w:val="false"/>
+          <w:iCs w:val="false"/>
+          <w:color w:val="70788A"/>
+          <w:sz w:val="15"/>
+          <w:szCs w:val="15"/>
+        </w:rPr>
+        <w:t xml:space="preserve">Изображения взяты из публикаций отраслевых Telegram-каналов и, по словам авторов публикаций, найдены в открытых источниках. Это не официальные материалы застройщика, и итоговый облик здания может отличаться.</w:t>
+      </w:r>
+    </w:p>
+    <w:p>
+      <w:pPr>
+        <w:keepNext/>
+        <w:keepLines/>
+        <w:pBdr>
+          <w:bottom w:val="single" w:color="A9762F" w:sz="10" w:space="8"/>
+        </w:pBdr>
+        <w:spacing w:after="160"/>
+      </w:pPr>
+      <w:r>
+        <w:rPr>
+          <w:rFonts w:ascii="Georgia" w:cs="Georgia" w:eastAsia="Georgia" w:hAnsi="Georgia"/>
+          <w:b/>
+          <w:bCs/>
+          <w:i w:val="false"/>
+          <w:iCs w:val="false"/>
+          <w:color w:val="1F2A44"/>
+          <w:sz w:val="36"/>
+          <w:szCs w:val="36"/>
+        </w:rPr>
         <w:t xml:space="preserve">Что это за дом</w:t>
       </w:r>
     </w:p>
@@ -5080,7 +5504,7 @@
                     </pic:cNvPicPr>
                   </pic:nvPicPr>
                   <pic:blipFill>
-                    <a:blip r:embed="rId9" cstate="none"/>
+                    <a:blip r:embed="rId13" cstate="none"/>
                     <a:srcRect/>
                     <a:stretch>
                       <a:fillRect/>
@@ -5853,7 +6277,7 @@
               <w:spacing w:after="0" w:line="240" w:lineRule="auto"/>
               <w:jc w:val="center"/>
             </w:pPr>
-            <w:hyperlink w:history="1" r:id="rIdw2rwrwcaqrtk6ergzydr0">
+            <w:hyperlink w:history="1" r:id="rIdpb15whoosidrznp7v1txn">
               <w:r>
                 <w:rPr>
                   <w:rFonts w:ascii="Arial" w:cs="Arial" w:eastAsia="Arial" w:hAnsi="Arial"/>
@@ -6085,7 +6509,7 @@
               <w:spacing w:after="0" w:line="240" w:lineRule="auto"/>
               <w:jc w:val="center"/>
             </w:pPr>
-            <w:hyperlink w:history="1" r:id="rIdarsj9q8_lyhdru83zx6fr">
+            <w:hyperlink w:history="1" r:id="rIdejobwl0rkubx96gm9b_6f">
               <w:r>
                 <w:rPr>
                   <w:rFonts w:ascii="Arial" w:cs="Arial" w:eastAsia="Arial" w:hAnsi="Arial"/>
@@ -6311,7 +6735,7 @@
               <w:spacing w:after="0" w:line="240" w:lineRule="auto"/>
               <w:jc w:val="center"/>
             </w:pPr>
-            <w:hyperlink w:history="1" r:id="rIdhicubocd8onl-7eatjyku">
+            <w:hyperlink w:history="1" r:id="rIdpzhj6b1s1ssqs8wplkcxl">
               <w:r>
                 <w:rPr>
                   <w:rFonts w:ascii="Arial" w:cs="Arial" w:eastAsia="Arial" w:hAnsi="Arial"/>
@@ -6543,7 +6967,7 @@
               <w:spacing w:after="0" w:line="240" w:lineRule="auto"/>
               <w:jc w:val="center"/>
             </w:pPr>
-            <w:hyperlink w:history="1" r:id="rIdvt1elcqvkrproclj-2wmy">
+            <w:hyperlink w:history="1" r:id="rIdkp1fmvcalrcjo0q3oxp5u">
               <w:r>
                 <w:rPr>
                   <w:rFonts w:ascii="Arial" w:cs="Arial" w:eastAsia="Arial" w:hAnsi="Arial"/>
@@ -6769,7 +7193,7 @@
               <w:spacing w:after="0" w:line="240" w:lineRule="auto"/>
               <w:jc w:val="center"/>
             </w:pPr>
-            <w:hyperlink w:history="1" r:id="rId5rjnskloephjyifxvycys">
+            <w:hyperlink w:history="1" r:id="rIdfdhgfevgw7yzaivhcnlkk">
               <w:r>
                 <w:rPr>
                   <w:rFonts w:ascii="Arial" w:cs="Arial" w:eastAsia="Arial" w:hAnsi="Arial"/>
@@ -7001,7 +7425,7 @@
               <w:spacing w:after="0" w:line="240" w:lineRule="auto"/>
               <w:jc w:val="center"/>
             </w:pPr>
-            <w:hyperlink w:history="1" r:id="rIdsbfajf1ms2tbqps1bpcqm">
+            <w:hyperlink w:history="1" r:id="rIdktimz7gi4dyyp5ep-soua">
               <w:r>
                 <w:rPr>
                   <w:rFonts w:ascii="Arial" w:cs="Arial" w:eastAsia="Arial" w:hAnsi="Arial"/>
@@ -7227,7 +7651,7 @@
               <w:spacing w:after="0" w:line="240" w:lineRule="auto"/>
               <w:jc w:val="center"/>
             </w:pPr>
-            <w:hyperlink w:history="1" r:id="rIdck2z5o-e8syi2zbhh3_kv">
+            <w:hyperlink w:history="1" r:id="rIdgckkgsv1saowciy8wbr3g">
               <w:r>
                 <w:rPr>
                   <w:rFonts w:ascii="Arial" w:cs="Arial" w:eastAsia="Arial" w:hAnsi="Arial"/>
@@ -7459,7 +7883,7 @@
               <w:spacing w:after="0" w:line="240" w:lineRule="auto"/>
               <w:jc w:val="center"/>
             </w:pPr>
-            <w:hyperlink w:history="1" r:id="rIdzvl20s94lwxeig2itkeft">
+            <w:hyperlink w:history="1" r:id="rIdgyfelhdfff89-zxvvgsmy">
               <w:r>
                 <w:rPr>
                   <w:rFonts w:ascii="Arial" w:cs="Arial" w:eastAsia="Arial" w:hAnsi="Arial"/>
@@ -7685,7 +8109,7 @@
               <w:spacing w:after="0" w:line="240" w:lineRule="auto"/>
               <w:jc w:val="center"/>
             </w:pPr>
-            <w:hyperlink w:history="1" r:id="rId2xjhnsar6vb_2tct96yyx">
+            <w:hyperlink w:history="1" r:id="rIdt7lkrdpgweitmz2lmzuvc">
               <w:r>
                 <w:rPr>
                   <w:rFonts w:ascii="Arial" w:cs="Arial" w:eastAsia="Arial" w:hAnsi="Arial"/>
@@ -7917,7 +8341,7 @@
               <w:spacing w:after="0" w:line="240" w:lineRule="auto"/>
               <w:jc w:val="center"/>
             </w:pPr>
-            <w:hyperlink w:history="1" r:id="rIdrjyi1q_t4z7bpzznlejc5">
+            <w:hyperlink w:history="1" r:id="rIdj7f2q3ugxak2s98i8oxiq">
               <w:r>
                 <w:rPr>
                   <w:rFonts w:ascii="Arial" w:cs="Arial" w:eastAsia="Arial" w:hAnsi="Arial"/>
@@ -8143,7 +8567,7 @@
               <w:spacing w:after="0" w:line="240" w:lineRule="auto"/>
               <w:jc w:val="center"/>
             </w:pPr>
-            <w:hyperlink w:history="1" r:id="rId4joteglkppkjlkaaogsmb">
+            <w:hyperlink w:history="1" r:id="rIducvk9da9wnqql2g5lpxcm">
               <w:r>
                 <w:rPr>
                   <w:rFonts w:ascii="Arial" w:cs="Arial" w:eastAsia="Arial" w:hAnsi="Arial"/>
@@ -8375,7 +8799,7 @@
               <w:spacing w:after="0" w:line="240" w:lineRule="auto"/>
               <w:jc w:val="center"/>
             </w:pPr>
-            <w:hyperlink w:history="1" r:id="rIduk0huvp1kxwx4vxa_u5y_">
+            <w:hyperlink w:history="1" r:id="rIdsa6ojb3l2s3itcovpb6tk">
               <w:r>
                 <w:rPr>
                   <w:rFonts w:ascii="Arial" w:cs="Arial" w:eastAsia="Arial" w:hAnsi="Arial"/>
@@ -11596,10 +12020,7 @@
       <w:pPr>
         <w:keepNext/>
         <w:keepLines/>
-        <w:pBdr>
-          <w:bottom w:val="single" w:color="A9762F" w:sz="10" w:space="8"/>
-        </w:pBdr>
-        <w:spacing w:after="160"/>
+        <w:spacing w:after="110" w:before="170"/>
       </w:pPr>
       <w:r>
         <w:rPr>
@@ -11609,10 +12030,607 @@
           <w:i w:val="false"/>
           <w:iCs w:val="false"/>
           <w:color w:val="1F2A44"/>
-          <w:sz w:val="36"/>
-          <w:szCs w:val="36"/>
-        </w:rPr>
-        <w:t xml:space="preserve">Выводы</w:t>
+          <w:sz w:val="24"/>
+          <w:szCs w:val="24"/>
+        </w:rPr>
+        <w:t xml:space="preserve">Хроника проекта</w:t>
+      </w:r>
+    </w:p>
+    <w:p>
+      <w:pPr>
+        <w:spacing w:after="170" w:line="258" w:lineRule="auto"/>
+        <w:ind w:right="1560"/>
+      </w:pPr>
+      <w:r>
+        <w:rPr>
+          <w:rFonts w:ascii="Arial" w:cs="Arial" w:eastAsia="Arial" w:hAnsi="Arial"/>
+          <w:b w:val="false"/>
+          <w:bCs w:val="false"/>
+          <w:i w:val="false"/>
+          <w:iCs w:val="false"/>
+          <w:color w:val="2A2E38"/>
+          <w:sz w:val="19"/>
+          <w:szCs w:val="19"/>
+        </w:rPr>
+        <w:t xml:space="preserve">Что известно о ходе проекта по документам и публикациям в отраслевых каналах.</w:t>
+      </w:r>
+    </w:p>
+    <w:tbl>
+      <w:tblPr>
+        <w:tblW w:type="dxa" w:w="9638"/>
+        <w:tblBorders>
+          <w:top w:val="single" w:color="auto" w:sz="4"/>
+          <w:left w:val="single" w:color="auto" w:sz="4"/>
+          <w:bottom w:val="single" w:color="auto" w:sz="4"/>
+          <w:right w:val="single" w:color="auto" w:sz="4"/>
+          <w:insideH w:val="single" w:color="auto" w:sz="4"/>
+          <w:insideV w:val="single" w:color="auto" w:sz="4"/>
+        </w:tblBorders>
+      </w:tblPr>
+      <w:tblGrid>
+        <w:gridCol w:w="1900"/>
+        <w:gridCol w:w="7738"/>
+      </w:tblGrid>
+      <w:tr>
+        <w:trPr>
+          <w:tblHeader/>
+        </w:trPr>
+        <w:tc>
+          <w:tcPr>
+            <w:tcW w:type="dxa" w:w="1900"/>
+            <w:tcBorders>
+              <w:top w:val="single" w:color="1F2A44" w:sz="4"/>
+              <w:left w:val="none" w:color="auto" w:sz="0"/>
+              <w:bottom w:val="single" w:color="D9D4CB" w:sz="4"/>
+              <w:right w:val="none" w:color="auto" w:sz="0"/>
+            </w:tcBorders>
+            <w:shd w:fill="1F2A44" w:color="auto" w:val="clear"/>
+            <w:tcMar>
+              <w:top w:type="dxa" w:w="52"/>
+              <w:left w:type="dxa" w:w="100"/>
+              <w:bottom w:type="dxa" w:w="52"/>
+              <w:right w:type="dxa" w:w="100"/>
+            </w:tcMar>
+            <w:vAlign w:val="center"/>
+          </w:tcPr>
+          <w:p>
+            <w:pPr>
+              <w:spacing w:after="0" w:line="240" w:lineRule="auto"/>
+              <w:jc w:val="left"/>
+            </w:pPr>
+            <w:r>
+              <w:rPr>
+                <w:rFonts w:ascii="Arial" w:cs="Arial" w:eastAsia="Arial" w:hAnsi="Arial"/>
+                <w:b/>
+                <w:bCs/>
+                <w:i w:val="false"/>
+                <w:iCs w:val="false"/>
+                <w:color w:val="FFFFFF"/>
+                <w:sz w:val="16"/>
+                <w:szCs w:val="16"/>
+              </w:rPr>
+              <w:t xml:space="preserve">Когда</w:t>
+            </w:r>
+          </w:p>
+        </w:tc>
+        <w:tc>
+          <w:tcPr>
+            <w:tcW w:type="dxa" w:w="7738"/>
+            <w:tcBorders>
+              <w:top w:val="single" w:color="1F2A44" w:sz="4"/>
+              <w:left w:val="none" w:color="auto" w:sz="0"/>
+              <w:bottom w:val="single" w:color="D9D4CB" w:sz="4"/>
+              <w:right w:val="none" w:color="auto" w:sz="0"/>
+            </w:tcBorders>
+            <w:shd w:fill="1F2A44" w:color="auto" w:val="clear"/>
+            <w:tcMar>
+              <w:top w:type="dxa" w:w="52"/>
+              <w:left w:type="dxa" w:w="100"/>
+              <w:bottom w:type="dxa" w:w="52"/>
+              <w:right w:type="dxa" w:w="100"/>
+            </w:tcMar>
+            <w:vAlign w:val="center"/>
+          </w:tcPr>
+          <w:p>
+            <w:pPr>
+              <w:spacing w:after="0" w:line="240" w:lineRule="auto"/>
+              <w:jc w:val="center"/>
+            </w:pPr>
+            <w:r>
+              <w:rPr>
+                <w:rFonts w:ascii="Arial" w:cs="Arial" w:eastAsia="Arial" w:hAnsi="Arial"/>
+                <w:b/>
+                <w:bCs/>
+                <w:i w:val="false"/>
+                <w:iCs w:val="false"/>
+                <w:color w:val="FFFFFF"/>
+                <w:sz w:val="16"/>
+                <w:szCs w:val="16"/>
+              </w:rPr>
+              <w:t xml:space="preserve">Что произошло</w:t>
+            </w:r>
+          </w:p>
+        </w:tc>
+      </w:tr>
+      <w:tr>
+        <w:tc>
+          <w:tcPr>
+            <w:tcW w:type="dxa" w:w="1900"/>
+            <w:tcBorders>
+              <w:top w:val="single" w:color="D9D4CB" w:sz="4"/>
+              <w:left w:val="none" w:color="auto" w:sz="0"/>
+              <w:bottom w:val="single" w:color="D9D4CB" w:sz="4"/>
+              <w:right w:val="none" w:color="auto" w:sz="0"/>
+            </w:tcBorders>
+            <w:tcMar>
+              <w:top w:type="dxa" w:w="52"/>
+              <w:left w:type="dxa" w:w="100"/>
+              <w:bottom w:type="dxa" w:w="52"/>
+              <w:right w:type="dxa" w:w="100"/>
+            </w:tcMar>
+            <w:vAlign w:val="center"/>
+          </w:tcPr>
+          <w:p>
+            <w:pPr>
+              <w:spacing w:after="0" w:line="240" w:lineRule="auto"/>
+              <w:jc w:val="left"/>
+            </w:pPr>
+            <w:r>
+              <w:rPr>
+                <w:rFonts w:ascii="Arial" w:cs="Arial" w:eastAsia="Arial" w:hAnsi="Arial"/>
+                <w:b/>
+                <w:bCs/>
+                <w:i w:val="false"/>
+                <w:iCs w:val="false"/>
+                <w:color w:val="2A2E38"/>
+                <w:sz w:val="17"/>
+                <w:szCs w:val="17"/>
+              </w:rPr>
+              <w:t xml:space="preserve">Апрель 2024</w:t>
+            </w:r>
+          </w:p>
+        </w:tc>
+        <w:tc>
+          <w:tcPr>
+            <w:tcW w:type="dxa" w:w="7738"/>
+            <w:tcBorders>
+              <w:top w:val="single" w:color="D9D4CB" w:sz="4"/>
+              <w:left w:val="none" w:color="auto" w:sz="0"/>
+              <w:bottom w:val="single" w:color="D9D4CB" w:sz="4"/>
+              <w:right w:val="none" w:color="auto" w:sz="0"/>
+            </w:tcBorders>
+            <w:tcMar>
+              <w:top w:type="dxa" w:w="52"/>
+              <w:left w:type="dxa" w:w="100"/>
+              <w:bottom w:type="dxa" w:w="52"/>
+              <w:right w:type="dxa" w:w="100"/>
+            </w:tcMar>
+            <w:vAlign w:val="center"/>
+          </w:tcPr>
+          <w:p>
+            <w:pPr>
+              <w:spacing w:after="0" w:line="240" w:lineRule="auto"/>
+              <w:jc w:val="left"/>
+            </w:pPr>
+            <w:r>
+              <w:rPr>
+                <w:rFonts w:ascii="Arial" w:cs="Arial" w:eastAsia="Arial" w:hAnsi="Arial"/>
+                <w:b w:val="false"/>
+                <w:bCs w:val="false"/>
+                <w:i w:val="false"/>
+                <w:iCs w:val="false"/>
+                <w:color w:val="2A2E38"/>
+                <w:sz w:val="17"/>
+                <w:szCs w:val="17"/>
+              </w:rPr>
+              <w:t xml:space="preserve">Акт государственной историко-культурной экспертизы: заключение положительное. Здания по адресу, предложенные к сносу, объектами культурного наследия не являются. Участок — в границах культурного слоя «Белого города» XIV–XVII вв.</w:t>
+            </w:r>
+          </w:p>
+        </w:tc>
+      </w:tr>
+      <w:tr>
+        <w:tc>
+          <w:tcPr>
+            <w:tcW w:type="dxa" w:w="1900"/>
+            <w:tcBorders>
+              <w:top w:val="single" w:color="D9D4CB" w:sz="4"/>
+              <w:left w:val="none" w:color="auto" w:sz="0"/>
+              <w:bottom w:val="single" w:color="D9D4CB" w:sz="4"/>
+              <w:right w:val="none" w:color="auto" w:sz="0"/>
+            </w:tcBorders>
+            <w:shd w:fill="FBFAF8" w:color="auto" w:val="clear"/>
+            <w:tcMar>
+              <w:top w:type="dxa" w:w="52"/>
+              <w:left w:type="dxa" w:w="100"/>
+              <w:bottom w:type="dxa" w:w="52"/>
+              <w:right w:type="dxa" w:w="100"/>
+            </w:tcMar>
+            <w:vAlign w:val="center"/>
+          </w:tcPr>
+          <w:p>
+            <w:pPr>
+              <w:spacing w:after="0" w:line="240" w:lineRule="auto"/>
+              <w:jc w:val="left"/>
+            </w:pPr>
+            <w:r>
+              <w:rPr>
+                <w:rFonts w:ascii="Arial" w:cs="Arial" w:eastAsia="Arial" w:hAnsi="Arial"/>
+                <w:b/>
+                <w:bCs/>
+                <w:i w:val="false"/>
+                <w:iCs w:val="false"/>
+                <w:color w:val="2A2E38"/>
+                <w:sz w:val="17"/>
+                <w:szCs w:val="17"/>
+              </w:rPr>
+              <w:t xml:space="preserve">Май 2024</w:t>
+            </w:r>
+          </w:p>
+        </w:tc>
+        <w:tc>
+          <w:tcPr>
+            <w:tcW w:type="dxa" w:w="7738"/>
+            <w:tcBorders>
+              <w:top w:val="single" w:color="D9D4CB" w:sz="4"/>
+              <w:left w:val="none" w:color="auto" w:sz="0"/>
+              <w:bottom w:val="single" w:color="D9D4CB" w:sz="4"/>
+              <w:right w:val="none" w:color="auto" w:sz="0"/>
+            </w:tcBorders>
+            <w:shd w:fill="FBFAF8" w:color="auto" w:val="clear"/>
+            <w:tcMar>
+              <w:top w:type="dxa" w:w="52"/>
+              <w:left w:type="dxa" w:w="100"/>
+              <w:bottom w:type="dxa" w:w="52"/>
+              <w:right w:type="dxa" w:w="100"/>
+            </w:tcMar>
+            <w:vAlign w:val="center"/>
+          </w:tcPr>
+          <w:p>
+            <w:pPr>
+              <w:spacing w:after="0" w:line="240" w:lineRule="auto"/>
+              <w:jc w:val="left"/>
+            </w:pPr>
+            <w:r>
+              <w:rPr>
+                <w:rFonts w:ascii="Arial" w:cs="Arial" w:eastAsia="Arial" w:hAnsi="Arial"/>
+                <w:b w:val="false"/>
+                <w:bCs w:val="false"/>
+                <w:i w:val="false"/>
+                <w:iCs w:val="false"/>
+                <w:color w:val="2A2E38"/>
+                <w:sz w:val="17"/>
+                <w:szCs w:val="17"/>
+              </w:rPr>
+              <w:t xml:space="preserve">Проект известен под рабочим неймингом «Дом Белый». Ожидаемый объём — около 20 000 м² недвижимости де-люкс. Деталей застройки почти нет.</w:t>
+            </w:r>
+          </w:p>
+        </w:tc>
+      </w:tr>
+      <w:tr>
+        <w:tc>
+          <w:tcPr>
+            <w:tcW w:type="dxa" w:w="1900"/>
+            <w:tcBorders>
+              <w:top w:val="single" w:color="D9D4CB" w:sz="4"/>
+              <w:left w:val="none" w:color="auto" w:sz="0"/>
+              <w:bottom w:val="single" w:color="D9D4CB" w:sz="4"/>
+              <w:right w:val="none" w:color="auto" w:sz="0"/>
+            </w:tcBorders>
+            <w:tcMar>
+              <w:top w:type="dxa" w:w="52"/>
+              <w:left w:type="dxa" w:w="100"/>
+              <w:bottom w:type="dxa" w:w="52"/>
+              <w:right w:type="dxa" w:w="100"/>
+            </w:tcMar>
+            <w:vAlign w:val="center"/>
+          </w:tcPr>
+          <w:p>
+            <w:pPr>
+              <w:spacing w:after="0" w:line="240" w:lineRule="auto"/>
+              <w:jc w:val="left"/>
+            </w:pPr>
+            <w:r>
+              <w:rPr>
+                <w:rFonts w:ascii="Arial" w:cs="Arial" w:eastAsia="Arial" w:hAnsi="Arial"/>
+                <w:b/>
+                <w:bCs/>
+                <w:i w:val="false"/>
+                <w:iCs w:val="false"/>
+                <w:color w:val="2A2E38"/>
+                <w:sz w:val="17"/>
+                <w:szCs w:val="17"/>
+              </w:rPr>
+              <w:t xml:space="preserve">Сентябрь 2024</w:t>
+            </w:r>
+          </w:p>
+        </w:tc>
+        <w:tc>
+          <w:tcPr>
+            <w:tcW w:type="dxa" w:w="7738"/>
+            <w:tcBorders>
+              <w:top w:val="single" w:color="D9D4CB" w:sz="4"/>
+              <w:left w:val="none" w:color="auto" w:sz="0"/>
+              <w:bottom w:val="single" w:color="D9D4CB" w:sz="4"/>
+              <w:right w:val="none" w:color="auto" w:sz="0"/>
+            </w:tcBorders>
+            <w:tcMar>
+              <w:top w:type="dxa" w:w="52"/>
+              <w:left w:type="dxa" w:w="100"/>
+              <w:bottom w:type="dxa" w:w="52"/>
+              <w:right w:type="dxa" w:w="100"/>
+            </w:tcMar>
+            <w:vAlign w:val="center"/>
+          </w:tcPr>
+          <w:p>
+            <w:pPr>
+              <w:spacing w:after="0" w:line="240" w:lineRule="auto"/>
+              <w:jc w:val="left"/>
+            </w:pPr>
+            <w:r>
+              <w:rPr>
+                <w:rFonts w:ascii="Arial" w:cs="Arial" w:eastAsia="Arial" w:hAnsi="Arial"/>
+                <w:b w:val="false"/>
+                <w:bCs w:val="false"/>
+                <w:i w:val="false"/>
+                <w:iCs w:val="false"/>
+                <w:color w:val="2A2E38"/>
+                <w:sz w:val="17"/>
+                <w:szCs w:val="17"/>
+              </w:rPr>
+              <w:t xml:space="preserve">Проект прошёл экспертизу, заключение положительное (№ 77-2-1-3-052163-2024 от 05.09.2024). Названа площадь комплекса — около 12 700 м². Генпроектировщик — ООО «Проектное бюро АПЕКС», архитектурная концепция — Gregory Tuck Architects. В сети появились первые визуализации.</w:t>
+            </w:r>
+          </w:p>
+        </w:tc>
+      </w:tr>
+      <w:tr>
+        <w:tc>
+          <w:tcPr>
+            <w:tcW w:type="dxa" w:w="1900"/>
+            <w:tcBorders>
+              <w:top w:val="single" w:color="D9D4CB" w:sz="4"/>
+              <w:left w:val="none" w:color="auto" w:sz="0"/>
+              <w:bottom w:val="single" w:color="D9D4CB" w:sz="4"/>
+              <w:right w:val="none" w:color="auto" w:sz="0"/>
+            </w:tcBorders>
+            <w:shd w:fill="FBFAF8" w:color="auto" w:val="clear"/>
+            <w:tcMar>
+              <w:top w:type="dxa" w:w="52"/>
+              <w:left w:type="dxa" w:w="100"/>
+              <w:bottom w:type="dxa" w:w="52"/>
+              <w:right w:type="dxa" w:w="100"/>
+            </w:tcMar>
+            <w:vAlign w:val="center"/>
+          </w:tcPr>
+          <w:p>
+            <w:pPr>
+              <w:spacing w:after="0" w:line="240" w:lineRule="auto"/>
+              <w:jc w:val="left"/>
+            </w:pPr>
+            <w:r>
+              <w:rPr>
+                <w:rFonts w:ascii="Arial" w:cs="Arial" w:eastAsia="Arial" w:hAnsi="Arial"/>
+                <w:b/>
+                <w:bCs/>
+                <w:i w:val="false"/>
+                <w:iCs w:val="false"/>
+                <w:color w:val="2A2E38"/>
+                <w:sz w:val="17"/>
+                <w:szCs w:val="17"/>
+              </w:rPr>
+              <w:t xml:space="preserve">Декабрь 2025</w:t>
+            </w:r>
+          </w:p>
+        </w:tc>
+        <w:tc>
+          <w:tcPr>
+            <w:tcW w:type="dxa" w:w="7738"/>
+            <w:tcBorders>
+              <w:top w:val="single" w:color="D9D4CB" w:sz="4"/>
+              <w:left w:val="none" w:color="auto" w:sz="0"/>
+              <w:bottom w:val="single" w:color="D9D4CB" w:sz="4"/>
+              <w:right w:val="none" w:color="auto" w:sz="0"/>
+            </w:tcBorders>
+            <w:shd w:fill="FBFAF8" w:color="auto" w:val="clear"/>
+            <w:tcMar>
+              <w:top w:type="dxa" w:w="52"/>
+              <w:left w:type="dxa" w:w="100"/>
+              <w:bottom w:type="dxa" w:w="52"/>
+              <w:right w:type="dxa" w:w="100"/>
+            </w:tcMar>
+            <w:vAlign w:val="center"/>
+          </w:tcPr>
+          <w:p>
+            <w:pPr>
+              <w:spacing w:after="0" w:line="240" w:lineRule="auto"/>
+              <w:jc w:val="left"/>
+            </w:pPr>
+            <w:r>
+              <w:rPr>
+                <w:rFonts w:ascii="Arial" w:cs="Arial" w:eastAsia="Arial" w:hAnsi="Arial"/>
+                <w:b w:val="false"/>
+                <w:bCs w:val="false"/>
+                <w:i w:val="false"/>
+                <w:iCs w:val="false"/>
+                <w:color w:val="2A2E38"/>
+                <w:sz w:val="17"/>
+                <w:szCs w:val="17"/>
+              </w:rPr>
+              <w:t xml:space="preserve">Sense публикует документы по проекту. Обсуждается авторство архитектуры: с бюро Gregory Tuck Architects ранее работали над проектами Lion Gate и Noble Row. Названа средняя площадь квартиры — 281 м².</w:t>
+            </w:r>
+          </w:p>
+        </w:tc>
+      </w:tr>
+      <w:tr>
+        <w:tc>
+          <w:tcPr>
+            <w:tcW w:type="dxa" w:w="1900"/>
+            <w:tcBorders>
+              <w:top w:val="single" w:color="D9D4CB" w:sz="4"/>
+              <w:left w:val="none" w:color="auto" w:sz="0"/>
+              <w:bottom w:val="single" w:color="D9D4CB" w:sz="4"/>
+              <w:right w:val="none" w:color="auto" w:sz="0"/>
+            </w:tcBorders>
+            <w:tcMar>
+              <w:top w:type="dxa" w:w="52"/>
+              <w:left w:type="dxa" w:w="100"/>
+              <w:bottom w:type="dxa" w:w="52"/>
+              <w:right w:type="dxa" w:w="100"/>
+            </w:tcMar>
+            <w:vAlign w:val="center"/>
+          </w:tcPr>
+          <w:p>
+            <w:pPr>
+              <w:spacing w:after="0" w:line="240" w:lineRule="auto"/>
+              <w:jc w:val="left"/>
+            </w:pPr>
+            <w:r>
+              <w:rPr>
+                <w:rFonts w:ascii="Arial" w:cs="Arial" w:eastAsia="Arial" w:hAnsi="Arial"/>
+                <w:b/>
+                <w:bCs/>
+                <w:i w:val="false"/>
+                <w:iCs w:val="false"/>
+                <w:color w:val="2A2E38"/>
+                <w:sz w:val="17"/>
+                <w:szCs w:val="17"/>
+              </w:rPr>
+              <w:t xml:space="preserve">Апрель 2026</w:t>
+            </w:r>
+          </w:p>
+        </w:tc>
+        <w:tc>
+          <w:tcPr>
+            <w:tcW w:type="dxa" w:w="7738"/>
+            <w:tcBorders>
+              <w:top w:val="single" w:color="D9D4CB" w:sz="4"/>
+              <w:left w:val="none" w:color="auto" w:sz="0"/>
+              <w:bottom w:val="single" w:color="D9D4CB" w:sz="4"/>
+              <w:right w:val="none" w:color="auto" w:sz="0"/>
+            </w:tcBorders>
+            <w:tcMar>
+              <w:top w:type="dxa" w:w="52"/>
+              <w:left w:type="dxa" w:w="100"/>
+              <w:bottom w:type="dxa" w:w="52"/>
+              <w:right w:type="dxa" w:w="100"/>
+            </w:tcMar>
+            <w:vAlign w:val="center"/>
+          </w:tcPr>
+          <w:p>
+            <w:pPr>
+              <w:spacing w:after="0" w:line="240" w:lineRule="auto"/>
+              <w:jc w:val="left"/>
+            </w:pPr>
+            <w:r>
+              <w:rPr>
+                <w:rFonts w:ascii="Arial" w:cs="Arial" w:eastAsia="Arial" w:hAnsi="Arial"/>
+                <w:b w:val="false"/>
+                <w:bCs w:val="false"/>
+                <w:i w:val="false"/>
+                <w:iCs w:val="false"/>
+                <w:color w:val="2A2E38"/>
+                <w:sz w:val="17"/>
+                <w:szCs w:val="17"/>
+              </w:rPr>
+              <w:t xml:space="preserve">Готовность к старту продаж. Формат закрытый, публичной рекламы нет. Стартовые предложения — от 1,1 млрд ₽ за резиденцию около 250 м².</w:t>
+            </w:r>
+          </w:p>
+        </w:tc>
+      </w:tr>
+      <w:tr>
+        <w:tc>
+          <w:tcPr>
+            <w:tcW w:type="dxa" w:w="1900"/>
+            <w:tcBorders>
+              <w:top w:val="single" w:color="D9D4CB" w:sz="4"/>
+              <w:left w:val="none" w:color="auto" w:sz="0"/>
+              <w:bottom w:val="single" w:color="D9D4CB" w:sz="4"/>
+              <w:right w:val="none" w:color="auto" w:sz="0"/>
+            </w:tcBorders>
+            <w:shd w:fill="FBFAF8" w:color="auto" w:val="clear"/>
+            <w:tcMar>
+              <w:top w:type="dxa" w:w="52"/>
+              <w:left w:type="dxa" w:w="100"/>
+              <w:bottom w:type="dxa" w:w="52"/>
+              <w:right w:type="dxa" w:w="100"/>
+            </w:tcMar>
+            <w:vAlign w:val="center"/>
+          </w:tcPr>
+          <w:p>
+            <w:pPr>
+              <w:spacing w:after="0" w:line="240" w:lineRule="auto"/>
+              <w:jc w:val="left"/>
+            </w:pPr>
+            <w:r>
+              <w:rPr>
+                <w:rFonts w:ascii="Arial" w:cs="Arial" w:eastAsia="Arial" w:hAnsi="Arial"/>
+                <w:b/>
+                <w:bCs/>
+                <w:i w:val="false"/>
+                <w:iCs w:val="false"/>
+                <w:color w:val="2A2E38"/>
+                <w:sz w:val="17"/>
+                <w:szCs w:val="17"/>
+              </w:rPr>
+              <w:t xml:space="preserve">Январь – август 2026</w:t>
+            </w:r>
+          </w:p>
+        </w:tc>
+        <w:tc>
+          <w:tcPr>
+            <w:tcW w:type="dxa" w:w="7738"/>
+            <w:tcBorders>
+              <w:top w:val="single" w:color="D9D4CB" w:sz="4"/>
+              <w:left w:val="none" w:color="auto" w:sz="0"/>
+              <w:bottom w:val="single" w:color="D9D4CB" w:sz="4"/>
+              <w:right w:val="none" w:color="auto" w:sz="0"/>
+            </w:tcBorders>
+            <w:shd w:fill="FBFAF8" w:color="auto" w:val="clear"/>
+            <w:tcMar>
+              <w:top w:type="dxa" w:w="52"/>
+              <w:left w:type="dxa" w:w="100"/>
+              <w:bottom w:type="dxa" w:w="52"/>
+              <w:right w:type="dxa" w:w="100"/>
+            </w:tcMar>
+            <w:vAlign w:val="center"/>
+          </w:tcPr>
+          <w:p>
+            <w:pPr>
+              <w:spacing w:after="0" w:line="240" w:lineRule="auto"/>
+              <w:jc w:val="left"/>
+            </w:pPr>
+            <w:r>
+              <w:rPr>
+                <w:rFonts w:ascii="Arial" w:cs="Arial" w:eastAsia="Arial" w:hAnsi="Arial"/>
+                <w:b w:val="false"/>
+                <w:bCs w:val="false"/>
+                <w:i w:val="false"/>
+                <w:iCs w:val="false"/>
+                <w:color w:val="2A2E38"/>
+                <w:sz w:val="17"/>
+                <w:szCs w:val="17"/>
+              </w:rPr>
+              <w:t xml:space="preserve">Стадия строительства — котлован. Срок сдачи — III квартал 2029 года.</w:t>
+            </w:r>
+          </w:p>
+        </w:tc>
+      </w:tr>
+    </w:tbl>
+    <w:p>
+      <w:pPr>
+        <w:spacing w:after="30"/>
+      </w:pPr>
+      <w:r>
+        <w:rPr>
+          <w:rFonts w:ascii="Arial" w:cs="Arial" w:eastAsia="Arial" w:hAnsi="Arial"/>
+          <w:b w:val="false"/>
+          <w:bCs w:val="false"/>
+          <w:i w:val="false"/>
+          <w:iCs w:val="false"/>
+          <w:color w:val="2A2E38"/>
+          <w:sz w:val="19"/>
+          <w:szCs w:val="19"/>
+        </w:rPr>
+        <w:t xml:space="preserve"/>
       </w:r>
     </w:p>
     <w:p>
@@ -11644,7 +12662,7 @@
           <w:sz w:val="19"/>
           <w:szCs w:val="19"/>
         </w:rPr>
-        <w:t xml:space="preserve">Продукт редкий и по формату, и по адресу. </w:t>
+        <w:t xml:space="preserve">Заявленная площадь комплекса за полтора года уменьшилась. </w:t>
       </w:r>
       <w:r>
         <w:rPr>
@@ -11657,7 +12675,7 @@
           <w:sz w:val="19"/>
           <w:szCs w:val="19"/>
         </w:rPr>
-        <w:t xml:space="preserve">22 резиденции средней площадью 282 м² с потолками до 4,2 метра в переулке между Большой Никитской и Воздвиженкой, в двухстах метрах от Александровского сада. Почти два машиноместа на квартиру для центра — отдельная ценность.</w:t>
+        <w:t xml:space="preserve">Весной 2024 года по проекту ожидалось около 20 000 м², в сентябре 2024-го, после прохождения экспертизы, названа цифра около 12 700 м². Профильные карточки проекта при этом указывают 17,1 тыс. м² общей площади. Единой подтверждённой цифры нет, и это стоит держать в голове при любых расчётах, опирающихся на объём здания.</w:t>
       </w:r>
     </w:p>
     <w:p>
@@ -11689,7 +12707,7 @@
           <w:sz w:val="19"/>
           <w:szCs w:val="19"/>
         </w:rPr>
-        <w:t xml:space="preserve">Цена выставлена выше всего, что продаётся рядом. </w:t>
+        <w:t xml:space="preserve">Средняя площадь квартиры подтверждается независимо. </w:t>
       </w:r>
       <w:r>
         <w:rPr>
@@ -11702,7 +12720,7 @@
           <w:sz w:val="19"/>
           <w:szCs w:val="19"/>
         </w:rPr>
-        <w:t xml:space="preserve">Расчётные 4,4 млн ₽ за метр дороже 67 квартир из 70 в пяти соседних клубных домах. Ближайший аналог по продукту — «Кло 17» без отделки — идёт по 2,63 млн ₽ за метр: EDEN дороже на 67 %. Единственный сопоставимый по цене «Stella di Mosca» — это готовый дом с дизайнерским ремонтом, а не котлован.</w:t>
+        <w:t xml:space="preserve">В декабре 2025 года в отраслевом канале названа средняя площадь квартиры 281 м². Наш расчёт по опубликованным данным — 282 м² (6,2 тыс. м² жилья на 22 резиденции). Две независимые оценки сошлись.</w:t>
       </w:r>
     </w:p>
     <w:p>
@@ -11734,20 +12752,20 @@
           <w:sz w:val="19"/>
           <w:szCs w:val="19"/>
         </w:rPr>
-        <w:t xml:space="preserve">Главный риск — ёмкость спроса. </w:t>
+        <w:t xml:space="preserve">У архитектурной концепции есть спорный след. </w:t>
       </w:r>
       <w:r>
         <w:rPr>
           <w:rFonts w:ascii="Arial" w:cs="Arial" w:eastAsia="Arial" w:hAnsi="Arial"/>
-          <w:b/>
-          <w:bCs/>
+          <w:b w:val="false"/>
+          <w:bCs w:val="false"/>
           <w:i w:val="false"/>
           <w:iCs w:val="false"/>
           <w:color w:val="2A2E38"/>
           <w:sz w:val="19"/>
           <w:szCs w:val="19"/>
         </w:rPr>
-        <w:t xml:space="preserve">Дому нужно продавать около семи резиденций в год дороже миллиарда рублей. Весь московский рынок таких сделок — 20–25 в год, а во всей соседней подборке из 70 квартир дороже миллиарда стоят ровно две. Предложение при этом растёт быстрее спроса. Это означает длинный срок реализации, и он должен быть в ожиданиях с самого начала.</w:t>
+        <w:t xml:space="preserve">С бюро Gregory Tuck Architects ранее работали над московскими проектами Lion Gate и Noble Row, и в отрасли обсуждается, насколько концепция EDEN самостоятельна. Для покупателя это вопрос не качества, а уникальности продукта, за которую в этом сегменте платят отдельно.</w:t>
       </w:r>
     </w:p>
     <w:p>
@@ -11779,7 +12797,7 @@
           <w:sz w:val="19"/>
           <w:szCs w:val="19"/>
         </w:rPr>
-        <w:t xml:space="preserve">Конкуренты дешевле и готовы раньше. </w:t>
+        <w:t xml:space="preserve">Ожидания по цене в отрасли изначально были высокими. </w:t>
       </w:r>
       <w:r>
         <w:rPr>
@@ -11792,7 +12810,30 @@
           <w:sz w:val="19"/>
           <w:szCs w:val="19"/>
         </w:rPr>
-        <w:t xml:space="preserve">«Никитский-6» в трёхстах метрах — 3,19 млн ₽ за метр с чистовой отделкой и сдачей в 2026 году. «Фамильный дом Люче» от MR Group в двухстах метрах — 2,94 млн ₽ с отделкой, 26 квартир в продаже. «Кло 17» — 2,63 млн ₽ без отделки. Все они предлагают тот же адресный уровень дешевле и с меньшим горизонтом ожидания.</w:t>
+        <w:t xml:space="preserve">В декабре 2025 года в отраслевом канале прогнозировали, что Sense выйдет с ценой заметно выше рынка, а «Никитский-6» оценивали «на уровне 3 миллионов с метра». Обе оценки подтвердились: по нашим выгрузкам «Никитский-6» идёт по 3,19 млн ₽ за метр, а расчётная цена EDEN — 4,4 млн.</w:t>
+      </w:r>
+    </w:p>
+    <w:p>
+      <w:pPr>
+        <w:keepNext/>
+        <w:keepLines/>
+        <w:pBdr>
+          <w:bottom w:val="single" w:color="A9762F" w:sz="10" w:space="8"/>
+        </w:pBdr>
+        <w:spacing w:after="160"/>
+      </w:pPr>
+      <w:r>
+        <w:rPr>
+          <w:rFonts w:ascii="Georgia" w:cs="Georgia" w:eastAsia="Georgia" w:hAnsi="Georgia"/>
+          <w:b/>
+          <w:bCs/>
+          <w:i w:val="false"/>
+          <w:iCs w:val="false"/>
+          <w:color w:val="1F2A44"/>
+          <w:sz w:val="36"/>
+          <w:szCs w:val="36"/>
+        </w:rPr>
+        <w:t xml:space="preserve">Выводы</w:t>
       </w:r>
     </w:p>
     <w:p>
@@ -11824,7 +12865,7 @@
           <w:sz w:val="19"/>
           <w:szCs w:val="19"/>
         </w:rPr>
-        <w:t xml:space="preserve">И главное ограничение самой справки. </w:t>
+        <w:t xml:space="preserve">Продукт редкий и по формату, и по адресу. </w:t>
       </w:r>
       <w:r>
         <w:rPr>
@@ -11837,7 +12878,187 @@
           <w:sz w:val="19"/>
           <w:szCs w:val="19"/>
         </w:rPr>
-        <w:t xml:space="preserve">Цены конкурентов взяты из выгрузок и достоверны. А вот цена самого EDEN построена на одной опубликованной цифре старта продаж: поквартирного прайса нет, объявлений на площадках нет. Как только появится реальный прайс или первые сделки, всё, помеченное словом «расчёт», нужно будет пересчитать.</w:t>
+        <w:t xml:space="preserve">22 резиденции средней площадью 282 м² с потолками до 4,2 метра в переулке между Большой Никитской и Воздвиженкой, в двухстах метрах от Александровского сада. Почти два машиноместа на квартиру для центра — отдельная ценность.</w:t>
+      </w:r>
+    </w:p>
+    <w:p>
+      <w:pPr>
+        <w:spacing w:after="58" w:line="252" w:lineRule="auto"/>
+        <w:ind w:left="170" w:right="1560" w:hanging="170"/>
+      </w:pPr>
+      <w:r>
+        <w:rPr>
+          <w:rFonts w:ascii="Arial" w:cs="Arial" w:eastAsia="Arial" w:hAnsi="Arial"/>
+          <w:b/>
+          <w:bCs/>
+          <w:i w:val="false"/>
+          <w:iCs w:val="false"/>
+          <w:color w:val="A9762F"/>
+          <w:sz w:val="19"/>
+          <w:szCs w:val="19"/>
+        </w:rPr>
+        <w:t xml:space="preserve">—   </w:t>
+      </w:r>
+      <w:r>
+        <w:rPr>
+          <w:rFonts w:ascii="Arial" w:cs="Arial" w:eastAsia="Arial" w:hAnsi="Arial"/>
+          <w:b w:val="false"/>
+          <w:bCs w:val="false"/>
+          <w:i w:val="false"/>
+          <w:iCs w:val="false"/>
+          <w:color w:val="2A2E38"/>
+          <w:sz w:val="19"/>
+          <w:szCs w:val="19"/>
+        </w:rPr>
+        <w:t xml:space="preserve">Цена выставлена выше всего, что продаётся рядом. </w:t>
+      </w:r>
+      <w:r>
+        <w:rPr>
+          <w:rFonts w:ascii="Arial" w:cs="Arial" w:eastAsia="Arial" w:hAnsi="Arial"/>
+          <w:b/>
+          <w:bCs/>
+          <w:i w:val="false"/>
+          <w:iCs w:val="false"/>
+          <w:color w:val="2A2E38"/>
+          <w:sz w:val="19"/>
+          <w:szCs w:val="19"/>
+        </w:rPr>
+        <w:t xml:space="preserve">Расчётные 4,4 млн ₽ за метр дороже 67 квартир из 70 в пяти соседних клубных домах. Ближайший аналог по продукту — «Кло 17» без отделки — идёт по 2,63 млн ₽ за метр: EDEN дороже на 67 %. Единственный сопоставимый по цене «Stella di Mosca» — готовый дом с ремонтом, а не котлован.</w:t>
+      </w:r>
+    </w:p>
+    <w:p>
+      <w:pPr>
+        <w:spacing w:after="58" w:line="252" w:lineRule="auto"/>
+        <w:ind w:left="170" w:right="1560" w:hanging="170"/>
+      </w:pPr>
+      <w:r>
+        <w:rPr>
+          <w:rFonts w:ascii="Arial" w:cs="Arial" w:eastAsia="Arial" w:hAnsi="Arial"/>
+          <w:b/>
+          <w:bCs/>
+          <w:i w:val="false"/>
+          <w:iCs w:val="false"/>
+          <w:color w:val="A9762F"/>
+          <w:sz w:val="19"/>
+          <w:szCs w:val="19"/>
+        </w:rPr>
+        <w:t xml:space="preserve">—   </w:t>
+      </w:r>
+      <w:r>
+        <w:rPr>
+          <w:rFonts w:ascii="Arial" w:cs="Arial" w:eastAsia="Arial" w:hAnsi="Arial"/>
+          <w:b w:val="false"/>
+          <w:bCs w:val="false"/>
+          <w:i w:val="false"/>
+          <w:iCs w:val="false"/>
+          <w:color w:val="2A2E38"/>
+          <w:sz w:val="19"/>
+          <w:szCs w:val="19"/>
+        </w:rPr>
+        <w:t xml:space="preserve">Главный риск — ёмкость спроса. </w:t>
+      </w:r>
+      <w:r>
+        <w:rPr>
+          <w:rFonts w:ascii="Arial" w:cs="Arial" w:eastAsia="Arial" w:hAnsi="Arial"/>
+          <w:b/>
+          <w:bCs/>
+          <w:i w:val="false"/>
+          <w:iCs w:val="false"/>
+          <w:color w:val="2A2E38"/>
+          <w:sz w:val="19"/>
+          <w:szCs w:val="19"/>
+        </w:rPr>
+        <w:t xml:space="preserve">Дому нужно продавать около семи резиденций в год дороже миллиарда рублей. Весь московский рынок таких сделок — 20–25 в год, а во всей соседней подборке из 70 квартир дороже миллиарда стоят ровно две. Предложение при этом растёт быстрее спроса. Срок реализации будет длинным, и он должен быть в ожиданиях с самого начала.</w:t>
+      </w:r>
+    </w:p>
+    <w:p>
+      <w:pPr>
+        <w:spacing w:after="58" w:line="252" w:lineRule="auto"/>
+        <w:ind w:left="170" w:right="1560" w:hanging="170"/>
+      </w:pPr>
+      <w:r>
+        <w:rPr>
+          <w:rFonts w:ascii="Arial" w:cs="Arial" w:eastAsia="Arial" w:hAnsi="Arial"/>
+          <w:b/>
+          <w:bCs/>
+          <w:i w:val="false"/>
+          <w:iCs w:val="false"/>
+          <w:color w:val="A9762F"/>
+          <w:sz w:val="19"/>
+          <w:szCs w:val="19"/>
+        </w:rPr>
+        <w:t xml:space="preserve">—   </w:t>
+      </w:r>
+      <w:r>
+        <w:rPr>
+          <w:rFonts w:ascii="Arial" w:cs="Arial" w:eastAsia="Arial" w:hAnsi="Arial"/>
+          <w:b w:val="false"/>
+          <w:bCs w:val="false"/>
+          <w:i w:val="false"/>
+          <w:iCs w:val="false"/>
+          <w:color w:val="2A2E38"/>
+          <w:sz w:val="19"/>
+          <w:szCs w:val="19"/>
+        </w:rPr>
+        <w:t xml:space="preserve">Конкуренты дешевле и готовы раньше. </w:t>
+      </w:r>
+      <w:r>
+        <w:rPr>
+          <w:rFonts w:ascii="Arial" w:cs="Arial" w:eastAsia="Arial" w:hAnsi="Arial"/>
+          <w:b/>
+          <w:bCs/>
+          <w:i w:val="false"/>
+          <w:iCs w:val="false"/>
+          <w:color w:val="2A2E38"/>
+          <w:sz w:val="19"/>
+          <w:szCs w:val="19"/>
+        </w:rPr>
+        <w:t xml:space="preserve">«Никитский-6» в трёхстах метрах — 3,19 млн ₽ за метр с чистовой отделкой и сдачей в 2026 году. «Фамильный дом Люче» от MR Group в двухстах метрах — 2,94 млн ₽ с отделкой, 26 квартир в продаже. «Кло 17» — 2,63 млн ₽ без отделки.</w:t>
+      </w:r>
+    </w:p>
+    <w:p>
+      <w:pPr>
+        <w:spacing w:after="58" w:line="252" w:lineRule="auto"/>
+        <w:ind w:left="170" w:right="1560" w:hanging="170"/>
+      </w:pPr>
+      <w:r>
+        <w:rPr>
+          <w:rFonts w:ascii="Arial" w:cs="Arial" w:eastAsia="Arial" w:hAnsi="Arial"/>
+          <w:b/>
+          <w:bCs/>
+          <w:i w:val="false"/>
+          <w:iCs w:val="false"/>
+          <w:color w:val="A9762F"/>
+          <w:sz w:val="19"/>
+          <w:szCs w:val="19"/>
+        </w:rPr>
+        <w:t xml:space="preserve">—   </w:t>
+      </w:r>
+      <w:r>
+        <w:rPr>
+          <w:rFonts w:ascii="Arial" w:cs="Arial" w:eastAsia="Arial" w:hAnsi="Arial"/>
+          <w:b w:val="false"/>
+          <w:bCs w:val="false"/>
+          <w:i w:val="false"/>
+          <w:iCs w:val="false"/>
+          <w:color w:val="2A2E38"/>
+          <w:sz w:val="19"/>
+          <w:szCs w:val="19"/>
+        </w:rPr>
+        <w:t xml:space="preserve">И главное ограничение самой справки. </w:t>
+      </w:r>
+      <w:r>
+        <w:rPr>
+          <w:rFonts w:ascii="Arial" w:cs="Arial" w:eastAsia="Arial" w:hAnsi="Arial"/>
+          <w:b/>
+          <w:bCs/>
+          <w:i w:val="false"/>
+          <w:iCs w:val="false"/>
+          <w:color w:val="2A2E38"/>
+          <w:sz w:val="19"/>
+          <w:szCs w:val="19"/>
+        </w:rPr>
+        <w:t xml:space="preserve">Цены конкурентов взяты из выгрузок и достоверны, а цена самого EDEN построена на одной опубликованной цифре старта продаж: поквартирного прайса нет, объявлений на площадках нет. Как появится реальный прайс, всё помеченное словом «расчёт» нужно пересчитать.</w:t>
       </w:r>
     </w:p>
     <w:p>
@@ -11930,7 +13151,7 @@
         </w:rPr>
         <w:t xml:space="preserve">Официальные сайты проекта и застройщика — eden.moscow, sense.ru — </w:t>
       </w:r>
-      <w:hyperlink w:history="1" r:id="rIdlc8qkqpjyc3y_ujy9dqwb">
+      <w:hyperlink w:history="1" r:id="rIdcup60qfqy8lgwt3xhm2qk">
         <w:r>
           <w:rPr>
             <w:rFonts w:ascii="Arial" w:cs="Arial" w:eastAsia="Arial" w:hAnsi="Arial"/>
@@ -11977,7 +13198,7 @@
         </w:rPr>
         <w:t xml:space="preserve">Цена старта продаж («от 1,1 млрд ₽ за резиденцию площадью около 250 кв. м») и закрытый формат продаж — обзор рынка от 06.04.2026 — </w:t>
       </w:r>
-      <w:hyperlink w:history="1" r:id="rIdxlbzpnxp83-g_e2uzsyfu">
+      <w:hyperlink w:history="1" r:id="rIdclimxhjorwtbkkd0wgbbi">
         <w:r>
           <w:rPr>
             <w:rFonts w:ascii="Arial" w:cs="Arial" w:eastAsia="Arial" w:hAnsi="Arial"/>
@@ -12024,7 +13245,7 @@
         </w:rPr>
         <w:t xml:space="preserve">Параметры дома: площади, потолки, паркинг, лифты, участок, общая площадь — карточка проекта на «Элитное.ру» — </w:t>
       </w:r>
-      <w:hyperlink w:history="1" r:id="rIdfff8v89yzwj55pznzfbbb">
+      <w:hyperlink w:history="1" r:id="rIdb0e5i0u_oqxktygfead1j">
         <w:r>
           <w:rPr>
             <w:rFonts w:ascii="Arial" w:cs="Arial" w:eastAsia="Arial" w:hAnsi="Arial"/>
@@ -12071,7 +13292,7 @@
         </w:rPr>
         <w:t xml:space="preserve">Состав квартир, срок сдачи, стадия строительства, отделка, эскроу — «Новострой-М» и «Новостроев» — </w:t>
       </w:r>
-      <w:hyperlink w:history="1" r:id="rIdba1jqiugoerciquxqrsgp">
+      <w:hyperlink w:history="1" r:id="rIdfgrtigw2fxxumhhmlzriv">
         <w:r>
           <w:rPr>
             <w:rFonts w:ascii="Arial" w:cs="Arial" w:eastAsia="Arial" w:hAnsi="Arial"/>
@@ -12118,7 +13339,7 @@
         </w:rPr>
         <w:t xml:space="preserve">Застройщик и проектная декларация — ЕРЗ.РФ, ООО СЗ «СЕНС.КИСЛОВСКИЙ» — </w:t>
       </w:r>
-      <w:hyperlink w:history="1" r:id="rIdwuxjzsx01p90ixo0hgf5o">
+      <w:hyperlink w:history="1" r:id="rIdoilfzcb7kypicpw9moft9">
         <w:r>
           <w:rPr>
             <w:rFonts w:ascii="Arial" w:cs="Arial" w:eastAsia="Arial" w:hAnsi="Arial"/>
@@ -12165,7 +13386,7 @@
         </w:rPr>
         <w:t xml:space="preserve">Цены по элитным районам Москвы, число сделок и объём предложения в классе делюкс — NF Group, «Рынок элитной жилой недвижимости Москвы», отчёты за 2025 год и I полугодие 2026 — </w:t>
       </w:r>
-      <w:hyperlink w:history="1" r:id="rIdxu8mkq-s2mbhqqwahif6t">
+      <w:hyperlink w:history="1" r:id="rIdyhhye_334tu3sgl9kkd_d">
         <w:r>
           <w:rPr>
             <w:rFonts w:ascii="Arial" w:cs="Arial" w:eastAsia="Arial" w:hAnsi="Arial"/>
@@ -12212,7 +13433,7 @@
         </w:rPr>
         <w:t xml:space="preserve">Сделки дороже 1 млрд ₽ — Whitewill, Kalinka Ecosystem и Intermark (РБК Недвижимость) — </w:t>
       </w:r>
-      <w:hyperlink w:history="1" r:id="rId2bv9bjcpxmhssvmwaflq6">
+      <w:hyperlink w:history="1" r:id="rIddus34-ljho_rotpj21u8u">
         <w:r>
           <w:rPr>
             <w:rFonts w:ascii="Arial" w:cs="Arial" w:eastAsia="Arial" w:hAnsi="Arial"/>
@@ -12289,9 +13510,56 @@
           <w:sz w:val="16"/>
           <w:szCs w:val="16"/>
         </w:rPr>
-        <w:t xml:space="preserve">Координаты для карты сверены по карточкам проектов 02.08.2026. Картографическая основа — Яндекс Карты — </w:t>
-      </w:r>
-      <w:hyperlink w:history="1" r:id="rIds9jvguzvixtsalg0ibjan">
+        <w:t xml:space="preserve">Визуализации проекта, хроника согласований и отраслевые оценки цены — публикации в Telegram-каналах «Старты продаж» (посты 9568, 9725, 11406) и Property Insider (пост 32429), апрель 2024 — декабрь 2025 — </w:t>
+      </w:r>
+      <w:hyperlink w:history="1" r:id="rIddx-3ey5fyazqbjmgolvgo">
+        <w:r>
+          <w:rPr>
+            <w:rFonts w:ascii="Arial" w:cs="Arial" w:eastAsia="Arial" w:hAnsi="Arial"/>
+            <w:b w:val="false"/>
+            <w:bCs w:val="false"/>
+            <w:i w:val="false"/>
+            <w:iCs w:val="false"/>
+            <w:color w:val="2C5FA8"/>
+            <w:sz w:val="16"/>
+            <w:szCs w:val="16"/>
+          </w:rPr>
+          <w:t xml:space="preserve">https://t.me/startyprodazh/11406</w:t>
+        </w:r>
+      </w:hyperlink>
+    </w:p>
+    <w:p>
+      <w:pPr>
+        <w:spacing w:after="32" w:line="206" w:lineRule="auto"/>
+        <w:ind w:left="170" w:right="1560" w:hanging="170"/>
+      </w:pPr>
+      <w:r>
+        <w:rPr>
+          <w:rFonts w:ascii="Arial" w:cs="Arial" w:eastAsia="Arial" w:hAnsi="Arial"/>
+          <w:b/>
+          <w:bCs/>
+          <w:i w:val="false"/>
+          <w:iCs w:val="false"/>
+          <w:color w:val="A9762F"/>
+          <w:sz w:val="19"/>
+          <w:szCs w:val="19"/>
+        </w:rPr>
+        <w:t xml:space="preserve">—   </w:t>
+      </w:r>
+      <w:r>
+        <w:rPr>
+          <w:rFonts w:ascii="Arial" w:cs="Arial" w:eastAsia="Arial" w:hAnsi="Arial"/>
+          <w:b w:val="false"/>
+          <w:bCs w:val="false"/>
+          <w:i w:val="false"/>
+          <w:iCs w:val="false"/>
+          <w:color w:val="70788A"/>
+          <w:sz w:val="16"/>
+          <w:szCs w:val="16"/>
+        </w:rPr>
+        <w:t xml:space="preserve">Координаты для карты — OpenStreetMap по адресу и карточки проектов. Картографическая основа — Яндекс Карты — </w:t>
+      </w:r>
+      <w:hyperlink w:history="1" r:id="rIdmwp9ak2o5yjm3nv2l46ty">
         <w:r>
           <w:rPr>
             <w:rFonts w:ascii="Arial" w:cs="Arial" w:eastAsia="Arial" w:hAnsi="Arial"/>

--- a/eden-brief/ЖК_EDEN_информационная_справка.docx
+++ b/eden-brief/ЖК_EDEN_информационная_справка.docx
@@ -6277,7 +6277,7 @@
               <w:spacing w:after="0" w:line="240" w:lineRule="auto"/>
               <w:jc w:val="center"/>
             </w:pPr>
-            <w:hyperlink w:history="1" r:id="rIdpb15whoosidrznp7v1txn">
+            <w:hyperlink w:history="1" r:id="rIduidyv5so-qyyechccmxfx">
               <w:r>
                 <w:rPr>
                   <w:rFonts w:ascii="Arial" w:cs="Arial" w:eastAsia="Arial" w:hAnsi="Arial"/>
@@ -6509,7 +6509,7 @@
               <w:spacing w:after="0" w:line="240" w:lineRule="auto"/>
               <w:jc w:val="center"/>
             </w:pPr>
-            <w:hyperlink w:history="1" r:id="rIdejobwl0rkubx96gm9b_6f">
+            <w:hyperlink w:history="1" r:id="rIdxwj6a4ihyfuueex43o5im">
               <w:r>
                 <w:rPr>
                   <w:rFonts w:ascii="Arial" w:cs="Arial" w:eastAsia="Arial" w:hAnsi="Arial"/>
@@ -6735,7 +6735,7 @@
               <w:spacing w:after="0" w:line="240" w:lineRule="auto"/>
               <w:jc w:val="center"/>
             </w:pPr>
-            <w:hyperlink w:history="1" r:id="rIdpzhj6b1s1ssqs8wplkcxl">
+            <w:hyperlink w:history="1" r:id="rIdyox6ujwvzjyqdtxfeltr5">
               <w:r>
                 <w:rPr>
                   <w:rFonts w:ascii="Arial" w:cs="Arial" w:eastAsia="Arial" w:hAnsi="Arial"/>
@@ -6967,7 +6967,7 @@
               <w:spacing w:after="0" w:line="240" w:lineRule="auto"/>
               <w:jc w:val="center"/>
             </w:pPr>
-            <w:hyperlink w:history="1" r:id="rIdkp1fmvcalrcjo0q3oxp5u">
+            <w:hyperlink w:history="1" r:id="rIdb7axcohob9rqu19y8ibje">
               <w:r>
                 <w:rPr>
                   <w:rFonts w:ascii="Arial" w:cs="Arial" w:eastAsia="Arial" w:hAnsi="Arial"/>
@@ -7193,7 +7193,7 @@
               <w:spacing w:after="0" w:line="240" w:lineRule="auto"/>
               <w:jc w:val="center"/>
             </w:pPr>
-            <w:hyperlink w:history="1" r:id="rIdfdhgfevgw7yzaivhcnlkk">
+            <w:hyperlink w:history="1" r:id="rId_d1l04gnkjqhcvdezjmrg">
               <w:r>
                 <w:rPr>
                   <w:rFonts w:ascii="Arial" w:cs="Arial" w:eastAsia="Arial" w:hAnsi="Arial"/>
@@ -7425,7 +7425,7 @@
               <w:spacing w:after="0" w:line="240" w:lineRule="auto"/>
               <w:jc w:val="center"/>
             </w:pPr>
-            <w:hyperlink w:history="1" r:id="rIdktimz7gi4dyyp5ep-soua">
+            <w:hyperlink w:history="1" r:id="rIdkrw-e8ogxpqol3wz_l6ym">
               <w:r>
                 <w:rPr>
                   <w:rFonts w:ascii="Arial" w:cs="Arial" w:eastAsia="Arial" w:hAnsi="Arial"/>
@@ -7651,7 +7651,7 @@
               <w:spacing w:after="0" w:line="240" w:lineRule="auto"/>
               <w:jc w:val="center"/>
             </w:pPr>
-            <w:hyperlink w:history="1" r:id="rIdgckkgsv1saowciy8wbr3g">
+            <w:hyperlink w:history="1" r:id="rIddb4gta2_gezdr0hhohhzl">
               <w:r>
                 <w:rPr>
                   <w:rFonts w:ascii="Arial" w:cs="Arial" w:eastAsia="Arial" w:hAnsi="Arial"/>
@@ -7883,7 +7883,7 @@
               <w:spacing w:after="0" w:line="240" w:lineRule="auto"/>
               <w:jc w:val="center"/>
             </w:pPr>
-            <w:hyperlink w:history="1" r:id="rIdgyfelhdfff89-zxvvgsmy">
+            <w:hyperlink w:history="1" r:id="rIdvx0sa4xvz3eyfjjxidwv9">
               <w:r>
                 <w:rPr>
                   <w:rFonts w:ascii="Arial" w:cs="Arial" w:eastAsia="Arial" w:hAnsi="Arial"/>
@@ -8109,7 +8109,7 @@
               <w:spacing w:after="0" w:line="240" w:lineRule="auto"/>
               <w:jc w:val="center"/>
             </w:pPr>
-            <w:hyperlink w:history="1" r:id="rIdt7lkrdpgweitmz2lmzuvc">
+            <w:hyperlink w:history="1" r:id="rIdqzbsabhmyj9xdkqemaoka">
               <w:r>
                 <w:rPr>
                   <w:rFonts w:ascii="Arial" w:cs="Arial" w:eastAsia="Arial" w:hAnsi="Arial"/>
@@ -8341,7 +8341,7 @@
               <w:spacing w:after="0" w:line="240" w:lineRule="auto"/>
               <w:jc w:val="center"/>
             </w:pPr>
-            <w:hyperlink w:history="1" r:id="rIdj7f2q3ugxak2s98i8oxiq">
+            <w:hyperlink w:history="1" r:id="rIdipv3a30benjj1v-pbe8tj">
               <w:r>
                 <w:rPr>
                   <w:rFonts w:ascii="Arial" w:cs="Arial" w:eastAsia="Arial" w:hAnsi="Arial"/>
@@ -8567,7 +8567,7 @@
               <w:spacing w:after="0" w:line="240" w:lineRule="auto"/>
               <w:jc w:val="center"/>
             </w:pPr>
-            <w:hyperlink w:history="1" r:id="rIducvk9da9wnqql2g5lpxcm">
+            <w:hyperlink w:history="1" r:id="rIdnk735npfbargfw9wlvhoi">
               <w:r>
                 <w:rPr>
                   <w:rFonts w:ascii="Arial" w:cs="Arial" w:eastAsia="Arial" w:hAnsi="Arial"/>
@@ -8799,7 +8799,7 @@
               <w:spacing w:after="0" w:line="240" w:lineRule="auto"/>
               <w:jc w:val="center"/>
             </w:pPr>
-            <w:hyperlink w:history="1" r:id="rIdsa6ojb3l2s3itcovpb6tk">
+            <w:hyperlink w:history="1" r:id="rIdmpsjqmx5nbefivo5t9z82">
               <w:r>
                 <w:rPr>
                   <w:rFonts w:ascii="Arial" w:cs="Arial" w:eastAsia="Arial" w:hAnsi="Arial"/>
@@ -13151,7 +13151,7 @@
         </w:rPr>
         <w:t xml:space="preserve">Официальные сайты проекта и застройщика — eden.moscow, sense.ru — </w:t>
       </w:r>
-      <w:hyperlink w:history="1" r:id="rIdcup60qfqy8lgwt3xhm2qk">
+      <w:hyperlink w:history="1" r:id="rIdztmdfq6zu4ixyetlinzuq">
         <w:r>
           <w:rPr>
             <w:rFonts w:ascii="Arial" w:cs="Arial" w:eastAsia="Arial" w:hAnsi="Arial"/>
@@ -13198,7 +13198,7 @@
         </w:rPr>
         <w:t xml:space="preserve">Цена старта продаж («от 1,1 млрд ₽ за резиденцию площадью около 250 кв. м») и закрытый формат продаж — обзор рынка от 06.04.2026 — </w:t>
       </w:r>
-      <w:hyperlink w:history="1" r:id="rIdclimxhjorwtbkkd0wgbbi">
+      <w:hyperlink w:history="1" r:id="rIdzbxcamflj0fh6thrbhvf7">
         <w:r>
           <w:rPr>
             <w:rFonts w:ascii="Arial" w:cs="Arial" w:eastAsia="Arial" w:hAnsi="Arial"/>
@@ -13245,7 +13245,7 @@
         </w:rPr>
         <w:t xml:space="preserve">Параметры дома: площади, потолки, паркинг, лифты, участок, общая площадь — карточка проекта на «Элитное.ру» — </w:t>
       </w:r>
-      <w:hyperlink w:history="1" r:id="rIdb0e5i0u_oqxktygfead1j">
+      <w:hyperlink w:history="1" r:id="rIdrqspdi31bmsig7vwbrekh">
         <w:r>
           <w:rPr>
             <w:rFonts w:ascii="Arial" w:cs="Arial" w:eastAsia="Arial" w:hAnsi="Arial"/>
@@ -13292,7 +13292,7 @@
         </w:rPr>
         <w:t xml:space="preserve">Состав квартир, срок сдачи, стадия строительства, отделка, эскроу — «Новострой-М» и «Новостроев» — </w:t>
       </w:r>
-      <w:hyperlink w:history="1" r:id="rIdfgrtigw2fxxumhhmlzriv">
+      <w:hyperlink w:history="1" r:id="rId4tc7hizjqxncpcb2dg33l">
         <w:r>
           <w:rPr>
             <w:rFonts w:ascii="Arial" w:cs="Arial" w:eastAsia="Arial" w:hAnsi="Arial"/>
@@ -13339,7 +13339,7 @@
         </w:rPr>
         <w:t xml:space="preserve">Застройщик и проектная декларация — ЕРЗ.РФ, ООО СЗ «СЕНС.КИСЛОВСКИЙ» — </w:t>
       </w:r>
-      <w:hyperlink w:history="1" r:id="rIdoilfzcb7kypicpw9moft9">
+      <w:hyperlink w:history="1" r:id="rIdavi-ewe7vh9-vnchywwg6">
         <w:r>
           <w:rPr>
             <w:rFonts w:ascii="Arial" w:cs="Arial" w:eastAsia="Arial" w:hAnsi="Arial"/>
@@ -13386,7 +13386,7 @@
         </w:rPr>
         <w:t xml:space="preserve">Цены по элитным районам Москвы, число сделок и объём предложения в классе делюкс — NF Group, «Рынок элитной жилой недвижимости Москвы», отчёты за 2025 год и I полугодие 2026 — </w:t>
       </w:r>
-      <w:hyperlink w:history="1" r:id="rIdyhhye_334tu3sgl9kkd_d">
+      <w:hyperlink w:history="1" r:id="rIdzfah0l92ds4800krdtp3m">
         <w:r>
           <w:rPr>
             <w:rFonts w:ascii="Arial" w:cs="Arial" w:eastAsia="Arial" w:hAnsi="Arial"/>
@@ -13433,7 +13433,7 @@
         </w:rPr>
         <w:t xml:space="preserve">Сделки дороже 1 млрд ₽ — Whitewill, Kalinka Ecosystem и Intermark (РБК Недвижимость) — </w:t>
       </w:r>
-      <w:hyperlink w:history="1" r:id="rIddus34-ljho_rotpj21u8u">
+      <w:hyperlink w:history="1" r:id="rId9fvscedm_9mmi8yemqy05">
         <w:r>
           <w:rPr>
             <w:rFonts w:ascii="Arial" w:cs="Arial" w:eastAsia="Arial" w:hAnsi="Arial"/>
@@ -13512,7 +13512,7 @@
         </w:rPr>
         <w:t xml:space="preserve">Визуализации проекта, хроника согласований и отраслевые оценки цены — публикации в Telegram-каналах «Старты продаж» (посты 9568, 9725, 11406) и Property Insider (пост 32429), апрель 2024 — декабрь 2025 — </w:t>
       </w:r>
-      <w:hyperlink w:history="1" r:id="rIddx-3ey5fyazqbjmgolvgo">
+      <w:hyperlink w:history="1" r:id="rIdekyhv-niqjtyxhcccpcty">
         <w:r>
           <w:rPr>
             <w:rFonts w:ascii="Arial" w:cs="Arial" w:eastAsia="Arial" w:hAnsi="Arial"/>
@@ -13559,7 +13559,7 @@
         </w:rPr>
         <w:t xml:space="preserve">Координаты для карты — OpenStreetMap по адресу и карточки проектов. Картографическая основа — Яндекс Карты — </w:t>
       </w:r>
-      <w:hyperlink w:history="1" r:id="rIdmwp9ak2o5yjm3nv2l46ty">
+      <w:hyperlink w:history="1" r:id="rIdbrxsbrboiakck4wpndlvg">
         <w:r>
           <w:rPr>
             <w:rFonts w:ascii="Arial" w:cs="Arial" w:eastAsia="Arial" w:hAnsi="Arial"/>

--- a/eden-brief/ЖК_EDEN_информационная_справка.docx
+++ b/eden-brief/ЖК_EDEN_информационная_справка.docx
@@ -1656,7 +1656,7 @@
           <w:sz w:val="15"/>
           <w:szCs w:val="15"/>
         </w:rPr>
-        <w:t xml:space="preserve">Сам EDEN продаётся закрыто: публичной рекламной кампании нет, прайс-лист застройщик не публикует, объявлений на площадках нет. Единственная опубликованная ценовая цифра — старт продаж «от 1,1 млрд ₽ за резиденцию площадью около 250 кв. м», и всё, что посчитано из неё, помечено словом «расчёт». Зато по пяти соседним клубным домам данные полные: 70 квартир из выгрузок Циан от 17.08.2026.</w:t>
+        <w:t xml:space="preserve">Сам EDEN продаётся закрыто: публичной рекламной кампании нет, прайс-лист застройщик не публикует, объявлений на площадках нет. Единственная опубликованная ценовая цифра — старт продаж «от 1,1 млрд ₽ за резиденцию площадью около 250 кв. м», и всё, что посчитано из неё, помечено словом «расчёт». Зато по шести соседним клубным домам данные полные: 74 квартиры из выгрузок Циан от 17.08.2026.</w:t>
       </w:r>
     </w:p>
     <w:p>
@@ -1759,7 +1759,7 @@
           <w:sz w:val="15"/>
           <w:szCs w:val="15"/>
         </w:rPr>
-        <w:t xml:space="preserve">Все пять конкурентов стоят в пределах восьмисот метров от EDEN — это один и тот же кусок города вокруг «Арбатской» и Воздвиженки. Цена метра в подписях — из выгрузок Циан от 17.08.2026, у EDEN — расчёт по старту продаж. «Stella di Mosca» (Б. Никитская, 9/15) в таблицах участвует, но на карту не нанесена: координаты дома подтвердить не удалось.</w:t>
+        <w:t xml:space="preserve">Все шесть конкурентов стоят в пределах километра от EDEN, а четыре из них — ближе полукилометра. Это один и тот же кусок города вокруг «Арбатской», Воздвиженки и Большой Никитской. Цена метра в подписях — из выгрузок Циан от 17.08.2026, у EDEN — расчёт по старту продаж. «Stella di Mosca» (Б. Никитская, 9/15) в таблицах участвует, но на карту не нанесена: координаты дома подтвердить не удалось.</w:t>
       </w:r>
     </w:p>
     <w:p>
@@ -3274,7 +3274,7 @@
           <w:sz w:val="19"/>
           <w:szCs w:val="19"/>
         </w:rPr>
-        <w:t xml:space="preserve">Прайс-листа у EDEN нет, поэтому отталкиваемся от единственной опубликованной цифры: старт продаж «от 1,1 млрд ₽ за резиденцию площадью около 250 кв. м». Делим одно на другое — получаем 4,4 млн ₽ за метр. А вот по конкурентам данные полные: пять клубных домов в пешей доступности, 70 квартир после схлопывания дублей.</w:t>
+        <w:t xml:space="preserve">Прайс-листа у EDEN нет, поэтому отталкиваемся от единственной опубликованной цифры: старт продаж «от 1,1 млрд ₽ за резиденцию площадью около 250 кв. м». Делим одно на другое — получаем 4,4 млн ₽ за метр. А вот по конкурентам данные полные: шесть клубных домов в пешей доступности, 74 квартиры после схлопывания дублей.</w:t>
       </w:r>
     </w:p>
     <w:tbl>
@@ -5420,6 +5420,304 @@
                 <w:szCs w:val="17"/>
               </w:rPr>
               <w:t xml:space="preserve">3 377 192</w:t>
+            </w:r>
+          </w:p>
+        </w:tc>
+      </w:tr>
+      <w:tr>
+        <w:tc>
+          <w:tcPr>
+            <w:tcW w:type="dxa" w:w="1900"/>
+            <w:tcBorders>
+              <w:top w:val="single" w:color="D9D4CB" w:sz="4"/>
+              <w:left w:val="none" w:color="auto" w:sz="0"/>
+              <w:bottom w:val="single" w:color="D9D4CB" w:sz="4"/>
+              <w:right w:val="none" w:color="auto" w:sz="0"/>
+            </w:tcBorders>
+            <w:tcMar>
+              <w:top w:type="dxa" w:w="52"/>
+              <w:left w:type="dxa" w:w="100"/>
+              <w:bottom w:type="dxa" w:w="52"/>
+              <w:right w:type="dxa" w:w="100"/>
+            </w:tcMar>
+            <w:vAlign w:val="center"/>
+          </w:tcPr>
+          <w:p>
+            <w:pPr>
+              <w:spacing w:after="0" w:line="240" w:lineRule="auto"/>
+              <w:jc w:val="left"/>
+            </w:pPr>
+            <w:r>
+              <w:rPr>
+                <w:rFonts w:ascii="Arial" w:cs="Arial" w:eastAsia="Arial" w:hAnsi="Arial"/>
+                <w:b/>
+                <w:bCs/>
+                <w:i w:val="false"/>
+                <w:iCs w:val="false"/>
+                <w:color w:val="2A2E38"/>
+                <w:sz w:val="17"/>
+                <w:szCs w:val="17"/>
+              </w:rPr>
+              <w:t xml:space="preserve">Брюсов</w:t>
+            </w:r>
+          </w:p>
+        </w:tc>
+        <w:tc>
+          <w:tcPr>
+            <w:tcW w:type="dxa" w:w="1900"/>
+            <w:tcBorders>
+              <w:top w:val="single" w:color="D9D4CB" w:sz="4"/>
+              <w:left w:val="none" w:color="auto" w:sz="0"/>
+              <w:bottom w:val="single" w:color="D9D4CB" w:sz="4"/>
+              <w:right w:val="none" w:color="auto" w:sz="0"/>
+            </w:tcBorders>
+            <w:tcMar>
+              <w:top w:type="dxa" w:w="52"/>
+              <w:left w:type="dxa" w:w="100"/>
+              <w:bottom w:type="dxa" w:w="52"/>
+              <w:right w:type="dxa" w:w="100"/>
+            </w:tcMar>
+            <w:vAlign w:val="center"/>
+          </w:tcPr>
+          <w:p>
+            <w:pPr>
+              <w:spacing w:after="0" w:line="240" w:lineRule="auto"/>
+              <w:jc w:val="left"/>
+            </w:pPr>
+            <w:r>
+              <w:rPr>
+                <w:rFonts w:ascii="Arial" w:cs="Arial" w:eastAsia="Arial" w:hAnsi="Arial"/>
+                <w:b w:val="false"/>
+                <w:bCs w:val="false"/>
+                <w:i w:val="false"/>
+                <w:iCs w:val="false"/>
+                <w:color w:val="2A2E38"/>
+                <w:sz w:val="17"/>
+                <w:szCs w:val="17"/>
+              </w:rPr>
+              <w:t xml:space="preserve">Брюсов пер., 2</w:t>
+            </w:r>
+          </w:p>
+        </w:tc>
+        <w:tc>
+          <w:tcPr>
+            <w:tcW w:type="dxa" w:w="850"/>
+            <w:tcBorders>
+              <w:top w:val="single" w:color="D9D4CB" w:sz="4"/>
+              <w:left w:val="none" w:color="auto" w:sz="0"/>
+              <w:bottom w:val="single" w:color="D9D4CB" w:sz="4"/>
+              <w:right w:val="none" w:color="auto" w:sz="0"/>
+            </w:tcBorders>
+            <w:tcMar>
+              <w:top w:type="dxa" w:w="52"/>
+              <w:left w:type="dxa" w:w="100"/>
+              <w:bottom w:type="dxa" w:w="52"/>
+              <w:right w:type="dxa" w:w="100"/>
+            </w:tcMar>
+            <w:vAlign w:val="center"/>
+          </w:tcPr>
+          <w:p>
+            <w:pPr>
+              <w:spacing w:after="0" w:line="240" w:lineRule="auto"/>
+              <w:jc w:val="center"/>
+            </w:pPr>
+            <w:r>
+              <w:rPr>
+                <w:rFonts w:ascii="Arial" w:cs="Arial" w:eastAsia="Arial" w:hAnsi="Arial"/>
+                <w:b w:val="false"/>
+                <w:bCs w:val="false"/>
+                <w:i w:val="false"/>
+                <w:iCs w:val="false"/>
+                <w:color w:val="2A2E38"/>
+                <w:sz w:val="17"/>
+                <w:szCs w:val="17"/>
+              </w:rPr>
+              <w:t xml:space="preserve">4</w:t>
+            </w:r>
+          </w:p>
+        </w:tc>
+        <w:tc>
+          <w:tcPr>
+            <w:tcW w:type="dxa" w:w="1100"/>
+            <w:tcBorders>
+              <w:top w:val="single" w:color="D9D4CB" w:sz="4"/>
+              <w:left w:val="none" w:color="auto" w:sz="0"/>
+              <w:bottom w:val="single" w:color="D9D4CB" w:sz="4"/>
+              <w:right w:val="none" w:color="auto" w:sz="0"/>
+            </w:tcBorders>
+            <w:tcMar>
+              <w:top w:type="dxa" w:w="52"/>
+              <w:left w:type="dxa" w:w="100"/>
+              <w:bottom w:type="dxa" w:w="52"/>
+              <w:right w:type="dxa" w:w="100"/>
+            </w:tcMar>
+            <w:vAlign w:val="center"/>
+          </w:tcPr>
+          <w:p>
+            <w:pPr>
+              <w:spacing w:after="0" w:line="240" w:lineRule="auto"/>
+              <w:jc w:val="center"/>
+            </w:pPr>
+            <w:r>
+              <w:rPr>
+                <w:rFonts w:ascii="Arial" w:cs="Arial" w:eastAsia="Arial" w:hAnsi="Arial"/>
+                <w:b w:val="false"/>
+                <w:bCs w:val="false"/>
+                <w:i w:val="false"/>
+                <w:iCs w:val="false"/>
+                <w:color w:val="2A2E38"/>
+                <w:sz w:val="17"/>
+                <w:szCs w:val="17"/>
+              </w:rPr>
+              <w:t xml:space="preserve">208,7–329,3</w:t>
+            </w:r>
+          </w:p>
+        </w:tc>
+        <w:tc>
+          <w:tcPr>
+            <w:tcW w:type="dxa" w:w="1200"/>
+            <w:tcBorders>
+              <w:top w:val="single" w:color="D9D4CB" w:sz="4"/>
+              <w:left w:val="none" w:color="auto" w:sz="0"/>
+              <w:bottom w:val="single" w:color="D9D4CB" w:sz="4"/>
+              <w:right w:val="none" w:color="auto" w:sz="0"/>
+            </w:tcBorders>
+            <w:tcMar>
+              <w:top w:type="dxa" w:w="52"/>
+              <w:left w:type="dxa" w:w="100"/>
+              <w:bottom w:type="dxa" w:w="52"/>
+              <w:right w:type="dxa" w:w="100"/>
+            </w:tcMar>
+            <w:vAlign w:val="center"/>
+          </w:tcPr>
+          <w:p>
+            <w:pPr>
+              <w:spacing w:after="0" w:line="240" w:lineRule="auto"/>
+              <w:jc w:val="center"/>
+            </w:pPr>
+            <w:r>
+              <w:rPr>
+                <w:rFonts w:ascii="Arial" w:cs="Arial" w:eastAsia="Arial" w:hAnsi="Arial"/>
+                <w:b w:val="false"/>
+                <w:bCs w:val="false"/>
+                <w:i w:val="false"/>
+                <w:iCs w:val="false"/>
+                <w:color w:val="2A2E38"/>
+                <w:sz w:val="17"/>
+                <w:szCs w:val="17"/>
+              </w:rPr>
+              <w:t xml:space="preserve">1000,1–1810,0</w:t>
+            </w:r>
+          </w:p>
+        </w:tc>
+        <w:tc>
+          <w:tcPr>
+            <w:tcW w:type="dxa" w:w="1150"/>
+            <w:tcBorders>
+              <w:top w:val="single" w:color="D9D4CB" w:sz="4"/>
+              <w:left w:val="none" w:color="auto" w:sz="0"/>
+              <w:bottom w:val="single" w:color="D9D4CB" w:sz="4"/>
+              <w:right w:val="none" w:color="auto" w:sz="0"/>
+            </w:tcBorders>
+            <w:tcMar>
+              <w:top w:type="dxa" w:w="52"/>
+              <w:left w:type="dxa" w:w="100"/>
+              <w:bottom w:type="dxa" w:w="52"/>
+              <w:right w:type="dxa" w:w="100"/>
+            </w:tcMar>
+            <w:vAlign w:val="center"/>
+          </w:tcPr>
+          <w:p>
+            <w:pPr>
+              <w:spacing w:after="0" w:line="240" w:lineRule="auto"/>
+              <w:jc w:val="center"/>
+            </w:pPr>
+            <w:r>
+              <w:rPr>
+                <w:rFonts w:ascii="Arial" w:cs="Arial" w:eastAsia="Arial" w:hAnsi="Arial"/>
+                <w:b w:val="false"/>
+                <w:bCs w:val="false"/>
+                <w:i w:val="false"/>
+                <w:iCs w:val="false"/>
+                <w:color w:val="2A2E38"/>
+                <w:sz w:val="17"/>
+                <w:szCs w:val="17"/>
+              </w:rPr>
+              <w:t xml:space="preserve">5 608 374</w:t>
+            </w:r>
+          </w:p>
+        </w:tc>
+        <w:tc>
+          <w:tcPr>
+            <w:tcW w:type="dxa" w:w="1500"/>
+            <w:tcBorders>
+              <w:top w:val="single" w:color="D9D4CB" w:sz="4"/>
+              <w:left w:val="none" w:color="auto" w:sz="0"/>
+              <w:bottom w:val="single" w:color="D9D4CB" w:sz="4"/>
+              <w:right w:val="none" w:color="auto" w:sz="0"/>
+            </w:tcBorders>
+            <w:tcMar>
+              <w:top w:type="dxa" w:w="52"/>
+              <w:left w:type="dxa" w:w="100"/>
+              <w:bottom w:type="dxa" w:w="52"/>
+              <w:right w:type="dxa" w:w="100"/>
+            </w:tcMar>
+            <w:vAlign w:val="center"/>
+          </w:tcPr>
+          <w:p>
+            <w:pPr>
+              <w:spacing w:after="0" w:line="240" w:lineRule="auto"/>
+              <w:jc w:val="left"/>
+            </w:pPr>
+            <w:r>
+              <w:rPr>
+                <w:rFonts w:ascii="Arial" w:cs="Arial" w:eastAsia="Arial" w:hAnsi="Arial"/>
+                <w:b w:val="false"/>
+                <w:bCs w:val="false"/>
+                <w:i w:val="false"/>
+                <w:iCs w:val="false"/>
+                <w:color w:val="2A2E38"/>
+                <w:sz w:val="17"/>
+                <w:szCs w:val="17"/>
+              </w:rPr>
+              <w:t xml:space="preserve">3 с отделкой, 1 не указана</w:t>
+            </w:r>
+          </w:p>
+        </w:tc>
+        <w:tc>
+          <w:tcPr>
+            <w:tcW w:type="dxa" w:w="1188"/>
+            <w:tcBorders>
+              <w:top w:val="single" w:color="D9D4CB" w:sz="4"/>
+              <w:left w:val="none" w:color="auto" w:sz="0"/>
+              <w:bottom w:val="single" w:color="D9D4CB" w:sz="4"/>
+              <w:right w:val="none" w:color="auto" w:sz="0"/>
+            </w:tcBorders>
+            <w:tcMar>
+              <w:top w:type="dxa" w:w="52"/>
+              <w:left w:type="dxa" w:w="100"/>
+              <w:bottom w:type="dxa" w:w="52"/>
+              <w:right w:type="dxa" w:w="100"/>
+            </w:tcMar>
+            <w:vAlign w:val="center"/>
+          </w:tcPr>
+          <w:p>
+            <w:pPr>
+              <w:spacing w:after="0" w:line="240" w:lineRule="auto"/>
+              <w:jc w:val="center"/>
+            </w:pPr>
+            <w:r>
+              <w:rPr>
+                <w:rFonts w:ascii="Arial" w:cs="Arial" w:eastAsia="Arial" w:hAnsi="Arial"/>
+                <w:b w:val="false"/>
+                <w:bCs w:val="false"/>
+                <w:i w:val="false"/>
+                <w:iCs w:val="false"/>
+                <w:color w:val="2A2E38"/>
+                <w:sz w:val="17"/>
+                <w:szCs w:val="17"/>
+              </w:rPr>
+              <w:t xml:space="preserve">5 608 374</w:t>
             </w:r>
           </w:p>
         </w:tc>
@@ -5592,7 +5890,7 @@
           <w:sz w:val="19"/>
           <w:szCs w:val="19"/>
         </w:rPr>
-        <w:t xml:space="preserve">EDEN дороже 67 квартир из 70. </w:t>
+        <w:t xml:space="preserve">EDEN дороже 68 квартир из 74. </w:t>
       </w:r>
       <w:r>
         <w:rPr>
@@ -5605,7 +5903,7 @@
           <w:sz w:val="19"/>
           <w:szCs w:val="19"/>
         </w:rPr>
-        <w:t xml:space="preserve">Только три лота во всей подборке имеют более дорогой метр, и все три — штучные: 358,9 м² в «Люче» по 6,0 млн ₽ и два верхних этажа в «Никитском-6». Средняя по конкурентам — 2 772 тыс. ₽ за метр, у EDEN расчётные 4 400 тыс.: это на 59 % выше.</w:t>
+        <w:t xml:space="preserve">Средняя по конкурентам — 2 973 тыс. ₽ за метр, у EDEN расчётные 4 400 тыс.: это на 48 % выше. Более дорогой метр только у шести лотов, и половина из них — в одном доме.</w:t>
       </w:r>
     </w:p>
     <w:p>
@@ -5637,7 +5935,7 @@
           <w:sz w:val="19"/>
           <w:szCs w:val="19"/>
         </w:rPr>
-        <w:t xml:space="preserve">Самый честный аналог — «Кло 17» на Староваганьковском. </w:t>
+        <w:t xml:space="preserve">Этот дом — «Брюсов», и он единственный, кто стоит дороже EDEN. </w:t>
       </w:r>
       <w:r>
         <w:rPr>
@@ -5650,7 +5948,7 @@
           <w:sz w:val="19"/>
           <w:szCs w:val="19"/>
         </w:rPr>
-        <w:t xml:space="preserve">Тот же формат клубного дома в центре, те же 17 квартир без отделки от застройщика, тот же продукт. Метр там стоит 2 627 тыс. ₽, то есть EDEN дороже на 67 %. С учётом отделки у обоих: 5 150 против 3 377 тыс. ₽ — разрыв 52 %.</w:t>
+        <w:t xml:space="preserve">Клубный дом Vos’hod в Брюсовом переулке, в полукилометре от EDEN. В продаже четыре резиденции 208,7–329,3 м² по 1,00–1,81 млрд ₽ — метр от 4 318 до 6 843 тыс. ₽, в среднем 5 608 тыс. Это выше расчётного метра EDEN «под ключ» (5 150 тыс.) на 9 %. То есть потолок цены в этой локации держит не EDEN, и потолок этот доказан живыми объявлениями.</w:t>
       </w:r>
     </w:p>
     <w:p>
@@ -5682,7 +5980,7 @@
           <w:sz w:val="19"/>
           <w:szCs w:val="19"/>
         </w:rPr>
-        <w:t xml:space="preserve">Ближайший по цене — «Stella di Mosca» за 4 284 тыс. ₽ за метр, но это другой товар. </w:t>
+        <w:t xml:space="preserve">Но «Брюсов» сдаётся в 2026 году, а EDEN — в 2029-м. </w:t>
       </w:r>
       <w:r>
         <w:rPr>
@@ -5695,7 +5993,97 @@
           <w:sz w:val="19"/>
           <w:szCs w:val="19"/>
         </w:rPr>
-        <w:t xml:space="preserve">Три лота на вторичном рынке, дом уже построен, квартиры с готовым дизайнерским ремонтом. EDEN при сопоставимой цене метра — котлован без отделки со сдачей через три года.</w:t>
+        <w:t xml:space="preserve">И квартиры в «Брюсове» идут с готовой отделкой по дизайну Loro Piana Interiors, а не с бетоном. Получается, что за котлован со сдачей через три года просят почти столько же, сколько за готовый дом с ремонтом: разница в метре — около 8 %. Это и есть вся премия покупателя за три года ожидания и за строительный риск.</w:t>
+      </w:r>
+    </w:p>
+    <w:p>
+      <w:pPr>
+        <w:spacing w:after="58" w:line="252" w:lineRule="auto"/>
+        <w:ind w:left="170" w:right="1560" w:hanging="170"/>
+      </w:pPr>
+      <w:r>
+        <w:rPr>
+          <w:rFonts w:ascii="Arial" w:cs="Arial" w:eastAsia="Arial" w:hAnsi="Arial"/>
+          <w:b/>
+          <w:bCs/>
+          <w:i w:val="false"/>
+          <w:iCs w:val="false"/>
+          <w:color w:val="A9762F"/>
+          <w:sz w:val="19"/>
+          <w:szCs w:val="19"/>
+        </w:rPr>
+        <w:t xml:space="preserve">—   </w:t>
+      </w:r>
+      <w:r>
+        <w:rPr>
+          <w:rFonts w:ascii="Arial" w:cs="Arial" w:eastAsia="Arial" w:hAnsi="Arial"/>
+          <w:b w:val="false"/>
+          <w:bCs w:val="false"/>
+          <w:i w:val="false"/>
+          <w:iCs w:val="false"/>
+          <w:color w:val="2A2E38"/>
+          <w:sz w:val="19"/>
+          <w:szCs w:val="19"/>
+        </w:rPr>
+        <w:t xml:space="preserve">Нижнюю границу задаёт «Кло 17» на Староваганьковском. </w:t>
+      </w:r>
+      <w:r>
+        <w:rPr>
+          <w:rFonts w:ascii="Arial" w:cs="Arial" w:eastAsia="Arial" w:hAnsi="Arial"/>
+          <w:b/>
+          <w:bCs/>
+          <w:i w:val="false"/>
+          <w:iCs w:val="false"/>
+          <w:color w:val="2A2E38"/>
+          <w:sz w:val="19"/>
+          <w:szCs w:val="19"/>
+        </w:rPr>
+        <w:t xml:space="preserve">Тот же формат клубного дома в центре, те же 17 квартир без отделки от застройщика — самый близкий аналог по продукту. Метр там 2 627 тыс. ₽, то есть EDEN дороже на 67 %. С учётом отделки у обоих: 5 150 против 3 377 тыс. ₽ — разрыв 52 %.</w:t>
+      </w:r>
+    </w:p>
+    <w:p>
+      <w:pPr>
+        <w:spacing w:after="58" w:line="252" w:lineRule="auto"/>
+        <w:ind w:left="170" w:right="1560" w:hanging="170"/>
+      </w:pPr>
+      <w:r>
+        <w:rPr>
+          <w:rFonts w:ascii="Arial" w:cs="Arial" w:eastAsia="Arial" w:hAnsi="Arial"/>
+          <w:b/>
+          <w:bCs/>
+          <w:i w:val="false"/>
+          <w:iCs w:val="false"/>
+          <w:color w:val="A9762F"/>
+          <w:sz w:val="19"/>
+          <w:szCs w:val="19"/>
+        </w:rPr>
+        <w:t xml:space="preserve">—   </w:t>
+      </w:r>
+      <w:r>
+        <w:rPr>
+          <w:rFonts w:ascii="Arial" w:cs="Arial" w:eastAsia="Arial" w:hAnsi="Arial"/>
+          <w:b w:val="false"/>
+          <w:bCs w:val="false"/>
+          <w:i w:val="false"/>
+          <w:iCs w:val="false"/>
+          <w:color w:val="2A2E38"/>
+          <w:sz w:val="19"/>
+          <w:szCs w:val="19"/>
+        </w:rPr>
+        <w:t xml:space="preserve">Итого EDEN попадает в верхнюю часть диапазона, но не выше всех. </w:t>
+      </w:r>
+      <w:r>
+        <w:rPr>
+          <w:rFonts w:ascii="Arial" w:cs="Arial" w:eastAsia="Arial" w:hAnsi="Arial"/>
+          <w:b w:val="false"/>
+          <w:bCs w:val="false"/>
+          <w:i w:val="false"/>
+          <w:iCs w:val="false"/>
+          <w:color w:val="2A2E38"/>
+          <w:sz w:val="19"/>
+          <w:szCs w:val="19"/>
+        </w:rPr>
+        <w:t xml:space="preserve">Разброс метра по подборке — от 830 тыс. до 6 843 тыс. ₽. EDEN с расчётными 4 400 тыс. стоит между «Кло 17» и «Брюсовым», ближе к верхней границе.</w:t>
       </w:r>
     </w:p>
     <w:p>
@@ -5811,7 +6199,7 @@
           <w:sz w:val="19"/>
           <w:szCs w:val="19"/>
         </w:rPr>
-        <w:t xml:space="preserve">Двенадцать самых дорогих квартир формата EDEN — от 200 до 420 м² — из тех же пяти домов. Это то, что покупатель видит рядом.</w:t>
+        <w:t xml:space="preserve">Двенадцать самых дорогих квартир формата EDEN — от 200 до 420 м² — из тех же шести домов. Это то, что покупатель видит рядом.</w:t>
       </w:r>
     </w:p>
     <w:tbl>
@@ -6277,7 +6665,7 @@
               <w:spacing w:after="0" w:line="240" w:lineRule="auto"/>
               <w:jc w:val="center"/>
             </w:pPr>
-            <w:hyperlink w:history="1" r:id="rIduidyv5so-qyyechccmxfx">
+            <w:hyperlink w:history="1" r:id="rIdr2nsdzggc2r4-8bddy4wl">
               <w:r>
                 <w:rPr>
                   <w:rFonts w:ascii="Arial" w:cs="Arial" w:eastAsia="Arial" w:hAnsi="Arial"/>
@@ -6330,7 +6718,7 @@
                 <w:sz w:val="17"/>
                 <w:szCs w:val="17"/>
               </w:rPr>
-              <w:t xml:space="preserve">Фамильный дом Люче</w:t>
+              <w:t xml:space="preserve">Брюсов</w:t>
             </w:r>
           </w:p>
         </w:tc>
@@ -6368,7 +6756,7 @@
                 <w:sz w:val="17"/>
                 <w:szCs w:val="17"/>
               </w:rPr>
-              <w:t xml:space="preserve">268,2 м², эт. 5/7</w:t>
+              <w:t xml:space="preserve">329,3 м², эт. 5/6</w:t>
             </w:r>
           </w:p>
         </w:tc>
@@ -6406,7 +6794,7 @@
                 <w:sz w:val="17"/>
                 <w:szCs w:val="17"/>
               </w:rPr>
-              <w:t xml:space="preserve">дизайнерский</w:t>
+              <w:t xml:space="preserve">чистовая</w:t>
             </w:r>
           </w:p>
         </w:tc>
@@ -6444,7 +6832,7 @@
                 <w:sz w:val="17"/>
                 <w:szCs w:val="17"/>
               </w:rPr>
-              <w:t xml:space="preserve">871,7</w:t>
+              <w:t xml:space="preserve">1810,0</w:t>
             </w:r>
           </w:p>
         </w:tc>
@@ -6482,7 +6870,7 @@
                 <w:sz w:val="17"/>
                 <w:szCs w:val="17"/>
               </w:rPr>
-              <w:t xml:space="preserve">3 250 000</w:t>
+              <w:t xml:space="preserve">5 496 660</w:t>
             </w:r>
           </w:p>
         </w:tc>
@@ -6509,7 +6897,7 @@
               <w:spacing w:after="0" w:line="240" w:lineRule="auto"/>
               <w:jc w:val="center"/>
             </w:pPr>
-            <w:hyperlink w:history="1" r:id="rIdxwj6a4ihyfuueex43o5im">
+            <w:hyperlink w:history="1" r:id="rIdnfmurfryv9p3lfl1sxq8f">
               <w:r>
                 <w:rPr>
                   <w:rFonts w:ascii="Arial" w:cs="Arial" w:eastAsia="Arial" w:hAnsi="Arial"/>
@@ -6561,7 +6949,7 @@
                 <w:sz w:val="17"/>
                 <w:szCs w:val="17"/>
               </w:rPr>
-              <w:t xml:space="preserve">Никитский-6</w:t>
+              <w:t xml:space="preserve">Брюсов</w:t>
             </w:r>
           </w:p>
         </w:tc>
@@ -6598,7 +6986,7 @@
                 <w:sz w:val="17"/>
                 <w:szCs w:val="17"/>
               </w:rPr>
-              <w:t xml:space="preserve">254,1 м², эт. 4/8</w:t>
+              <w:t xml:space="preserve">208,7 м², эт. 6/6</w:t>
             </w:r>
           </w:p>
         </w:tc>
@@ -6672,7 +7060,7 @@
                 <w:sz w:val="17"/>
                 <w:szCs w:val="17"/>
               </w:rPr>
-              <w:t xml:space="preserve">869,0</w:t>
+              <w:t xml:space="preserve">1428,2</w:t>
             </w:r>
           </w:p>
         </w:tc>
@@ -6709,7 +7097,7 @@
                 <w:sz w:val="17"/>
                 <w:szCs w:val="17"/>
               </w:rPr>
-              <w:t xml:space="preserve">3 420 000</w:t>
+              <w:t xml:space="preserve">6 843 436</w:t>
             </w:r>
           </w:p>
         </w:tc>
@@ -6735,7 +7123,7 @@
               <w:spacing w:after="0" w:line="240" w:lineRule="auto"/>
               <w:jc w:val="center"/>
             </w:pPr>
-            <w:hyperlink w:history="1" r:id="rIdyox6ujwvzjyqdtxfeltr5">
+            <w:hyperlink w:history="1" r:id="rIdxx11ou2h-84evfwahif4b">
               <w:r>
                 <w:rPr>
                   <w:rFonts w:ascii="Arial" w:cs="Arial" w:eastAsia="Arial" w:hAnsi="Arial"/>
@@ -6788,7 +7176,7 @@
                 <w:sz w:val="17"/>
                 <w:szCs w:val="17"/>
               </w:rPr>
-              <w:t xml:space="preserve">Никитский-6</w:t>
+              <w:t xml:space="preserve">Брюсов</w:t>
             </w:r>
           </w:p>
         </w:tc>
@@ -6826,7 +7214,7 @@
                 <w:sz w:val="17"/>
                 <w:szCs w:val="17"/>
               </w:rPr>
-              <w:t xml:space="preserve">209,6 м², эт. 5/8</w:t>
+              <w:t xml:space="preserve">209,0 м², эт. 3/8</w:t>
             </w:r>
           </w:p>
         </w:tc>
@@ -6864,7 +7252,7 @@
                 <w:sz w:val="17"/>
                 <w:szCs w:val="17"/>
               </w:rPr>
-              <w:t xml:space="preserve">чистовая</w:t>
+              <w:t xml:space="preserve">не указана</w:t>
             </w:r>
           </w:p>
         </w:tc>
@@ -6902,7 +7290,7 @@
                 <w:sz w:val="17"/>
                 <w:szCs w:val="17"/>
               </w:rPr>
-              <w:t xml:space="preserve">830,0</w:t>
+              <w:t xml:space="preserve">1250,0</w:t>
             </w:r>
           </w:p>
         </w:tc>
@@ -6940,7 +7328,7 @@
                 <w:sz w:val="17"/>
                 <w:szCs w:val="17"/>
               </w:rPr>
-              <w:t xml:space="preserve">3 960 000</w:t>
+              <w:t xml:space="preserve">5 980 861</w:t>
             </w:r>
           </w:p>
         </w:tc>
@@ -6967,7 +7355,7 @@
               <w:spacing w:after="0" w:line="240" w:lineRule="auto"/>
               <w:jc w:val="center"/>
             </w:pPr>
-            <w:hyperlink w:history="1" r:id="rIdb7axcohob9rqu19y8ibje">
+            <w:hyperlink w:history="1" r:id="rIdvy_qhoxcgjpmp0matfi50">
               <w:r>
                 <w:rPr>
                   <w:rFonts w:ascii="Arial" w:cs="Arial" w:eastAsia="Arial" w:hAnsi="Arial"/>
@@ -7019,7 +7407,7 @@
                 <w:sz w:val="17"/>
                 <w:szCs w:val="17"/>
               </w:rPr>
-              <w:t xml:space="preserve">Фамильный дом Люче</w:t>
+              <w:t xml:space="preserve">Брюсов</w:t>
             </w:r>
           </w:p>
         </w:tc>
@@ -7056,7 +7444,7 @@
                 <w:sz w:val="17"/>
                 <w:szCs w:val="17"/>
               </w:rPr>
-              <w:t xml:space="preserve">262,8 м², эт. 5/7</w:t>
+              <w:t xml:space="preserve">231,6 м², эт. 2/6</w:t>
             </w:r>
           </w:p>
         </w:tc>
@@ -7093,7 +7481,7 @@
                 <w:sz w:val="17"/>
                 <w:szCs w:val="17"/>
               </w:rPr>
-              <w:t xml:space="preserve">дизайнерский</w:t>
+              <w:t xml:space="preserve">чистовая</w:t>
             </w:r>
           </w:p>
         </w:tc>
@@ -7130,7 +7518,7 @@
                 <w:sz w:val="17"/>
                 <w:szCs w:val="17"/>
               </w:rPr>
-              <w:t xml:space="preserve">788,3</w:t>
+              <w:t xml:space="preserve">1000,1</w:t>
             </w:r>
           </w:p>
         </w:tc>
@@ -7167,7 +7555,7 @@
                 <w:sz w:val="17"/>
                 <w:szCs w:val="17"/>
               </w:rPr>
-              <w:t xml:space="preserve">3 000 000</w:t>
+              <w:t xml:space="preserve">4 318 135</w:t>
             </w:r>
           </w:p>
         </w:tc>
@@ -7193,7 +7581,7 @@
               <w:spacing w:after="0" w:line="240" w:lineRule="auto"/>
               <w:jc w:val="center"/>
             </w:pPr>
-            <w:hyperlink w:history="1" r:id="rId_d1l04gnkjqhcvdezjmrg">
+            <w:hyperlink w:history="1" r:id="rIdngxtba3_0f4oshpfvgbe8">
               <w:r>
                 <w:rPr>
                   <w:rFonts w:ascii="Arial" w:cs="Arial" w:eastAsia="Arial" w:hAnsi="Arial"/>
@@ -7246,7 +7634,7 @@
                 <w:sz w:val="17"/>
                 <w:szCs w:val="17"/>
               </w:rPr>
-              <w:t xml:space="preserve">Никитский-6</w:t>
+              <w:t xml:space="preserve">Фамильный дом Люче</w:t>
             </w:r>
           </w:p>
         </w:tc>
@@ -7284,7 +7672,7 @@
                 <w:sz w:val="17"/>
                 <w:szCs w:val="17"/>
               </w:rPr>
-              <w:t xml:space="preserve">209,5 м², эт. 4/8</w:t>
+              <w:t xml:space="preserve">268,2 м², эт. 5/7</w:t>
             </w:r>
           </w:p>
         </w:tc>
@@ -7322,7 +7710,7 @@
                 <w:sz w:val="17"/>
                 <w:szCs w:val="17"/>
               </w:rPr>
-              <w:t xml:space="preserve">чистовая</w:t>
+              <w:t xml:space="preserve">дизайнерский</w:t>
             </w:r>
           </w:p>
         </w:tc>
@@ -7360,7 +7748,7 @@
                 <w:sz w:val="17"/>
                 <w:szCs w:val="17"/>
               </w:rPr>
-              <w:t xml:space="preserve">779,3</w:t>
+              <w:t xml:space="preserve">871,7</w:t>
             </w:r>
           </w:p>
         </w:tc>
@@ -7398,7 +7786,7 @@
                 <w:sz w:val="17"/>
                 <w:szCs w:val="17"/>
               </w:rPr>
-              <w:t xml:space="preserve">3 720 000</w:t>
+              <w:t xml:space="preserve">3 250 000</w:t>
             </w:r>
           </w:p>
         </w:tc>
@@ -7425,7 +7813,7 @@
               <w:spacing w:after="0" w:line="240" w:lineRule="auto"/>
               <w:jc w:val="center"/>
             </w:pPr>
-            <w:hyperlink w:history="1" r:id="rIdkrw-e8ogxpqol3wz_l6ym">
+            <w:hyperlink w:history="1" r:id="rId0ulqswr3ezliofqlabpeb">
               <w:r>
                 <w:rPr>
                   <w:rFonts w:ascii="Arial" w:cs="Arial" w:eastAsia="Arial" w:hAnsi="Arial"/>
@@ -7477,7 +7865,7 @@
                 <w:sz w:val="17"/>
                 <w:szCs w:val="17"/>
               </w:rPr>
-              <w:t xml:space="preserve">Фамильный дом Люче</w:t>
+              <w:t xml:space="preserve">Никитский-6</w:t>
             </w:r>
           </w:p>
         </w:tc>
@@ -7514,7 +7902,7 @@
                 <w:sz w:val="17"/>
                 <w:szCs w:val="17"/>
               </w:rPr>
-              <w:t xml:space="preserve">296,1 м², эт. 3/7</w:t>
+              <w:t xml:space="preserve">254,1 м², эт. 4/8</w:t>
             </w:r>
           </w:p>
         </w:tc>
@@ -7551,7 +7939,7 @@
                 <w:sz w:val="17"/>
                 <w:szCs w:val="17"/>
               </w:rPr>
-              <w:t xml:space="preserve">дизайнерский</w:t>
+              <w:t xml:space="preserve">чистовая</w:t>
             </w:r>
           </w:p>
         </w:tc>
@@ -7588,7 +7976,7 @@
                 <w:sz w:val="17"/>
                 <w:szCs w:val="17"/>
               </w:rPr>
-              <w:t xml:space="preserve">755,1</w:t>
+              <w:t xml:space="preserve">869,0</w:t>
             </w:r>
           </w:p>
         </w:tc>
@@ -7625,7 +8013,7 @@
                 <w:sz w:val="17"/>
                 <w:szCs w:val="17"/>
               </w:rPr>
-              <w:t xml:space="preserve">2 550 000</w:t>
+              <w:t xml:space="preserve">3 420 000</w:t>
             </w:r>
           </w:p>
         </w:tc>
@@ -7651,7 +8039,7 @@
               <w:spacing w:after="0" w:line="240" w:lineRule="auto"/>
               <w:jc w:val="center"/>
             </w:pPr>
-            <w:hyperlink w:history="1" r:id="rIddb4gta2_gezdr0hhohhzl">
+            <w:hyperlink w:history="1" r:id="rIddt97qoyd7epmvtivjdbpy">
               <w:r>
                 <w:rPr>
                   <w:rFonts w:ascii="Arial" w:cs="Arial" w:eastAsia="Arial" w:hAnsi="Arial"/>
@@ -7742,7 +8130,7 @@
                 <w:sz w:val="17"/>
                 <w:szCs w:val="17"/>
               </w:rPr>
-              <w:t xml:space="preserve">219,2 м², эт. 4/8</w:t>
+              <w:t xml:space="preserve">209,6 м², эт. 5/8</w:t>
             </w:r>
           </w:p>
         </w:tc>
@@ -7818,7 +8206,7 @@
                 <w:sz w:val="17"/>
                 <w:szCs w:val="17"/>
               </w:rPr>
-              <w:t xml:space="preserve">754,3</w:t>
+              <w:t xml:space="preserve">830,0</w:t>
             </w:r>
           </w:p>
         </w:tc>
@@ -7856,7 +8244,7 @@
                 <w:sz w:val="17"/>
                 <w:szCs w:val="17"/>
               </w:rPr>
-              <w:t xml:space="preserve">3 441 000</w:t>
+              <w:t xml:space="preserve">3 960 000</w:t>
             </w:r>
           </w:p>
         </w:tc>
@@ -7883,7 +8271,7 @@
               <w:spacing w:after="0" w:line="240" w:lineRule="auto"/>
               <w:jc w:val="center"/>
             </w:pPr>
-            <w:hyperlink w:history="1" r:id="rIdvx0sa4xvz3eyfjjxidwv9">
+            <w:hyperlink w:history="1" r:id="rId2zmydpmtrkuw0seijtrm0">
               <w:r>
                 <w:rPr>
                   <w:rFonts w:ascii="Arial" w:cs="Arial" w:eastAsia="Arial" w:hAnsi="Arial"/>
@@ -7935,7 +8323,7 @@
                 <w:sz w:val="17"/>
                 <w:szCs w:val="17"/>
               </w:rPr>
-              <w:t xml:space="preserve">Никитский-6</w:t>
+              <w:t xml:space="preserve">Фамильный дом Люче</w:t>
             </w:r>
           </w:p>
         </w:tc>
@@ -7972,7 +8360,7 @@
                 <w:sz w:val="17"/>
                 <w:szCs w:val="17"/>
               </w:rPr>
-              <w:t xml:space="preserve">276,3 м², эт. 3/8</w:t>
+              <w:t xml:space="preserve">262,8 м², эт. 5/7</w:t>
             </w:r>
           </w:p>
         </w:tc>
@@ -8009,7 +8397,7 @@
                 <w:sz w:val="17"/>
                 <w:szCs w:val="17"/>
               </w:rPr>
-              <w:t xml:space="preserve">чистовая</w:t>
+              <w:t xml:space="preserve">дизайнерский</w:t>
             </w:r>
           </w:p>
         </w:tc>
@@ -8046,7 +8434,7 @@
                 <w:sz w:val="17"/>
                 <w:szCs w:val="17"/>
               </w:rPr>
-              <w:t xml:space="preserve">737,9</w:t>
+              <w:t xml:space="preserve">788,3</w:t>
             </w:r>
           </w:p>
         </w:tc>
@@ -8083,7 +8471,7 @@
                 <w:sz w:val="17"/>
                 <w:szCs w:val="17"/>
               </w:rPr>
-              <w:t xml:space="preserve">2 670 500</w:t>
+              <w:t xml:space="preserve">3 000 000</w:t>
             </w:r>
           </w:p>
         </w:tc>
@@ -8109,7 +8497,7 @@
               <w:spacing w:after="0" w:line="240" w:lineRule="auto"/>
               <w:jc w:val="center"/>
             </w:pPr>
-            <w:hyperlink w:history="1" r:id="rIdqzbsabhmyj9xdkqemaoka">
+            <w:hyperlink w:history="1" r:id="rId1s9absjpjqblpua0akkpv">
               <w:r>
                 <w:rPr>
                   <w:rFonts w:ascii="Arial" w:cs="Arial" w:eastAsia="Arial" w:hAnsi="Arial"/>
@@ -8162,7 +8550,7 @@
                 <w:sz w:val="17"/>
                 <w:szCs w:val="17"/>
               </w:rPr>
-              <w:t xml:space="preserve">Фамильный дом Люче</w:t>
+              <w:t xml:space="preserve">Никитский-6</w:t>
             </w:r>
           </w:p>
         </w:tc>
@@ -8200,7 +8588,7 @@
                 <w:sz w:val="17"/>
                 <w:szCs w:val="17"/>
               </w:rPr>
-              <w:t xml:space="preserve">224,8 м², эт. 5/7</w:t>
+              <w:t xml:space="preserve">209,5 м², эт. 4/8</w:t>
             </w:r>
           </w:p>
         </w:tc>
@@ -8238,7 +8626,7 @@
                 <w:sz w:val="17"/>
                 <w:szCs w:val="17"/>
               </w:rPr>
-              <w:t xml:space="preserve">дизайнерский</w:t>
+              <w:t xml:space="preserve">чистовая</w:t>
             </w:r>
           </w:p>
         </w:tc>
@@ -8276,7 +8664,7 @@
                 <w:sz w:val="17"/>
                 <w:szCs w:val="17"/>
               </w:rPr>
-              <w:t xml:space="preserve">674,2</w:t>
+              <w:t xml:space="preserve">779,3</w:t>
             </w:r>
           </w:p>
         </w:tc>
@@ -8314,7 +8702,7 @@
                 <w:sz w:val="17"/>
                 <w:szCs w:val="17"/>
               </w:rPr>
-              <w:t xml:space="preserve">3 000 000</w:t>
+              <w:t xml:space="preserve">3 720 000</w:t>
             </w:r>
           </w:p>
         </w:tc>
@@ -8341,7 +8729,7 @@
               <w:spacing w:after="0" w:line="240" w:lineRule="auto"/>
               <w:jc w:val="center"/>
             </w:pPr>
-            <w:hyperlink w:history="1" r:id="rIdipv3a30benjj1v-pbe8tj">
+            <w:hyperlink w:history="1" r:id="rIdhrjpf0zx_kfkopsphyknt">
               <w:r>
                 <w:rPr>
                   <w:rFonts w:ascii="Arial" w:cs="Arial" w:eastAsia="Arial" w:hAnsi="Arial"/>
@@ -8430,7 +8818,7 @@
                 <w:sz w:val="17"/>
                 <w:szCs w:val="17"/>
               </w:rPr>
-              <w:t xml:space="preserve">271,6 м², эт. 2/7</w:t>
+              <w:t xml:space="preserve">296,1 м², эт. 3/7</w:t>
             </w:r>
           </w:p>
         </w:tc>
@@ -8504,7 +8892,7 @@
                 <w:sz w:val="17"/>
                 <w:szCs w:val="17"/>
               </w:rPr>
-              <w:t xml:space="preserve">665,4</w:t>
+              <w:t xml:space="preserve">755,1</w:t>
             </w:r>
           </w:p>
         </w:tc>
@@ -8541,7 +8929,7 @@
                 <w:sz w:val="17"/>
                 <w:szCs w:val="17"/>
               </w:rPr>
-              <w:t xml:space="preserve">2 450 000</w:t>
+              <w:t xml:space="preserve">2 550 000</w:t>
             </w:r>
           </w:p>
         </w:tc>
@@ -8567,7 +8955,7 @@
               <w:spacing w:after="0" w:line="240" w:lineRule="auto"/>
               <w:jc w:val="center"/>
             </w:pPr>
-            <w:hyperlink w:history="1" r:id="rIdnk735npfbargfw9wlvhoi">
+            <w:hyperlink w:history="1" r:id="rIdgnkpadqcciesv9eycawab">
               <w:r>
                 <w:rPr>
                   <w:rFonts w:ascii="Arial" w:cs="Arial" w:eastAsia="Arial" w:hAnsi="Arial"/>
@@ -8620,7 +9008,7 @@
                 <w:sz w:val="17"/>
                 <w:szCs w:val="17"/>
               </w:rPr>
-              <w:t xml:space="preserve">Кло 17 (Clos 17)</w:t>
+              <w:t xml:space="preserve">Никитский-6</w:t>
             </w:r>
           </w:p>
         </w:tc>
@@ -8658,7 +9046,7 @@
                 <w:sz w:val="17"/>
                 <w:szCs w:val="17"/>
               </w:rPr>
-              <w:t xml:space="preserve">219,9 м², эт. 5/7</w:t>
+              <w:t xml:space="preserve">219,2 м², эт. 4/8</w:t>
             </w:r>
           </w:p>
         </w:tc>
@@ -8696,7 +9084,7 @@
                 <w:sz w:val="17"/>
                 <w:szCs w:val="17"/>
               </w:rPr>
-              <w:t xml:space="preserve">без отделки</w:t>
+              <w:t xml:space="preserve">чистовая</w:t>
             </w:r>
           </w:p>
         </w:tc>
@@ -8734,7 +9122,7 @@
                 <w:sz w:val="17"/>
                 <w:szCs w:val="17"/>
               </w:rPr>
-              <w:t xml:space="preserve">659,7</w:t>
+              <w:t xml:space="preserve">754,3</w:t>
             </w:r>
           </w:p>
         </w:tc>
@@ -8772,7 +9160,7 @@
                 <w:sz w:val="17"/>
                 <w:szCs w:val="17"/>
               </w:rPr>
-              <w:t xml:space="preserve">3 750 000</w:t>
+              <w:t xml:space="preserve">3 441 000</w:t>
             </w:r>
           </w:p>
         </w:tc>
@@ -8799,7 +9187,7 @@
               <w:spacing w:after="0" w:line="240" w:lineRule="auto"/>
               <w:jc w:val="center"/>
             </w:pPr>
-            <w:hyperlink w:history="1" r:id="rIdmpsjqmx5nbefivo5t9z82">
+            <w:hyperlink w:history="1" r:id="rIdfn4nici54hs_pstv-icq2">
               <w:r>
                 <w:rPr>
                   <w:rFonts w:ascii="Arial" w:cs="Arial" w:eastAsia="Arial" w:hAnsi="Arial"/>
@@ -8852,7 +9240,7 @@
           <w:sz w:val="15"/>
           <w:szCs w:val="15"/>
         </w:rPr>
-        <w:t xml:space="preserve">Для квартир без отделки в последней колонке добавлены 750 тыс. ₽ за метр. Циан, 17.08.2026; ссылка ведёт на объявление.</w:t>
+        <w:t xml:space="preserve">Для квартир без отделки в последней колонке добавлены 750 тыс. ₽ за метр. Единственному лоту с неуказанной отделкой — вторичной квартире 209,0 м² в «Брюсове» — доплата не добавлена: это готовое жильё, а не бетон. Циан, 17.08.2026; ссылка ведёт на объявление.</w:t>
       </w:r>
     </w:p>
     <w:p>
@@ -8902,7 +9290,7 @@
           <w:sz w:val="19"/>
           <w:szCs w:val="19"/>
         </w:rPr>
-        <w:t xml:space="preserve">Дороже миллиарда рублей во всей подборке — всего два лота из семидесяти. </w:t>
+        <w:t xml:space="preserve">Дороже миллиарда рублей во всей подборке — шесть лотов из семидесяти четырёх, и четыре из них в «Брюсове». </w:t>
       </w:r>
       <w:r>
         <w:rPr>
@@ -8915,7 +9303,7 @@
           <w:sz w:val="19"/>
           <w:szCs w:val="19"/>
         </w:rPr>
-        <w:t xml:space="preserve">358,9 м² в «Фамильном доме Люче» за 2,15 млрд ₽ и 198,1 м² в «Stella di Mosca» за 1,07 млрд ₽. В EDEN же большинство из 22 резиденций по расчёту дороже миллиарда — то есть дом целиком встаёт в ту часть рынка, где сейчас стоят две квартиры.</w:t>
+        <w:t xml:space="preserve">Плюс 358,9 м² в «Фамильном доме Люче» за 2,15 млрд ₽ и 198,1 м² в «Stella di Mosca» за 1,07 млрд ₽. В EDEN же дороже миллиарда по расчёту большинство из 22 резиденций — то есть один дом добавит к этому сегменту втрое больше квартир, чем в нём сейчас стоит целиком по всей округе.</w:t>
       </w:r>
     </w:p>
     <w:p>
@@ -8947,7 +9335,52 @@
           <w:sz w:val="19"/>
           <w:szCs w:val="19"/>
         </w:rPr>
-        <w:t xml:space="preserve">Формат EDEN — квартиры от 200 м² — в подборке представлен неплохо: 26 лотов из 70. Так что дело не в том, что таких площадей нет рядом. Дело в цене, по которой они предлагаются.</w:t>
+        <w:t xml:space="preserve">Формат EDEN — квартиры от 200 м² — в подборке представлен неплохо: 30 лотов из 74. Так что дело не в том, что таких площадей нет рядом. Дело в цене, по которой они предлагаются.</w:t>
+      </w:r>
+    </w:p>
+    <w:p>
+      <w:pPr>
+        <w:spacing w:after="58" w:line="252" w:lineRule="auto"/>
+        <w:ind w:left="170" w:right="1560" w:hanging="170"/>
+      </w:pPr>
+      <w:r>
+        <w:rPr>
+          <w:rFonts w:ascii="Arial" w:cs="Arial" w:eastAsia="Arial" w:hAnsi="Arial"/>
+          <w:b/>
+          <w:bCs/>
+          <w:i w:val="false"/>
+          <w:iCs w:val="false"/>
+          <w:color w:val="A9762F"/>
+          <w:sz w:val="19"/>
+          <w:szCs w:val="19"/>
+        </w:rPr>
+        <w:t xml:space="preserve">—   </w:t>
+      </w:r>
+      <w:r>
+        <w:rPr>
+          <w:rFonts w:ascii="Arial" w:cs="Arial" w:eastAsia="Arial" w:hAnsi="Arial"/>
+          <w:b w:val="false"/>
+          <w:bCs w:val="false"/>
+          <w:i w:val="false"/>
+          <w:iCs w:val="false"/>
+          <w:color w:val="2A2E38"/>
+          <w:sz w:val="19"/>
+          <w:szCs w:val="19"/>
+        </w:rPr>
+        <w:t xml:space="preserve">И отдельно — про саму цифру 4,4 млн ₽ за метр. </w:t>
+      </w:r>
+      <w:r>
+        <w:rPr>
+          <w:rFonts w:ascii="Arial" w:cs="Arial" w:eastAsia="Arial" w:hAnsi="Arial"/>
+          <w:b/>
+          <w:bCs/>
+          <w:i w:val="false"/>
+          <w:iCs w:val="false"/>
+          <w:color w:val="2A2E38"/>
+          <w:sz w:val="19"/>
+          <w:szCs w:val="19"/>
+        </w:rPr>
+        <w:t xml:space="preserve">Она получена из формулировки «от 1,1 млрд ₽», то есть это цена самого дешёвого лота, а не средняя по дому. Средний метр по EDEN почти наверняка выше расчётного, и тогда разрыв с «Брюсовым» сокращается или исчезает вовсе. Пока прайса нет, точнее сказать нельзя — но ошибка здесь смещена в одну сторону: реальные цены будут не ниже расчётных.</w:t>
       </w:r>
     </w:p>
     <w:p>
@@ -12910,7 +13343,7 @@
           <w:sz w:val="19"/>
           <w:szCs w:val="19"/>
         </w:rPr>
-        <w:t xml:space="preserve">Цена выставлена выше всего, что продаётся рядом. </w:t>
+        <w:t xml:space="preserve">Цена — в верхней части рынка, но не выше всех. </w:t>
       </w:r>
       <w:r>
         <w:rPr>
@@ -12923,7 +13356,7 @@
           <w:sz w:val="19"/>
           <w:szCs w:val="19"/>
         </w:rPr>
-        <w:t xml:space="preserve">Расчётные 4,4 млн ₽ за метр дороже 67 квартир из 70 в пяти соседних клубных домах. Ближайший аналог по продукту — «Кло 17» без отделки — идёт по 2,63 млн ₽ за метр: EDEN дороже на 67 %. Единственный сопоставимый по цене «Stella di Mosca» — готовый дом с ремонтом, а не котлован.</w:t>
+        <w:t xml:space="preserve">Расчётные 4,4 млн ₽ за метр дороже 68 квартир из 74 в шести соседних клубных домах. Нижнюю границу задаёт «Кло 17» без отделки — 2,63 млн ₽ за метр, EDEN дороже на 67 %. Верхнюю держит «Брюсов» — 5,61 млн ₽ за метр «под ключ» против расчётных 5,15 млн у EDEN.</w:t>
       </w:r>
     </w:p>
     <w:p>
@@ -12955,7 +13388,7 @@
           <w:sz w:val="19"/>
           <w:szCs w:val="19"/>
         </w:rPr>
-        <w:t xml:space="preserve">Главный риск — ёмкость спроса. </w:t>
+        <w:t xml:space="preserve">И вот это — главный вопрос к цене. </w:t>
       </w:r>
       <w:r>
         <w:rPr>
@@ -12968,7 +13401,7 @@
           <w:sz w:val="19"/>
           <w:szCs w:val="19"/>
         </w:rPr>
-        <w:t xml:space="preserve">Дому нужно продавать около семи резиденций в год дороже миллиарда рублей. Весь московский рынок таких сделок — 20–25 в год, а во всей соседней подборке из 70 квартир дороже миллиарда стоят ровно две. Предложение при этом растёт быстрее спроса. Срок реализации будет длинным, и он должен быть в ожиданиях с самого начала.</w:t>
+        <w:t xml:space="preserve">«Брюсов» в полукилометре сдаётся в 2026 году и продаётся с готовой отделкой, EDEN — котлован со сдачей в 2029-м без отделки. Разница в метре «под ключ» между ними всего около 8 %. То есть за три года ожидания и строительный риск покупатель получает скидку меньше десятой части цены. Причём 4,4 млн — это цена «от», по самому дешёвому лоту; средний метр по дому будет выше, и эта разница может исчезнуть совсем.</w:t>
       </w:r>
     </w:p>
     <w:p>
@@ -13000,7 +13433,7 @@
           <w:sz w:val="19"/>
           <w:szCs w:val="19"/>
         </w:rPr>
-        <w:t xml:space="preserve">Конкуренты дешевле и готовы раньше. </w:t>
+        <w:t xml:space="preserve">Главный риск — ёмкость спроса. </w:t>
       </w:r>
       <w:r>
         <w:rPr>
@@ -13013,7 +13446,52 @@
           <w:sz w:val="19"/>
           <w:szCs w:val="19"/>
         </w:rPr>
-        <w:t xml:space="preserve">«Никитский-6» в трёхстах метрах — 3,19 млн ₽ за метр с чистовой отделкой и сдачей в 2026 году. «Фамильный дом Люче» от MR Group в двухстах метрах — 2,94 млн ₽ с отделкой, 26 квартир в продаже. «Кло 17» — 2,63 млн ₽ без отделки.</w:t>
+        <w:t xml:space="preserve">Дому нужно продавать около семи резиденций в год дороже миллиарда рублей. Весь московский рынок таких сделок — 20–25 в год, а во всей соседней подборке из 74 квартир дороже миллиарда стоят шесть, из них четыре — в одном «Брюсове». Предложение при этом растёт быстрее спроса. Срок реализации будет длинным, и он должен быть в ожиданиях с самого начала.</w:t>
+      </w:r>
+    </w:p>
+    <w:p>
+      <w:pPr>
+        <w:spacing w:after="58" w:line="252" w:lineRule="auto"/>
+        <w:ind w:left="170" w:right="1560" w:hanging="170"/>
+      </w:pPr>
+      <w:r>
+        <w:rPr>
+          <w:rFonts w:ascii="Arial" w:cs="Arial" w:eastAsia="Arial" w:hAnsi="Arial"/>
+          <w:b/>
+          <w:bCs/>
+          <w:i w:val="false"/>
+          <w:iCs w:val="false"/>
+          <w:color w:val="A9762F"/>
+          <w:sz w:val="19"/>
+          <w:szCs w:val="19"/>
+        </w:rPr>
+        <w:t xml:space="preserve">—   </w:t>
+      </w:r>
+      <w:r>
+        <w:rPr>
+          <w:rFonts w:ascii="Arial" w:cs="Arial" w:eastAsia="Arial" w:hAnsi="Arial"/>
+          <w:b w:val="false"/>
+          <w:bCs w:val="false"/>
+          <w:i w:val="false"/>
+          <w:iCs w:val="false"/>
+          <w:color w:val="2A2E38"/>
+          <w:sz w:val="19"/>
+          <w:szCs w:val="19"/>
+        </w:rPr>
+        <w:t xml:space="preserve">Почти все соседи дешевле и все готовы раньше. </w:t>
+      </w:r>
+      <w:r>
+        <w:rPr>
+          <w:rFonts w:ascii="Arial" w:cs="Arial" w:eastAsia="Arial" w:hAnsi="Arial"/>
+          <w:b/>
+          <w:bCs/>
+          <w:i w:val="false"/>
+          <w:iCs w:val="false"/>
+          <w:color w:val="2A2E38"/>
+          <w:sz w:val="19"/>
+          <w:szCs w:val="19"/>
+        </w:rPr>
+        <w:t xml:space="preserve">«Никитский-6» в ста пятидесяти метрах — 3,19 млн ₽ за метр с чистовой отделкой и сдачей в 2026 году. «Фамильный дом Люче» от MR Group в двухстах метрах — 2,94 млн ₽ с отделкой, 26 квартир в продаже. «Кло 17» — 2,63 млн ₽ без отделки. Единственное исключение по цене — «Брюсов», но и он сдаётся на три года раньше.</w:t>
       </w:r>
     </w:p>
     <w:p>
@@ -13151,7 +13629,7 @@
         </w:rPr>
         <w:t xml:space="preserve">Официальные сайты проекта и застройщика — eden.moscow, sense.ru — </w:t>
       </w:r>
-      <w:hyperlink w:history="1" r:id="rIdztmdfq6zu4ixyetlinzuq">
+      <w:hyperlink w:history="1" r:id="rIdgjoke4wiywvshtrlkv5di">
         <w:r>
           <w:rPr>
             <w:rFonts w:ascii="Arial" w:cs="Arial" w:eastAsia="Arial" w:hAnsi="Arial"/>
@@ -13198,7 +13676,7 @@
         </w:rPr>
         <w:t xml:space="preserve">Цена старта продаж («от 1,1 млрд ₽ за резиденцию площадью около 250 кв. м») и закрытый формат продаж — обзор рынка от 06.04.2026 — </w:t>
       </w:r>
-      <w:hyperlink w:history="1" r:id="rIdzbxcamflj0fh6thrbhvf7">
+      <w:hyperlink w:history="1" r:id="rId2qv63ororxlgzwcqmie1j">
         <w:r>
           <w:rPr>
             <w:rFonts w:ascii="Arial" w:cs="Arial" w:eastAsia="Arial" w:hAnsi="Arial"/>
@@ -13245,7 +13723,7 @@
         </w:rPr>
         <w:t xml:space="preserve">Параметры дома: площади, потолки, паркинг, лифты, участок, общая площадь — карточка проекта на «Элитное.ру» — </w:t>
       </w:r>
-      <w:hyperlink w:history="1" r:id="rIdrqspdi31bmsig7vwbrekh">
+      <w:hyperlink w:history="1" r:id="rIdcacyrtozmift8vi45lk8f">
         <w:r>
           <w:rPr>
             <w:rFonts w:ascii="Arial" w:cs="Arial" w:eastAsia="Arial" w:hAnsi="Arial"/>
@@ -13292,7 +13770,7 @@
         </w:rPr>
         <w:t xml:space="preserve">Состав квартир, срок сдачи, стадия строительства, отделка, эскроу — «Новострой-М» и «Новостроев» — </w:t>
       </w:r>
-      <w:hyperlink w:history="1" r:id="rId4tc7hizjqxncpcb2dg33l">
+      <w:hyperlink w:history="1" r:id="rId2-u02yvmlxspez5ebypbd">
         <w:r>
           <w:rPr>
             <w:rFonts w:ascii="Arial" w:cs="Arial" w:eastAsia="Arial" w:hAnsi="Arial"/>
@@ -13339,7 +13817,7 @@
         </w:rPr>
         <w:t xml:space="preserve">Застройщик и проектная декларация — ЕРЗ.РФ, ООО СЗ «СЕНС.КИСЛОВСКИЙ» — </w:t>
       </w:r>
-      <w:hyperlink w:history="1" r:id="rIdavi-ewe7vh9-vnchywwg6">
+      <w:hyperlink w:history="1" r:id="rIdummqex5etqpo5x3wwyj2z">
         <w:r>
           <w:rPr>
             <w:rFonts w:ascii="Arial" w:cs="Arial" w:eastAsia="Arial" w:hAnsi="Arial"/>
@@ -13386,7 +13864,7 @@
         </w:rPr>
         <w:t xml:space="preserve">Цены по элитным районам Москвы, число сделок и объём предложения в классе делюкс — NF Group, «Рынок элитной жилой недвижимости Москвы», отчёты за 2025 год и I полугодие 2026 — </w:t>
       </w:r>
-      <w:hyperlink w:history="1" r:id="rIdzfah0l92ds4800krdtp3m">
+      <w:hyperlink w:history="1" r:id="rId-wip4x7vcvtsvseah07fg">
         <w:r>
           <w:rPr>
             <w:rFonts w:ascii="Arial" w:cs="Arial" w:eastAsia="Arial" w:hAnsi="Arial"/>
@@ -13433,7 +13911,7 @@
         </w:rPr>
         <w:t xml:space="preserve">Сделки дороже 1 млрд ₽ — Whitewill, Kalinka Ecosystem и Intermark (РБК Недвижимость) — </w:t>
       </w:r>
-      <w:hyperlink w:history="1" r:id="rId9fvscedm_9mmi8yemqy05">
+      <w:hyperlink w:history="1" r:id="rIdd3ju4xwhr39yhqvd6rp3b">
         <w:r>
           <w:rPr>
             <w:rFonts w:ascii="Arial" w:cs="Arial" w:eastAsia="Arial" w:hAnsi="Arial"/>
@@ -13478,7 +13956,7 @@
           <w:sz w:val="16"/>
           <w:szCs w:val="16"/>
         </w:rPr>
-        <w:t xml:space="preserve">Цены конкурентов — выгрузки Циан от 17.08.2026 по пяти проектам: «Фамильный дом Люче» 26 лотов, «Кло 17» 17, «Никитский-6» 32 объявления на 16 лотов, Turandot Residences 8, Stella di Mosca 3. Всего 70 квартир после схлопывания дублей</w:t>
+        <w:t xml:space="preserve">Цены конкурентов — выгрузки Циан от 17.08.2026 по шести проектам: «Фамильный дом Люче» 26 лотов, «Кло 17» 17, «Никитский-6» 32 объявления на 16 лотов, Turandot Residences 8, «Брюсов» 4, Stella di Mosca 3. Всего 74 квартиры после схлопывания дублей</w:t>
       </w:r>
     </w:p>
     <w:p>
@@ -13510,9 +13988,56 @@
           <w:sz w:val="16"/>
           <w:szCs w:val="16"/>
         </w:rPr>
+        <w:t xml:space="preserve">Параметры и срок сдачи клубного дома «Брюсов» (Vos’hod, Брюсов пер., 2/14с10) — карточки проекта на «Новострой.ру» и «Элитное.ру» — </w:t>
+      </w:r>
+      <w:hyperlink w:history="1" r:id="rIdb-pzzzbyyzslhe8fplyl6">
+        <w:r>
+          <w:rPr>
+            <w:rFonts w:ascii="Arial" w:cs="Arial" w:eastAsia="Arial" w:hAnsi="Arial"/>
+            <w:b w:val="false"/>
+            <w:bCs w:val="false"/>
+            <w:i w:val="false"/>
+            <w:iCs w:val="false"/>
+            <w:color w:val="2C5FA8"/>
+            <w:sz w:val="16"/>
+            <w:szCs w:val="16"/>
+          </w:rPr>
+          <w:t xml:space="preserve">https://www.novostroy.ru/buildings/bryusov-by-loro-piana/</w:t>
+        </w:r>
+      </w:hyperlink>
+    </w:p>
+    <w:p>
+      <w:pPr>
+        <w:spacing w:after="32" w:line="206" w:lineRule="auto"/>
+        <w:ind w:left="170" w:right="1560" w:hanging="170"/>
+      </w:pPr>
+      <w:r>
+        <w:rPr>
+          <w:rFonts w:ascii="Arial" w:cs="Arial" w:eastAsia="Arial" w:hAnsi="Arial"/>
+          <w:b/>
+          <w:bCs/>
+          <w:i w:val="false"/>
+          <w:iCs w:val="false"/>
+          <w:color w:val="A9762F"/>
+          <w:sz w:val="19"/>
+          <w:szCs w:val="19"/>
+        </w:rPr>
+        <w:t xml:space="preserve">—   </w:t>
+      </w:r>
+      <w:r>
+        <w:rPr>
+          <w:rFonts w:ascii="Arial" w:cs="Arial" w:eastAsia="Arial" w:hAnsi="Arial"/>
+          <w:b w:val="false"/>
+          <w:bCs w:val="false"/>
+          <w:i w:val="false"/>
+          <w:iCs w:val="false"/>
+          <w:color w:val="70788A"/>
+          <w:sz w:val="16"/>
+          <w:szCs w:val="16"/>
+        </w:rPr>
         <w:t xml:space="preserve">Визуализации проекта, хроника согласований и отраслевые оценки цены — публикации в Telegram-каналах «Старты продаж» (посты 9568, 9725, 11406) и Property Insider (пост 32429), апрель 2024 — декабрь 2025 — </w:t>
       </w:r>
-      <w:hyperlink w:history="1" r:id="rIdekyhv-niqjtyxhcccpcty">
+      <w:hyperlink w:history="1" r:id="rIdcaihetgllymmwmqpwycta">
         <w:r>
           <w:rPr>
             <w:rFonts w:ascii="Arial" w:cs="Arial" w:eastAsia="Arial" w:hAnsi="Arial"/>
@@ -13559,7 +14084,7 @@
         </w:rPr>
         <w:t xml:space="preserve">Координаты для карты — OpenStreetMap по адресу и карточки проектов. Картографическая основа — Яндекс Карты — </w:t>
       </w:r>
-      <w:hyperlink w:history="1" r:id="rIdbrxsbrboiakck4wpndlvg">
+      <w:hyperlink w:history="1" r:id="rIdxv9ou7yyvemsdg9i4rj2-">
         <w:r>
           <w:rPr>
             <w:rFonts w:ascii="Arial" w:cs="Arial" w:eastAsia="Arial" w:hAnsi="Arial"/>

--- a/eden-brief/ЖК_EDEN_информационная_справка.docx
+++ b/eden-brief/ЖК_EDEN_информационная_справка.docx
@@ -286,7 +286,7 @@
                 <w:sz w:val="27"/>
                 <w:szCs w:val="27"/>
               </w:rPr>
-              <w:t xml:space="preserve">≈ 4,4 млн ₽</w:t>
+              <w:t xml:space="preserve">≈ 3,5 млн ₽</w:t>
             </w:r>
           </w:p>
           <w:p>
@@ -306,7 +306,7 @@
                 <w:sz w:val="13"/>
                 <w:szCs w:val="13"/>
               </w:rPr>
-              <w:t xml:space="preserve">Расчётная цена метра</w:t>
+              <w:t xml:space="preserve">Оценка цены метра</w:t>
             </w:r>
           </w:p>
         </w:tc>
@@ -1616,7 +1616,7 @@
                 <w:sz w:val="17"/>
                 <w:szCs w:val="17"/>
               </w:rPr>
-              <w:t xml:space="preserve">От 1,1 млрд ₽ · прайс не публикуется</w:t>
+              <w:t xml:space="preserve">От 1,1 млрд ₽ · оценка метра ≈ 3,5 млн ₽</w:t>
             </w:r>
           </w:p>
         </w:tc>
@@ -1656,7 +1656,7 @@
           <w:sz w:val="15"/>
           <w:szCs w:val="15"/>
         </w:rPr>
-        <w:t xml:space="preserve">Сам EDEN продаётся закрыто: публичной рекламной кампании нет, прайс-лист застройщик не публикует, объявлений на площадках нет. Единственная опубликованная ценовая цифра — старт продаж «от 1,1 млрд ₽ за резиденцию площадью около 250 кв. м», и всё, что посчитано из неё, помечено словом «расчёт». Зато по шести соседним клубным домам данные полные: 74 квартиры из выгрузок Циан от 17.08.2026.</w:t>
+        <w:t xml:space="preserve">Сам EDEN продаётся закрыто: рекламной кампании нет, прайс-лист не публикуется, объявлений на площадках нет. За базовую принята оценка 3,5 млн ₽ за метр, и всё посчитанное из неё помечено словом «оценка». Зато по шести соседним клубным домам данные полные: 74 квартиры из выгрузок Циан от 17.08.2026.</w:t>
       </w:r>
     </w:p>
     <w:p>
@@ -1759,7 +1759,7 @@
           <w:sz w:val="15"/>
           <w:szCs w:val="15"/>
         </w:rPr>
-        <w:t xml:space="preserve">Все шесть конкурентов стоят в пределах километра от EDEN, а четыре из них — ближе полукилометра. Это один и тот же кусок города вокруг «Арбатской», Воздвиженки и Большой Никитской. Цена метра в подписях — из выгрузок Циан от 17.08.2026, у EDEN — расчёт по старту продаж. «Stella di Mosca» (Б. Никитская, 9/15) в таблицах участвует, но на карту не нанесена: координаты дома подтвердить не удалось.</w:t>
+        <w:t xml:space="preserve">Все шесть конкурентов — в пределах километра от EDEN, четыре из них ближе полукилометра. Цена метра в подписях — из выгрузок Циан от 17.08.2026, у EDEN — оценка. «Stella di Mosca» (Б. Никитская, 9/15) в таблицах участвует, но на карту не нанесена: координаты дома подтвердить не удалось.</w:t>
       </w:r>
     </w:p>
     <w:p>
@@ -2549,7 +2549,7 @@
                 <w:sz w:val="17"/>
                 <w:szCs w:val="17"/>
               </w:rPr>
-              <w:t xml:space="preserve">≈ 0,5 млрд ₽</w:t>
+              <w:t xml:space="preserve">≈ 0,4 млрд ₽</w:t>
             </w:r>
           </w:p>
         </w:tc>
@@ -2703,7 +2703,7 @@
                 <w:sz w:val="17"/>
                 <w:szCs w:val="17"/>
               </w:rPr>
-              <w:t xml:space="preserve">≈ 1,0 – 1,3 млрд ₽</w:t>
+              <w:t xml:space="preserve">≈ 0,8 – 1,0 млрд ₽</w:t>
             </w:r>
           </w:p>
         </w:tc>
@@ -2853,7 +2853,7 @@
                 <w:sz w:val="17"/>
                 <w:szCs w:val="17"/>
               </w:rPr>
-              <w:t xml:space="preserve">≈ 1,0 – 1,8 млрд ₽</w:t>
+              <w:t xml:space="preserve">≈ 0,8 – 1,4 млрд ₽</w:t>
             </w:r>
           </w:p>
         </w:tc>
@@ -3007,7 +3007,7 @@
                 <w:sz w:val="17"/>
                 <w:szCs w:val="17"/>
               </w:rPr>
-              <w:t xml:space="preserve">≈ 27 млрд ₽</w:t>
+              <w:t xml:space="preserve">≈ 22 млрд ₽</w:t>
             </w:r>
           </w:p>
         </w:tc>
@@ -3047,7 +3047,7 @@
           <w:sz w:val="15"/>
           <w:szCs w:val="15"/>
         </w:rPr>
-        <w:t xml:space="preserve">Цены в последней колонке — расчёт: площади умножены на 4,4 млн ₽ за метр, полученные из опубликованного старта продаж. Застройщик поквартирный прайс не публикует, поэтому это порядок величины, а не прайс-лист.</w:t>
+        <w:t xml:space="preserve">Цены в последней колонке — оценка: площади умножены на 3,5 млн ₽ за метр. Застройщик поквартирный прайс не публикует, поэтому это порядок величины, а не прайс-лист.</w:t>
       </w:r>
     </w:p>
     <w:p>
@@ -3274,7 +3274,7 @@
           <w:sz w:val="19"/>
           <w:szCs w:val="19"/>
         </w:rPr>
-        <w:t xml:space="preserve">Прайс-листа у EDEN нет, поэтому отталкиваемся от единственной опубликованной цифры: старт продаж «от 1,1 млрд ₽ за резиденцию площадью около 250 кв. м». Делим одно на другое — получаем 4,4 млн ₽ за метр. А вот по конкурентам данные полные: шесть клубных домов в пешей доступности, 74 квартиры после схлопывания дублей.</w:t>
+        <w:t xml:space="preserve">Прайс-листа у EDEN нет, поэтому цена метра здесь — оценка: 3,5 млн ₽, откуда она берётся, разобрано первым пунктом после таблицы. А вот по конкурентам данные полные: шесть клубных домов в пешей доступности, 74 квартиры после схлопывания дублей.</w:t>
       </w:r>
     </w:p>
     <w:tbl>
@@ -3794,7 +3794,7 @@
                 <w:sz w:val="17"/>
                 <w:szCs w:val="17"/>
               </w:rPr>
-              <w:t xml:space="preserve">≈ 470–1 807</w:t>
+              <w:t xml:space="preserve">≈ 376–1 437</w:t>
             </w:r>
           </w:p>
         </w:tc>
@@ -3831,7 +3831,7 @@
                 <w:sz w:val="17"/>
                 <w:szCs w:val="17"/>
               </w:rPr>
-              <w:t xml:space="preserve">≈ 4 400 000</w:t>
+              <w:t xml:space="preserve">≈ 3 500 000</w:t>
             </w:r>
           </w:p>
         </w:tc>
@@ -3905,7 +3905,7 @@
                 <w:sz w:val="17"/>
                 <w:szCs w:val="17"/>
               </w:rPr>
-              <w:t xml:space="preserve">≈ 5 150 000</w:t>
+              <w:t xml:space="preserve">≈ 4 250 000</w:t>
             </w:r>
           </w:p>
         </w:tc>
@@ -5890,7 +5890,7 @@
           <w:sz w:val="19"/>
           <w:szCs w:val="19"/>
         </w:rPr>
-        <w:t xml:space="preserve">EDEN дороже 68 квартир из 74. </w:t>
+        <w:t xml:space="preserve">Откуда взялись 3,5 млн ₽ за метр. </w:t>
       </w:r>
       <w:r>
         <w:rPr>
@@ -5903,7 +5903,7 @@
           <w:sz w:val="19"/>
           <w:szCs w:val="19"/>
         </w:rPr>
-        <w:t xml:space="preserve">Средняя по конкурентам — 2 973 тыс. ₽ за метр, у EDEN расчётные 4 400 тыс.: это на 48 % выше. Более дорогой метр только у шести лотов, и половина из них — в одном доме.</w:t>
+        <w:t xml:space="preserve">Опубликована одна цифра — «от 1,1 млрд ₽ за резиденцию площадью около 250 кв. м». Делением получается 4,4 млн ₽ за метр, но это верхняя граница: формулировка описывает конкретный лот, а площадь в ней округлена. При 3,5 млн ₽ те же 1,1 млрд соответствуют резиденции 314 м², что ближе к реальному составу дома — средняя площадь 282 м², 18 квартир из 22 от четырёх комнат. Дальше в справке считается по 3,5 млн; 4,4 млн стоит держать в голове как потолок.</w:t>
       </w:r>
     </w:p>
     <w:p>
@@ -5935,7 +5935,7 @@
           <w:sz w:val="19"/>
           <w:szCs w:val="19"/>
         </w:rPr>
-        <w:t xml:space="preserve">Этот дом — «Брюсов», и он единственный, кто стоит дороже EDEN. </w:t>
+        <w:t xml:space="preserve">EDEN дороже 64 квартир из 74. </w:t>
       </w:r>
       <w:r>
         <w:rPr>
@@ -5948,7 +5948,7 @@
           <w:sz w:val="19"/>
           <w:szCs w:val="19"/>
         </w:rPr>
-        <w:t xml:space="preserve">Клубный дом Vos’hod в Брюсовом переулке, в полукилометре от EDEN. В продаже четыре резиденции 208,7–329,3 м² по 1,00–1,81 млрд ₽ — метр от 4 318 до 6 843 тыс. ₽, в среднем 5 608 тыс. Это выше расчётного метра EDEN «под ключ» (5 150 тыс.) на 9 %. То есть потолок цены в этой локации держит не EDEN, и потолок этот доказан живыми объявлениями.</w:t>
+        <w:t xml:space="preserve">Средняя по конкурентам — 2 973 тыс. ₽ за метр, у EDEN оценочные 3 500 тыс.: это на 18 % выше. Более дорогой метр у десяти лотов из 74.</w:t>
       </w:r>
     </w:p>
     <w:p>
@@ -5980,7 +5980,7 @@
           <w:sz w:val="19"/>
           <w:szCs w:val="19"/>
         </w:rPr>
-        <w:t xml:space="preserve">Но «Брюсов» сдаётся в 2026 году, а EDEN — в 2029-м. </w:t>
+        <w:t xml:space="preserve">Верхнюю границу рынка держит «Брюсов», и держит с большим отрывом. </w:t>
       </w:r>
       <w:r>
         <w:rPr>
@@ -5993,7 +5993,7 @@
           <w:sz w:val="19"/>
           <w:szCs w:val="19"/>
         </w:rPr>
-        <w:t xml:space="preserve">И квартиры в «Брюсове» идут с готовой отделкой по дизайну Loro Piana Interiors, а не с бетоном. Получается, что за котлован со сдачей через три года просят почти столько же, сколько за готовый дом с ремонтом: разница в метре — около 8 %. Это и есть вся премия покупателя за три года ожидания и за строительный риск.</w:t>
+        <w:t xml:space="preserve">Клубный дом Vos’hod в Брюсовом переулке, в полукилометре от EDEN: четыре резиденции 208,7–329,3 м² по 1,00–1,81 млрд ₽, метр от 4 318 до 6 843 тыс. ₽, в среднем 5 608 тыс. Это на 32 % выше метра EDEN «под ключ» (4 250 тыс.). Причём «Брюсов» сдаётся в 2026 году и продаётся с готовой отделкой по дизайну Loro Piana Interiors, а EDEN — котлован без отделки со сдачей в 2029-м. То есть по цене EDEN идёт заметно ниже проверенного потолка локации, и это его сильная сторона.</w:t>
       </w:r>
     </w:p>
     <w:p>
@@ -6038,7 +6038,7 @@
           <w:sz w:val="19"/>
           <w:szCs w:val="19"/>
         </w:rPr>
-        <w:t xml:space="preserve">Тот же формат клубного дома в центре, те же 17 квартир без отделки от застройщика — самый близкий аналог по продукту. Метр там 2 627 тыс. ₽, то есть EDEN дороже на 67 %. С учётом отделки у обоих: 5 150 против 3 377 тыс. ₽ — разрыв 52 %.</w:t>
+        <w:t xml:space="preserve">Тот же формат клубного дома в центре, те же 17 квартир без отделки от застройщика — самый близкий аналог по продукту. Метр там 2 627 тыс. ₽, то есть EDEN дороже на 33 %. С учётом отделки у обоих: 4 250 против 3 377 тыс. ₽ — разрыв 26 %.</w:t>
       </w:r>
     </w:p>
     <w:p>
@@ -6070,20 +6070,7 @@
           <w:sz w:val="19"/>
           <w:szCs w:val="19"/>
         </w:rPr>
-        <w:t xml:space="preserve">Итого EDEN попадает в верхнюю часть диапазона, но не выше всех. </w:t>
-      </w:r>
-      <w:r>
-        <w:rPr>
-          <w:rFonts w:ascii="Arial" w:cs="Arial" w:eastAsia="Arial" w:hAnsi="Arial"/>
-          <w:b w:val="false"/>
-          <w:bCs w:val="false"/>
-          <w:i w:val="false"/>
-          <w:iCs w:val="false"/>
-          <w:color w:val="2A2E38"/>
-          <w:sz w:val="19"/>
-          <w:szCs w:val="19"/>
-        </w:rPr>
-        <w:t xml:space="preserve">Разброс метра по подборке — от 830 тыс. до 6 843 тыс. ₽. EDEN с расчётными 4 400 тыс. стоит между «Кло 17» и «Брюсовым», ближе к верхней границе.</w:t>
+        <w:t xml:space="preserve">В деньгах по EDEN: самая маленькая резиденция 107,3 м² — около 376 млн ₽, самая большая 410,6 м² — около 1,44 млрд ₽, средняя — примерно 0,99 млрд ₽. Весь дом целиком — порядка 22 млрд ₽.</w:t>
       </w:r>
     </w:p>
     <w:p>
@@ -6115,26 +6102,7 @@
           <w:sz w:val="19"/>
           <w:szCs w:val="19"/>
         </w:rPr>
-        <w:t xml:space="preserve">В деньгах по EDEN: самая маленькая резиденция 107,3 м² — около 470 млн ₽, самая большая 410,6 м² — около 1,8 млрд ₽, средняя — примерно 1,24 млрд ₽. Весь дом целиком — порядка 27 млрд ₽.</w:t>
-      </w:r>
-    </w:p>
-    <w:p>
-      <w:pPr>
-        <w:spacing w:after="58" w:line="252" w:lineRule="auto"/>
-        <w:ind w:left="170" w:right="1560" w:hanging="170"/>
-      </w:pPr>
-      <w:r>
-        <w:rPr>
-          <w:rFonts w:ascii="Arial" w:cs="Arial" w:eastAsia="Arial" w:hAnsi="Arial"/>
-          <w:b/>
-          <w:bCs/>
-          <w:i w:val="false"/>
-          <w:iCs w:val="false"/>
-          <w:color w:val="A9762F"/>
-          <w:sz w:val="19"/>
-          <w:szCs w:val="19"/>
-        </w:rPr>
-        <w:t xml:space="preserve">—   </w:t>
+        <w:t xml:space="preserve">Ипотека в проекте не работает: </w:t>
       </w:r>
       <w:r>
         <w:rPr>
@@ -6147,20 +6115,7 @@
           <w:sz w:val="19"/>
           <w:szCs w:val="19"/>
         </w:rPr>
-        <w:t xml:space="preserve">Ипотека в проекте не работает. </w:t>
-      </w:r>
-      <w:r>
-        <w:rPr>
-          <w:rFonts w:ascii="Arial" w:cs="Arial" w:eastAsia="Arial" w:hAnsi="Arial"/>
-          <w:b w:val="false"/>
-          <w:bCs w:val="false"/>
-          <w:i w:val="false"/>
-          <w:iCs w:val="false"/>
-          <w:color w:val="2A2E38"/>
-          <w:sz w:val="19"/>
-          <w:szCs w:val="19"/>
-        </w:rPr>
-        <w:t xml:space="preserve">Порталы указывают, что ипотечные и военные программы по дому недоступны. Для сегмента это обычное дело: сделки идут за собственные средства, и круг покупателей ограничен наличием живых денег, а не кредитоспособностью.</w:t>
+        <w:t xml:space="preserve">ипотечные и военные программы по дому недоступны. Для сегмента это норма — сделки идут за собственные средства, и круг покупателей ограничен наличием живых денег, а не кредитоспособностью.</w:t>
       </w:r>
     </w:p>
     <w:p>
@@ -6665,7 +6620,7 @@
               <w:spacing w:after="0" w:line="240" w:lineRule="auto"/>
               <w:jc w:val="center"/>
             </w:pPr>
-            <w:hyperlink w:history="1" r:id="rIdr2nsdzggc2r4-8bddy4wl">
+            <w:hyperlink w:history="1" r:id="rIdgylgioly2juolhzn9j9ti">
               <w:r>
                 <w:rPr>
                   <w:rFonts w:ascii="Arial" w:cs="Arial" w:eastAsia="Arial" w:hAnsi="Arial"/>
@@ -6897,7 +6852,7 @@
               <w:spacing w:after="0" w:line="240" w:lineRule="auto"/>
               <w:jc w:val="center"/>
             </w:pPr>
-            <w:hyperlink w:history="1" r:id="rIdnfmurfryv9p3lfl1sxq8f">
+            <w:hyperlink w:history="1" r:id="rIdlzy8n6y0e7tgyi4peglwo">
               <w:r>
                 <w:rPr>
                   <w:rFonts w:ascii="Arial" w:cs="Arial" w:eastAsia="Arial" w:hAnsi="Arial"/>
@@ -7123,7 +7078,7 @@
               <w:spacing w:after="0" w:line="240" w:lineRule="auto"/>
               <w:jc w:val="center"/>
             </w:pPr>
-            <w:hyperlink w:history="1" r:id="rIdxx11ou2h-84evfwahif4b">
+            <w:hyperlink w:history="1" r:id="rIdgkxzkydai2du5f9qtt20t">
               <w:r>
                 <w:rPr>
                   <w:rFonts w:ascii="Arial" w:cs="Arial" w:eastAsia="Arial" w:hAnsi="Arial"/>
@@ -7355,7 +7310,7 @@
               <w:spacing w:after="0" w:line="240" w:lineRule="auto"/>
               <w:jc w:val="center"/>
             </w:pPr>
-            <w:hyperlink w:history="1" r:id="rIdvy_qhoxcgjpmp0matfi50">
+            <w:hyperlink w:history="1" r:id="rIdlyonzaoifrxz_jybprq5h">
               <w:r>
                 <w:rPr>
                   <w:rFonts w:ascii="Arial" w:cs="Arial" w:eastAsia="Arial" w:hAnsi="Arial"/>
@@ -7581,7 +7536,7 @@
               <w:spacing w:after="0" w:line="240" w:lineRule="auto"/>
               <w:jc w:val="center"/>
             </w:pPr>
-            <w:hyperlink w:history="1" r:id="rIdngxtba3_0f4oshpfvgbe8">
+            <w:hyperlink w:history="1" r:id="rIdn-1l7ca4fowta6tbyejh7">
               <w:r>
                 <w:rPr>
                   <w:rFonts w:ascii="Arial" w:cs="Arial" w:eastAsia="Arial" w:hAnsi="Arial"/>
@@ -7813,7 +7768,7 @@
               <w:spacing w:after="0" w:line="240" w:lineRule="auto"/>
               <w:jc w:val="center"/>
             </w:pPr>
-            <w:hyperlink w:history="1" r:id="rId0ulqswr3ezliofqlabpeb">
+            <w:hyperlink w:history="1" r:id="rIdvupzowffjyd1zc9nirxk8">
               <w:r>
                 <w:rPr>
                   <w:rFonts w:ascii="Arial" w:cs="Arial" w:eastAsia="Arial" w:hAnsi="Arial"/>
@@ -8039,7 +7994,7 @@
               <w:spacing w:after="0" w:line="240" w:lineRule="auto"/>
               <w:jc w:val="center"/>
             </w:pPr>
-            <w:hyperlink w:history="1" r:id="rIddt97qoyd7epmvtivjdbpy">
+            <w:hyperlink w:history="1" r:id="rId4n1wrj28h4ui-p8jluq1u">
               <w:r>
                 <w:rPr>
                   <w:rFonts w:ascii="Arial" w:cs="Arial" w:eastAsia="Arial" w:hAnsi="Arial"/>
@@ -8271,7 +8226,7 @@
               <w:spacing w:after="0" w:line="240" w:lineRule="auto"/>
               <w:jc w:val="center"/>
             </w:pPr>
-            <w:hyperlink w:history="1" r:id="rId2zmydpmtrkuw0seijtrm0">
+            <w:hyperlink w:history="1" r:id="rIddpipg_ewdzs-fety6j9qf">
               <w:r>
                 <w:rPr>
                   <w:rFonts w:ascii="Arial" w:cs="Arial" w:eastAsia="Arial" w:hAnsi="Arial"/>
@@ -8497,7 +8452,7 @@
               <w:spacing w:after="0" w:line="240" w:lineRule="auto"/>
               <w:jc w:val="center"/>
             </w:pPr>
-            <w:hyperlink w:history="1" r:id="rId1s9absjpjqblpua0akkpv">
+            <w:hyperlink w:history="1" r:id="rIdrwtevvzly2dmg8fzcpvsq">
               <w:r>
                 <w:rPr>
                   <w:rFonts w:ascii="Arial" w:cs="Arial" w:eastAsia="Arial" w:hAnsi="Arial"/>
@@ -8729,7 +8684,7 @@
               <w:spacing w:after="0" w:line="240" w:lineRule="auto"/>
               <w:jc w:val="center"/>
             </w:pPr>
-            <w:hyperlink w:history="1" r:id="rIdhrjpf0zx_kfkopsphyknt">
+            <w:hyperlink w:history="1" r:id="rIdysmaz-i5r-ph17i00mhio">
               <w:r>
                 <w:rPr>
                   <w:rFonts w:ascii="Arial" w:cs="Arial" w:eastAsia="Arial" w:hAnsi="Arial"/>
@@ -8955,7 +8910,7 @@
               <w:spacing w:after="0" w:line="240" w:lineRule="auto"/>
               <w:jc w:val="center"/>
             </w:pPr>
-            <w:hyperlink w:history="1" r:id="rIdgnkpadqcciesv9eycawab">
+            <w:hyperlink w:history="1" r:id="rIdlkg15nk5cbohfcye3zpds">
               <w:r>
                 <w:rPr>
                   <w:rFonts w:ascii="Arial" w:cs="Arial" w:eastAsia="Arial" w:hAnsi="Arial"/>
@@ -9187,7 +9142,7 @@
               <w:spacing w:after="0" w:line="240" w:lineRule="auto"/>
               <w:jc w:val="center"/>
             </w:pPr>
-            <w:hyperlink w:history="1" r:id="rIdfn4nici54hs_pstv-icq2">
+            <w:hyperlink w:history="1" r:id="rIdx8er9ten-m7r_k_lq42uh">
               <w:r>
                 <w:rPr>
                   <w:rFonts w:ascii="Arial" w:cs="Arial" w:eastAsia="Arial" w:hAnsi="Arial"/>
@@ -9303,7 +9258,7 @@
           <w:sz w:val="19"/>
           <w:szCs w:val="19"/>
         </w:rPr>
-        <w:t xml:space="preserve">Плюс 358,9 м² в «Фамильном доме Люче» за 2,15 млрд ₽ и 198,1 м² в «Stella di Mosca» за 1,07 млрд ₽. В EDEN же дороже миллиарда по расчёту большинство из 22 резиденций — то есть один дом добавит к этому сегменту втрое больше квартир, чем в нём сейчас стоит целиком по всей округе.</w:t>
+        <w:t xml:space="preserve">Плюс 358,9 м² в «Фамильном доме Люче» за 2,15 млрд ₽ и 198,1 м² в «Stella di Mosca» за 1,07 млрд ₽. При 3,5 млн ₽ за метр порог в миллиард у EDEN проходят резиденции от 286 м², то есть примерно половина дома — около десяти квартир из 22.</w:t>
       </w:r>
     </w:p>
     <w:p>
@@ -9367,7 +9322,7 @@
           <w:sz w:val="19"/>
           <w:szCs w:val="19"/>
         </w:rPr>
-        <w:t xml:space="preserve">И отдельно — про саму цифру 4,4 млн ₽ за метр. </w:t>
+        <w:t xml:space="preserve">И отдельно — про точность самой оценки. </w:t>
       </w:r>
       <w:r>
         <w:rPr>
@@ -9380,7 +9335,7 @@
           <w:sz w:val="19"/>
           <w:szCs w:val="19"/>
         </w:rPr>
-        <w:t xml:space="preserve">Она получена из формулировки «от 1,1 млрд ₽», то есть это цена самого дешёвого лота, а не средняя по дому. Средний метр по EDEN почти наверняка выше расчётного, и тогда разрыв с «Брюсовым» сокращается или исчезает вовсе. Пока прайса нет, точнее сказать нельзя — но ошибка здесь смещена в одну сторону: реальные цены будут не ниже расчётных.</w:t>
+        <w:t xml:space="preserve">3,5 млн ₽ за метр — это рабочая величина, а не прайс. Верхняя граница по опубликованному старту продаж — 4,4 млн; при ней средняя резиденция стоила бы 1,24 млрд вместо 0,99 млрд, а весь дом — 27 млрд вместо 22. Все выводы ниже устойчивы в этом диапазоне, но конкретные суммы поедут вслед за реальным прайсом.</w:t>
       </w:r>
     </w:p>
     <w:p>
@@ -11253,7 +11208,52 @@
           <w:sz w:val="19"/>
           <w:szCs w:val="19"/>
         </w:rPr>
-        <w:t xml:space="preserve">В EDEN 22 резиденции, и по расчётной цене большинство из них дороже миллиарда рублей. До сдачи дома 37 месяцев, то есть чуть больше трёх лет. Чтобы распродаться к вводу, дому нужно закрывать около семи таких сделок в год — а это 29–36 % всего московского рынка сделок дороже миллиарда, три года подряд.</w:t>
+        <w:t xml:space="preserve">До сдачи 37 месяцев, чуть больше трёх лет. Чтобы распродаться к вводу, дому нужно закрывать 7,1 сделки в год. От всего класса делюкс это немного — 2,4 % сделок 2025 года. Но средний чек здесь около 0,99 млрд ₽, то есть вдвое выше средней сделки в делюксе (437–515 млн ₽ по NF Group). Дом продаётся не в общий рынок, а в его верхушку.</w:t>
+      </w:r>
+    </w:p>
+    <w:p>
+      <w:pPr>
+        <w:spacing w:after="58" w:line="252" w:lineRule="auto"/>
+        <w:ind w:left="170" w:right="1560" w:hanging="170"/>
+      </w:pPr>
+      <w:r>
+        <w:rPr>
+          <w:rFonts w:ascii="Arial" w:cs="Arial" w:eastAsia="Arial" w:hAnsi="Arial"/>
+          <w:b/>
+          <w:bCs/>
+          <w:i w:val="false"/>
+          <w:iCs w:val="false"/>
+          <w:color w:val="A9762F"/>
+          <w:sz w:val="19"/>
+          <w:szCs w:val="19"/>
+        </w:rPr>
+        <w:t xml:space="preserve">—   </w:t>
+      </w:r>
+      <w:r>
+        <w:rPr>
+          <w:rFonts w:ascii="Arial" w:cs="Arial" w:eastAsia="Arial" w:hAnsi="Arial"/>
+          <w:b w:val="false"/>
+          <w:bCs w:val="false"/>
+          <w:i w:val="false"/>
+          <w:iCs w:val="false"/>
+          <w:color w:val="2A2E38"/>
+          <w:sz w:val="19"/>
+          <w:szCs w:val="19"/>
+        </w:rPr>
+        <w:t xml:space="preserve">И отдельно — по самым дорогим резиденциям. </w:t>
+      </w:r>
+      <w:r>
+        <w:rPr>
+          <w:rFonts w:ascii="Arial" w:cs="Arial" w:eastAsia="Arial" w:hAnsi="Arial"/>
+          <w:b/>
+          <w:bCs/>
+          <w:i w:val="false"/>
+          <w:iCs w:val="false"/>
+          <w:color w:val="2A2E38"/>
+          <w:sz w:val="19"/>
+          <w:szCs w:val="19"/>
+        </w:rPr>
+        <w:t xml:space="preserve">При 3,5 млн ₽ за метр дороже миллиарда стоят квартиры от 286 м², то есть примерно половина дома — около десяти лотов. На них нужно около 3,2 сделки в год, а это 13–16 % всего московского рынка сделок дороже миллиарда, три года подряд. Это и есть самое узкое место проекта.</w:t>
       </w:r>
     </w:p>
     <w:p>
@@ -13243,7 +13243,7 @@
           <w:sz w:val="19"/>
           <w:szCs w:val="19"/>
         </w:rPr>
-        <w:t xml:space="preserve">В декабре 2025 года в отраслевом канале прогнозировали, что Sense выйдет с ценой заметно выше рынка, а «Никитский-6» оценивали «на уровне 3 миллионов с метра». Обе оценки подтвердились: по нашим выгрузкам «Никитский-6» идёт по 3,19 млн ₽ за метр, а расчётная цена EDEN — 4,4 млн.</w:t>
+        <w:t xml:space="preserve">В декабре 2025 года в отраслевом канале прогнозировали, что Sense выйдет с ценой заметно выше рынка, а «Никитский-6» оценивали «на уровне 3 миллионов с метра». Оценка по «Никитскому-6» подтвердилась точно: по выгрузкам он идёт по 3,19 млн ₽ за метр. Насколько подтвердится вторая, покажет прайс: оценочные 3,5 млн у EDEN выше соседа лишь на 10 %, а верхняя граница 4,4 млн — уже на 38 %.</w:t>
       </w:r>
     </w:p>
     <w:p>
@@ -13343,7 +13343,7 @@
           <w:sz w:val="19"/>
           <w:szCs w:val="19"/>
         </w:rPr>
-        <w:t xml:space="preserve">Цена — в верхней части рынка, но не выше всех. </w:t>
+        <w:t xml:space="preserve">Цена по оценке в 3,5 млн ₽ за метр смотрится обоснованно. </w:t>
       </w:r>
       <w:r>
         <w:rPr>
@@ -13356,7 +13356,7 @@
           <w:sz w:val="19"/>
           <w:szCs w:val="19"/>
         </w:rPr>
-        <w:t xml:space="preserve">Расчётные 4,4 млн ₽ за метр дороже 68 квартир из 74 в шести соседних клубных домах. Нижнюю границу задаёт «Кло 17» без отделки — 2,63 млн ₽ за метр, EDEN дороже на 67 %. Верхнюю держит «Брюсов» — 5,61 млн ₽ за метр «под ключ» против расчётных 5,15 млн у EDEN.</w:t>
+        <w:t xml:space="preserve">Это дороже 64 квартир из 74 в шести соседних клубных домах и на 18 % выше средней по ним, но заметно ниже проверенного потолка локации. Нижнюю границу задаёт «Кло 17» без отделки — 2,63 млн ₽ за метр, EDEN дороже на 33 %. Верхнюю держит «Брюсов» — 5,61 млн ₽ за метр «под ключ» против 4,25 млн у EDEN, разрыв 32 %.</w:t>
       </w:r>
     </w:p>
     <w:p>
@@ -13388,7 +13388,7 @@
           <w:sz w:val="19"/>
           <w:szCs w:val="19"/>
         </w:rPr>
-        <w:t xml:space="preserve">И вот это — главный вопрос к цене. </w:t>
+        <w:t xml:space="preserve">Запас до потолка — главный аргумент за проект. </w:t>
       </w:r>
       <w:r>
         <w:rPr>
@@ -13401,7 +13401,7 @@
           <w:sz w:val="19"/>
           <w:szCs w:val="19"/>
         </w:rPr>
-        <w:t xml:space="preserve">«Брюсов» в полукилометре сдаётся в 2026 году и продаётся с готовой отделкой, EDEN — котлован со сдачей в 2029-м без отделки. Разница в метре «под ключ» между ними всего около 8 %. То есть за три года ожидания и строительный риск покупатель получает скидку меньше десятой части цены. Причём 4,4 млн — это цена «от», по самому дешёвому лоту; средний метр по дому будет выше, и эта разница может исчезнуть совсем.</w:t>
+        <w:t xml:space="preserve">«Брюсов» в полукилометре продаёт готовые квартиры с отделкой по 5,6 млн ₽ за метр и сдаётся в 2026 году. EDEN при 3,5 млн стоит на треть дешевле — и это разумная плата за то, что покупателю ждать три года и делать ремонт самому. Если же реальный прайс выйдет к верхней границе оценки, в 4,4 млн, этот запас почти исчезнет: метр «под ключ» станет 5,15 млн против 5,61 млн у готового соседа.</w:t>
       </w:r>
     </w:p>
     <w:p>
@@ -13446,7 +13446,7 @@
           <w:sz w:val="19"/>
           <w:szCs w:val="19"/>
         </w:rPr>
-        <w:t xml:space="preserve">Дому нужно продавать около семи резиденций в год дороже миллиарда рублей. Весь московский рынок таких сделок — 20–25 в год, а во всей соседней подборке из 74 квартир дороже миллиарда стоят шесть, из них четыре — в одном «Брюсове». Предложение при этом растёт быстрее спроса. Срок реализации будет длинным, и он должен быть в ожиданиях с самого начала.</w:t>
+        <w:t xml:space="preserve">Дому нужно продавать 7,1 резиденции в год со средним чеком около 0,99 млрд ₽ — вдвое выше средней сделки в делюксе. Примерно половина дома, около десяти лотов, дороже миллиарда: на них нужно 3,2 сделки в год, то есть 13–16 % всего московского рынка таких сделок, три года подряд. Предложение при этом растёт быстрее спроса. Срок реализации будет длинным, и он должен быть в ожиданиях с самого начала.</w:t>
       </w:r>
     </w:p>
     <w:p>
@@ -13478,7 +13478,7 @@
           <w:sz w:val="19"/>
           <w:szCs w:val="19"/>
         </w:rPr>
-        <w:t xml:space="preserve">Почти все соседи дешевле и все готовы раньше. </w:t>
+        <w:t xml:space="preserve">Все соседи готовы раньше, и это остаётся минусом. </w:t>
       </w:r>
       <w:r>
         <w:rPr>
@@ -13491,7 +13491,7 @@
           <w:sz w:val="19"/>
           <w:szCs w:val="19"/>
         </w:rPr>
-        <w:t xml:space="preserve">«Никитский-6» в ста пятидесяти метрах — 3,19 млн ₽ за метр с чистовой отделкой и сдачей в 2026 году. «Фамильный дом Люче» от MR Group в двухстах метрах — 2,94 млн ₽ с отделкой, 26 квартир в продаже. «Кло 17» — 2,63 млн ₽ без отделки. Единственное исключение по цене — «Брюсов», но и он сдаётся на три года раньше.</w:t>
+        <w:t xml:space="preserve">«Никитский-6» в ста пятидесяти метрах — 3,19 млн ₽ за метр с чистовой отделкой и сдачей в 2026 году. «Фамильный дом Люче» от MR Group в двухстах метрах — 2,94 млн ₽ с отделкой, 26 квартир в продаже. «Кло 17» — 2,63 млн ₽ без отделки. Все они дешевле EDEN по метру, но и разрыв невелик: у «Никитского-6» с отделкой метр всего на 9 % дешевле оценочного метра EDEN без отделки.</w:t>
       </w:r>
     </w:p>
     <w:p>
@@ -13536,7 +13536,7 @@
           <w:sz w:val="19"/>
           <w:szCs w:val="19"/>
         </w:rPr>
-        <w:t xml:space="preserve">Цены конкурентов взяты из выгрузок и достоверны, а цена самого EDEN построена на одной опубликованной цифре старта продаж: поквартирного прайса нет, объявлений на площадках нет. Как появится реальный прайс, всё помеченное словом «расчёт» нужно пересчитать.</w:t>
+        <w:t xml:space="preserve">Цены конкурентов взяты из выгрузок и достоверны, а метр EDEN — оценка: поквартирного прайса нет, объявлений на площадках нет. Диапазон оценки — 3,5–4,4 млн ₽ за метр, в справке считается по нижней границе. Как появится реальный прайс, всё помеченное словом «оценка» нужно пересчитать.</w:t>
       </w:r>
     </w:p>
     <w:p>
@@ -13629,7 +13629,7 @@
         </w:rPr>
         <w:t xml:space="preserve">Официальные сайты проекта и застройщика — eden.moscow, sense.ru — </w:t>
       </w:r>
-      <w:hyperlink w:history="1" r:id="rIdgjoke4wiywvshtrlkv5di">
+      <w:hyperlink w:history="1" r:id="rId__fhsw5bqjejnuzgcmvn7">
         <w:r>
           <w:rPr>
             <w:rFonts w:ascii="Arial" w:cs="Arial" w:eastAsia="Arial" w:hAnsi="Arial"/>
@@ -13676,7 +13676,7 @@
         </w:rPr>
         <w:t xml:space="preserve">Цена старта продаж («от 1,1 млрд ₽ за резиденцию площадью около 250 кв. м») и закрытый формат продаж — обзор рынка от 06.04.2026 — </w:t>
       </w:r>
-      <w:hyperlink w:history="1" r:id="rId2qv63ororxlgzwcqmie1j">
+      <w:hyperlink w:history="1" r:id="rIdtubmebhoxwwglueryzoaj">
         <w:r>
           <w:rPr>
             <w:rFonts w:ascii="Arial" w:cs="Arial" w:eastAsia="Arial" w:hAnsi="Arial"/>
@@ -13723,7 +13723,7 @@
         </w:rPr>
         <w:t xml:space="preserve">Параметры дома: площади, потолки, паркинг, лифты, участок, общая площадь — карточка проекта на «Элитное.ру» — </w:t>
       </w:r>
-      <w:hyperlink w:history="1" r:id="rIdcacyrtozmift8vi45lk8f">
+      <w:hyperlink w:history="1" r:id="rIdhmxzbtoz-ifvefy2wo4uj">
         <w:r>
           <w:rPr>
             <w:rFonts w:ascii="Arial" w:cs="Arial" w:eastAsia="Arial" w:hAnsi="Arial"/>
@@ -13770,7 +13770,7 @@
         </w:rPr>
         <w:t xml:space="preserve">Состав квартир, срок сдачи, стадия строительства, отделка, эскроу — «Новострой-М» и «Новостроев» — </w:t>
       </w:r>
-      <w:hyperlink w:history="1" r:id="rId2-u02yvmlxspez5ebypbd">
+      <w:hyperlink w:history="1" r:id="rIdcxdkmtejocibgzuo5ugjd">
         <w:r>
           <w:rPr>
             <w:rFonts w:ascii="Arial" w:cs="Arial" w:eastAsia="Arial" w:hAnsi="Arial"/>
@@ -13817,7 +13817,7 @@
         </w:rPr>
         <w:t xml:space="preserve">Застройщик и проектная декларация — ЕРЗ.РФ, ООО СЗ «СЕНС.КИСЛОВСКИЙ» — </w:t>
       </w:r>
-      <w:hyperlink w:history="1" r:id="rIdummqex5etqpo5x3wwyj2z">
+      <w:hyperlink w:history="1" r:id="rIdhgazpi9onueehdvcpldgq">
         <w:r>
           <w:rPr>
             <w:rFonts w:ascii="Arial" w:cs="Arial" w:eastAsia="Arial" w:hAnsi="Arial"/>
@@ -13862,9 +13862,9 @@
           <w:sz w:val="16"/>
           <w:szCs w:val="16"/>
         </w:rPr>
-        <w:t xml:space="preserve">Цены по элитным районам Москвы, число сделок и объём предложения в классе делюкс — NF Group, «Рынок элитной жилой недвижимости Москвы», отчёты за 2025 год и I полугодие 2026 — </w:t>
-      </w:r>
-      <w:hyperlink w:history="1" r:id="rId-wip4x7vcvtsvseah07fg">
+        <w:t xml:space="preserve">Цены по элитным районам, число сделок и объём предложения в делюксе — NF Group, отчёты за 2025 год и I полугодие 2026 — </w:t>
+      </w:r>
+      <w:hyperlink w:history="1" r:id="rId7nlqtzpydbizdc973gact">
         <w:r>
           <w:rPr>
             <w:rFonts w:ascii="Arial" w:cs="Arial" w:eastAsia="Arial" w:hAnsi="Arial"/>
@@ -13911,7 +13911,7 @@
         </w:rPr>
         <w:t xml:space="preserve">Сделки дороже 1 млрд ₽ — Whitewill, Kalinka Ecosystem и Intermark (РБК Недвижимость) — </w:t>
       </w:r>
-      <w:hyperlink w:history="1" r:id="rIdd3ju4xwhr39yhqvd6rp3b">
+      <w:hyperlink w:history="1" r:id="rId8dilb3xu0rfqh65bdlrlt">
         <w:r>
           <w:rPr>
             <w:rFonts w:ascii="Arial" w:cs="Arial" w:eastAsia="Arial" w:hAnsi="Arial"/>
@@ -13956,7 +13956,7 @@
           <w:sz w:val="16"/>
           <w:szCs w:val="16"/>
         </w:rPr>
-        <w:t xml:space="preserve">Цены конкурентов — выгрузки Циан от 17.08.2026 по шести проектам: «Фамильный дом Люче» 26 лотов, «Кло 17» 17, «Никитский-6» 32 объявления на 16 лотов, Turandot Residences 8, «Брюсов» 4, Stella di Mosca 3. Всего 74 квартиры после схлопывания дублей</w:t>
+        <w:t xml:space="preserve">Цены конкурентов — выгрузки Циан от 17.08.2026: «Люче» 26 лотов, «Кло 17» 17, «Никитский-6» 16, Turandot 8, «Брюсов» 4, Stella di Mosca 3 — всего 74 квартиры после схлопывания дублей</w:t>
       </w:r>
     </w:p>
     <w:p>
@@ -13988,9 +13988,9 @@
           <w:sz w:val="16"/>
           <w:szCs w:val="16"/>
         </w:rPr>
-        <w:t xml:space="preserve">Параметры и срок сдачи клубного дома «Брюсов» (Vos’hod, Брюсов пер., 2/14с10) — карточки проекта на «Новострой.ру» и «Элитное.ру» — </w:t>
-      </w:r>
-      <w:hyperlink w:history="1" r:id="rIdb-pzzzbyyzslhe8fplyl6">
+        <w:t xml:space="preserve">Параметры и срок сдачи клубного дома «Брюсов» (Vos’hod) — «Новострой.ру» и «Элитное.ру» — </w:t>
+      </w:r>
+      <w:hyperlink w:history="1" r:id="rId43gw0cdwucywdpyysf9ps">
         <w:r>
           <w:rPr>
             <w:rFonts w:ascii="Arial" w:cs="Arial" w:eastAsia="Arial" w:hAnsi="Arial"/>
@@ -14035,9 +14035,9 @@
           <w:sz w:val="16"/>
           <w:szCs w:val="16"/>
         </w:rPr>
-        <w:t xml:space="preserve">Визуализации проекта, хроника согласований и отраслевые оценки цены — публикации в Telegram-каналах «Старты продаж» (посты 9568, 9725, 11406) и Property Insider (пост 32429), апрель 2024 — декабрь 2025 — </w:t>
-      </w:r>
-      <w:hyperlink w:history="1" r:id="rIdcaihetgllymmwmqpwycta">
+        <w:t xml:space="preserve">Визуализации, хроника согласований и отраслевые оценки цены — Telegram-каналы «Старты продаж» (посты 9568, 9725, 11406) и Property Insider (32429), 2024–2025 — </w:t>
+      </w:r>
+      <w:hyperlink w:history="1" r:id="rIdpvgwqzl3xhimglxz3vlaj">
         <w:r>
           <w:rPr>
             <w:rFonts w:ascii="Arial" w:cs="Arial" w:eastAsia="Arial" w:hAnsi="Arial"/>
@@ -14084,7 +14084,7 @@
         </w:rPr>
         <w:t xml:space="preserve">Координаты для карты — OpenStreetMap по адресу и карточки проектов. Картографическая основа — Яндекс Карты — </w:t>
       </w:r>
-      <w:hyperlink w:history="1" r:id="rIdxv9ou7yyvemsdg9i4rj2-">
+      <w:hyperlink w:history="1" r:id="rIdg4k0tclormgpgylscako2">
         <w:r>
           <w:rPr>
             <w:rFonts w:ascii="Arial" w:cs="Arial" w:eastAsia="Arial" w:hAnsi="Arial"/>
@@ -14116,7 +14116,7 @@
           <w:sz w:val="15"/>
           <w:szCs w:val="15"/>
         </w:rPr>
-        <w:t xml:space="preserve">Справка подготовлена 02.08.2026 по открытым источникам. Застройщик поквартирный прайс не публикует; цена метра и производные от неё величины — расчёт по опубликованной цене старта продаж. Оценки носят справочный характер и не являются офертой или отчётом об оценке.</w:t>
+        <w:t xml:space="preserve">Справка подготовлена 02.08.2026 по открытым источникам. Цена метра EDEN и всё производное от неё — оценка, а не прайс. Документ носит справочный характер и не является офертой или отчётом об оценке.</w:t>
       </w:r>
     </w:p>
     <w:sectPr>

--- a/eden-brief/ЖК_EDEN_информационная_справка.docx
+++ b/eden-brief/ЖК_EDEN_информационная_справка.docx
@@ -3097,7 +3097,7 @@
           <w:sz w:val="19"/>
           <w:szCs w:val="19"/>
         </w:rPr>
-        <w:t xml:space="preserve">Дом штучный даже по меркам центра. </w:t>
+        <w:t xml:space="preserve">22 резиденции при средней площади 282 м² — это формат, где квартира занимает целый этаж или половину этажа. </w:t>
       </w:r>
       <w:r>
         <w:rPr>
@@ -3110,7 +3110,7 @@
           <w:sz w:val="19"/>
           <w:szCs w:val="19"/>
         </w:rPr>
-        <w:t xml:space="preserve">22 резиденции при средней площади 282 м² — это формат, где квартира занимает целый этаж или половину этажа. Потолки 3,6–4,2 метра, панорамное остекление, переменная этажность от шести до девяти этажей, чтобы вписаться в историческую застройку переулка.</w:t>
+        <w:t xml:space="preserve">Потолки 3,6–4,2 метра, панорамное остекление, переменная этажность от шести до девяти этажей, чтобы вписаться в историческую застройку переулка.</w:t>
       </w:r>
     </w:p>
     <w:p>
@@ -6620,7 +6620,7 @@
               <w:spacing w:after="0" w:line="240" w:lineRule="auto"/>
               <w:jc w:val="center"/>
             </w:pPr>
-            <w:hyperlink w:history="1" r:id="rIdgylgioly2juolhzn9j9ti">
+            <w:hyperlink w:history="1" r:id="rIdlhqkbqk9j-7tumio7widb">
               <w:r>
                 <w:rPr>
                   <w:rFonts w:ascii="Arial" w:cs="Arial" w:eastAsia="Arial" w:hAnsi="Arial"/>
@@ -6852,7 +6852,7 @@
               <w:spacing w:after="0" w:line="240" w:lineRule="auto"/>
               <w:jc w:val="center"/>
             </w:pPr>
-            <w:hyperlink w:history="1" r:id="rIdlzy8n6y0e7tgyi4peglwo">
+            <w:hyperlink w:history="1" r:id="rId1ek8h94wiqm3zpuunsl7h">
               <w:r>
                 <w:rPr>
                   <w:rFonts w:ascii="Arial" w:cs="Arial" w:eastAsia="Arial" w:hAnsi="Arial"/>
@@ -7078,7 +7078,7 @@
               <w:spacing w:after="0" w:line="240" w:lineRule="auto"/>
               <w:jc w:val="center"/>
             </w:pPr>
-            <w:hyperlink w:history="1" r:id="rIdgkxzkydai2du5f9qtt20t">
+            <w:hyperlink w:history="1" r:id="rIdi1azxkf4eb7uum_5x71it">
               <w:r>
                 <w:rPr>
                   <w:rFonts w:ascii="Arial" w:cs="Arial" w:eastAsia="Arial" w:hAnsi="Arial"/>
@@ -7310,7 +7310,7 @@
               <w:spacing w:after="0" w:line="240" w:lineRule="auto"/>
               <w:jc w:val="center"/>
             </w:pPr>
-            <w:hyperlink w:history="1" r:id="rIdlyonzaoifrxz_jybprq5h">
+            <w:hyperlink w:history="1" r:id="rId24vs3f4bou0tv7pqsoc4d">
               <w:r>
                 <w:rPr>
                   <w:rFonts w:ascii="Arial" w:cs="Arial" w:eastAsia="Arial" w:hAnsi="Arial"/>
@@ -7536,7 +7536,7 @@
               <w:spacing w:after="0" w:line="240" w:lineRule="auto"/>
               <w:jc w:val="center"/>
             </w:pPr>
-            <w:hyperlink w:history="1" r:id="rIdn-1l7ca4fowta6tbyejh7">
+            <w:hyperlink w:history="1" r:id="rIdnkdvxkpylp8sbqtkhyr6l">
               <w:r>
                 <w:rPr>
                   <w:rFonts w:ascii="Arial" w:cs="Arial" w:eastAsia="Arial" w:hAnsi="Arial"/>
@@ -7768,7 +7768,7 @@
               <w:spacing w:after="0" w:line="240" w:lineRule="auto"/>
               <w:jc w:val="center"/>
             </w:pPr>
-            <w:hyperlink w:history="1" r:id="rIdvupzowffjyd1zc9nirxk8">
+            <w:hyperlink w:history="1" r:id="rIdy2donyiain-bief-pzv5d">
               <w:r>
                 <w:rPr>
                   <w:rFonts w:ascii="Arial" w:cs="Arial" w:eastAsia="Arial" w:hAnsi="Arial"/>
@@ -7994,7 +7994,7 @@
               <w:spacing w:after="0" w:line="240" w:lineRule="auto"/>
               <w:jc w:val="center"/>
             </w:pPr>
-            <w:hyperlink w:history="1" r:id="rId4n1wrj28h4ui-p8jluq1u">
+            <w:hyperlink w:history="1" r:id="rId_n-1oq00l0e4ktvcwdps0">
               <w:r>
                 <w:rPr>
                   <w:rFonts w:ascii="Arial" w:cs="Arial" w:eastAsia="Arial" w:hAnsi="Arial"/>
@@ -8226,7 +8226,7 @@
               <w:spacing w:after="0" w:line="240" w:lineRule="auto"/>
               <w:jc w:val="center"/>
             </w:pPr>
-            <w:hyperlink w:history="1" r:id="rIddpipg_ewdzs-fety6j9qf">
+            <w:hyperlink w:history="1" r:id="rIdgcdpmqwep1alp1k6s85rr">
               <w:r>
                 <w:rPr>
                   <w:rFonts w:ascii="Arial" w:cs="Arial" w:eastAsia="Arial" w:hAnsi="Arial"/>
@@ -8452,7 +8452,7 @@
               <w:spacing w:after="0" w:line="240" w:lineRule="auto"/>
               <w:jc w:val="center"/>
             </w:pPr>
-            <w:hyperlink w:history="1" r:id="rIdrwtevvzly2dmg8fzcpvsq">
+            <w:hyperlink w:history="1" r:id="rIdwtia9z94igh6gpq9mk-qs">
               <w:r>
                 <w:rPr>
                   <w:rFonts w:ascii="Arial" w:cs="Arial" w:eastAsia="Arial" w:hAnsi="Arial"/>
@@ -8684,7 +8684,7 @@
               <w:spacing w:after="0" w:line="240" w:lineRule="auto"/>
               <w:jc w:val="center"/>
             </w:pPr>
-            <w:hyperlink w:history="1" r:id="rIdysmaz-i5r-ph17i00mhio">
+            <w:hyperlink w:history="1" r:id="rIdoz-lvppgy8pvwdvlvqshf">
               <w:r>
                 <w:rPr>
                   <w:rFonts w:ascii="Arial" w:cs="Arial" w:eastAsia="Arial" w:hAnsi="Arial"/>
@@ -8910,7 +8910,7 @@
               <w:spacing w:after="0" w:line="240" w:lineRule="auto"/>
               <w:jc w:val="center"/>
             </w:pPr>
-            <w:hyperlink w:history="1" r:id="rIdlkg15nk5cbohfcye3zpds">
+            <w:hyperlink w:history="1" r:id="rIdaon9eujeadqlg5jto8bks">
               <w:r>
                 <w:rPr>
                   <w:rFonts w:ascii="Arial" w:cs="Arial" w:eastAsia="Arial" w:hAnsi="Arial"/>
@@ -9142,7 +9142,7 @@
               <w:spacing w:after="0" w:line="240" w:lineRule="auto"/>
               <w:jc w:val="center"/>
             </w:pPr>
-            <w:hyperlink w:history="1" r:id="rIdx8er9ten-m7r_k_lq42uh">
+            <w:hyperlink w:history="1" r:id="rIdxi1yowklmqj2sghzodbia">
               <w:r>
                 <w:rPr>
                   <w:rFonts w:ascii="Arial" w:cs="Arial" w:eastAsia="Arial" w:hAnsi="Arial"/>
@@ -11150,7 +11150,7 @@
           <w:sz w:val="19"/>
           <w:szCs w:val="19"/>
         </w:rPr>
-        <w:t xml:space="preserve">Сегмент растёт, но остаётся крошечным. </w:t>
+        <w:t xml:space="preserve">Пять сделок дороже миллиарда за 2023 год, девять за 2024-й, двадцать за 2025-й. </w:t>
       </w:r>
       <w:r>
         <w:rPr>
@@ -11163,7 +11163,7 @@
           <w:sz w:val="19"/>
           <w:szCs w:val="19"/>
         </w:rPr>
-        <w:t xml:space="preserve">Пять сделок дороже миллиарда за 2023 год, девять за 2024-й, двадцать за 2025-й. Intermark оценивает годовой спрос в 20–25 таких лотов на всю Москву. При этом предложение растёт быстрее спроса: на март 2026 в продаже стояло 85 лотов дороже миллиарда против 73 годом ранее.</w:t>
+        <w:t xml:space="preserve">Intermark оценивает годовой спрос в 20–25 таких лотов на всю Москву. При этом предложение растёт быстрее спроса: на март 2026 в продаже стояло 85 лотов дороже миллиарда против 73 годом ранее.</w:t>
       </w:r>
     </w:p>
     <w:p>
@@ -11195,7 +11195,7 @@
           <w:sz w:val="19"/>
           <w:szCs w:val="19"/>
         </w:rPr>
-        <w:t xml:space="preserve">А теперь сопоставим. </w:t>
+        <w:t xml:space="preserve">До сдачи 37 месяцев, чуть больше трёх лет. </w:t>
       </w:r>
       <w:r>
         <w:rPr>
@@ -11208,7 +11208,7 @@
           <w:sz w:val="19"/>
           <w:szCs w:val="19"/>
         </w:rPr>
-        <w:t xml:space="preserve">До сдачи 37 месяцев, чуть больше трёх лет. Чтобы распродаться к вводу, дому нужно закрывать 7,1 сделки в год. От всего класса делюкс это немного — 2,4 % сделок 2025 года. Но средний чек здесь около 0,99 млрд ₽, то есть вдвое выше средней сделки в делюксе (437–515 млн ₽ по NF Group). Дом продаётся не в общий рынок, а в его верхушку.</w:t>
+        <w:t xml:space="preserve">Чтобы распродаться к вводу, дому нужно закрывать 7,1 сделки в год. От всего класса делюкс это немного — 2,4 % сделок 2025 года. Но средний чек здесь около 0,99 млрд ₽ — вдвое выше средней сделки в делюксе (437–515 млн ₽ по NF Group). Считать долю нужно от верхнего среза рынка, а он в разы уже.</w:t>
       </w:r>
     </w:p>
     <w:p>
@@ -11317,7 +11317,7 @@
           <w:sz w:val="19"/>
           <w:szCs w:val="19"/>
         </w:rPr>
-        <w:t xml:space="preserve">Плюс общий фон. </w:t>
+        <w:t xml:space="preserve">Класс делюкс за первое полугодие 2026 года дал 110 сделок против 300 за весь 2025-й — </w:t>
       </w:r>
       <w:r>
         <w:rPr>
@@ -11330,7 +11330,7 @@
           <w:sz w:val="19"/>
           <w:szCs w:val="19"/>
         </w:rPr>
-        <w:t xml:space="preserve">Класс делюкс за первое полугодие 2026 года дал 110 сделок против 300 за весь 2025-й — падение на 35 % к прошлому году. Одновременно объём предложения вырос до 1 090 квартир, плюс 11 %. Спрос сжимается, предложение растёт — NF Group прямо называет это «рынком покупателя».</w:t>
+        <w:t xml:space="preserve">— падение на 35 % к прошлому году. Одновременно объём предложения вырос до 1 090 квартир, плюс 11 %. Спрос сжимается, предложение растёт — NF Group прямо называет это «рынком покупателя».</w:t>
       </w:r>
     </w:p>
     <w:p>
@@ -13185,7 +13185,7 @@
           <w:sz w:val="19"/>
           <w:szCs w:val="19"/>
         </w:rPr>
-        <w:t xml:space="preserve">У архитектурной концепции есть спорный след. </w:t>
+        <w:t xml:space="preserve">С бюро Gregory Tuck Architects ранее работали над московскими проектами Lion Gate и Noble Row. </w:t>
       </w:r>
       <w:r>
         <w:rPr>
@@ -13198,7 +13198,7 @@
           <w:sz w:val="19"/>
           <w:szCs w:val="19"/>
         </w:rPr>
-        <w:t xml:space="preserve">С бюро Gregory Tuck Architects ранее работали над московскими проектами Lion Gate и Noble Row, и в отрасли обсуждается, насколько концепция EDEN самостоятельна. Для покупателя это вопрос не качества, а уникальности продукта, за которую в этом сегменте платят отдельно.</w:t>
+        <w:t xml:space="preserve">В отрасли из-за этого обсуждают, насколько концепция EDEN самостоятельна. На качество дома это не влияет, но в сегменте, где отдельно платят за уникальность, вопрос не праздный.</w:t>
       </w:r>
     </w:p>
     <w:p>
@@ -13298,7 +13298,7 @@
           <w:sz w:val="19"/>
           <w:szCs w:val="19"/>
         </w:rPr>
-        <w:t xml:space="preserve">Продукт редкий и по формату, и по адресу. </w:t>
+        <w:t xml:space="preserve">22 резиденции средней площадью 282 м² с потолками до 4,2 метра — в переулке между Большой Никитской и Воздвиженкой, в двухстах метрах от Александровского сада. </w:t>
       </w:r>
       <w:r>
         <w:rPr>
@@ -13311,7 +13311,7 @@
           <w:sz w:val="19"/>
           <w:szCs w:val="19"/>
         </w:rPr>
-        <w:t xml:space="preserve">22 резиденции средней площадью 282 м² с потолками до 4,2 метра в переулке между Большой Никитской и Воздвиженкой, в двухстах метрах от Александровского сада. Почти два машиноместа на квартиру для центра — отдельная ценность.</w:t>
+        <w:t xml:space="preserve">Почти два машиноместа на квартиру для центра — отдельная ценность.</w:t>
       </w:r>
     </w:p>
     <w:p>
@@ -13388,7 +13388,7 @@
           <w:sz w:val="19"/>
           <w:szCs w:val="19"/>
         </w:rPr>
-        <w:t xml:space="preserve">Запас до потолка — главный аргумент за проект. </w:t>
+        <w:t xml:space="preserve">«Брюсов» в полукилометре продаёт готовые квартиры с отделкой по 5,6 млн ₽ за метр и сдаётся в 2026 году. </w:t>
       </w:r>
       <w:r>
         <w:rPr>
@@ -13401,7 +13401,7 @@
           <w:sz w:val="19"/>
           <w:szCs w:val="19"/>
         </w:rPr>
-        <w:t xml:space="preserve">«Брюсов» в полукилометре продаёт готовые квартиры с отделкой по 5,6 млн ₽ за метр и сдаётся в 2026 году. EDEN при 3,5 млн стоит на треть дешевле — и это разумная плата за то, что покупателю ждать три года и делать ремонт самому. Если же реальный прайс выйдет к верхней границе оценки, в 4,4 млн, этот запас почти исчезнет: метр «под ключ» станет 5,15 млн против 5,61 млн у готового соседа.</w:t>
+        <w:t xml:space="preserve">EDEN при 3,5 млн стоит на треть дешевле — и это разумная плата за то, что покупателю ждать три года и делать ремонт самому. Если же реальный прайс выйдет к верхней границе оценки, в 4,4 млн, этот запас почти исчезнет: метр «под ключ» станет 5,15 млн против 5,61 млн у готового соседа.</w:t>
       </w:r>
     </w:p>
     <w:p>
@@ -13629,7 +13629,7 @@
         </w:rPr>
         <w:t xml:space="preserve">Официальные сайты проекта и застройщика — eden.moscow, sense.ru — </w:t>
       </w:r>
-      <w:hyperlink w:history="1" r:id="rId__fhsw5bqjejnuzgcmvn7">
+      <w:hyperlink w:history="1" r:id="rIdo52p6h2-rdnyn-k4z4op4">
         <w:r>
           <w:rPr>
             <w:rFonts w:ascii="Arial" w:cs="Arial" w:eastAsia="Arial" w:hAnsi="Arial"/>
@@ -13676,7 +13676,7 @@
         </w:rPr>
         <w:t xml:space="preserve">Цена старта продаж («от 1,1 млрд ₽ за резиденцию площадью около 250 кв. м») и закрытый формат продаж — обзор рынка от 06.04.2026 — </w:t>
       </w:r>
-      <w:hyperlink w:history="1" r:id="rIdtubmebhoxwwglueryzoaj">
+      <w:hyperlink w:history="1" r:id="rIdvuykdcvj_ugn-nuqtj88f">
         <w:r>
           <w:rPr>
             <w:rFonts w:ascii="Arial" w:cs="Arial" w:eastAsia="Arial" w:hAnsi="Arial"/>
@@ -13723,7 +13723,7 @@
         </w:rPr>
         <w:t xml:space="preserve">Параметры дома: площади, потолки, паркинг, лифты, участок, общая площадь — карточка проекта на «Элитное.ру» — </w:t>
       </w:r>
-      <w:hyperlink w:history="1" r:id="rIdhmxzbtoz-ifvefy2wo4uj">
+      <w:hyperlink w:history="1" r:id="rIdd6swquxe6ywrgswm95hmt">
         <w:r>
           <w:rPr>
             <w:rFonts w:ascii="Arial" w:cs="Arial" w:eastAsia="Arial" w:hAnsi="Arial"/>
@@ -13770,7 +13770,7 @@
         </w:rPr>
         <w:t xml:space="preserve">Состав квартир, срок сдачи, стадия строительства, отделка, эскроу — «Новострой-М» и «Новостроев» — </w:t>
       </w:r>
-      <w:hyperlink w:history="1" r:id="rIdcxdkmtejocibgzuo5ugjd">
+      <w:hyperlink w:history="1" r:id="rId8cpqqlw7bhofe4st7xkjy">
         <w:r>
           <w:rPr>
             <w:rFonts w:ascii="Arial" w:cs="Arial" w:eastAsia="Arial" w:hAnsi="Arial"/>
@@ -13817,7 +13817,7 @@
         </w:rPr>
         <w:t xml:space="preserve">Застройщик и проектная декларация — ЕРЗ.РФ, ООО СЗ «СЕНС.КИСЛОВСКИЙ» — </w:t>
       </w:r>
-      <w:hyperlink w:history="1" r:id="rIdhgazpi9onueehdvcpldgq">
+      <w:hyperlink w:history="1" r:id="rIdze8nyufxaoqtaqjfxi0fo">
         <w:r>
           <w:rPr>
             <w:rFonts w:ascii="Arial" w:cs="Arial" w:eastAsia="Arial" w:hAnsi="Arial"/>
@@ -13864,7 +13864,7 @@
         </w:rPr>
         <w:t xml:space="preserve">Цены по элитным районам, число сделок и объём предложения в делюксе — NF Group, отчёты за 2025 год и I полугодие 2026 — </w:t>
       </w:r>
-      <w:hyperlink w:history="1" r:id="rId7nlqtzpydbizdc973gact">
+      <w:hyperlink w:history="1" r:id="rIdg_hxv3fuhc1glwrjic3yg">
         <w:r>
           <w:rPr>
             <w:rFonts w:ascii="Arial" w:cs="Arial" w:eastAsia="Arial" w:hAnsi="Arial"/>
@@ -13911,7 +13911,7 @@
         </w:rPr>
         <w:t xml:space="preserve">Сделки дороже 1 млрд ₽ — Whitewill, Kalinka Ecosystem и Intermark (РБК Недвижимость) — </w:t>
       </w:r>
-      <w:hyperlink w:history="1" r:id="rId8dilb3xu0rfqh65bdlrlt">
+      <w:hyperlink w:history="1" r:id="rIdeqidiaz8ize8g-swv9tfy">
         <w:r>
           <w:rPr>
             <w:rFonts w:ascii="Arial" w:cs="Arial" w:eastAsia="Arial" w:hAnsi="Arial"/>
@@ -13990,7 +13990,7 @@
         </w:rPr>
         <w:t xml:space="preserve">Параметры и срок сдачи клубного дома «Брюсов» (Vos’hod) — «Новострой.ру» и «Элитное.ру» — </w:t>
       </w:r>
-      <w:hyperlink w:history="1" r:id="rId43gw0cdwucywdpyysf9ps">
+      <w:hyperlink w:history="1" r:id="rIdetitur2qsb7qa2sfdsksz">
         <w:r>
           <w:rPr>
             <w:rFonts w:ascii="Arial" w:cs="Arial" w:eastAsia="Arial" w:hAnsi="Arial"/>
@@ -14037,7 +14037,7 @@
         </w:rPr>
         <w:t xml:space="preserve">Визуализации, хроника согласований и отраслевые оценки цены — Telegram-каналы «Старты продаж» (посты 9568, 9725, 11406) и Property Insider (32429), 2024–2025 — </w:t>
       </w:r>
-      <w:hyperlink w:history="1" r:id="rIdpvgwqzl3xhimglxz3vlaj">
+      <w:hyperlink w:history="1" r:id="rIdjlfcf7juqtkogrhpdvn-1">
         <w:r>
           <w:rPr>
             <w:rFonts w:ascii="Arial" w:cs="Arial" w:eastAsia="Arial" w:hAnsi="Arial"/>
@@ -14084,7 +14084,7 @@
         </w:rPr>
         <w:t xml:space="preserve">Координаты для карты — OpenStreetMap по адресу и карточки проектов. Картографическая основа — Яндекс Карты — </w:t>
       </w:r>
-      <w:hyperlink w:history="1" r:id="rIdg4k0tclormgpgylscako2">
+      <w:hyperlink w:history="1" r:id="rIdwwx24ztvbrsijsm2srbyr">
         <w:r>
           <w:rPr>
             <w:rFonts w:ascii="Arial" w:cs="Arial" w:eastAsia="Arial" w:hAnsi="Arial"/>
